--- a/SET_210.05-0/protocol_SET_210.05-0.docx
+++ b/SET_210.05-0/protocol_SET_210.05-0.docx
@@ -53,7 +53,7 @@
         <w:rPr>
           <w:lang w:val="en-US"/>
         </w:rPr>
-        <w:t xml:space="preserve">ШЭТ 210.05-0</w:t>
+        <w:t>ШЭТ 210.05-0</w:t>
       </w:r>
       <w:r>
         <w:t>.</w:t>
@@ -240,13 +240,12 @@
               <w:ind w:right="282" w:firstLine="0"/>
               <w:jc w:val="left"/>
             </w:pPr>
-            <w:proofErr w:type="gramStart"/>
             <w:r>
               <w:rPr>
                 <w:color w:val="A6A6A6" w:themeColor="background1" w:themeShade="A6"/>
                 <w:lang w:val="en-US"/>
               </w:rPr>
-              <w:t xml:space="preserve">0.1</w:t>
+              <w:t>0.1</w:t>
             </w:r>
           </w:p>
         </w:tc>
@@ -291,13 +290,12 @@
                 <w:lang w:val="en-US"/>
               </w:rPr>
             </w:pPr>
-            <w:proofErr w:type="gramStart"/>
             <w:r>
               <w:rPr>
                 <w:color w:val="A6A6A6" w:themeColor="background1" w:themeShade="A6"/>
                 <w:lang w:val="en-US"/>
               </w:rPr>
-              <w:t xml:space="preserve">15.09.2026</w:t>
+              <w:t>15.09.2026</w:t>
             </w:r>
           </w:p>
         </w:tc>
@@ -3761,9 +3759,6 @@
       <w:pPr>
         <w:pStyle w:val="afff2"/>
         <w:ind w:right="282"/>
-        <w:rPr>
-          <w:lang w:val="en-US"/>
-        </w:rPr>
       </w:pPr>
     </w:p>
     <w:p>
@@ -3837,13 +3832,7 @@
     </w:p>
     <w:p>
       <w:pPr>
-        <w:pStyle w:val="11"/>
-        <w:numPr>
-          <w:ilvl w:val="0"/>
-          <w:numId w:val="0"/>
-        </w:numPr>
-        <w:ind w:left="357"/>
-        <w:jc w:val="center"/>
+        <w:pStyle w:val="afffff1"/>
         <w:rPr>
           <w:lang w:val="ru-RU"/>
         </w:rPr>
@@ -3996,14 +3985,12 @@
       <w:r>
         <w:fldChar w:fldCharType="end"/>
       </w:r>
-      <w:bookmarkStart w:id="0" w:name="_Toc239750458"/>
       <w:r>
         <w:rPr>
           <w:lang w:val="ru-RU"/>
         </w:rPr>
         <w:t>СОДЕРЖАНИЕ</w:t>
       </w:r>
-      <w:bookmarkEnd w:id="0"/>
     </w:p>
     <w:p>
       <w:pPr>
@@ -4022,6 +4009,9 @@
       </w:pPr>
       <w:r>
         <w:rPr>
+          <w:b w:val="0"/>
+          <w:bCs w:val="0"/>
+          <w:caps w:val="0"/>
           <w:snapToGrid/>
           <w:szCs w:val="24"/>
           <w:u w:val="single"/>
@@ -4034,22 +4024,45 @@
           <w:szCs w:val="24"/>
           <w:u w:val="single"/>
         </w:rPr>
-        <w:instrText xml:space="preserve"> TOC \o "1-1" \h \z \t "Заголовок 2;2;Заголовок 3;3;ДОК Заголовок 2;2;Подзаголовок;2;ДОК Текст 3уров 2-пункт;2;ДОК Текст 4уров 2-подраздел;2;ДОК Текст 4уров 3-пункт;3;ДОК Текст ур2 подраздел;2;ДОК Текст ур3 пункт;3;ДОК ПРИЛ ур2 раздел;3;ДОК Текст нумерованный;3" </w:instrText>
+        <w:instrText xml:space="preserve"> TOC \o "1-2" \h \z \u </w:instrText>
       </w:r>
       <w:r>
         <w:rPr>
+          <w:b w:val="0"/>
+          <w:bCs w:val="0"/>
+          <w:caps w:val="0"/>
           <w:snapToGrid/>
           <w:szCs w:val="24"/>
           <w:u w:val="single"/>
         </w:rPr>
         <w:fldChar w:fldCharType="separate"/>
       </w:r>
-      <w:hyperlink w:anchor="_Toc239750458" w:history="1">
+      <w:hyperlink w:anchor="_Toc240365938" w:history="1">
         <w:r>
           <w:rPr>
             <w:rStyle w:val="afff4"/>
           </w:rPr>
-          <w:t>СОДЕРЖАНИЕ</w:t>
+          <w:t>1</w:t>
+        </w:r>
+        <w:r>
+          <w:rPr>
+            <w:rFonts w:asciiTheme="minorHAnsi" w:eastAsiaTheme="minorEastAsia" w:hAnsiTheme="minorHAnsi" w:cstheme="minorBidi"/>
+            <w:b w:val="0"/>
+            <w:bCs w:val="0"/>
+            <w:caps w:val="0"/>
+            <w:snapToGrid/>
+            <w:color w:val="auto"/>
+            <w:kern w:val="2"/>
+            <w:szCs w:val="24"/>
+            <w14:ligatures w14:val="standardContextual"/>
+          </w:rPr>
+          <w:tab/>
+        </w:r>
+        <w:r>
+          <w:rPr>
+            <w:rStyle w:val="afff4"/>
+          </w:rPr>
+          <w:t>Климатические условия проведения испытаний</w:t>
         </w:r>
         <w:r>
           <w:rPr>
@@ -4067,7 +4080,7 @@
           <w:rPr>
             <w:webHidden/>
           </w:rPr>
-          <w:instrText xml:space="preserve"> PAGEREF _Toc239750458 \h </w:instrText>
+          <w:instrText xml:space="preserve"> PAGEREF _Toc240365938 \h </w:instrText>
         </w:r>
         <w:r>
           <w:rPr>
@@ -4084,7 +4097,7 @@
           <w:rPr>
             <w:webHidden/>
           </w:rPr>
-          <w:t>3</w:t>
+          <w:t>5</w:t>
         </w:r>
         <w:r>
           <w:rPr>
@@ -4096,13 +4109,1264 @@
     </w:p>
     <w:p>
       <w:pPr>
+        <w:pStyle w:val="16"/>
+        <w:rPr>
+          <w:rFonts w:asciiTheme="minorHAnsi" w:eastAsiaTheme="minorEastAsia" w:hAnsiTheme="minorHAnsi" w:cstheme="minorBidi"/>
+          <w:b w:val="0"/>
+          <w:bCs w:val="0"/>
+          <w:caps w:val="0"/>
+          <w:snapToGrid/>
+          <w:color w:val="auto"/>
+          <w:kern w:val="2"/>
+          <w:szCs w:val="24"/>
+          <w14:ligatures w14:val="standardContextual"/>
+        </w:rPr>
+      </w:pPr>
+      <w:hyperlink w:anchor="_Toc240365939" w:history="1">
+        <w:r>
+          <w:rPr>
+            <w:rStyle w:val="afff4"/>
+          </w:rPr>
+          <w:t>2</w:t>
+        </w:r>
+        <w:r>
+          <w:rPr>
+            <w:rFonts w:asciiTheme="minorHAnsi" w:eastAsiaTheme="minorEastAsia" w:hAnsiTheme="minorHAnsi" w:cstheme="minorBidi"/>
+            <w:b w:val="0"/>
+            <w:bCs w:val="0"/>
+            <w:caps w:val="0"/>
+            <w:snapToGrid/>
+            <w:color w:val="auto"/>
+            <w:kern w:val="2"/>
+            <w:szCs w:val="24"/>
+            <w14:ligatures w14:val="standardContextual"/>
+          </w:rPr>
+          <w:tab/>
+        </w:r>
+        <w:r>
+          <w:rPr>
+            <w:rStyle w:val="afff4"/>
+          </w:rPr>
+          <w:t>Основные технические данные</w:t>
+        </w:r>
+        <w:r>
+          <w:rPr>
+            <w:webHidden/>
+          </w:rPr>
+          <w:tab/>
+        </w:r>
+        <w:r>
+          <w:rPr>
+            <w:webHidden/>
+          </w:rPr>
+          <w:fldChar w:fldCharType="begin"/>
+        </w:r>
+        <w:r>
+          <w:rPr>
+            <w:webHidden/>
+          </w:rPr>
+          <w:instrText xml:space="preserve"> PAGEREF _Toc240365939 \h </w:instrText>
+        </w:r>
+        <w:r>
+          <w:rPr>
+            <w:webHidden/>
+          </w:rPr>
+        </w:r>
+        <w:r>
+          <w:rPr>
+            <w:webHidden/>
+          </w:rPr>
+          <w:fldChar w:fldCharType="separate"/>
+        </w:r>
+        <w:r>
+          <w:rPr>
+            <w:webHidden/>
+          </w:rPr>
+          <w:t>5</w:t>
+        </w:r>
+        <w:r>
+          <w:rPr>
+            <w:webHidden/>
+          </w:rPr>
+          <w:fldChar w:fldCharType="end"/>
+        </w:r>
+      </w:hyperlink>
+    </w:p>
+    <w:p>
+      <w:pPr>
+        <w:pStyle w:val="25"/>
+        <w:rPr>
+          <w:rFonts w:asciiTheme="minorHAnsi" w:eastAsiaTheme="minorEastAsia" w:hAnsiTheme="minorHAnsi" w:cstheme="minorBidi"/>
+          <w:bCs w:val="0"/>
+          <w:snapToGrid/>
+          <w:color w:val="auto"/>
+          <w:kern w:val="2"/>
+          <w:szCs w:val="24"/>
+          <w14:ligatures w14:val="standardContextual"/>
+        </w:rPr>
+      </w:pPr>
+      <w:hyperlink w:anchor="_Toc240365940" w:history="1">
+        <w:r>
+          <w:rPr>
+            <w:rStyle w:val="afff4"/>
+          </w:rPr>
+          <w:t>2.1</w:t>
+        </w:r>
+        <w:r>
+          <w:rPr>
+            <w:rFonts w:asciiTheme="minorHAnsi" w:eastAsiaTheme="minorEastAsia" w:hAnsiTheme="minorHAnsi" w:cstheme="minorBidi"/>
+            <w:bCs w:val="0"/>
+            <w:snapToGrid/>
+            <w:color w:val="auto"/>
+            <w:kern w:val="2"/>
+            <w:szCs w:val="24"/>
+            <w14:ligatures w14:val="standardContextual"/>
+          </w:rPr>
+          <w:tab/>
+        </w:r>
+        <w:r>
+          <w:rPr>
+            <w:rStyle w:val="afff4"/>
+          </w:rPr>
+          <w:t>Устройство</w:t>
+        </w:r>
+        <w:r>
+          <w:rPr>
+            <w:webHidden/>
+          </w:rPr>
+          <w:tab/>
+        </w:r>
+        <w:r>
+          <w:rPr>
+            <w:webHidden/>
+          </w:rPr>
+          <w:fldChar w:fldCharType="begin"/>
+        </w:r>
+        <w:r>
+          <w:rPr>
+            <w:webHidden/>
+          </w:rPr>
+          <w:instrText xml:space="preserve"> PAGEREF _Toc240365940 \h </w:instrText>
+        </w:r>
+        <w:r>
+          <w:rPr>
+            <w:webHidden/>
+          </w:rPr>
+        </w:r>
+        <w:r>
+          <w:rPr>
+            <w:webHidden/>
+          </w:rPr>
+          <w:fldChar w:fldCharType="separate"/>
+        </w:r>
+        <w:r>
+          <w:rPr>
+            <w:webHidden/>
+          </w:rPr>
+          <w:t>5</w:t>
+        </w:r>
+        <w:r>
+          <w:rPr>
+            <w:webHidden/>
+          </w:rPr>
+          <w:fldChar w:fldCharType="end"/>
+        </w:r>
+      </w:hyperlink>
+    </w:p>
+    <w:p>
+      <w:pPr>
+        <w:pStyle w:val="25"/>
+        <w:rPr>
+          <w:rFonts w:asciiTheme="minorHAnsi" w:eastAsiaTheme="minorEastAsia" w:hAnsiTheme="minorHAnsi" w:cstheme="minorBidi"/>
+          <w:bCs w:val="0"/>
+          <w:snapToGrid/>
+          <w:color w:val="auto"/>
+          <w:kern w:val="2"/>
+          <w:szCs w:val="24"/>
+          <w14:ligatures w14:val="standardContextual"/>
+        </w:rPr>
+      </w:pPr>
+      <w:hyperlink w:anchor="_Toc240365941" w:history="1">
+        <w:r>
+          <w:rPr>
+            <w:rStyle w:val="afff4"/>
+          </w:rPr>
+          <w:t>2.2</w:t>
+        </w:r>
+        <w:r>
+          <w:rPr>
+            <w:rFonts w:asciiTheme="minorHAnsi" w:eastAsiaTheme="minorEastAsia" w:hAnsiTheme="minorHAnsi" w:cstheme="minorBidi"/>
+            <w:bCs w:val="0"/>
+            <w:snapToGrid/>
+            <w:color w:val="auto"/>
+            <w:kern w:val="2"/>
+            <w:szCs w:val="24"/>
+            <w14:ligatures w14:val="standardContextual"/>
+          </w:rPr>
+          <w:tab/>
+        </w:r>
+        <w:r>
+          <w:rPr>
+            <w:rStyle w:val="afff4"/>
+          </w:rPr>
+          <w:t>Защищаемое оборудование</w:t>
+        </w:r>
+        <w:r>
+          <w:rPr>
+            <w:webHidden/>
+          </w:rPr>
+          <w:tab/>
+        </w:r>
+        <w:r>
+          <w:rPr>
+            <w:webHidden/>
+          </w:rPr>
+          <w:fldChar w:fldCharType="begin"/>
+        </w:r>
+        <w:r>
+          <w:rPr>
+            <w:webHidden/>
+          </w:rPr>
+          <w:instrText xml:space="preserve"> PAGEREF _Toc240365941 \h </w:instrText>
+        </w:r>
+        <w:r>
+          <w:rPr>
+            <w:webHidden/>
+          </w:rPr>
+        </w:r>
+        <w:r>
+          <w:rPr>
+            <w:webHidden/>
+          </w:rPr>
+          <w:fldChar w:fldCharType="separate"/>
+        </w:r>
+        <w:r>
+          <w:rPr>
+            <w:webHidden/>
+          </w:rPr>
+          <w:t>5</w:t>
+        </w:r>
+        <w:r>
+          <w:rPr>
+            <w:webHidden/>
+          </w:rPr>
+          <w:fldChar w:fldCharType="end"/>
+        </w:r>
+      </w:hyperlink>
+    </w:p>
+    <w:p>
+      <w:pPr>
+        <w:pStyle w:val="16"/>
+        <w:rPr>
+          <w:rFonts w:asciiTheme="minorHAnsi" w:eastAsiaTheme="minorEastAsia" w:hAnsiTheme="minorHAnsi" w:cstheme="minorBidi"/>
+          <w:b w:val="0"/>
+          <w:bCs w:val="0"/>
+          <w:caps w:val="0"/>
+          <w:snapToGrid/>
+          <w:color w:val="auto"/>
+          <w:kern w:val="2"/>
+          <w:szCs w:val="24"/>
+          <w14:ligatures w14:val="standardContextual"/>
+        </w:rPr>
+      </w:pPr>
+      <w:hyperlink w:anchor="_Toc240365942" w:history="1">
+        <w:r>
+          <w:rPr>
+            <w:rStyle w:val="afff4"/>
+          </w:rPr>
+          <w:t>3</w:t>
+        </w:r>
+        <w:r>
+          <w:rPr>
+            <w:rFonts w:asciiTheme="minorHAnsi" w:eastAsiaTheme="minorEastAsia" w:hAnsiTheme="minorHAnsi" w:cstheme="minorBidi"/>
+            <w:b w:val="0"/>
+            <w:bCs w:val="0"/>
+            <w:caps w:val="0"/>
+            <w:snapToGrid/>
+            <w:color w:val="auto"/>
+            <w:kern w:val="2"/>
+            <w:szCs w:val="24"/>
+            <w14:ligatures w14:val="standardContextual"/>
+          </w:rPr>
+          <w:tab/>
+        </w:r>
+        <w:r>
+          <w:rPr>
+            <w:rStyle w:val="afff4"/>
+          </w:rPr>
+          <w:t>Дополнительные сведения</w:t>
+        </w:r>
+        <w:r>
+          <w:rPr>
+            <w:webHidden/>
+          </w:rPr>
+          <w:tab/>
+        </w:r>
+        <w:r>
+          <w:rPr>
+            <w:webHidden/>
+          </w:rPr>
+          <w:fldChar w:fldCharType="begin"/>
+        </w:r>
+        <w:r>
+          <w:rPr>
+            <w:webHidden/>
+          </w:rPr>
+          <w:instrText xml:space="preserve"> PAGEREF _Toc240365942 \h </w:instrText>
+        </w:r>
+        <w:r>
+          <w:rPr>
+            <w:webHidden/>
+          </w:rPr>
+        </w:r>
+        <w:r>
+          <w:rPr>
+            <w:webHidden/>
+          </w:rPr>
+          <w:fldChar w:fldCharType="separate"/>
+        </w:r>
+        <w:r>
+          <w:rPr>
+            <w:webHidden/>
+          </w:rPr>
+          <w:t>5</w:t>
+        </w:r>
+        <w:r>
+          <w:rPr>
+            <w:webHidden/>
+          </w:rPr>
+          <w:fldChar w:fldCharType="end"/>
+        </w:r>
+      </w:hyperlink>
+    </w:p>
+    <w:p>
+      <w:pPr>
+        <w:pStyle w:val="16"/>
+        <w:rPr>
+          <w:rFonts w:asciiTheme="minorHAnsi" w:eastAsiaTheme="minorEastAsia" w:hAnsiTheme="minorHAnsi" w:cstheme="minorBidi"/>
+          <w:b w:val="0"/>
+          <w:bCs w:val="0"/>
+          <w:caps w:val="0"/>
+          <w:snapToGrid/>
+          <w:color w:val="auto"/>
+          <w:kern w:val="2"/>
+          <w:szCs w:val="24"/>
+          <w14:ligatures w14:val="standardContextual"/>
+        </w:rPr>
+      </w:pPr>
+      <w:hyperlink w:anchor="_Toc240365943" w:history="1">
+        <w:r>
+          <w:rPr>
+            <w:rStyle w:val="afff4"/>
+          </w:rPr>
+          <w:t>4</w:t>
+        </w:r>
+        <w:r>
+          <w:rPr>
+            <w:rFonts w:asciiTheme="minorHAnsi" w:eastAsiaTheme="minorEastAsia" w:hAnsiTheme="minorHAnsi" w:cstheme="minorBidi"/>
+            <w:b w:val="0"/>
+            <w:bCs w:val="0"/>
+            <w:caps w:val="0"/>
+            <w:snapToGrid/>
+            <w:color w:val="auto"/>
+            <w:kern w:val="2"/>
+            <w:szCs w:val="24"/>
+            <w14:ligatures w14:val="standardContextual"/>
+          </w:rPr>
+          <w:tab/>
+        </w:r>
+        <w:r>
+          <w:rPr>
+            <w:rStyle w:val="afff4"/>
+          </w:rPr>
+          <w:t>Уставки и конфигурация</w:t>
+        </w:r>
+        <w:r>
+          <w:rPr>
+            <w:webHidden/>
+          </w:rPr>
+          <w:tab/>
+        </w:r>
+        <w:r>
+          <w:rPr>
+            <w:webHidden/>
+          </w:rPr>
+          <w:fldChar w:fldCharType="begin"/>
+        </w:r>
+        <w:r>
+          <w:rPr>
+            <w:webHidden/>
+          </w:rPr>
+          <w:instrText xml:space="preserve"> PAGEREF _Toc240365943 \h </w:instrText>
+        </w:r>
+        <w:r>
+          <w:rPr>
+            <w:webHidden/>
+          </w:rPr>
+        </w:r>
+        <w:r>
+          <w:rPr>
+            <w:webHidden/>
+          </w:rPr>
+          <w:fldChar w:fldCharType="separate"/>
+        </w:r>
+        <w:r>
+          <w:rPr>
+            <w:webHidden/>
+          </w:rPr>
+          <w:t>6</w:t>
+        </w:r>
+        <w:r>
+          <w:rPr>
+            <w:webHidden/>
+          </w:rPr>
+          <w:fldChar w:fldCharType="end"/>
+        </w:r>
+      </w:hyperlink>
+    </w:p>
+    <w:p>
+      <w:pPr>
+        <w:pStyle w:val="16"/>
+        <w:rPr>
+          <w:rFonts w:asciiTheme="minorHAnsi" w:eastAsiaTheme="minorEastAsia" w:hAnsiTheme="minorHAnsi" w:cstheme="minorBidi"/>
+          <w:b w:val="0"/>
+          <w:bCs w:val="0"/>
+          <w:caps w:val="0"/>
+          <w:snapToGrid/>
+          <w:color w:val="auto"/>
+          <w:kern w:val="2"/>
+          <w:szCs w:val="24"/>
+          <w14:ligatures w14:val="standardContextual"/>
+        </w:rPr>
+      </w:pPr>
+      <w:hyperlink w:anchor="_Toc240365944" w:history="1">
+        <w:r>
+          <w:rPr>
+            <w:rStyle w:val="afff4"/>
+          </w:rPr>
+          <w:t>5</w:t>
+        </w:r>
+        <w:r>
+          <w:rPr>
+            <w:rFonts w:asciiTheme="minorHAnsi" w:eastAsiaTheme="minorEastAsia" w:hAnsiTheme="minorHAnsi" w:cstheme="minorBidi"/>
+            <w:b w:val="0"/>
+            <w:bCs w:val="0"/>
+            <w:caps w:val="0"/>
+            <w:snapToGrid/>
+            <w:color w:val="auto"/>
+            <w:kern w:val="2"/>
+            <w:szCs w:val="24"/>
+            <w14:ligatures w14:val="standardContextual"/>
+          </w:rPr>
+          <w:tab/>
+        </w:r>
+        <w:r>
+          <w:rPr>
+            <w:rStyle w:val="afff4"/>
+          </w:rPr>
+          <w:t>Внешний осмотр</w:t>
+        </w:r>
+        <w:r>
+          <w:rPr>
+            <w:webHidden/>
+          </w:rPr>
+          <w:tab/>
+        </w:r>
+        <w:r>
+          <w:rPr>
+            <w:webHidden/>
+          </w:rPr>
+          <w:fldChar w:fldCharType="begin"/>
+        </w:r>
+        <w:r>
+          <w:rPr>
+            <w:webHidden/>
+          </w:rPr>
+          <w:instrText xml:space="preserve"> PAGEREF _Toc240365944 \h </w:instrText>
+        </w:r>
+        <w:r>
+          <w:rPr>
+            <w:webHidden/>
+          </w:rPr>
+        </w:r>
+        <w:r>
+          <w:rPr>
+            <w:webHidden/>
+          </w:rPr>
+          <w:fldChar w:fldCharType="separate"/>
+        </w:r>
+        <w:r>
+          <w:rPr>
+            <w:webHidden/>
+          </w:rPr>
+          <w:t>6</w:t>
+        </w:r>
+        <w:r>
+          <w:rPr>
+            <w:webHidden/>
+          </w:rPr>
+          <w:fldChar w:fldCharType="end"/>
+        </w:r>
+      </w:hyperlink>
+    </w:p>
+    <w:p>
+      <w:pPr>
+        <w:pStyle w:val="16"/>
+        <w:rPr>
+          <w:rFonts w:asciiTheme="minorHAnsi" w:eastAsiaTheme="minorEastAsia" w:hAnsiTheme="minorHAnsi" w:cstheme="minorBidi"/>
+          <w:b w:val="0"/>
+          <w:bCs w:val="0"/>
+          <w:caps w:val="0"/>
+          <w:snapToGrid/>
+          <w:color w:val="auto"/>
+          <w:kern w:val="2"/>
+          <w:szCs w:val="24"/>
+          <w14:ligatures w14:val="standardContextual"/>
+        </w:rPr>
+      </w:pPr>
+      <w:hyperlink w:anchor="_Toc240365945" w:history="1">
+        <w:r>
+          <w:rPr>
+            <w:rStyle w:val="afff4"/>
+          </w:rPr>
+          <w:t>6</w:t>
+        </w:r>
+        <w:r>
+          <w:rPr>
+            <w:rFonts w:asciiTheme="minorHAnsi" w:eastAsiaTheme="minorEastAsia" w:hAnsiTheme="minorHAnsi" w:cstheme="minorBidi"/>
+            <w:b w:val="0"/>
+            <w:bCs w:val="0"/>
+            <w:caps w:val="0"/>
+            <w:snapToGrid/>
+            <w:color w:val="auto"/>
+            <w:kern w:val="2"/>
+            <w:szCs w:val="24"/>
+            <w14:ligatures w14:val="standardContextual"/>
+          </w:rPr>
+          <w:tab/>
+        </w:r>
+        <w:r>
+          <w:rPr>
+            <w:rStyle w:val="afff4"/>
+          </w:rPr>
+          <w:t>Проверка конфигурирования и параметрирования устройства</w:t>
+        </w:r>
+        <w:r>
+          <w:rPr>
+            <w:webHidden/>
+          </w:rPr>
+          <w:tab/>
+        </w:r>
+        <w:r>
+          <w:rPr>
+            <w:webHidden/>
+          </w:rPr>
+          <w:fldChar w:fldCharType="begin"/>
+        </w:r>
+        <w:r>
+          <w:rPr>
+            <w:webHidden/>
+          </w:rPr>
+          <w:instrText xml:space="preserve"> PAGEREF _Toc240365945 \h </w:instrText>
+        </w:r>
+        <w:r>
+          <w:rPr>
+            <w:webHidden/>
+          </w:rPr>
+        </w:r>
+        <w:r>
+          <w:rPr>
+            <w:webHidden/>
+          </w:rPr>
+          <w:fldChar w:fldCharType="separate"/>
+        </w:r>
+        <w:r>
+          <w:rPr>
+            <w:webHidden/>
+          </w:rPr>
+          <w:t>6</w:t>
+        </w:r>
+        <w:r>
+          <w:rPr>
+            <w:webHidden/>
+          </w:rPr>
+          <w:fldChar w:fldCharType="end"/>
+        </w:r>
+      </w:hyperlink>
+    </w:p>
+    <w:p>
+      <w:pPr>
+        <w:pStyle w:val="16"/>
+        <w:rPr>
+          <w:rFonts w:asciiTheme="minorHAnsi" w:eastAsiaTheme="minorEastAsia" w:hAnsiTheme="minorHAnsi" w:cstheme="minorBidi"/>
+          <w:b w:val="0"/>
+          <w:bCs w:val="0"/>
+          <w:caps w:val="0"/>
+          <w:snapToGrid/>
+          <w:color w:val="auto"/>
+          <w:kern w:val="2"/>
+          <w:szCs w:val="24"/>
+          <w14:ligatures w14:val="standardContextual"/>
+        </w:rPr>
+      </w:pPr>
+      <w:hyperlink w:anchor="_Toc240365946" w:history="1">
+        <w:r>
+          <w:rPr>
+            <w:rStyle w:val="afff4"/>
+          </w:rPr>
+          <w:t>7</w:t>
+        </w:r>
+        <w:r>
+          <w:rPr>
+            <w:rFonts w:asciiTheme="minorHAnsi" w:eastAsiaTheme="minorEastAsia" w:hAnsiTheme="minorHAnsi" w:cstheme="minorBidi"/>
+            <w:b w:val="0"/>
+            <w:bCs w:val="0"/>
+            <w:caps w:val="0"/>
+            <w:snapToGrid/>
+            <w:color w:val="auto"/>
+            <w:kern w:val="2"/>
+            <w:szCs w:val="24"/>
+            <w14:ligatures w14:val="standardContextual"/>
+          </w:rPr>
+          <w:tab/>
+        </w:r>
+        <w:r>
+          <w:rPr>
+            <w:rStyle w:val="afff4"/>
+          </w:rPr>
+          <w:t>Проверка состояния изоляции</w:t>
+        </w:r>
+        <w:r>
+          <w:rPr>
+            <w:webHidden/>
+          </w:rPr>
+          <w:tab/>
+        </w:r>
+        <w:r>
+          <w:rPr>
+            <w:webHidden/>
+          </w:rPr>
+          <w:fldChar w:fldCharType="begin"/>
+        </w:r>
+        <w:r>
+          <w:rPr>
+            <w:webHidden/>
+          </w:rPr>
+          <w:instrText xml:space="preserve"> PAGEREF _Toc240365946 \h </w:instrText>
+        </w:r>
+        <w:r>
+          <w:rPr>
+            <w:webHidden/>
+          </w:rPr>
+        </w:r>
+        <w:r>
+          <w:rPr>
+            <w:webHidden/>
+          </w:rPr>
+          <w:fldChar w:fldCharType="separate"/>
+        </w:r>
+        <w:r>
+          <w:rPr>
+            <w:webHidden/>
+          </w:rPr>
+          <w:t>7</w:t>
+        </w:r>
+        <w:r>
+          <w:rPr>
+            <w:webHidden/>
+          </w:rPr>
+          <w:fldChar w:fldCharType="end"/>
+        </w:r>
+      </w:hyperlink>
+    </w:p>
+    <w:p>
+      <w:pPr>
+        <w:pStyle w:val="25"/>
+        <w:rPr>
+          <w:rFonts w:asciiTheme="minorHAnsi" w:eastAsiaTheme="minorEastAsia" w:hAnsiTheme="minorHAnsi" w:cstheme="minorBidi"/>
+          <w:bCs w:val="0"/>
+          <w:snapToGrid/>
+          <w:color w:val="auto"/>
+          <w:kern w:val="2"/>
+          <w:szCs w:val="24"/>
+          <w14:ligatures w14:val="standardContextual"/>
+        </w:rPr>
+      </w:pPr>
+      <w:hyperlink w:anchor="_Toc240365947" w:history="1">
+        <w:r>
+          <w:rPr>
+            <w:rStyle w:val="afff4"/>
+          </w:rPr>
+          <w:t>7.1</w:t>
+        </w:r>
+        <w:r>
+          <w:rPr>
+            <w:rFonts w:asciiTheme="minorHAnsi" w:eastAsiaTheme="minorEastAsia" w:hAnsiTheme="minorHAnsi" w:cstheme="minorBidi"/>
+            <w:bCs w:val="0"/>
+            <w:snapToGrid/>
+            <w:color w:val="auto"/>
+            <w:kern w:val="2"/>
+            <w:szCs w:val="24"/>
+            <w14:ligatures w14:val="standardContextual"/>
+          </w:rPr>
+          <w:tab/>
+        </w:r>
+        <w:r>
+          <w:rPr>
+            <w:rStyle w:val="afff4"/>
+          </w:rPr>
+          <w:t>Измерение сопротивления изоляции устройства</w:t>
+        </w:r>
+        <w:r>
+          <w:rPr>
+            <w:webHidden/>
+          </w:rPr>
+          <w:tab/>
+        </w:r>
+        <w:r>
+          <w:rPr>
+            <w:webHidden/>
+          </w:rPr>
+          <w:fldChar w:fldCharType="begin"/>
+        </w:r>
+        <w:r>
+          <w:rPr>
+            <w:webHidden/>
+          </w:rPr>
+          <w:instrText xml:space="preserve"> PAGEREF _Toc240365947 \h </w:instrText>
+        </w:r>
+        <w:r>
+          <w:rPr>
+            <w:webHidden/>
+          </w:rPr>
+        </w:r>
+        <w:r>
+          <w:rPr>
+            <w:webHidden/>
+          </w:rPr>
+          <w:fldChar w:fldCharType="separate"/>
+        </w:r>
+        <w:r>
+          <w:rPr>
+            <w:webHidden/>
+          </w:rPr>
+          <w:t>7</w:t>
+        </w:r>
+        <w:r>
+          <w:rPr>
+            <w:webHidden/>
+          </w:rPr>
+          <w:fldChar w:fldCharType="end"/>
+        </w:r>
+      </w:hyperlink>
+    </w:p>
+    <w:p>
+      <w:pPr>
+        <w:pStyle w:val="25"/>
+        <w:rPr>
+          <w:rFonts w:asciiTheme="minorHAnsi" w:eastAsiaTheme="minorEastAsia" w:hAnsiTheme="minorHAnsi" w:cstheme="minorBidi"/>
+          <w:bCs w:val="0"/>
+          <w:snapToGrid/>
+          <w:color w:val="auto"/>
+          <w:kern w:val="2"/>
+          <w:szCs w:val="24"/>
+          <w14:ligatures w14:val="standardContextual"/>
+        </w:rPr>
+      </w:pPr>
+      <w:hyperlink w:anchor="_Toc240365948" w:history="1">
+        <w:r>
+          <w:rPr>
+            <w:rStyle w:val="afff4"/>
+          </w:rPr>
+          <w:t>7.2</w:t>
+        </w:r>
+        <w:r>
+          <w:rPr>
+            <w:rFonts w:asciiTheme="minorHAnsi" w:eastAsiaTheme="minorEastAsia" w:hAnsiTheme="minorHAnsi" w:cstheme="minorBidi"/>
+            <w:bCs w:val="0"/>
+            <w:snapToGrid/>
+            <w:color w:val="auto"/>
+            <w:kern w:val="2"/>
+            <w:szCs w:val="24"/>
+            <w14:ligatures w14:val="standardContextual"/>
+          </w:rPr>
+          <w:tab/>
+        </w:r>
+        <w:r>
+          <w:rPr>
+            <w:rStyle w:val="afff4"/>
+          </w:rPr>
+          <w:t>Измерение сопротивления изоляции шкафа с подключенными внешними цепями</w:t>
+        </w:r>
+        <w:r>
+          <w:rPr>
+            <w:webHidden/>
+          </w:rPr>
+          <w:tab/>
+        </w:r>
+        <w:r>
+          <w:rPr>
+            <w:webHidden/>
+          </w:rPr>
+          <w:fldChar w:fldCharType="begin"/>
+        </w:r>
+        <w:r>
+          <w:rPr>
+            <w:webHidden/>
+          </w:rPr>
+          <w:instrText xml:space="preserve"> PAGEREF _Toc240365948 \h </w:instrText>
+        </w:r>
+        <w:r>
+          <w:rPr>
+            <w:webHidden/>
+          </w:rPr>
+        </w:r>
+        <w:r>
+          <w:rPr>
+            <w:webHidden/>
+          </w:rPr>
+          <w:fldChar w:fldCharType="separate"/>
+        </w:r>
+        <w:r>
+          <w:rPr>
+            <w:webHidden/>
+          </w:rPr>
+          <w:t>7</w:t>
+        </w:r>
+        <w:r>
+          <w:rPr>
+            <w:webHidden/>
+          </w:rPr>
+          <w:fldChar w:fldCharType="end"/>
+        </w:r>
+      </w:hyperlink>
+    </w:p>
+    <w:p>
+      <w:pPr>
+        <w:pStyle w:val="16"/>
+        <w:rPr>
+          <w:rFonts w:asciiTheme="minorHAnsi" w:eastAsiaTheme="minorEastAsia" w:hAnsiTheme="minorHAnsi" w:cstheme="minorBidi"/>
+          <w:b w:val="0"/>
+          <w:bCs w:val="0"/>
+          <w:caps w:val="0"/>
+          <w:snapToGrid/>
+          <w:color w:val="auto"/>
+          <w:kern w:val="2"/>
+          <w:szCs w:val="24"/>
+          <w14:ligatures w14:val="standardContextual"/>
+        </w:rPr>
+      </w:pPr>
+      <w:hyperlink w:anchor="_Toc240365949" w:history="1">
+        <w:r>
+          <w:rPr>
+            <w:rStyle w:val="afff4"/>
+          </w:rPr>
+          <w:t>8</w:t>
+        </w:r>
+        <w:r>
+          <w:rPr>
+            <w:rFonts w:asciiTheme="minorHAnsi" w:eastAsiaTheme="minorEastAsia" w:hAnsiTheme="minorHAnsi" w:cstheme="minorBidi"/>
+            <w:b w:val="0"/>
+            <w:bCs w:val="0"/>
+            <w:caps w:val="0"/>
+            <w:snapToGrid/>
+            <w:color w:val="auto"/>
+            <w:kern w:val="2"/>
+            <w:szCs w:val="24"/>
+            <w14:ligatures w14:val="standardContextual"/>
+          </w:rPr>
+          <w:tab/>
+        </w:r>
+        <w:r>
+          <w:rPr>
+            <w:rStyle w:val="afff4"/>
+          </w:rPr>
+          <w:t>Проверка на соответствие проектным решениям</w:t>
+        </w:r>
+        <w:r>
+          <w:rPr>
+            <w:webHidden/>
+          </w:rPr>
+          <w:tab/>
+        </w:r>
+        <w:r>
+          <w:rPr>
+            <w:webHidden/>
+          </w:rPr>
+          <w:fldChar w:fldCharType="begin"/>
+        </w:r>
+        <w:r>
+          <w:rPr>
+            <w:webHidden/>
+          </w:rPr>
+          <w:instrText xml:space="preserve"> PAGEREF _Toc240365949 \h </w:instrText>
+        </w:r>
+        <w:r>
+          <w:rPr>
+            <w:webHidden/>
+          </w:rPr>
+        </w:r>
+        <w:r>
+          <w:rPr>
+            <w:webHidden/>
+          </w:rPr>
+          <w:fldChar w:fldCharType="separate"/>
+        </w:r>
+        <w:r>
+          <w:rPr>
+            <w:webHidden/>
+          </w:rPr>
+          <w:t>7</w:t>
+        </w:r>
+        <w:r>
+          <w:rPr>
+            <w:webHidden/>
+          </w:rPr>
+          <w:fldChar w:fldCharType="end"/>
+        </w:r>
+      </w:hyperlink>
+    </w:p>
+    <w:p>
+      <w:pPr>
+        <w:pStyle w:val="16"/>
+        <w:rPr>
+          <w:rFonts w:asciiTheme="minorHAnsi" w:eastAsiaTheme="minorEastAsia" w:hAnsiTheme="minorHAnsi" w:cstheme="minorBidi"/>
+          <w:b w:val="0"/>
+          <w:bCs w:val="0"/>
+          <w:caps w:val="0"/>
+          <w:snapToGrid/>
+          <w:color w:val="auto"/>
+          <w:kern w:val="2"/>
+          <w:szCs w:val="24"/>
+          <w14:ligatures w14:val="standardContextual"/>
+        </w:rPr>
+      </w:pPr>
+      <w:hyperlink w:anchor="_Toc240365950" w:history="1">
+        <w:r>
+          <w:rPr>
+            <w:rStyle w:val="afff4"/>
+          </w:rPr>
+          <w:t>9</w:t>
+        </w:r>
+        <w:r>
+          <w:rPr>
+            <w:rFonts w:asciiTheme="minorHAnsi" w:eastAsiaTheme="minorEastAsia" w:hAnsiTheme="minorHAnsi" w:cstheme="minorBidi"/>
+            <w:b w:val="0"/>
+            <w:bCs w:val="0"/>
+            <w:caps w:val="0"/>
+            <w:snapToGrid/>
+            <w:color w:val="auto"/>
+            <w:kern w:val="2"/>
+            <w:szCs w:val="24"/>
+            <w14:ligatures w14:val="standardContextual"/>
+          </w:rPr>
+          <w:tab/>
+        </w:r>
+        <w:r>
+          <w:rPr>
+            <w:rStyle w:val="afff4"/>
+          </w:rPr>
+          <w:t>Задание требуемой конфигурации, уставок и режимов работы (параметрирование) устройства</w:t>
+        </w:r>
+        <w:r>
+          <w:rPr>
+            <w:webHidden/>
+          </w:rPr>
+          <w:tab/>
+        </w:r>
+        <w:r>
+          <w:rPr>
+            <w:webHidden/>
+          </w:rPr>
+          <w:fldChar w:fldCharType="begin"/>
+        </w:r>
+        <w:r>
+          <w:rPr>
+            <w:webHidden/>
+          </w:rPr>
+          <w:instrText xml:space="preserve"> PAGEREF _Toc240365950 \h </w:instrText>
+        </w:r>
+        <w:r>
+          <w:rPr>
+            <w:webHidden/>
+          </w:rPr>
+        </w:r>
+        <w:r>
+          <w:rPr>
+            <w:webHidden/>
+          </w:rPr>
+          <w:fldChar w:fldCharType="separate"/>
+        </w:r>
+        <w:r>
+          <w:rPr>
+            <w:webHidden/>
+          </w:rPr>
+          <w:t>8</w:t>
+        </w:r>
+        <w:r>
+          <w:rPr>
+            <w:webHidden/>
+          </w:rPr>
+          <w:fldChar w:fldCharType="end"/>
+        </w:r>
+      </w:hyperlink>
+    </w:p>
+    <w:p>
+      <w:pPr>
+        <w:pStyle w:val="16"/>
+        <w:rPr>
+          <w:rFonts w:asciiTheme="minorHAnsi" w:eastAsiaTheme="minorEastAsia" w:hAnsiTheme="minorHAnsi" w:cstheme="minorBidi"/>
+          <w:b w:val="0"/>
+          <w:bCs w:val="0"/>
+          <w:caps w:val="0"/>
+          <w:snapToGrid/>
+          <w:color w:val="auto"/>
+          <w:kern w:val="2"/>
+          <w:szCs w:val="24"/>
+          <w14:ligatures w14:val="standardContextual"/>
+        </w:rPr>
+      </w:pPr>
+      <w:hyperlink w:anchor="_Toc240365951" w:history="1">
+        <w:r>
+          <w:rPr>
+            <w:rStyle w:val="afff4"/>
+          </w:rPr>
+          <w:t>10</w:t>
+        </w:r>
+        <w:r>
+          <w:rPr>
+            <w:rFonts w:asciiTheme="minorHAnsi" w:eastAsiaTheme="minorEastAsia" w:hAnsiTheme="minorHAnsi" w:cstheme="minorBidi"/>
+            <w:b w:val="0"/>
+            <w:bCs w:val="0"/>
+            <w:caps w:val="0"/>
+            <w:snapToGrid/>
+            <w:color w:val="auto"/>
+            <w:kern w:val="2"/>
+            <w:szCs w:val="24"/>
+            <w14:ligatures w14:val="standardContextual"/>
+          </w:rPr>
+          <w:tab/>
+        </w:r>
+        <w:r>
+          <w:rPr>
+            <w:rStyle w:val="afff4"/>
+          </w:rPr>
+          <w:t>Проверка используемых режимов и уставок задействованных функций РЗА</w:t>
+        </w:r>
+        <w:r>
+          <w:rPr>
+            <w:webHidden/>
+          </w:rPr>
+          <w:tab/>
+        </w:r>
+        <w:r>
+          <w:rPr>
+            <w:webHidden/>
+          </w:rPr>
+          <w:fldChar w:fldCharType="begin"/>
+        </w:r>
+        <w:r>
+          <w:rPr>
+            <w:webHidden/>
+          </w:rPr>
+          <w:instrText xml:space="preserve"> PAGEREF _Toc240365951 \h </w:instrText>
+        </w:r>
+        <w:r>
+          <w:rPr>
+            <w:webHidden/>
+          </w:rPr>
+        </w:r>
+        <w:r>
+          <w:rPr>
+            <w:webHidden/>
+          </w:rPr>
+          <w:fldChar w:fldCharType="separate"/>
+        </w:r>
+        <w:r>
+          <w:rPr>
+            <w:webHidden/>
+          </w:rPr>
+          <w:t>8</w:t>
+        </w:r>
+        <w:r>
+          <w:rPr>
+            <w:webHidden/>
+          </w:rPr>
+          <w:fldChar w:fldCharType="end"/>
+        </w:r>
+      </w:hyperlink>
+    </w:p>
+    <w:p>
+      <w:pPr>
+        <w:pStyle w:val="25"/>
+        <w:rPr>
+          <w:rFonts w:asciiTheme="minorHAnsi" w:eastAsiaTheme="minorEastAsia" w:hAnsiTheme="minorHAnsi" w:cstheme="minorBidi"/>
+          <w:bCs w:val="0"/>
+          <w:snapToGrid/>
+          <w:color w:val="auto"/>
+          <w:kern w:val="2"/>
+          <w:szCs w:val="24"/>
+          <w14:ligatures w14:val="standardContextual"/>
+        </w:rPr>
+      </w:pPr>
+      <w:hyperlink w:anchor="_Toc240365952" w:history="1">
+        <w:r>
+          <w:rPr>
+            <w:rStyle w:val="afff4"/>
+          </w:rPr>
+          <w:t>10.1</w:t>
+        </w:r>
+        <w:r>
+          <w:rPr>
+            <w:rFonts w:asciiTheme="minorHAnsi" w:eastAsiaTheme="minorEastAsia" w:hAnsiTheme="minorHAnsi" w:cstheme="minorBidi"/>
+            <w:bCs w:val="0"/>
+            <w:snapToGrid/>
+            <w:color w:val="auto"/>
+            <w:kern w:val="2"/>
+            <w:szCs w:val="24"/>
+            <w14:ligatures w14:val="standardContextual"/>
+          </w:rPr>
+          <w:tab/>
+        </w:r>
+        <w:r>
+          <w:rPr>
+            <w:rStyle w:val="afff4"/>
+          </w:rPr>
+          <w:t>Общие положения</w:t>
+        </w:r>
+        <w:r>
+          <w:rPr>
+            <w:webHidden/>
+          </w:rPr>
+          <w:tab/>
+        </w:r>
+        <w:r>
+          <w:rPr>
+            <w:webHidden/>
+          </w:rPr>
+          <w:fldChar w:fldCharType="begin"/>
+        </w:r>
+        <w:r>
+          <w:rPr>
+            <w:webHidden/>
+          </w:rPr>
+          <w:instrText xml:space="preserve"> PAGEREF _Toc240365952 \h </w:instrText>
+        </w:r>
+        <w:r>
+          <w:rPr>
+            <w:webHidden/>
+          </w:rPr>
+        </w:r>
+        <w:r>
+          <w:rPr>
+            <w:webHidden/>
+          </w:rPr>
+          <w:fldChar w:fldCharType="separate"/>
+        </w:r>
+        <w:r>
+          <w:rPr>
+            <w:webHidden/>
+          </w:rPr>
+          <w:t>8</w:t>
+        </w:r>
+        <w:r>
+          <w:rPr>
+            <w:webHidden/>
+          </w:rPr>
+          <w:fldChar w:fldCharType="end"/>
+        </w:r>
+      </w:hyperlink>
+    </w:p>
+    <w:p>
+      <w:pPr>
+        <w:pStyle w:val="25"/>
+        <w:rPr>
+          <w:rFonts w:asciiTheme="minorHAnsi" w:eastAsiaTheme="minorEastAsia" w:hAnsiTheme="minorHAnsi" w:cstheme="minorBidi"/>
+          <w:bCs w:val="0"/>
+          <w:snapToGrid/>
+          <w:color w:val="auto"/>
+          <w:kern w:val="2"/>
+          <w:szCs w:val="24"/>
+          <w14:ligatures w14:val="standardContextual"/>
+        </w:rPr>
+      </w:pPr>
+      <w:hyperlink w:anchor="_Toc240365953" w:history="1">
+        <w:r>
+          <w:rPr>
+            <w:rStyle w:val="afff4"/>
+          </w:rPr>
+          <w:t>10.2</w:t>
+        </w:r>
+        <w:r>
+          <w:rPr>
+            <w:rFonts w:asciiTheme="minorHAnsi" w:eastAsiaTheme="minorEastAsia" w:hAnsiTheme="minorHAnsi" w:cstheme="minorBidi"/>
+            <w:bCs w:val="0"/>
+            <w:snapToGrid/>
+            <w:color w:val="auto"/>
+            <w:kern w:val="2"/>
+            <w:szCs w:val="24"/>
+            <w14:ligatures w14:val="standardContextual"/>
+          </w:rPr>
+          <w:tab/>
+        </w:r>
+        <w:r>
+          <w:rPr>
+            <w:rStyle w:val="afff4"/>
+          </w:rPr>
+          <w:t>Проверка дифференциальной токовой защиты трансформатора</w:t>
+        </w:r>
+        <w:r>
+          <w:rPr>
+            <w:webHidden/>
+          </w:rPr>
+          <w:tab/>
+        </w:r>
+        <w:r>
+          <w:rPr>
+            <w:webHidden/>
+          </w:rPr>
+          <w:fldChar w:fldCharType="begin"/>
+        </w:r>
+        <w:r>
+          <w:rPr>
+            <w:webHidden/>
+          </w:rPr>
+          <w:instrText xml:space="preserve"> PAGEREF _Toc240365953 \h </w:instrText>
+        </w:r>
+        <w:r>
+          <w:rPr>
+            <w:webHidden/>
+          </w:rPr>
+        </w:r>
+        <w:r>
+          <w:rPr>
+            <w:webHidden/>
+          </w:rPr>
+          <w:fldChar w:fldCharType="separate"/>
+        </w:r>
+        <w:r>
+          <w:rPr>
+            <w:webHidden/>
+          </w:rPr>
+          <w:t>8</w:t>
+        </w:r>
+        <w:r>
+          <w:rPr>
+            <w:webHidden/>
+          </w:rPr>
+          <w:fldChar w:fldCharType="end"/>
+        </w:r>
+      </w:hyperlink>
+    </w:p>
+    <w:p>
+      <w:pPr>
         <w:pStyle w:val="17"/>
+      </w:pPr>
+      <w:r>
         <w:rPr>
-          <w:lang w:val="en-US"/>
-        </w:rPr>
-      </w:pPr>
-      <w:r>
-        <w:rPr>
+          <w:b/>
+          <w:bCs/>
+          <w:caps/>
           <w:noProof/>
           <w:snapToGrid/>
           <w:color w:val="365F91" w:themeColor="accent1" w:themeShade="BF"/>
@@ -4117,7 +5381,6 @@
         <w:pStyle w:val="TAGS"/>
         <w:rPr>
           <w:color w:val="1E4973"/>
-          <w:lang w:val="en-US"/>
         </w:rPr>
       </w:pPr>
     </w:p>
@@ -4126,7 +5389,6 @@
         <w:pStyle w:val="TAGS"/>
         <w:rPr>
           <w:color w:val="1E4973"/>
-          <w:lang w:val="en-US"/>
         </w:rPr>
       </w:pPr>
     </w:p>
@@ -4135,7 +5397,6 @@
         <w:pStyle w:val="TAGS"/>
         <w:rPr>
           <w:color w:val="1E4973"/>
-          <w:lang w:val="en-US"/>
         </w:rPr>
       </w:pPr>
     </w:p>
@@ -4144,7 +5405,6 @@
         <w:pStyle w:val="TAGS"/>
         <w:rPr>
           <w:color w:val="1E4973"/>
-          <w:lang w:val="en-US"/>
         </w:rPr>
       </w:pPr>
     </w:p>
@@ -4153,7 +5413,6 @@
         <w:pStyle w:val="TAGS"/>
         <w:rPr>
           <w:color w:val="1E4973"/>
-          <w:lang w:val="en-US"/>
         </w:rPr>
       </w:pPr>
     </w:p>
@@ -4162,7 +5421,6 @@
         <w:pStyle w:val="TAGS"/>
         <w:rPr>
           <w:color w:val="1E4973"/>
-          <w:lang w:val="en-US"/>
         </w:rPr>
       </w:pPr>
     </w:p>
@@ -4171,7 +5429,6 @@
         <w:pStyle w:val="TAGS"/>
         <w:rPr>
           <w:color w:val="1E4973"/>
-          <w:lang w:val="en-US"/>
         </w:rPr>
       </w:pPr>
     </w:p>
@@ -4180,7 +5437,6 @@
         <w:pStyle w:val="TAGS"/>
         <w:rPr>
           <w:color w:val="1E4973"/>
-          <w:lang w:val="en-US"/>
         </w:rPr>
       </w:pPr>
     </w:p>
@@ -4189,7 +5445,6 @@
         <w:pStyle w:val="TAGS"/>
         <w:rPr>
           <w:color w:val="1E4973"/>
-          <w:lang w:val="en-US"/>
         </w:rPr>
       </w:pPr>
     </w:p>
@@ -4198,7 +5453,6 @@
         <w:pStyle w:val="TAGS"/>
         <w:rPr>
           <w:color w:val="1E4973"/>
-          <w:lang w:val="en-US"/>
         </w:rPr>
       </w:pPr>
     </w:p>
@@ -4207,7 +5461,6 @@
         <w:pStyle w:val="TAGS"/>
         <w:rPr>
           <w:color w:val="1E4973"/>
-          <w:lang w:val="en-US"/>
         </w:rPr>
       </w:pPr>
     </w:p>
@@ -4216,7 +5469,6 @@
         <w:pStyle w:val="TAGS"/>
         <w:rPr>
           <w:color w:val="1E4973"/>
-          <w:lang w:val="en-US"/>
         </w:rPr>
       </w:pPr>
     </w:p>
@@ -4225,7 +5477,6 @@
         <w:pStyle w:val="TAGS"/>
         <w:rPr>
           <w:color w:val="1E4973"/>
-          <w:lang w:val="en-US"/>
         </w:rPr>
       </w:pPr>
     </w:p>
@@ -4234,7 +5485,6 @@
         <w:pStyle w:val="TAGS"/>
         <w:rPr>
           <w:color w:val="1E4973"/>
-          <w:lang w:val="en-US"/>
         </w:rPr>
       </w:pPr>
     </w:p>
@@ -4243,7 +5493,6 @@
         <w:pStyle w:val="TAGS"/>
         <w:rPr>
           <w:color w:val="1E4973"/>
-          <w:lang w:val="en-US"/>
         </w:rPr>
       </w:pPr>
     </w:p>
@@ -4252,7 +5501,6 @@
         <w:pStyle w:val="TAGS"/>
         <w:rPr>
           <w:color w:val="1E4973"/>
-          <w:lang w:val="en-US"/>
         </w:rPr>
       </w:pPr>
     </w:p>
@@ -4261,7 +5509,6 @@
         <w:pStyle w:val="TAGS"/>
         <w:rPr>
           <w:color w:val="1E4973"/>
-          <w:lang w:val="en-US"/>
         </w:rPr>
       </w:pPr>
     </w:p>
@@ -4270,7 +5517,6 @@
         <w:pStyle w:val="TAGS"/>
         <w:rPr>
           <w:color w:val="1E4973"/>
-          <w:lang w:val="en-US"/>
         </w:rPr>
       </w:pPr>
     </w:p>
@@ -4279,7 +5525,6 @@
         <w:pStyle w:val="TAGS"/>
         <w:rPr>
           <w:color w:val="1E4973"/>
-          <w:lang w:val="en-US"/>
         </w:rPr>
       </w:pPr>
     </w:p>
@@ -4288,7 +5533,6 @@
         <w:pStyle w:val="TAGS"/>
         <w:rPr>
           <w:color w:val="1E4973"/>
-          <w:lang w:val="en-US"/>
         </w:rPr>
       </w:pPr>
     </w:p>
@@ -4297,7 +5541,6 @@
         <w:pStyle w:val="TAGS"/>
         <w:rPr>
           <w:color w:val="1E4973"/>
-          <w:lang w:val="en-US"/>
         </w:rPr>
       </w:pPr>
     </w:p>
@@ -4306,7 +5549,6 @@
         <w:pStyle w:val="TAGS"/>
         <w:rPr>
           <w:color w:val="1E4973"/>
-          <w:lang w:val="en-US"/>
         </w:rPr>
       </w:pPr>
     </w:p>
@@ -4315,7 +5557,6 @@
         <w:pStyle w:val="TAGS"/>
         <w:rPr>
           <w:color w:val="1E4973"/>
-          <w:lang w:val="en-US"/>
         </w:rPr>
       </w:pPr>
     </w:p>
@@ -4324,7 +5565,6 @@
         <w:pStyle w:val="TAGS"/>
         <w:rPr>
           <w:color w:val="1E4973"/>
-          <w:lang w:val="en-US"/>
         </w:rPr>
       </w:pPr>
     </w:p>
@@ -4333,7 +5573,6 @@
         <w:pStyle w:val="TAGS"/>
         <w:rPr>
           <w:color w:val="1E4973"/>
-          <w:lang w:val="en-US"/>
         </w:rPr>
       </w:pPr>
     </w:p>
@@ -4342,7 +5581,6 @@
         <w:pStyle w:val="TAGS"/>
         <w:rPr>
           <w:color w:val="1E4973"/>
-          <w:lang w:val="en-US"/>
         </w:rPr>
       </w:pPr>
     </w:p>
@@ -4351,7 +5589,6 @@
         <w:pStyle w:val="TAGS"/>
         <w:rPr>
           <w:color w:val="1E4973"/>
-          <w:lang w:val="en-US"/>
         </w:rPr>
       </w:pPr>
     </w:p>
@@ -4360,7 +5597,6 @@
         <w:pStyle w:val="TAGS"/>
         <w:rPr>
           <w:color w:val="1E4973"/>
-          <w:lang w:val="en-US"/>
         </w:rPr>
       </w:pPr>
     </w:p>
@@ -4369,7 +5605,6 @@
         <w:pStyle w:val="TAGS"/>
         <w:rPr>
           <w:color w:val="1E4973"/>
-          <w:lang w:val="en-US"/>
         </w:rPr>
       </w:pPr>
     </w:p>
@@ -4378,7 +5613,6 @@
         <w:pStyle w:val="TAGS"/>
         <w:rPr>
           <w:color w:val="1E4973"/>
-          <w:lang w:val="en-US"/>
         </w:rPr>
       </w:pPr>
     </w:p>
@@ -4387,7 +5621,6 @@
         <w:pStyle w:val="TAGS"/>
         <w:rPr>
           <w:color w:val="1E4973"/>
-          <w:lang w:val="en-US"/>
         </w:rPr>
       </w:pPr>
     </w:p>
@@ -4396,7 +5629,6 @@
         <w:pStyle w:val="TAGS"/>
         <w:rPr>
           <w:color w:val="1E4973"/>
-          <w:lang w:val="en-US"/>
         </w:rPr>
       </w:pPr>
     </w:p>
@@ -4405,7 +5637,6 @@
         <w:pStyle w:val="TAGS"/>
         <w:rPr>
           <w:color w:val="1E4973"/>
-          <w:lang w:val="en-US"/>
         </w:rPr>
       </w:pPr>
     </w:p>
@@ -4414,7 +5645,6 @@
         <w:pStyle w:val="TAGS"/>
         <w:rPr>
           <w:color w:val="1E4973"/>
-          <w:lang w:val="en-US"/>
         </w:rPr>
       </w:pPr>
     </w:p>
@@ -4423,7 +5653,6 @@
         <w:pStyle w:val="TAGS"/>
         <w:rPr>
           <w:color w:val="1E4973"/>
-          <w:lang w:val="en-US"/>
         </w:rPr>
       </w:pPr>
     </w:p>
@@ -4432,7 +5661,6 @@
         <w:pStyle w:val="TAGS"/>
         <w:rPr>
           <w:color w:val="1E4973"/>
-          <w:lang w:val="en-US"/>
         </w:rPr>
       </w:pPr>
     </w:p>
@@ -4441,7 +5669,6 @@
         <w:pStyle w:val="TAGS"/>
         <w:rPr>
           <w:color w:val="1E4973"/>
-          <w:lang w:val="en-US"/>
         </w:rPr>
       </w:pPr>
     </w:p>
@@ -4450,7 +5677,6 @@
         <w:pStyle w:val="TAGS"/>
         <w:rPr>
           <w:color w:val="1E4973"/>
-          <w:lang w:val="en-US"/>
         </w:rPr>
       </w:pPr>
     </w:p>
@@ -4459,7 +5685,6 @@
         <w:pStyle w:val="TAGS"/>
         <w:rPr>
           <w:color w:val="1E4973"/>
-          <w:lang w:val="en-US"/>
         </w:rPr>
       </w:pPr>
     </w:p>
@@ -4468,7 +5693,6 @@
         <w:pStyle w:val="TAGS"/>
         <w:rPr>
           <w:color w:val="1E4973"/>
-          <w:lang w:val="en-US"/>
         </w:rPr>
       </w:pPr>
     </w:p>
@@ -4477,7 +5701,6 @@
         <w:pStyle w:val="TAGS"/>
         <w:rPr>
           <w:color w:val="1E4973"/>
-          <w:lang w:val="en-US"/>
         </w:rPr>
       </w:pPr>
     </w:p>
@@ -4486,7 +5709,6 @@
         <w:pStyle w:val="TAGS"/>
         <w:rPr>
           <w:color w:val="1E4973"/>
-          <w:lang w:val="en-US"/>
         </w:rPr>
       </w:pPr>
     </w:p>
@@ -4495,7 +5717,6 @@
         <w:pStyle w:val="TAGS"/>
         <w:rPr>
           <w:color w:val="1E4973"/>
-          <w:lang w:val="en-US"/>
         </w:rPr>
       </w:pPr>
     </w:p>
@@ -4504,7 +5725,6 @@
         <w:pStyle w:val="TAGS"/>
         <w:rPr>
           <w:color w:val="1E4973"/>
-          <w:lang w:val="en-US"/>
         </w:rPr>
       </w:pPr>
     </w:p>
@@ -4513,7 +5733,6 @@
         <w:pStyle w:val="TAGS"/>
         <w:rPr>
           <w:color w:val="1E4973"/>
-          <w:lang w:val="en-US"/>
         </w:rPr>
       </w:pPr>
     </w:p>
@@ -4522,7 +5741,6 @@
         <w:pStyle w:val="TAGS"/>
         <w:rPr>
           <w:color w:val="1E4973"/>
-          <w:lang w:val="en-US"/>
         </w:rPr>
       </w:pPr>
     </w:p>
@@ -4531,7 +5749,6 @@
         <w:pStyle w:val="TAGS"/>
         <w:rPr>
           <w:color w:val="1E4973"/>
-          <w:lang w:val="en-US"/>
         </w:rPr>
       </w:pPr>
     </w:p>
@@ -4540,7 +5757,6 @@
         <w:pStyle w:val="TAGS"/>
         <w:rPr>
           <w:color w:val="1E4973"/>
-          <w:lang w:val="en-US"/>
         </w:rPr>
       </w:pPr>
     </w:p>
@@ -4549,7 +5765,6 @@
         <w:pStyle w:val="TAGS"/>
         <w:rPr>
           <w:color w:val="1E4973"/>
-          <w:lang w:val="en-US"/>
         </w:rPr>
       </w:pPr>
     </w:p>
@@ -4558,7 +5773,6 @@
         <w:pStyle w:val="TAGS"/>
         <w:rPr>
           <w:color w:val="1E4973"/>
-          <w:lang w:val="en-US"/>
         </w:rPr>
       </w:pPr>
     </w:p>
@@ -4567,7 +5781,6 @@
         <w:pStyle w:val="TAGS"/>
         <w:rPr>
           <w:color w:val="1E4973"/>
-          <w:lang w:val="en-US"/>
         </w:rPr>
       </w:pPr>
     </w:p>
@@ -4576,7 +5789,6 @@
         <w:pStyle w:val="TAGS"/>
         <w:rPr>
           <w:color w:val="1E4973"/>
-          <w:lang w:val="en-US"/>
         </w:rPr>
       </w:pPr>
     </w:p>
@@ -4585,7 +5797,6 @@
         <w:pStyle w:val="TAGS"/>
         <w:rPr>
           <w:color w:val="1E4973"/>
-          <w:lang w:val="en-US"/>
         </w:rPr>
       </w:pPr>
     </w:p>
@@ -4594,7 +5805,6 @@
         <w:pStyle w:val="TAGS"/>
         <w:rPr>
           <w:color w:val="1E4973"/>
-          <w:lang w:val="en-US"/>
         </w:rPr>
       </w:pPr>
     </w:p>
@@ -4603,7 +5813,6 @@
         <w:pStyle w:val="TAGS"/>
         <w:rPr>
           <w:color w:val="1E4973"/>
-          <w:lang w:val="en-US"/>
         </w:rPr>
       </w:pPr>
     </w:p>
@@ -4612,7 +5821,6 @@
         <w:pStyle w:val="TAGS"/>
         <w:rPr>
           <w:color w:val="1E4973"/>
-          <w:lang w:val="en-US"/>
         </w:rPr>
       </w:pPr>
     </w:p>
@@ -4621,7 +5829,6 @@
         <w:pStyle w:val="TAGS"/>
         <w:rPr>
           <w:color w:val="1E4973"/>
-          <w:lang w:val="en-US"/>
         </w:rPr>
       </w:pPr>
     </w:p>
@@ -4630,7 +5837,6 @@
         <w:pStyle w:val="TAGS"/>
         <w:rPr>
           <w:color w:val="1E4973"/>
-          <w:lang w:val="en-US"/>
         </w:rPr>
       </w:pPr>
     </w:p>
@@ -4639,7 +5845,6 @@
         <w:pStyle w:val="TAGS"/>
         <w:rPr>
           <w:color w:val="1E4973"/>
-          <w:lang w:val="en-US"/>
         </w:rPr>
       </w:pPr>
     </w:p>
@@ -4648,7 +5853,6 @@
         <w:pStyle w:val="TAGS"/>
         <w:rPr>
           <w:color w:val="1E4973"/>
-          <w:lang w:val="en-US"/>
         </w:rPr>
       </w:pPr>
     </w:p>
@@ -4657,7 +5861,6 @@
         <w:pStyle w:val="TAGS"/>
         <w:rPr>
           <w:color w:val="1E4973"/>
-          <w:lang w:val="en-US"/>
         </w:rPr>
       </w:pPr>
     </w:p>
@@ -4666,7 +5869,6 @@
         <w:pStyle w:val="TAGS"/>
         <w:rPr>
           <w:color w:val="1E4973"/>
-          <w:lang w:val="en-US"/>
         </w:rPr>
       </w:pPr>
     </w:p>
@@ -4675,7 +5877,6 @@
         <w:pStyle w:val="TAGS"/>
         <w:rPr>
           <w:color w:val="1E4973"/>
-          <w:lang w:val="en-US"/>
         </w:rPr>
       </w:pPr>
     </w:p>
@@ -4684,7 +5885,6 @@
         <w:pStyle w:val="TAGS"/>
         <w:rPr>
           <w:color w:val="1E4973"/>
-          <w:lang w:val="en-US"/>
         </w:rPr>
       </w:pPr>
     </w:p>
@@ -4693,7 +5893,6 @@
         <w:pStyle w:val="TAGS"/>
         <w:rPr>
           <w:color w:val="1E4973"/>
-          <w:lang w:val="en-US"/>
         </w:rPr>
       </w:pPr>
     </w:p>
@@ -4702,7 +5901,6 @@
         <w:pStyle w:val="TAGS"/>
         <w:rPr>
           <w:color w:val="1E4973"/>
-          <w:lang w:val="en-US"/>
         </w:rPr>
       </w:pPr>
     </w:p>
@@ -4711,259 +5909,220 @@
         <w:br w:type="page"/>
       </w:r>
     </w:p>
-    <w:bookmarkStart w:id="1" w:name="X6df0dc407ac9d0d35d77f3b02cf3de2e76409b0"/>
     <w:p>
       <w:pPr>
         <w:pStyle w:val="13"/>
       </w:pPr>
-      <w:r>
-        <w:rPr>
-          <w:rStyle w:val="SectionNumber"/>
-        </w:rPr>
-        <w:t xml:space="preserve">1</w:t>
+      <w:bookmarkStart w:id="0" w:name="X6df0dc407ac9d0d35d77f3b02cf3de2e76409b0"/>
+      <w:bookmarkStart w:id="1" w:name="_Toc240365938"/>
+      <w:r>
+        <w:lastRenderedPageBreak/>
+        <w:t>1</w:t>
       </w:r>
       <w:r>
         <w:tab/>
-      </w:r>
-      <w:r>
-        <w:t xml:space="preserve">Климатические условия проведения испытаний</w:t>
-      </w:r>
-    </w:p>
-    <w:p>
-      <w:pPr>
-        <w:pStyle w:val="FirstParagraph"/>
-      </w:pPr>
-      <w:r>
-        <w:t xml:space="preserve">Температура окружающей среды _____ºС;</w:t>
+        <w:t>Климатические условия проведения испытаний</w:t>
+      </w:r>
+      <w:bookmarkEnd w:id="1"/>
+    </w:p>
+    <w:p>
+      <w:r>
+        <w:t>Температура окружающей среды _____ºС;</w:t>
       </w:r>
       <w:r>
         <w:br/>
-      </w:r>
-      <w:r>
-        <w:t xml:space="preserve">Атмосферное давление _______ мм.рт.ст.;</w:t>
+        <w:t>Атмосферное давление _______ мм.рт.ст.;</w:t>
       </w:r>
       <w:r>
         <w:br/>
-      </w:r>
-      <w:r>
-        <w:t xml:space="preserve">Влажность воздуха ______ %.</w:t>
-      </w:r>
-    </w:p>
-    <w:bookmarkEnd w:id="1"/>
-    <w:bookmarkStart w:id="2" w:name="основные-технические-данные"/>
+        <w:t>Влажность воздуха ______ %.</w:t>
+      </w:r>
+    </w:p>
     <w:p>
       <w:pPr>
         <w:pStyle w:val="13"/>
       </w:pPr>
-      <w:r>
-        <w:rPr>
-          <w:rStyle w:val="SectionNumber"/>
-        </w:rPr>
-        <w:t xml:space="preserve">2</w:t>
+      <w:bookmarkStart w:id="2" w:name="основные-технические-данные"/>
+      <w:bookmarkStart w:id="3" w:name="_Toc240365939"/>
+      <w:bookmarkEnd w:id="0"/>
+      <w:r>
+        <w:t>2</w:t>
       </w:r>
       <w:r>
         <w:tab/>
-      </w:r>
-      <w:r>
-        <w:t xml:space="preserve">Основные технические данные</w:t>
-      </w:r>
-    </w:p>
-    <w:bookmarkStart w:id="3" w:name="устройство"/>
+        <w:t>Основные технические данные</w:t>
+      </w:r>
+      <w:bookmarkEnd w:id="3"/>
+    </w:p>
     <w:p>
       <w:pPr>
         <w:pStyle w:val="22"/>
       </w:pPr>
-      <w:r>
-        <w:rPr>
-          <w:rStyle w:val="SectionNumber"/>
-        </w:rPr>
-        <w:t xml:space="preserve">2.1</w:t>
+      <w:bookmarkStart w:id="4" w:name="устройство"/>
+      <w:bookmarkStart w:id="5" w:name="_Toc240365940"/>
+      <w:r>
+        <w:t>2.1</w:t>
       </w:r>
       <w:r>
         <w:tab/>
-      </w:r>
-      <w:r>
-        <w:t xml:space="preserve">Устройство</w:t>
-      </w:r>
-    </w:p>
-    <w:p>
-      <w:pPr>
-        <w:pStyle w:val="FirstParagraph"/>
-      </w:pPr>
-      <w:r>
-        <w:t xml:space="preserve">Код заказа устройства: __________________________________________________________________</w:t>
-      </w:r>
-    </w:p>
-    <w:bookmarkStart w:id="4" w:name="tbl:table21"/>
-    <w:p>
-      <w:pPr>
-        <w:pStyle w:val="TableCaption"/>
-      </w:pPr>
-      <w:r>
-        <w:t xml:space="preserve">Таблица 2.1. Технические данные устройства</w:t>
+        <w:t>Устройство</w:t>
+      </w:r>
+      <w:bookmarkEnd w:id="5"/>
+    </w:p>
+    <w:p>
+      <w:r>
+        <w:t>Код заказа устройства: __________________________________________________________________</w:t>
+      </w:r>
+    </w:p>
+    <w:p>
+      <w:bookmarkStart w:id="6" w:name="tbl:table21"/>
+      <w:r>
+        <w:t>Таблица 2.1. Технические данные устройства</w:t>
       </w:r>
     </w:p>
     <w:tbl>
       <w:tblPr>
         <w:tblStyle w:val="Table"/>
-        <w:tblW w:type="pct" w:w="5000"/>
+        <w:tblW w:w="5000" w:type="pct"/>
         <w:tblLayout w:type="fixed"/>
-        <w:tblLook w:firstRow="1" w:lastRow="0" w:firstColumn="0" w:lastColumn="0" w:noHBand="0" w:noVBand="0" w:val="0020"/>
+        <w:tblLook w:val="0020" w:firstRow="1" w:lastRow="0" w:firstColumn="0" w:lastColumn="0" w:noHBand="0" w:noVBand="0"/>
         <w:tblCaption w:val="Таблица 2.1. Технические данные устройства"/>
       </w:tblPr>
       <w:tblGrid>
-        <w:gridCol w:w="1567"/>
-        <w:gridCol w:w="2062"/>
-        <w:gridCol w:w="1155"/>
-        <w:gridCol w:w="825"/>
-        <w:gridCol w:w="742"/>
-        <w:gridCol w:w="825"/>
-        <w:gridCol w:w="742"/>
+        <w:gridCol w:w="1961"/>
+        <w:gridCol w:w="2581"/>
+        <w:gridCol w:w="1446"/>
+        <w:gridCol w:w="1033"/>
+        <w:gridCol w:w="929"/>
+        <w:gridCol w:w="1033"/>
+        <w:gridCol w:w="929"/>
       </w:tblGrid>
       <w:tr>
         <w:trPr>
-          <w:tblHeader w:val="on"/>
+          <w:cnfStyle w:val="100000000000" w:firstRow="1" w:lastRow="0" w:firstColumn="0" w:lastColumn="0" w:oddVBand="0" w:evenVBand="0" w:oddHBand="0" w:evenHBand="0" w:firstRowFirstColumn="0" w:firstRowLastColumn="0" w:lastRowFirstColumn="0" w:lastRowLastColumn="0"/>
+          <w:tblHeader/>
         </w:trPr>
         <w:tc>
-          <w:tcPr/>
-          <w:p>
-            <w:pPr>
-              <w:pStyle w:val="Compact"/>
-            </w:pPr>
-            <w:r>
-              <w:t xml:space="preserve">Заводской номер</w:t>
-            </w:r>
-          </w:p>
-        </w:tc>
-        <w:tc>
-          <w:tcPr/>
-          <w:p>
-            <w:pPr>
-              <w:pStyle w:val="Compact"/>
-            </w:pPr>
-            <w:r>
-              <w:t xml:space="preserve">Завод-изготовитель</w:t>
-            </w:r>
-          </w:p>
-        </w:tc>
-        <w:tc>
-          <w:tcPr/>
-          <w:p>
-            <w:pPr>
-              <w:pStyle w:val="Compact"/>
-            </w:pPr>
-            <w:r>
-              <w:t xml:space="preserve">Год выпуска</w:t>
-            </w:r>
-          </w:p>
-        </w:tc>
-        <w:tc>
-          <w:tcPr/>
-          <w:p>
-            <w:pPr>
-              <w:pStyle w:val="Compact"/>
-            </w:pPr>
-            <w:r>
-              <w:t xml:space="preserve">Uпит, В</w:t>
-            </w:r>
-          </w:p>
-        </w:tc>
-        <w:tc>
-          <w:tcPr/>
-          <w:p>
-            <w:pPr>
-              <w:pStyle w:val="Compact"/>
-            </w:pPr>
-            <w:r>
-              <w:t xml:space="preserve">Iном ст1, А</w:t>
-            </w:r>
-          </w:p>
-        </w:tc>
-        <w:tc>
-          <w:tcPr/>
-          <w:p>
-            <w:pPr>
-              <w:pStyle w:val="Compact"/>
-            </w:pPr>
-            <w:r>
-              <w:t xml:space="preserve">Iном ст2, А</w:t>
-            </w:r>
-          </w:p>
-        </w:tc>
-        <w:tc>
-          <w:tcPr/>
-          <w:p>
-            <w:pPr>
-              <w:pStyle w:val="Compact"/>
-            </w:pPr>
-            <w:r>
-              <w:t xml:space="preserve">Iном ст3, А</w:t>
+          <w:tcPr>
+            <w:tcW w:w="1567" w:type="dxa"/>
+          </w:tcPr>
+          <w:p>
+            <w:r>
+              <w:t>Заводской номер</w:t>
+            </w:r>
+          </w:p>
+        </w:tc>
+        <w:tc>
+          <w:tcPr>
+            <w:tcW w:w="2062" w:type="dxa"/>
+          </w:tcPr>
+          <w:p>
+            <w:r>
+              <w:t>Завод-изготовитель</w:t>
+            </w:r>
+          </w:p>
+        </w:tc>
+        <w:tc>
+          <w:tcPr>
+            <w:tcW w:w="1155" w:type="dxa"/>
+          </w:tcPr>
+          <w:p>
+            <w:r>
+              <w:t>Год выпуска</w:t>
+            </w:r>
+          </w:p>
+        </w:tc>
+        <w:tc>
+          <w:tcPr>
+            <w:tcW w:w="825" w:type="dxa"/>
+          </w:tcPr>
+          <w:p>
+            <w:r>
+              <w:t>Uпит, В</w:t>
+            </w:r>
+          </w:p>
+        </w:tc>
+        <w:tc>
+          <w:tcPr>
+            <w:tcW w:w="742" w:type="dxa"/>
+          </w:tcPr>
+          <w:p>
+            <w:r>
+              <w:t>Iном ст1, А</w:t>
+            </w:r>
+          </w:p>
+        </w:tc>
+        <w:tc>
+          <w:tcPr>
+            <w:tcW w:w="825" w:type="dxa"/>
+          </w:tcPr>
+          <w:p>
+            <w:r>
+              <w:t>Iном ст2, А</w:t>
+            </w:r>
+          </w:p>
+        </w:tc>
+        <w:tc>
+          <w:tcPr>
+            <w:tcW w:w="742" w:type="dxa"/>
+          </w:tcPr>
+          <w:p>
+            <w:r>
+              <w:t>Iном ст3, А</w:t>
             </w:r>
           </w:p>
         </w:tc>
       </w:tr>
       <w:tr>
         <w:tc>
-          <w:tcPr/>
-          <w:p>
-            <w:pPr>
-              <w:pStyle w:val="Compact"/>
-            </w:pPr>
-          </w:p>
-        </w:tc>
-        <w:tc>
-          <w:tcPr/>
-          <w:p>
-            <w:pPr>
-              <w:pStyle w:val="Compact"/>
-            </w:pPr>
-            <w:r>
-              <w:t xml:space="preserve">ООО Юнител Инжиниринг</w:t>
-            </w:r>
-          </w:p>
-        </w:tc>
-        <w:tc>
-          <w:tcPr/>
-          <w:p>
-            <w:pPr>
-              <w:pStyle w:val="Compact"/>
-            </w:pPr>
-          </w:p>
-        </w:tc>
-        <w:tc>
-          <w:tcPr/>
-          <w:p>
-            <w:pPr>
-              <w:pStyle w:val="Compact"/>
-            </w:pPr>
-            <w:r>
-              <w:t xml:space="preserve">=/~220</w:t>
-            </w:r>
-          </w:p>
-        </w:tc>
-        <w:tc>
-          <w:tcPr/>
-          <w:p>
-            <w:pPr>
-              <w:pStyle w:val="Compact"/>
-            </w:pPr>
-          </w:p>
-        </w:tc>
-        <w:tc>
-          <w:tcPr/>
-          <w:p>
-            <w:pPr>
-              <w:pStyle w:val="Compact"/>
-            </w:pPr>
-          </w:p>
-        </w:tc>
-        <w:tc>
-          <w:tcPr/>
-          <w:p>
-            <w:pPr>
-              <w:pStyle w:val="Compact"/>
-            </w:pPr>
-          </w:p>
+          <w:tcPr>
+            <w:tcW w:w="1567" w:type="dxa"/>
+          </w:tcPr>
+          <w:p/>
+        </w:tc>
+        <w:tc>
+          <w:tcPr>
+            <w:tcW w:w="2062" w:type="dxa"/>
+          </w:tcPr>
+          <w:p>
+            <w:r>
+              <w:t>ООО Юнител Инжиниринг</w:t>
+            </w:r>
+          </w:p>
+        </w:tc>
+        <w:tc>
+          <w:tcPr>
+            <w:tcW w:w="1155" w:type="dxa"/>
+          </w:tcPr>
+          <w:p/>
+        </w:tc>
+        <w:tc>
+          <w:tcPr>
+            <w:tcW w:w="825" w:type="dxa"/>
+          </w:tcPr>
+          <w:p>
+            <w:r>
+              <w:t>=/~220</w:t>
+            </w:r>
+          </w:p>
+        </w:tc>
+        <w:tc>
+          <w:tcPr>
+            <w:tcW w:w="742" w:type="dxa"/>
+          </w:tcPr>
+          <w:p/>
+        </w:tc>
+        <w:tc>
+          <w:tcPr>
+            <w:tcW w:w="825" w:type="dxa"/>
+          </w:tcPr>
+          <w:p/>
+        </w:tc>
+        <w:tc>
+          <w:tcPr>
+            <w:tcW w:w="742" w:type="dxa"/>
+          </w:tcPr>
+          <w:p/>
         </w:tc>
       </w:tr>
     </w:tbl>
@@ -4973,689 +6132,557 @@
         <w:pStyle w:val="affff3"/>
       </w:pPr>
       <w:r>
-        <w:t xml:space="preserve">Код заказа ИЧМ: _______________________________________________________________________</w:t>
-      </w:r>
-    </w:p>
-    <w:bookmarkStart w:id="5" w:name="tbl:table22"/>
-    <w:p>
-      <w:pPr>
-        <w:pStyle w:val="TableCaption"/>
-      </w:pPr>
-      <w:r>
-        <w:t xml:space="preserve">Таблица 2.2. Технические данные устройства</w:t>
+        <w:t>Код заказа ИЧМ: _______________________________________________________________________</w:t>
+      </w:r>
+    </w:p>
+    <w:p>
+      <w:bookmarkStart w:id="7" w:name="tbl:table22"/>
+      <w:r>
+        <w:t>Таблица 2.2. Технические данные устройства</w:t>
       </w:r>
     </w:p>
     <w:tbl>
       <w:tblPr>
         <w:tblStyle w:val="Table"/>
-        <w:tblW w:type="auto" w:w="0"/>
-        <w:tblLook w:firstRow="1" w:lastRow="0" w:firstColumn="0" w:lastColumn="0" w:noHBand="0" w:noVBand="0" w:val="0020"/>
+        <w:tblW w:w="0" w:type="auto"/>
+        <w:tblLook w:val="0020" w:firstRow="1" w:lastRow="0" w:firstColumn="0" w:lastColumn="0" w:noHBand="0" w:noVBand="0"/>
         <w:tblCaption w:val="Таблица 2.2. Технические данные устройства"/>
       </w:tblPr>
       <w:tblGrid>
-        <w:gridCol w:w="1980"/>
-        <w:gridCol w:w="1980"/>
-        <w:gridCol w:w="1980"/>
-        <w:gridCol w:w="1980"/>
+        <w:gridCol w:w="1933"/>
+        <w:gridCol w:w="2628"/>
+        <w:gridCol w:w="1477"/>
+        <w:gridCol w:w="946"/>
       </w:tblGrid>
       <w:tr>
         <w:trPr>
-          <w:tblHeader w:val="on"/>
+          <w:cnfStyle w:val="100000000000" w:firstRow="1" w:lastRow="0" w:firstColumn="0" w:lastColumn="0" w:oddVBand="0" w:evenVBand="0" w:oddHBand="0" w:evenHBand="0" w:firstRowFirstColumn="0" w:firstRowLastColumn="0" w:lastRowFirstColumn="0" w:lastRowLastColumn="0"/>
+          <w:tblHeader/>
         </w:trPr>
         <w:tc>
-          <w:tcPr/>
-          <w:p>
-            <w:pPr>
-              <w:pStyle w:val="Compact"/>
-            </w:pPr>
-            <w:r>
-              <w:t xml:space="preserve">Заводской номер</w:t>
-            </w:r>
-          </w:p>
-        </w:tc>
-        <w:tc>
-          <w:tcPr/>
-          <w:p>
-            <w:pPr>
-              <w:pStyle w:val="Compact"/>
-            </w:pPr>
-            <w:r>
-              <w:t xml:space="preserve">Завод-изготовитель</w:t>
-            </w:r>
-          </w:p>
-        </w:tc>
-        <w:tc>
-          <w:tcPr/>
-          <w:p>
-            <w:pPr>
-              <w:pStyle w:val="Compact"/>
-            </w:pPr>
-            <w:r>
-              <w:t xml:space="preserve">Год выпуска</w:t>
-            </w:r>
-          </w:p>
-        </w:tc>
-        <w:tc>
-          <w:tcPr/>
-          <w:p>
-            <w:pPr>
-              <w:pStyle w:val="Compact"/>
-            </w:pPr>
-            <w:r>
-              <w:t xml:space="preserve">Uпит, В</w:t>
+          <w:tcPr>
+            <w:tcW w:w="0" w:type="auto"/>
+          </w:tcPr>
+          <w:p>
+            <w:r>
+              <w:t>Заводской номер</w:t>
+            </w:r>
+          </w:p>
+        </w:tc>
+        <w:tc>
+          <w:tcPr>
+            <w:tcW w:w="0" w:type="auto"/>
+          </w:tcPr>
+          <w:p>
+            <w:r>
+              <w:t>Завод-изготовитель</w:t>
+            </w:r>
+          </w:p>
+        </w:tc>
+        <w:tc>
+          <w:tcPr>
+            <w:tcW w:w="0" w:type="auto"/>
+          </w:tcPr>
+          <w:p>
+            <w:r>
+              <w:t>Год выпуска</w:t>
+            </w:r>
+          </w:p>
+        </w:tc>
+        <w:tc>
+          <w:tcPr>
+            <w:tcW w:w="0" w:type="auto"/>
+          </w:tcPr>
+          <w:p>
+            <w:r>
+              <w:t>Uпит, В</w:t>
             </w:r>
           </w:p>
         </w:tc>
       </w:tr>
       <w:tr>
         <w:tc>
-          <w:tcPr/>
-          <w:p>
-            <w:pPr>
-              <w:pStyle w:val="Compact"/>
-            </w:pPr>
-          </w:p>
-        </w:tc>
-        <w:tc>
-          <w:tcPr/>
-          <w:p>
-            <w:pPr>
-              <w:pStyle w:val="Compact"/>
-            </w:pPr>
-            <w:r>
-              <w:t xml:space="preserve">ООО Юнител Инжиниринг</w:t>
-            </w:r>
-          </w:p>
-        </w:tc>
-        <w:tc>
-          <w:tcPr/>
-          <w:p>
-            <w:pPr>
-              <w:pStyle w:val="Compact"/>
-            </w:pPr>
-          </w:p>
-        </w:tc>
-        <w:tc>
-          <w:tcPr/>
-          <w:p>
-            <w:pPr>
-              <w:pStyle w:val="Compact"/>
-            </w:pPr>
-            <w:r>
-              <w:t xml:space="preserve">=/~220</w:t>
+          <w:tcPr>
+            <w:tcW w:w="0" w:type="auto"/>
+          </w:tcPr>
+          <w:p/>
+        </w:tc>
+        <w:tc>
+          <w:tcPr>
+            <w:tcW w:w="0" w:type="auto"/>
+          </w:tcPr>
+          <w:p>
+            <w:r>
+              <w:t>ООО Юнител Инжиниринг</w:t>
+            </w:r>
+          </w:p>
+        </w:tc>
+        <w:tc>
+          <w:tcPr>
+            <w:tcW w:w="0" w:type="auto"/>
+          </w:tcPr>
+          <w:p/>
+        </w:tc>
+        <w:tc>
+          <w:tcPr>
+            <w:tcW w:w="0" w:type="auto"/>
+          </w:tcPr>
+          <w:p>
+            <w:r>
+              <w:t>=/~220</w:t>
             </w:r>
           </w:p>
         </w:tc>
       </w:tr>
     </w:tbl>
-    <w:bookmarkEnd w:id="3"/>
-    <w:bookmarkEnd w:id="4"/>
-    <w:bookmarkStart w:id="6" w:name="защищаемое-оборудование"/>
     <w:p>
       <w:pPr>
         <w:pStyle w:val="22"/>
       </w:pPr>
-      <w:r>
-        <w:rPr>
-          <w:rStyle w:val="SectionNumber"/>
-        </w:rPr>
-        <w:t xml:space="preserve">2.2</w:t>
+      <w:bookmarkStart w:id="8" w:name="защищаемое-оборудование"/>
+      <w:bookmarkStart w:id="9" w:name="_Toc240365941"/>
+      <w:bookmarkEnd w:id="4"/>
+      <w:bookmarkEnd w:id="6"/>
+      <w:r>
+        <w:t>2.2</w:t>
       </w:r>
       <w:r>
         <w:tab/>
-      </w:r>
-      <w:r>
-        <w:t xml:space="preserve">Защищаемое оборудование</w:t>
-      </w:r>
-    </w:p>
-    <w:bookmarkStart w:id="7" w:name="tbl:table23"/>
-    <w:p>
-      <w:pPr>
-        <w:pStyle w:val="TableCaption"/>
-      </w:pPr>
-      <w:r>
-        <w:t xml:space="preserve">Таблица 2.3. Параметры трансформатора</w:t>
+        <w:t>Защищаемое оборудование</w:t>
+      </w:r>
+      <w:bookmarkEnd w:id="9"/>
+    </w:p>
+    <w:p>
+      <w:bookmarkStart w:id="10" w:name="tbl:table23"/>
+      <w:r>
+        <w:t>Таблица 2.3. Параметры трансформатора</w:t>
       </w:r>
     </w:p>
     <w:tbl>
       <w:tblPr>
         <w:tblStyle w:val="Table"/>
-        <w:tblW w:type="pct" w:w="4781"/>
+        <w:tblW w:w="4781" w:type="pct"/>
         <w:tblLayout w:type="fixed"/>
-        <w:tblLook w:firstRow="1" w:lastRow="0" w:firstColumn="0" w:lastColumn="0" w:noHBand="0" w:noVBand="0" w:val="0020"/>
+        <w:tblLook w:val="0020" w:firstRow="1" w:lastRow="0" w:firstColumn="0" w:lastColumn="0" w:noHBand="0" w:noVBand="0"/>
         <w:tblCaption w:val="Таблица 2.3. Параметры трансформатора"/>
       </w:tblPr>
       <w:tblGrid>
-        <w:gridCol w:w="952"/>
-        <w:gridCol w:w="735"/>
-        <w:gridCol w:w="735"/>
-        <w:gridCol w:w="735"/>
-        <w:gridCol w:w="735"/>
-        <w:gridCol w:w="735"/>
-        <w:gridCol w:w="735"/>
-        <w:gridCol w:w="735"/>
-        <w:gridCol w:w="735"/>
-        <w:gridCol w:w="735"/>
+        <w:gridCol w:w="1191"/>
+        <w:gridCol w:w="920"/>
+        <w:gridCol w:w="920"/>
+        <w:gridCol w:w="921"/>
+        <w:gridCol w:w="921"/>
+        <w:gridCol w:w="921"/>
+        <w:gridCol w:w="921"/>
+        <w:gridCol w:w="921"/>
+        <w:gridCol w:w="921"/>
+        <w:gridCol w:w="921"/>
       </w:tblGrid>
       <w:tr>
         <w:trPr>
-          <w:tblHeader w:val="on"/>
+          <w:cnfStyle w:val="100000000000" w:firstRow="1" w:lastRow="0" w:firstColumn="0" w:lastColumn="0" w:oddVBand="0" w:evenVBand="0" w:oddHBand="0" w:evenHBand="0" w:firstRowFirstColumn="0" w:firstRowLastColumn="0" w:lastRowFirstColumn="0" w:lastRowLastColumn="0"/>
+          <w:tblHeader/>
         </w:trPr>
         <w:tc>
           <w:tcPr>
+            <w:tcW w:w="952" w:type="dxa"/>
             <w:vMerge w:val="restart"/>
           </w:tcPr>
           <w:p>
-            <w:pPr>
-              <w:pStyle w:val="Compact"/>
-            </w:pPr>
-            <w:r>
-              <w:t xml:space="preserve">Тип</w:t>
-            </w:r>
-          </w:p>
-        </w:tc>
-        <w:tc>
-          <w:tcPr>
+            <w:r>
+              <w:t>Тип</w:t>
+            </w:r>
+          </w:p>
+        </w:tc>
+        <w:tc>
+          <w:tcPr>
+            <w:tcW w:w="2205" w:type="dxa"/>
             <w:gridSpan w:val="3"/>
           </w:tcPr>
           <w:p>
-            <w:pPr>
-              <w:pStyle w:val="Compact"/>
-            </w:pPr>
-            <w:r>
-              <w:t xml:space="preserve">Мощность, МВА</w:t>
-            </w:r>
-          </w:p>
-        </w:tc>
-        <w:tc>
-          <w:tcPr>
+            <w:r>
+              <w:t>Мощность, МВА</w:t>
+            </w:r>
+          </w:p>
+        </w:tc>
+        <w:tc>
+          <w:tcPr>
+            <w:tcW w:w="2205" w:type="dxa"/>
             <w:gridSpan w:val="3"/>
           </w:tcPr>
           <w:p>
-            <w:pPr>
-              <w:pStyle w:val="Compact"/>
-            </w:pPr>
-            <w:r>
-              <w:t xml:space="preserve">Напряжение, кВ</w:t>
-            </w:r>
-          </w:p>
-        </w:tc>
-        <w:tc>
-          <w:tcPr>
+            <w:r>
+              <w:t>Напряжение, кВ</w:t>
+            </w:r>
+          </w:p>
+        </w:tc>
+        <w:tc>
+          <w:tcPr>
+            <w:tcW w:w="2205" w:type="dxa"/>
             <w:gridSpan w:val="3"/>
           </w:tcPr>
           <w:p>
-            <w:pPr>
-              <w:pStyle w:val="Compact"/>
-            </w:pPr>
-            <w:r>
-              <w:t xml:space="preserve">Номинальный ток, А</w:t>
+            <w:r>
+              <w:t>Номинальный ток, А</w:t>
             </w:r>
           </w:p>
         </w:tc>
       </w:tr>
       <w:tr>
         <w:trPr>
-          <w:tblHeader w:val="on"/>
+          <w:cnfStyle w:val="100000000000" w:firstRow="1" w:lastRow="0" w:firstColumn="0" w:lastColumn="0" w:oddVBand="0" w:evenVBand="0" w:oddHBand="0" w:evenHBand="0" w:firstRowFirstColumn="0" w:firstRowLastColumn="0" w:lastRowFirstColumn="0" w:lastRowLastColumn="0"/>
+          <w:tblHeader/>
         </w:trPr>
         <w:tc>
           <w:tcPr>
-            <w:gridSpan w:val="1"/>
-            <w:vMerge w:val="continue"/>
-          </w:tcPr>
-          <w:p>
-            <w:pPr/>
-          </w:p>
-        </w:tc>
-        <w:tc>
-          <w:tcPr/>
-          <w:p>
-            <w:pPr>
-              <w:pStyle w:val="Compact"/>
-            </w:pPr>
-            <w:r>
-              <w:t xml:space="preserve">ВН</w:t>
-            </w:r>
-          </w:p>
-        </w:tc>
-        <w:tc>
-          <w:tcPr/>
-          <w:p>
-            <w:pPr>
-              <w:pStyle w:val="Compact"/>
-            </w:pPr>
-            <w:r>
-              <w:t xml:space="preserve">СН</w:t>
-            </w:r>
-          </w:p>
-        </w:tc>
-        <w:tc>
-          <w:tcPr/>
-          <w:p>
-            <w:pPr>
-              <w:pStyle w:val="Compact"/>
-            </w:pPr>
-            <w:r>
-              <w:t xml:space="preserve">НН</w:t>
-            </w:r>
-          </w:p>
-        </w:tc>
-        <w:tc>
-          <w:tcPr/>
-          <w:p>
-            <w:pPr>
-              <w:pStyle w:val="Compact"/>
-            </w:pPr>
-            <w:r>
-              <w:t xml:space="preserve">ВН</w:t>
-            </w:r>
-          </w:p>
-        </w:tc>
-        <w:tc>
-          <w:tcPr/>
-          <w:p>
-            <w:pPr>
-              <w:pStyle w:val="Compact"/>
-            </w:pPr>
-            <w:r>
-              <w:t xml:space="preserve">СН</w:t>
-            </w:r>
-          </w:p>
-        </w:tc>
-        <w:tc>
-          <w:tcPr/>
-          <w:p>
-            <w:pPr>
-              <w:pStyle w:val="Compact"/>
-            </w:pPr>
-            <w:r>
-              <w:t xml:space="preserve">НН</w:t>
-            </w:r>
-          </w:p>
-        </w:tc>
-        <w:tc>
-          <w:tcPr/>
-          <w:p>
-            <w:pPr>
-              <w:pStyle w:val="Compact"/>
-            </w:pPr>
-            <w:r>
-              <w:t xml:space="preserve">ВН</w:t>
-            </w:r>
-          </w:p>
-        </w:tc>
-        <w:tc>
-          <w:tcPr/>
-          <w:p>
-            <w:pPr>
-              <w:pStyle w:val="Compact"/>
-            </w:pPr>
-            <w:r>
-              <w:t xml:space="preserve">СН</w:t>
-            </w:r>
-          </w:p>
-        </w:tc>
-        <w:tc>
-          <w:tcPr/>
-          <w:p>
-            <w:pPr>
-              <w:pStyle w:val="Compact"/>
-            </w:pPr>
-            <w:r>
-              <w:t xml:space="preserve">НН</w:t>
+            <w:tcW w:w="952" w:type="dxa"/>
+            <w:vMerge/>
+          </w:tcPr>
+          <w:p/>
+        </w:tc>
+        <w:tc>
+          <w:tcPr>
+            <w:tcW w:w="735" w:type="dxa"/>
+          </w:tcPr>
+          <w:p>
+            <w:r>
+              <w:t>ВН</w:t>
+            </w:r>
+          </w:p>
+        </w:tc>
+        <w:tc>
+          <w:tcPr>
+            <w:tcW w:w="735" w:type="dxa"/>
+          </w:tcPr>
+          <w:p>
+            <w:r>
+              <w:t>СН</w:t>
+            </w:r>
+          </w:p>
+        </w:tc>
+        <w:tc>
+          <w:tcPr>
+            <w:tcW w:w="735" w:type="dxa"/>
+          </w:tcPr>
+          <w:p>
+            <w:r>
+              <w:t>НН</w:t>
+            </w:r>
+          </w:p>
+        </w:tc>
+        <w:tc>
+          <w:tcPr>
+            <w:tcW w:w="735" w:type="dxa"/>
+          </w:tcPr>
+          <w:p>
+            <w:r>
+              <w:t>ВН</w:t>
+            </w:r>
+          </w:p>
+        </w:tc>
+        <w:tc>
+          <w:tcPr>
+            <w:tcW w:w="735" w:type="dxa"/>
+          </w:tcPr>
+          <w:p>
+            <w:r>
+              <w:t>СН</w:t>
+            </w:r>
+          </w:p>
+        </w:tc>
+        <w:tc>
+          <w:tcPr>
+            <w:tcW w:w="735" w:type="dxa"/>
+          </w:tcPr>
+          <w:p>
+            <w:r>
+              <w:t>НН</w:t>
+            </w:r>
+          </w:p>
+        </w:tc>
+        <w:tc>
+          <w:tcPr>
+            <w:tcW w:w="735" w:type="dxa"/>
+          </w:tcPr>
+          <w:p>
+            <w:r>
+              <w:t>ВН</w:t>
+            </w:r>
+          </w:p>
+        </w:tc>
+        <w:tc>
+          <w:tcPr>
+            <w:tcW w:w="735" w:type="dxa"/>
+          </w:tcPr>
+          <w:p>
+            <w:r>
+              <w:t>СН</w:t>
+            </w:r>
+          </w:p>
+        </w:tc>
+        <w:tc>
+          <w:tcPr>
+            <w:tcW w:w="735" w:type="dxa"/>
+          </w:tcPr>
+          <w:p>
+            <w:r>
+              <w:t>НН</w:t>
             </w:r>
           </w:p>
         </w:tc>
       </w:tr>
       <w:tr>
         <w:tc>
-          <w:tcPr/>
-          <w:p>
-            <w:pPr>
-              <w:pStyle w:val="Compact"/>
-            </w:pPr>
-          </w:p>
-        </w:tc>
-        <w:tc>
-          <w:tcPr/>
-          <w:p>
-            <w:pPr>
-              <w:pStyle w:val="Compact"/>
-            </w:pPr>
-          </w:p>
-        </w:tc>
-        <w:tc>
-          <w:tcPr/>
-          <w:p>
-            <w:pPr>
-              <w:pStyle w:val="Compact"/>
-            </w:pPr>
-          </w:p>
-        </w:tc>
-        <w:tc>
-          <w:tcPr/>
-          <w:p>
-            <w:pPr>
-              <w:pStyle w:val="Compact"/>
-            </w:pPr>
-          </w:p>
-        </w:tc>
-        <w:tc>
-          <w:tcPr/>
-          <w:p>
-            <w:pPr>
-              <w:pStyle w:val="Compact"/>
-            </w:pPr>
-          </w:p>
-        </w:tc>
-        <w:tc>
-          <w:tcPr/>
-          <w:p>
-            <w:pPr>
-              <w:pStyle w:val="Compact"/>
-            </w:pPr>
-          </w:p>
-        </w:tc>
-        <w:tc>
-          <w:tcPr/>
-          <w:p>
-            <w:pPr>
-              <w:pStyle w:val="Compact"/>
-            </w:pPr>
-          </w:p>
-        </w:tc>
-        <w:tc>
-          <w:tcPr/>
-          <w:p>
-            <w:pPr>
-              <w:pStyle w:val="Compact"/>
-            </w:pPr>
-          </w:p>
-        </w:tc>
-        <w:tc>
-          <w:tcPr/>
-          <w:p>
-            <w:pPr>
-              <w:pStyle w:val="Compact"/>
-            </w:pPr>
-          </w:p>
-        </w:tc>
-        <w:tc>
-          <w:tcPr/>
-          <w:p>
-            <w:pPr>
-              <w:pStyle w:val="Compact"/>
-            </w:pPr>
-          </w:p>
+          <w:tcPr>
+            <w:tcW w:w="952" w:type="dxa"/>
+          </w:tcPr>
+          <w:p/>
+        </w:tc>
+        <w:tc>
+          <w:tcPr>
+            <w:tcW w:w="735" w:type="dxa"/>
+          </w:tcPr>
+          <w:p/>
+        </w:tc>
+        <w:tc>
+          <w:tcPr>
+            <w:tcW w:w="735" w:type="dxa"/>
+          </w:tcPr>
+          <w:p/>
+        </w:tc>
+        <w:tc>
+          <w:tcPr>
+            <w:tcW w:w="735" w:type="dxa"/>
+          </w:tcPr>
+          <w:p/>
+        </w:tc>
+        <w:tc>
+          <w:tcPr>
+            <w:tcW w:w="735" w:type="dxa"/>
+          </w:tcPr>
+          <w:p/>
+        </w:tc>
+        <w:tc>
+          <w:tcPr>
+            <w:tcW w:w="735" w:type="dxa"/>
+          </w:tcPr>
+          <w:p/>
+        </w:tc>
+        <w:tc>
+          <w:tcPr>
+            <w:tcW w:w="735" w:type="dxa"/>
+          </w:tcPr>
+          <w:p/>
+        </w:tc>
+        <w:tc>
+          <w:tcPr>
+            <w:tcW w:w="735" w:type="dxa"/>
+          </w:tcPr>
+          <w:p/>
+        </w:tc>
+        <w:tc>
+          <w:tcPr>
+            <w:tcW w:w="735" w:type="dxa"/>
+          </w:tcPr>
+          <w:p/>
+        </w:tc>
+        <w:tc>
+          <w:tcPr>
+            <w:tcW w:w="735" w:type="dxa"/>
+          </w:tcPr>
+          <w:p/>
         </w:tc>
       </w:tr>
     </w:tbl>
-    <w:bookmarkEnd w:id="5"/>
-    <w:bookmarkEnd w:id="6"/>
-    <w:bookmarkEnd w:id="7"/>
-    <w:bookmarkStart w:id="8" w:name="дополнительные-сведения"/>
     <w:p>
       <w:pPr>
         <w:pStyle w:val="13"/>
       </w:pPr>
-      <w:r>
-        <w:rPr>
-          <w:rStyle w:val="SectionNumber"/>
-        </w:rPr>
-        <w:t xml:space="preserve">3</w:t>
+      <w:bookmarkStart w:id="11" w:name="дополнительные-сведения"/>
+      <w:bookmarkStart w:id="12" w:name="_Toc240365942"/>
+      <w:bookmarkEnd w:id="7"/>
+      <w:bookmarkEnd w:id="8"/>
+      <w:bookmarkEnd w:id="10"/>
+      <w:r>
+        <w:t>3</w:t>
       </w:r>
       <w:r>
         <w:tab/>
-      </w:r>
-      <w:r>
-        <w:t xml:space="preserve">Дополнительные сведения</w:t>
-      </w:r>
-    </w:p>
-    <w:p>
-      <w:pPr>
-        <w:pStyle w:val="FirstParagraph"/>
-      </w:pPr>
-      <w:r>
-        <w:t xml:space="preserve">Устройство подключено к трансформаторам тока типа___________________________________ ____________________________________________________________________________________________________________________________________________________________________________________</w:t>
-      </w:r>
-      <w:r>
-        <w:t xml:space="preserve"> </w:t>
-      </w:r>
-      <w:r>
-        <w:t xml:space="preserve">______________________________________________________________________________________________________________________________________________________ с коэффициентами трансформации ____________________________________________________________________________________________________________________________________________________________________________________</w:t>
-      </w:r>
-      <w:r>
-        <w:t xml:space="preserve"> </w:t>
-      </w:r>
-      <w:r>
-        <w:t xml:space="preserve">__________________________________________________________________________________________</w:t>
-      </w:r>
-      <w:r>
-        <w:t xml:space="preserve"> </w:t>
-      </w:r>
-      <w:r>
-        <w:t xml:space="preserve">__________________________________________________________________________________________</w:t>
-      </w:r>
-    </w:p>
-    <w:bookmarkEnd w:id="8"/>
-    <w:bookmarkStart w:id="9" w:name="уставки-и-конфигурация"/>
+        <w:t>Дополнительные сведения</w:t>
+      </w:r>
+      <w:bookmarkEnd w:id="12"/>
+    </w:p>
+    <w:p>
+      <w:r>
+        <w:t>Устройство подключено к трансформаторам тока типа___________________________________ ____________________________________________________________________________________________________________________________________________________________________________________ ______________________________________________________________________________________________________________________________________________________ с коэффициентами трансформации ____________________________________________________________________________________________________________________________________________________________________________________ __________________________________________________________________________________________ __________________________________________________________________________________________</w:t>
+      </w:r>
+    </w:p>
     <w:p>
       <w:pPr>
         <w:pStyle w:val="13"/>
       </w:pPr>
-      <w:r>
-        <w:rPr>
-          <w:rStyle w:val="SectionNumber"/>
-        </w:rPr>
-        <w:t xml:space="preserve">4</w:t>
+      <w:bookmarkStart w:id="13" w:name="уставки-и-конфигурация"/>
+      <w:bookmarkStart w:id="14" w:name="_Toc240365943"/>
+      <w:bookmarkEnd w:id="11"/>
+      <w:r>
+        <w:lastRenderedPageBreak/>
+        <w:t>4</w:t>
       </w:r>
       <w:r>
         <w:tab/>
-      </w:r>
-      <w:r>
-        <w:t xml:space="preserve">Уставки и конфигурация</w:t>
-      </w:r>
-    </w:p>
-    <w:p>
-      <w:pPr>
-        <w:pStyle w:val="FirstParagraph"/>
-      </w:pPr>
-      <w:r>
-        <w:t xml:space="preserve">Уставки РЗА и параметры конфигурации установлены согласно рабочей документации ______________________________________________________ и бланку уставок___________________ __________________________________________________________________________________________</w:t>
-      </w:r>
-      <w:r>
-        <w:t xml:space="preserve"> </w:t>
-      </w:r>
-      <w:r>
-        <w:t xml:space="preserve">В работу введена ____ группа уставок.</w:t>
-      </w:r>
-      <w:r>
-        <w:t xml:space="preserve"> </w:t>
-      </w:r>
-      <w:r>
-        <w:t xml:space="preserve">Рабочие уставки функций РЗА задаются в устройстве с использованием ПО «ЮНИТ-СЕРВИС РЗА» согласно утверждённому бланку уставок.</w:t>
-      </w:r>
-      <w:r>
-        <w:t xml:space="preserve"> </w:t>
-      </w:r>
-      <w:r>
-        <w:t xml:space="preserve">Проверяется возможность считывания информации, а также активации группы уставок с использованием дисплея и кнопок на панели ИЧМ (при наличии модуля ИЧМ).</w:t>
-      </w:r>
-      <w:r>
-        <w:t xml:space="preserve"> </w:t>
-      </w:r>
-      <w:r>
-        <w:t xml:space="preserve">Результат проверки: _______________________________________________________</w:t>
-      </w:r>
-    </w:p>
-    <w:bookmarkEnd w:id="9"/>
-    <w:bookmarkStart w:id="10" w:name="внешний-осмотр"/>
+        <w:t>Уставки и конфигурация</w:t>
+      </w:r>
+      <w:bookmarkEnd w:id="14"/>
+    </w:p>
+    <w:p>
+      <w:r>
+        <w:t>Уставки РЗА и параметры конфигурации установлены согласно рабочей документации ______________________________________________________ и бланку уставок___________________ __________________________________________________________________________________________ В работу введена ____ группа уставок. Рабочие уставки функций РЗА задаются в устройстве с использованием ПО «ЮНИТ-СЕРВИС РЗА» согласно утверждённому бланку уставок. Проверяется возможность считывания информации, а также активации группы уставок с использованием дисплея и кнопок на панели ИЧМ (при наличии модуля ИЧМ). Результат проверки: _______________________________________________________</w:t>
+      </w:r>
+    </w:p>
     <w:p>
       <w:pPr>
         <w:pStyle w:val="13"/>
       </w:pPr>
-      <w:r>
-        <w:rPr>
-          <w:rStyle w:val="SectionNumber"/>
-        </w:rPr>
-        <w:t xml:space="preserve">5</w:t>
+      <w:bookmarkStart w:id="15" w:name="внешний-осмотр"/>
+      <w:bookmarkStart w:id="16" w:name="_Toc240365944"/>
+      <w:bookmarkEnd w:id="13"/>
+      <w:r>
+        <w:t>5</w:t>
       </w:r>
       <w:r>
         <w:tab/>
-      </w:r>
-      <w:r>
-        <w:t xml:space="preserve">Внешний осмотр</w:t>
-      </w:r>
-    </w:p>
-    <w:p>
-      <w:pPr>
-        <w:pStyle w:val="FirstParagraph"/>
-      </w:pPr>
-      <w:r>
-        <w:t xml:space="preserve">Произведен внешний осмотр устройства «ЮНИТ-М300-ДЗТ2», на предмет:</w:t>
-      </w:r>
-    </w:p>
-    <w:p>
-      <w:pPr>
-        <w:pStyle w:val="Compact"/>
+        <w:t>Внешний осмотр</w:t>
+      </w:r>
+      <w:bookmarkEnd w:id="16"/>
+    </w:p>
+    <w:p>
+      <w:r>
+        <w:t>Произведен внешний осмотр устройства «ЮНИТ-М300-ДЗТ2», на предмет:</w:t>
+      </w:r>
+    </w:p>
+    <w:p>
+      <w:pPr>
         <w:numPr>
           <w:ilvl w:val="0"/>
-          <w:numId w:val="46"/>
+          <w:numId w:val="45"/>
         </w:numPr>
       </w:pPr>
       <w:r>
-        <w:t xml:space="preserve">отсутствия повреждений, подтеков воды, в том числе, высохших;</w:t>
-      </w:r>
-    </w:p>
-    <w:p>
-      <w:pPr>
-        <w:pStyle w:val="Compact"/>
+        <w:t>отсутствия повреждений, подтеков воды, в том числе, высохших;</w:t>
+      </w:r>
+    </w:p>
+    <w:p>
+      <w:pPr>
         <w:numPr>
           <w:ilvl w:val="0"/>
-          <w:numId w:val="46"/>
+          <w:numId w:val="45"/>
         </w:numPr>
       </w:pPr>
       <w:r>
-        <w:t xml:space="preserve">отсутствия налета окислов на металлических поверхностях, отсутствия запыленности;</w:t>
-      </w:r>
-    </w:p>
-    <w:p>
-      <w:pPr>
-        <w:pStyle w:val="Compact"/>
+        <w:t>отсутствия налета окислов на металлических поверхностях, отсутствия запыленности;</w:t>
+      </w:r>
+    </w:p>
+    <w:p>
+      <w:pPr>
         <w:numPr>
           <w:ilvl w:val="0"/>
-          <w:numId w:val="46"/>
+          <w:numId w:val="45"/>
         </w:numPr>
       </w:pPr>
       <w:r>
-        <w:t xml:space="preserve">состояния контактных поверхностей клемм рядов зажимов, в клеммных коробках и сборках (протяжка при необходимости), разъемов интерфейса связи;</w:t>
-      </w:r>
-    </w:p>
-    <w:p>
-      <w:pPr>
-        <w:pStyle w:val="Compact"/>
+        <w:t>состояния контактных поверхностей клемм рядов зажимов, в клеммных коробках и сборках (протяжка при необходимости), разъемов интерфейса связи;</w:t>
+      </w:r>
+    </w:p>
+    <w:p>
+      <w:pPr>
         <w:numPr>
           <w:ilvl w:val="0"/>
-          <w:numId w:val="46"/>
+          <w:numId w:val="45"/>
         </w:numPr>
       </w:pPr>
       <w:r>
-        <w:t xml:space="preserve">отсутствия механических повреждений элементов управления;</w:t>
-      </w:r>
-    </w:p>
-    <w:p>
-      <w:pPr>
-        <w:pStyle w:val="Compact"/>
+        <w:t>отсутствия механических повреждений элементов управления;</w:t>
+      </w:r>
+    </w:p>
+    <w:p>
+      <w:pPr>
         <w:numPr>
           <w:ilvl w:val="0"/>
-          <w:numId w:val="46"/>
+          <w:numId w:val="45"/>
         </w:numPr>
       </w:pPr>
       <w:r>
-        <w:t xml:space="preserve">соответствия типов, установленных в шкафу аппаратов заводской спецификации и проектной документации (производится только при новом включении устройства);</w:t>
-      </w:r>
-    </w:p>
-    <w:p>
-      <w:pPr>
-        <w:pStyle w:val="Compact"/>
+        <w:t>соответствия типов, установленных в шкафу аппаратов заводской спецификации и проектной документации (производится только при новом включении устройства);</w:t>
+      </w:r>
+    </w:p>
+    <w:p>
+      <w:pPr>
         <w:numPr>
           <w:ilvl w:val="0"/>
-          <w:numId w:val="46"/>
+          <w:numId w:val="45"/>
         </w:numPr>
       </w:pPr>
       <w:r>
-        <w:t xml:space="preserve">правильности выполнения концевых разделок контрольных кабелей, уплотнений проходных отверстий;</w:t>
-      </w:r>
-    </w:p>
-    <w:p>
-      <w:pPr>
-        <w:pStyle w:val="Compact"/>
+        <w:t>правильности выполнения концевых разделок контрольных кабелей, уплотнений проходных отверстий;</w:t>
+      </w:r>
+    </w:p>
+    <w:p>
+      <w:pPr>
         <w:numPr>
           <w:ilvl w:val="0"/>
-          <w:numId w:val="46"/>
+          <w:numId w:val="45"/>
         </w:numPr>
       </w:pPr>
       <w:r>
-        <w:t xml:space="preserve">состояния уплотнений дверей шкафов, кожухов, вторичных выводов трансформаторов тока и напряжения, кабельных вводов, крышек технологических отверстий и т.п.;</w:t>
-      </w:r>
-    </w:p>
-    <w:p>
-      <w:pPr>
-        <w:pStyle w:val="Compact"/>
+        <w:t>состояния уплотнений дверей шкафов, кожухов, вторичных выводов трансформаторов тока и напряжения, кабельных вводов, крышек технологических отверстий и т.п.;</w:t>
+      </w:r>
+    </w:p>
+    <w:p>
+      <w:pPr>
         <w:numPr>
           <w:ilvl w:val="0"/>
-          <w:numId w:val="46"/>
+          <w:numId w:val="45"/>
         </w:numPr>
       </w:pPr>
       <w:r>
-        <w:t xml:space="preserve">состояния и правильности выполнения заземлений цепей вторичных соединений и аппаратуры устройства;</w:t>
-      </w:r>
-    </w:p>
-    <w:p>
-      <w:pPr>
-        <w:pStyle w:val="Compact"/>
+        <w:t>состояния и правильности выполнения заземлений цепей вторичных соединений и аппаратуры устройства;</w:t>
+      </w:r>
+    </w:p>
+    <w:p>
+      <w:pPr>
         <w:numPr>
           <w:ilvl w:val="0"/>
-          <w:numId w:val="46"/>
+          <w:numId w:val="45"/>
         </w:numPr>
       </w:pPr>
       <w:r>
-        <w:t xml:space="preserve">наличия и правильности надписей на элементах устройства и соответствие их функциональному назначению, наличие и правильность маркировки кабелей, жил кабелей и проводов.</w:t>
-      </w:r>
-    </w:p>
-    <w:p>
-      <w:pPr>
-        <w:pStyle w:val="FirstParagraph"/>
-      </w:pPr>
-      <w:r>
-        <w:t xml:space="preserve">Результат проверки: _______________________________________________________</w:t>
-      </w:r>
-    </w:p>
-    <w:bookmarkEnd w:id="10"/>
-    <w:bookmarkStart w:id="11" w:name="X0e50c966c55b2f6f4209c430f930650427220e2"/>
+        <w:t>наличия и правильности надписей на элементах устройства и соответствие их функциональному назначению, наличие и правильность маркировки кабелей, жил кабелей и проводов.</w:t>
+      </w:r>
+    </w:p>
+    <w:p>
+      <w:r>
+        <w:t>Результат проверки: _______________________________________________________</w:t>
+      </w:r>
+    </w:p>
     <w:p>
       <w:pPr>
         <w:pStyle w:val="13"/>
       </w:pPr>
-      <w:r>
-        <w:rPr>
-          <w:rStyle w:val="SectionNumber"/>
-        </w:rPr>
-        <w:t xml:space="preserve">6</w:t>
+      <w:bookmarkStart w:id="17" w:name="X0e50c966c55b2f6f4209c430f930650427220e2"/>
+      <w:bookmarkStart w:id="18" w:name="_Toc240365945"/>
+      <w:bookmarkEnd w:id="15"/>
+      <w:r>
+        <w:t>6</w:t>
       </w:r>
       <w:r>
         <w:tab/>
-      </w:r>
-      <w:r>
-        <w:t xml:space="preserve">Проверка конфигурирования и параметрирования устройства</w:t>
-      </w:r>
-    </w:p>
-    <w:p>
-      <w:pPr>
-        <w:pStyle w:val="FirstParagraph"/>
-      </w:pPr>
-      <w:r>
-        <w:t xml:space="preserve">С помощью ПО «ЮНИТ-СЕРВИС РЗА» загружены текущие настройки конфигурирования и параметрирования устройства (матрица входных и выходных сигналов, настройки светодиодов и функциональных клавиш, конфигурация устройства, настройки регистрации) и произведено сравнение их с последними корректированными настройками.</w:t>
+        <w:t>Проверка конфигурирования и параметрирования устройства</w:t>
+      </w:r>
+      <w:bookmarkEnd w:id="18"/>
+    </w:p>
+    <w:p>
+      <w:r>
+        <w:t>С помощью ПО «ЮНИТ-СЕРВИС РЗА» загружены текущие настройки конфигурирования и параметрирования устройства (матрица входных и выходных сигналов, настройки светодиодов и функциональных клавиш, конфигурация устройства, настройки регистрации) и произведено сравнение их с последними корректированными настройками.</w:t>
       </w:r>
     </w:p>
     <w:p>
@@ -5663,581 +6690,511 @@
         <w:pStyle w:val="affff3"/>
       </w:pPr>
       <w:r>
-        <w:t xml:space="preserve">Результат проверки: _______________________________________________________</w:t>
-      </w:r>
-    </w:p>
-    <w:bookmarkEnd w:id="11"/>
-    <w:bookmarkStart w:id="12" w:name="проверка-состояния-изоляции"/>
+        <w:t>Результат проверки: _______________________________________________________</w:t>
+      </w:r>
+    </w:p>
     <w:p>
       <w:pPr>
         <w:pStyle w:val="13"/>
       </w:pPr>
-      <w:r>
-        <w:rPr>
-          <w:rStyle w:val="SectionNumber"/>
-        </w:rPr>
-        <w:t xml:space="preserve">7</w:t>
+      <w:bookmarkStart w:id="19" w:name="проверка-состояния-изоляции"/>
+      <w:bookmarkStart w:id="20" w:name="_Toc240365946"/>
+      <w:bookmarkEnd w:id="17"/>
+      <w:r>
+        <w:lastRenderedPageBreak/>
+        <w:t>7</w:t>
       </w:r>
       <w:r>
         <w:tab/>
-      </w:r>
-      <w:r>
-        <w:t xml:space="preserve">Проверка состояния изоляции</w:t>
-      </w:r>
-    </w:p>
-    <w:bookmarkStart w:id="13" w:name="X9687952bc1d30db593d75bc5681b56e0d46ca55"/>
+        <w:t>Проверка состояния изоляции</w:t>
+      </w:r>
+      <w:bookmarkEnd w:id="20"/>
+    </w:p>
     <w:p>
       <w:pPr>
         <w:pStyle w:val="22"/>
       </w:pPr>
-      <w:r>
-        <w:rPr>
-          <w:rStyle w:val="SectionNumber"/>
-        </w:rPr>
-        <w:t xml:space="preserve">7.1</w:t>
+      <w:bookmarkStart w:id="21" w:name="X9687952bc1d30db593d75bc5681b56e0d46ca55"/>
+      <w:bookmarkStart w:id="22" w:name="_Toc240365947"/>
+      <w:r>
+        <w:t>7.1</w:t>
       </w:r>
       <w:r>
         <w:tab/>
-      </w:r>
-      <w:r>
-        <w:t xml:space="preserve">Измерение сопротивления изоляции устройства</w:t>
-      </w:r>
-    </w:p>
-    <w:p>
-      <w:pPr>
-        <w:pStyle w:val="FirstParagraph"/>
-      </w:pPr>
-      <w:r>
-        <w:t xml:space="preserve">Произведено измерение сопротивления изоляции всех групп цепей относительно корпуса устройства и между собой мегаомметром с номинальным напряжением 1000 В. Результаты измерений занесены в таблицу  </w:t>
+        <w:t>Измерение сопротивления изоляции устройства</w:t>
+      </w:r>
+      <w:bookmarkEnd w:id="22"/>
+    </w:p>
+    <w:p>
+      <w:r>
+        <w:t>Произведено измерение сопротивления изоляции всех групп цепей относительно корпуса устройства и между собой мегаомметром с номинальным напряжением 1000 В. Результаты измерений занесены в таблицу  </w:t>
       </w:r>
       <w:hyperlink w:anchor="tbl:table71">
         <w:r>
           <w:rPr>
             <w:rStyle w:val="afff4"/>
           </w:rPr>
-          <w:t xml:space="preserve">7.1</w:t>
+          <w:t>7.1</w:t>
         </w:r>
       </w:hyperlink>
       <w:r>
-        <w:t xml:space="preserve">. Норма сопротивления изоляции - не менее 100 МОм.</w:t>
-      </w:r>
-    </w:p>
-    <w:bookmarkStart w:id="14" w:name="tbl:table71"/>
-    <w:p>
-      <w:pPr>
-        <w:pStyle w:val="TableCaption"/>
-      </w:pPr>
-      <w:r>
-        <w:t xml:space="preserve">Таблица 7.1. Проверка сопротивления изоляции цепей</w:t>
+        <w:t>. Норма сопротивления изоляции - не менее 100 МОм.</w:t>
+      </w:r>
+    </w:p>
+    <w:p>
+      <w:bookmarkStart w:id="23" w:name="tbl:table71"/>
+      <w:r>
+        <w:t>Таблица 7.1. Проверка сопротивления изоляции цепей</w:t>
       </w:r>
     </w:p>
     <w:tbl>
       <w:tblPr>
         <w:tblStyle w:val="Table"/>
-        <w:tblW w:type="pct" w:w="5000"/>
+        <w:tblW w:w="5000" w:type="pct"/>
         <w:tblLayout w:type="fixed"/>
-        <w:tblLook w:firstRow="1" w:lastRow="0" w:firstColumn="0" w:lastColumn="0" w:noHBand="0" w:noVBand="0" w:val="0020"/>
+        <w:tblLook w:val="0020" w:firstRow="1" w:lastRow="0" w:firstColumn="0" w:lastColumn="0" w:noHBand="0" w:noVBand="0"/>
         <w:tblCaption w:val="Таблица 7.1. Проверка сопротивления изоляции цепей"/>
       </w:tblPr>
       <w:tblGrid>
-        <w:gridCol w:w="1092"/>
-        <w:gridCol w:w="4824"/>
-        <w:gridCol w:w="2002"/>
+        <w:gridCol w:w="1367"/>
+        <w:gridCol w:w="6039"/>
+        <w:gridCol w:w="2506"/>
       </w:tblGrid>
       <w:tr>
         <w:trPr>
-          <w:tblHeader w:val="on"/>
+          <w:cnfStyle w:val="100000000000" w:firstRow="1" w:lastRow="0" w:firstColumn="0" w:lastColumn="0" w:oddVBand="0" w:evenVBand="0" w:oddHBand="0" w:evenHBand="0" w:firstRowFirstColumn="0" w:firstRowLastColumn="0" w:lastRowFirstColumn="0" w:lastRowLastColumn="0"/>
+          <w:tblHeader/>
         </w:trPr>
         <w:tc>
-          <w:tcPr/>
-          <w:p>
-            <w:pPr>
-              <w:pStyle w:val="Compact"/>
-            </w:pPr>
-            <w:r>
-              <w:t xml:space="preserve">Группа №</w:t>
-            </w:r>
-          </w:p>
-        </w:tc>
-        <w:tc>
-          <w:tcPr/>
-          <w:p>
-            <w:pPr>
-              <w:pStyle w:val="Compact"/>
-            </w:pPr>
-            <w:r>
-              <w:t xml:space="preserve">Наименование цепи</w:t>
-            </w:r>
-          </w:p>
-        </w:tc>
-        <w:tc>
-          <w:tcPr/>
-          <w:p>
-            <w:pPr>
-              <w:pStyle w:val="Compact"/>
-            </w:pPr>
-            <w:r>
-              <w:t xml:space="preserve">Сопротивление, МОм</w:t>
+          <w:tcPr>
+            <w:tcW w:w="1092" w:type="dxa"/>
+          </w:tcPr>
+          <w:p>
+            <w:r>
+              <w:t>Группа №</w:t>
+            </w:r>
+          </w:p>
+        </w:tc>
+        <w:tc>
+          <w:tcPr>
+            <w:tcW w:w="4824" w:type="dxa"/>
+          </w:tcPr>
+          <w:p>
+            <w:r>
+              <w:t>Наименование цепи</w:t>
+            </w:r>
+          </w:p>
+        </w:tc>
+        <w:tc>
+          <w:tcPr>
+            <w:tcW w:w="2002" w:type="dxa"/>
+          </w:tcPr>
+          <w:p>
+            <w:r>
+              <w:t>Сопротивление, МОм</w:t>
             </w:r>
           </w:p>
         </w:tc>
       </w:tr>
       <w:tr>
         <w:tc>
-          <w:tcPr/>
-          <w:p>
-            <w:pPr>
-              <w:pStyle w:val="Compact"/>
-            </w:pPr>
-            <w:r>
-              <w:t xml:space="preserve">1</w:t>
-            </w:r>
-          </w:p>
-        </w:tc>
-        <w:tc>
-          <w:tcPr/>
-          <w:p>
-            <w:pPr>
-              <w:pStyle w:val="Compact"/>
-            </w:pPr>
-            <w:r>
-              <w:t xml:space="preserve">Цепи переменного тока</w:t>
-            </w:r>
-          </w:p>
-        </w:tc>
-        <w:tc>
-          <w:tcPr/>
-          <w:p>
-            <w:pPr>
-              <w:pStyle w:val="Compact"/>
-            </w:pPr>
-          </w:p>
+          <w:tcPr>
+            <w:tcW w:w="1092" w:type="dxa"/>
+          </w:tcPr>
+          <w:p>
+            <w:r>
+              <w:t>1</w:t>
+            </w:r>
+          </w:p>
+        </w:tc>
+        <w:tc>
+          <w:tcPr>
+            <w:tcW w:w="4824" w:type="dxa"/>
+          </w:tcPr>
+          <w:p>
+            <w:r>
+              <w:t>Цепи переменного тока</w:t>
+            </w:r>
+          </w:p>
+        </w:tc>
+        <w:tc>
+          <w:tcPr>
+            <w:tcW w:w="2002" w:type="dxa"/>
+          </w:tcPr>
+          <w:p/>
         </w:tc>
       </w:tr>
       <w:tr>
         <w:tc>
-          <w:tcPr/>
-          <w:p>
-            <w:pPr>
-              <w:pStyle w:val="Compact"/>
-            </w:pPr>
-            <w:r>
-              <w:t xml:space="preserve">2</w:t>
-            </w:r>
-          </w:p>
-        </w:tc>
-        <w:tc>
-          <w:tcPr/>
-          <w:p>
-            <w:pPr>
-              <w:pStyle w:val="Compact"/>
-            </w:pPr>
-            <w:r>
-              <w:t xml:space="preserve">Цепи питания оперативным током</w:t>
-            </w:r>
-          </w:p>
-        </w:tc>
-        <w:tc>
-          <w:tcPr/>
-          <w:p>
-            <w:pPr>
-              <w:pStyle w:val="Compact"/>
-            </w:pPr>
-          </w:p>
+          <w:tcPr>
+            <w:tcW w:w="1092" w:type="dxa"/>
+          </w:tcPr>
+          <w:p>
+            <w:r>
+              <w:t>2</w:t>
+            </w:r>
+          </w:p>
+        </w:tc>
+        <w:tc>
+          <w:tcPr>
+            <w:tcW w:w="4824" w:type="dxa"/>
+          </w:tcPr>
+          <w:p>
+            <w:r>
+              <w:t>Цепи питания оперативным током</w:t>
+            </w:r>
+          </w:p>
+        </w:tc>
+        <w:tc>
+          <w:tcPr>
+            <w:tcW w:w="2002" w:type="dxa"/>
+          </w:tcPr>
+          <w:p/>
         </w:tc>
       </w:tr>
       <w:tr>
         <w:tc>
-          <w:tcPr/>
-          <w:p>
-            <w:pPr>
-              <w:pStyle w:val="Compact"/>
-            </w:pPr>
-            <w:r>
-              <w:t xml:space="preserve">3</w:t>
-            </w:r>
-          </w:p>
-        </w:tc>
-        <w:tc>
-          <w:tcPr/>
-          <w:p>
-            <w:pPr>
-              <w:pStyle w:val="Compact"/>
-            </w:pPr>
-            <w:r>
-              <w:t xml:space="preserve">Цепи выходных реле</w:t>
-            </w:r>
-          </w:p>
-        </w:tc>
-        <w:tc>
-          <w:tcPr/>
-          <w:p>
-            <w:pPr>
-              <w:pStyle w:val="Compact"/>
-            </w:pPr>
-          </w:p>
+          <w:tcPr>
+            <w:tcW w:w="1092" w:type="dxa"/>
+          </w:tcPr>
+          <w:p>
+            <w:r>
+              <w:t>3</w:t>
+            </w:r>
+          </w:p>
+        </w:tc>
+        <w:tc>
+          <w:tcPr>
+            <w:tcW w:w="4824" w:type="dxa"/>
+          </w:tcPr>
+          <w:p>
+            <w:r>
+              <w:t>Цепи выходных реле</w:t>
+            </w:r>
+          </w:p>
+        </w:tc>
+        <w:tc>
+          <w:tcPr>
+            <w:tcW w:w="2002" w:type="dxa"/>
+          </w:tcPr>
+          <w:p/>
         </w:tc>
       </w:tr>
       <w:tr>
         <w:tc>
-          <w:tcPr/>
-          <w:p>
-            <w:pPr>
-              <w:pStyle w:val="Compact"/>
-            </w:pPr>
-            <w:r>
-              <w:t xml:space="preserve">4</w:t>
-            </w:r>
-          </w:p>
-        </w:tc>
-        <w:tc>
-          <w:tcPr/>
-          <w:p>
-            <w:pPr>
-              <w:pStyle w:val="Compact"/>
-            </w:pPr>
-            <w:r>
-              <w:t xml:space="preserve">Выходные цепи дискретных сигналов от выходных реле</w:t>
-            </w:r>
-          </w:p>
-        </w:tc>
-        <w:tc>
-          <w:tcPr/>
-          <w:p>
-            <w:pPr>
-              <w:pStyle w:val="Compact"/>
-            </w:pPr>
-          </w:p>
+          <w:tcPr>
+            <w:tcW w:w="1092" w:type="dxa"/>
+          </w:tcPr>
+          <w:p>
+            <w:r>
+              <w:t>4</w:t>
+            </w:r>
+          </w:p>
+        </w:tc>
+        <w:tc>
+          <w:tcPr>
+            <w:tcW w:w="4824" w:type="dxa"/>
+          </w:tcPr>
+          <w:p>
+            <w:r>
+              <w:t>Выходные цепи дискретных сигналов от выходных реле</w:t>
+            </w:r>
+          </w:p>
+        </w:tc>
+        <w:tc>
+          <w:tcPr>
+            <w:tcW w:w="2002" w:type="dxa"/>
+          </w:tcPr>
+          <w:p/>
         </w:tc>
       </w:tr>
       <w:tr>
         <w:tc>
-          <w:tcPr/>
-          <w:p>
-            <w:pPr>
-              <w:pStyle w:val="Compact"/>
-            </w:pPr>
-            <w:r>
-              <w:t xml:space="preserve">5</w:t>
-            </w:r>
-          </w:p>
-        </w:tc>
-        <w:tc>
-          <w:tcPr/>
-          <w:p>
-            <w:pPr>
-              <w:pStyle w:val="Compact"/>
-            </w:pPr>
-            <w:r>
-              <w:t xml:space="preserve">Цепи сигнализации</w:t>
-            </w:r>
-          </w:p>
-        </w:tc>
-        <w:tc>
-          <w:tcPr/>
-          <w:p>
-            <w:pPr>
-              <w:pStyle w:val="Compact"/>
-            </w:pPr>
-          </w:p>
+          <w:tcPr>
+            <w:tcW w:w="1092" w:type="dxa"/>
+          </w:tcPr>
+          <w:p>
+            <w:r>
+              <w:t>5</w:t>
+            </w:r>
+          </w:p>
+        </w:tc>
+        <w:tc>
+          <w:tcPr>
+            <w:tcW w:w="4824" w:type="dxa"/>
+          </w:tcPr>
+          <w:p>
+            <w:r>
+              <w:t>Цепи сигнализации</w:t>
+            </w:r>
+          </w:p>
+        </w:tc>
+        <w:tc>
+          <w:tcPr>
+            <w:tcW w:w="2002" w:type="dxa"/>
+          </w:tcPr>
+          <w:p/>
         </w:tc>
       </w:tr>
     </w:tbl>
-    <w:bookmarkEnd w:id="12"/>
+    <w:bookmarkEnd w:id="19"/>
     <w:p>
       <w:pPr>
         <w:pStyle w:val="affff3"/>
       </w:pPr>
       <w:r>
-        <w:t xml:space="preserve">Результат проверки: _______________________________________________________</w:t>
-      </w:r>
-    </w:p>
-    <w:bookmarkEnd w:id="13"/>
-    <w:bookmarkStart w:id="15" w:name="Xfe84b6805b603ed1e9a2c84fcd68ec5c091cc8c"/>
+        <w:t>Результат проверки: _______________________________________________________</w:t>
+      </w:r>
+    </w:p>
     <w:p>
       <w:pPr>
         <w:pStyle w:val="22"/>
       </w:pPr>
-      <w:r>
-        <w:rPr>
-          <w:rStyle w:val="SectionNumber"/>
-        </w:rPr>
-        <w:t xml:space="preserve">7.2</w:t>
+      <w:bookmarkStart w:id="24" w:name="Xfe84b6805b603ed1e9a2c84fcd68ec5c091cc8c"/>
+      <w:bookmarkStart w:id="25" w:name="_Toc240365948"/>
+      <w:bookmarkEnd w:id="21"/>
+      <w:r>
+        <w:t>7.2</w:t>
       </w:r>
       <w:r>
         <w:tab/>
-      </w:r>
-      <w:r>
-        <w:t xml:space="preserve">Измерение сопротивления изоляции шкафа с подключенными внешними цепями</w:t>
-      </w:r>
-    </w:p>
-    <w:p>
-      <w:pPr>
-        <w:pStyle w:val="FirstParagraph"/>
-      </w:pPr>
-      <w:r>
-        <w:t xml:space="preserve">Произведено измерение сопротивления изоляции всех групп цепей относительно шкафа со всеми подключенными внешними кабельными связями и между собой мегаомметром с номинальным напряжением 1000 В. Результаты измерений занесены в таблицу  </w:t>
+        <w:t>Измерение сопротивления изоляции шкафа с подключенными внешними цепями</w:t>
+      </w:r>
+      <w:bookmarkEnd w:id="25"/>
+    </w:p>
+    <w:p>
+      <w:r>
+        <w:t>Произведено измерение сопротивления изоляции всех групп цепей относительно шкафа со всеми подключенными внешними кабельными связями и между собой мегаомметром с номинальным напряжением 1000 В. Результаты измерений занесены в таблицу  </w:t>
       </w:r>
       <w:hyperlink w:anchor="tbl:table72">
         <w:r>
           <w:rPr>
             <w:rStyle w:val="afff4"/>
           </w:rPr>
-          <w:t xml:space="preserve">7.2</w:t>
+          <w:t>7.2</w:t>
         </w:r>
       </w:hyperlink>
       <w:r>
-        <w:t xml:space="preserve">. Норма сопротивления изоляции - не менее 1 МОм.</w:t>
-      </w:r>
-    </w:p>
-    <w:bookmarkStart w:id="16" w:name="tbl:table72"/>
-    <w:p>
-      <w:pPr>
-        <w:pStyle w:val="TableCaption"/>
-      </w:pPr>
-      <w:r>
-        <w:t xml:space="preserve">Таблица 7.2. Проверка сопротивления изоляции цепей</w:t>
+        <w:t>. Норма сопротивления изоляции - не менее 1 МОм.</w:t>
+      </w:r>
+    </w:p>
+    <w:p>
+      <w:bookmarkStart w:id="26" w:name="tbl:table72"/>
+      <w:r>
+        <w:t>Таблица 7.2. Проверка сопротивления изоляции цепей</w:t>
       </w:r>
     </w:p>
     <w:tbl>
       <w:tblPr>
         <w:tblStyle w:val="Table"/>
-        <w:tblW w:type="pct" w:w="5000"/>
+        <w:tblW w:w="5000" w:type="pct"/>
         <w:tblLayout w:type="fixed"/>
-        <w:tblLook w:firstRow="1" w:lastRow="0" w:firstColumn="0" w:lastColumn="0" w:noHBand="0" w:noVBand="0" w:val="0020"/>
+        <w:tblLook w:val="0020" w:firstRow="1" w:lastRow="0" w:firstColumn="0" w:lastColumn="0" w:noHBand="0" w:noVBand="0"/>
         <w:tblCaption w:val="Таблица 7.2. Проверка сопротивления изоляции цепей"/>
       </w:tblPr>
       <w:tblGrid>
-        <w:gridCol w:w="1092"/>
-        <w:gridCol w:w="4824"/>
-        <w:gridCol w:w="2002"/>
+        <w:gridCol w:w="1367"/>
+        <w:gridCol w:w="6039"/>
+        <w:gridCol w:w="2506"/>
       </w:tblGrid>
       <w:tr>
         <w:trPr>
-          <w:tblHeader w:val="on"/>
+          <w:cnfStyle w:val="100000000000" w:firstRow="1" w:lastRow="0" w:firstColumn="0" w:lastColumn="0" w:oddVBand="0" w:evenVBand="0" w:oddHBand="0" w:evenHBand="0" w:firstRowFirstColumn="0" w:firstRowLastColumn="0" w:lastRowFirstColumn="0" w:lastRowLastColumn="0"/>
+          <w:tblHeader/>
         </w:trPr>
         <w:tc>
-          <w:tcPr/>
-          <w:p>
-            <w:pPr>
-              <w:pStyle w:val="Compact"/>
-            </w:pPr>
-            <w:r>
-              <w:t xml:space="preserve">Группа №</w:t>
-            </w:r>
-          </w:p>
-        </w:tc>
-        <w:tc>
-          <w:tcPr/>
-          <w:p>
-            <w:pPr>
-              <w:pStyle w:val="Compact"/>
-            </w:pPr>
-            <w:r>
-              <w:t xml:space="preserve">Наименование цепи</w:t>
-            </w:r>
-          </w:p>
-        </w:tc>
-        <w:tc>
-          <w:tcPr/>
-          <w:p>
-            <w:pPr>
-              <w:pStyle w:val="Compact"/>
-            </w:pPr>
-            <w:r>
-              <w:t xml:space="preserve">Сопротивление, МОм</w:t>
+          <w:tcPr>
+            <w:tcW w:w="1092" w:type="dxa"/>
+          </w:tcPr>
+          <w:p>
+            <w:r>
+              <w:t>Группа №</w:t>
+            </w:r>
+          </w:p>
+        </w:tc>
+        <w:tc>
+          <w:tcPr>
+            <w:tcW w:w="4824" w:type="dxa"/>
+          </w:tcPr>
+          <w:p>
+            <w:r>
+              <w:t>Наименование цепи</w:t>
+            </w:r>
+          </w:p>
+        </w:tc>
+        <w:tc>
+          <w:tcPr>
+            <w:tcW w:w="2002" w:type="dxa"/>
+          </w:tcPr>
+          <w:p>
+            <w:r>
+              <w:t>Сопротивление, МОм</w:t>
             </w:r>
           </w:p>
         </w:tc>
       </w:tr>
       <w:tr>
         <w:tc>
-          <w:tcPr/>
-          <w:p>
-            <w:pPr>
-              <w:pStyle w:val="Compact"/>
-            </w:pPr>
-            <w:r>
-              <w:t xml:space="preserve">1</w:t>
-            </w:r>
-          </w:p>
-        </w:tc>
-        <w:tc>
-          <w:tcPr/>
-          <w:p>
-            <w:pPr>
-              <w:pStyle w:val="Compact"/>
-            </w:pPr>
-            <w:r>
-              <w:t xml:space="preserve">Цепи переменного тока</w:t>
-            </w:r>
-          </w:p>
-        </w:tc>
-        <w:tc>
-          <w:tcPr/>
-          <w:p>
-            <w:pPr>
-              <w:pStyle w:val="Compact"/>
-            </w:pPr>
-          </w:p>
+          <w:tcPr>
+            <w:tcW w:w="1092" w:type="dxa"/>
+          </w:tcPr>
+          <w:p>
+            <w:r>
+              <w:t>1</w:t>
+            </w:r>
+          </w:p>
+        </w:tc>
+        <w:tc>
+          <w:tcPr>
+            <w:tcW w:w="4824" w:type="dxa"/>
+          </w:tcPr>
+          <w:p>
+            <w:r>
+              <w:t>Цепи переменного тока</w:t>
+            </w:r>
+          </w:p>
+        </w:tc>
+        <w:tc>
+          <w:tcPr>
+            <w:tcW w:w="2002" w:type="dxa"/>
+          </w:tcPr>
+          <w:p/>
         </w:tc>
       </w:tr>
       <w:tr>
         <w:tc>
-          <w:tcPr/>
-          <w:p>
-            <w:pPr>
-              <w:pStyle w:val="Compact"/>
-            </w:pPr>
-            <w:r>
-              <w:t xml:space="preserve">2</w:t>
-            </w:r>
-          </w:p>
-        </w:tc>
-        <w:tc>
-          <w:tcPr/>
-          <w:p>
-            <w:pPr>
-              <w:pStyle w:val="Compact"/>
-            </w:pPr>
-            <w:r>
-              <w:t xml:space="preserve">Цепи питания оперативным током</w:t>
-            </w:r>
-          </w:p>
-        </w:tc>
-        <w:tc>
-          <w:tcPr/>
-          <w:p>
-            <w:pPr>
-              <w:pStyle w:val="Compact"/>
-            </w:pPr>
-          </w:p>
+          <w:tcPr>
+            <w:tcW w:w="1092" w:type="dxa"/>
+          </w:tcPr>
+          <w:p>
+            <w:r>
+              <w:t>2</w:t>
+            </w:r>
+          </w:p>
+        </w:tc>
+        <w:tc>
+          <w:tcPr>
+            <w:tcW w:w="4824" w:type="dxa"/>
+          </w:tcPr>
+          <w:p>
+            <w:r>
+              <w:t>Цепи питания оперативным током</w:t>
+            </w:r>
+          </w:p>
+        </w:tc>
+        <w:tc>
+          <w:tcPr>
+            <w:tcW w:w="2002" w:type="dxa"/>
+          </w:tcPr>
+          <w:p/>
         </w:tc>
       </w:tr>
       <w:tr>
         <w:tc>
-          <w:tcPr/>
-          <w:p>
-            <w:pPr>
-              <w:pStyle w:val="Compact"/>
-            </w:pPr>
-            <w:r>
-              <w:t xml:space="preserve">3</w:t>
-            </w:r>
-          </w:p>
-        </w:tc>
-        <w:tc>
-          <w:tcPr/>
-          <w:p>
-            <w:pPr>
-              <w:pStyle w:val="Compact"/>
-            </w:pPr>
-            <w:r>
-              <w:t xml:space="preserve">Цепи выходных реле</w:t>
-            </w:r>
-          </w:p>
-        </w:tc>
-        <w:tc>
-          <w:tcPr/>
-          <w:p>
-            <w:pPr>
-              <w:pStyle w:val="Compact"/>
-            </w:pPr>
-          </w:p>
+          <w:tcPr>
+            <w:tcW w:w="1092" w:type="dxa"/>
+          </w:tcPr>
+          <w:p>
+            <w:r>
+              <w:t>3</w:t>
+            </w:r>
+          </w:p>
+        </w:tc>
+        <w:tc>
+          <w:tcPr>
+            <w:tcW w:w="4824" w:type="dxa"/>
+          </w:tcPr>
+          <w:p>
+            <w:r>
+              <w:t>Цепи выходных реле</w:t>
+            </w:r>
+          </w:p>
+        </w:tc>
+        <w:tc>
+          <w:tcPr>
+            <w:tcW w:w="2002" w:type="dxa"/>
+          </w:tcPr>
+          <w:p/>
         </w:tc>
       </w:tr>
       <w:tr>
         <w:tc>
-          <w:tcPr/>
-          <w:p>
-            <w:pPr>
-              <w:pStyle w:val="Compact"/>
-            </w:pPr>
-            <w:r>
-              <w:t xml:space="preserve">4</w:t>
-            </w:r>
-          </w:p>
-        </w:tc>
-        <w:tc>
-          <w:tcPr/>
-          <w:p>
-            <w:pPr>
-              <w:pStyle w:val="Compact"/>
-            </w:pPr>
-            <w:r>
-              <w:t xml:space="preserve">Выходные цепи дискретных сигналов от выходных реле</w:t>
-            </w:r>
-          </w:p>
-        </w:tc>
-        <w:tc>
-          <w:tcPr/>
-          <w:p>
-            <w:pPr>
-              <w:pStyle w:val="Compact"/>
-            </w:pPr>
-          </w:p>
+          <w:tcPr>
+            <w:tcW w:w="1092" w:type="dxa"/>
+          </w:tcPr>
+          <w:p>
+            <w:r>
+              <w:t>4</w:t>
+            </w:r>
+          </w:p>
+        </w:tc>
+        <w:tc>
+          <w:tcPr>
+            <w:tcW w:w="4824" w:type="dxa"/>
+          </w:tcPr>
+          <w:p>
+            <w:r>
+              <w:t>Выходные цепи дискретных сигналов от выходных реле</w:t>
+            </w:r>
+          </w:p>
+        </w:tc>
+        <w:tc>
+          <w:tcPr>
+            <w:tcW w:w="2002" w:type="dxa"/>
+          </w:tcPr>
+          <w:p/>
         </w:tc>
       </w:tr>
       <w:tr>
         <w:tc>
-          <w:tcPr/>
-          <w:p>
-            <w:pPr>
-              <w:pStyle w:val="Compact"/>
-            </w:pPr>
-            <w:r>
-              <w:t xml:space="preserve">5</w:t>
-            </w:r>
-          </w:p>
-        </w:tc>
-        <w:tc>
-          <w:tcPr/>
-          <w:p>
-            <w:pPr>
-              <w:pStyle w:val="Compact"/>
-            </w:pPr>
-            <w:r>
-              <w:t xml:space="preserve">Цепи сигнализации</w:t>
-            </w:r>
-          </w:p>
-        </w:tc>
-        <w:tc>
-          <w:tcPr/>
-          <w:p>
-            <w:pPr>
-              <w:pStyle w:val="Compact"/>
-            </w:pPr>
-          </w:p>
+          <w:tcPr>
+            <w:tcW w:w="1092" w:type="dxa"/>
+          </w:tcPr>
+          <w:p>
+            <w:r>
+              <w:t>5</w:t>
+            </w:r>
+          </w:p>
+        </w:tc>
+        <w:tc>
+          <w:tcPr>
+            <w:tcW w:w="4824" w:type="dxa"/>
+          </w:tcPr>
+          <w:p>
+            <w:r>
+              <w:t>Цепи сигнализации</w:t>
+            </w:r>
+          </w:p>
+        </w:tc>
+        <w:tc>
+          <w:tcPr>
+            <w:tcW w:w="2002" w:type="dxa"/>
+          </w:tcPr>
+          <w:p/>
         </w:tc>
       </w:tr>
     </w:tbl>
-    <w:bookmarkEnd w:id="14"/>
-    <w:bookmarkEnd w:id="15"/>
-    <w:bookmarkEnd w:id="16"/>
-    <w:bookmarkStart w:id="17" w:name="X242d87850b64568d08d7180295cac2ddaededb8"/>
     <w:p>
       <w:pPr>
         <w:pStyle w:val="13"/>
       </w:pPr>
-      <w:r>
-        <w:rPr>
-          <w:rStyle w:val="SectionNumber"/>
-        </w:rPr>
-        <w:t xml:space="preserve">8</w:t>
+      <w:bookmarkStart w:id="27" w:name="X242d87850b64568d08d7180295cac2ddaededb8"/>
+      <w:bookmarkStart w:id="28" w:name="_Toc240365949"/>
+      <w:bookmarkEnd w:id="23"/>
+      <w:bookmarkEnd w:id="24"/>
+      <w:bookmarkEnd w:id="26"/>
+      <w:r>
+        <w:t>8</w:t>
       </w:r>
       <w:r>
         <w:tab/>
-      </w:r>
-      <w:r>
-        <w:t xml:space="preserve">Проверка на соответствие проектным решениям</w:t>
-      </w:r>
-    </w:p>
-    <w:p>
-      <w:pPr>
-        <w:pStyle w:val="FirstParagraph"/>
-      </w:pPr>
-      <w:r>
-        <w:t xml:space="preserve">Произведен анализ принципиальных схем, задания на настройку устройства РЗА на соответствие принятым проектным решениям и техническим характеристикам (функциям) устройства.</w:t>
+        <w:t>Проверка на соответствие проектным решениям</w:t>
+      </w:r>
+      <w:bookmarkEnd w:id="28"/>
+    </w:p>
+    <w:p>
+      <w:r>
+        <w:t>Произведен анализ принципиальных схем, задания на настройку устройства РЗА на соответствие принятым проектным решениям и техническим характеристикам (функциям) устройства.</w:t>
       </w:r>
     </w:p>
     <w:p>
@@ -6245,34 +7202,29 @@
         <w:pStyle w:val="affff3"/>
       </w:pPr>
       <w:r>
-        <w:t xml:space="preserve">Результат проверки: _______________________________________________________</w:t>
-      </w:r>
-    </w:p>
-    <w:bookmarkEnd w:id="17"/>
-    <w:bookmarkStart w:id="18" w:name="X85ae948ceebeeb232a023f43459d7364299701d"/>
+        <w:t>Результат проверки: _______________________________________________________</w:t>
+      </w:r>
+    </w:p>
     <w:p>
       <w:pPr>
         <w:pStyle w:val="13"/>
       </w:pPr>
-      <w:r>
-        <w:rPr>
-          <w:rStyle w:val="SectionNumber"/>
-        </w:rPr>
-        <w:t xml:space="preserve">9</w:t>
+      <w:bookmarkStart w:id="29" w:name="X85ae948ceebeeb232a023f43459d7364299701d"/>
+      <w:bookmarkStart w:id="30" w:name="_Toc240365950"/>
+      <w:bookmarkEnd w:id="27"/>
+      <w:r>
+        <w:lastRenderedPageBreak/>
+        <w:t>9</w:t>
       </w:r>
       <w:r>
         <w:tab/>
-      </w:r>
-      <w:r>
-        <w:t xml:space="preserve">Задание требуемой конфигурации, уставок и режимов работы (параметрирование) устройства</w:t>
-      </w:r>
-    </w:p>
-    <w:p>
-      <w:pPr>
-        <w:pStyle w:val="FirstParagraph"/>
-      </w:pPr>
-      <w:r>
-        <w:t xml:space="preserve">С помощью ПО «ЮНИТ-СЕРВИС РЗА» загружены проектные настройки конфигурирования и параметрирования устройства (матрица входных и выходных сигналов, настройки светодиодов и функциональных клавиш, конфигурация устройства, настройки регистрации).</w:t>
+        <w:t>Задание требуемой конфигурации, уставок и режимов работы (параметрирование) устройства</w:t>
+      </w:r>
+      <w:bookmarkEnd w:id="30"/>
+    </w:p>
+    <w:p>
+      <w:r>
+        <w:t>С помощью ПО «ЮНИТ-СЕРВИС РЗА» загружены проектные настройки конфигурирования и параметрирования устройства (матрица входных и выходных сигналов, настройки светодиодов и функциональных клавиш, конфигурация устройства, настройки регистрации).</w:t>
       </w:r>
     </w:p>
     <w:p>
@@ -6280,10 +7232,104 @@
         <w:pStyle w:val="affff3"/>
       </w:pPr>
       <w:r>
-        <w:t xml:space="preserve">Конфигурация и уставки устройства соответствуют проектным: Да / Нет</w:t>
-      </w:r>
-    </w:p>
-    <w:bookmarkEnd w:id="18"/>
+        <w:t>Конфигурация и уставки устройства соответствуют проектным: Да / Нет</w:t>
+      </w:r>
+    </w:p>
+    <w:p>
+      <w:pPr>
+        <w:pStyle w:val="13"/>
+      </w:pPr>
+      <w:bookmarkStart w:id="31" w:name="X2db24e8cd41baf97f61299c45d2aa6b0a9f564c"/>
+      <w:bookmarkStart w:id="32" w:name="_Toc240365951"/>
+      <w:bookmarkEnd w:id="29"/>
+      <w:r>
+        <w:t>10</w:t>
+      </w:r>
+      <w:r>
+        <w:tab/>
+        <w:t>Проверка используемых режимов и уставок задействованных функций РЗА</w:t>
+      </w:r>
+      <w:bookmarkEnd w:id="32"/>
+    </w:p>
+    <w:p>
+      <w:pPr>
+        <w:pStyle w:val="22"/>
+      </w:pPr>
+      <w:bookmarkStart w:id="33" w:name="общие-положения"/>
+      <w:bookmarkStart w:id="34" w:name="_Toc240365952"/>
+      <w:r>
+        <w:t>10.1</w:t>
+      </w:r>
+      <w:r>
+        <w:tab/>
+        <w:t>Общие положения</w:t>
+      </w:r>
+      <w:bookmarkEnd w:id="34"/>
+    </w:p>
+    <w:p>
+      <w:r>
+        <w:t>Проверка взаимодействия всех функций в составе устройства в различных режимах производилась в ходе испытаний на заводе-изготовителе по специально разработанным методикам, при техническом обслуживании устройства достаточно произвести проверку задействованных функций РЗА на рабочих уставках.</w:t>
+      </w:r>
+    </w:p>
+    <w:p>
+      <w:pPr>
+        <w:pStyle w:val="affff3"/>
+      </w:pPr>
+      <w:r>
+        <w:t>На рисунке 1.1 показана схема подключения аналоговых цепей от испытательной установки для проверки функции РЗА.</w:t>
+      </w:r>
+    </w:p>
+    <w:p>
+      <w:pPr>
+        <w:pStyle w:val="22"/>
+      </w:pPr>
+      <w:bookmarkStart w:id="35" w:name="X62c21a9ae611e41ee727a2e60e10a819a95d2ac"/>
+      <w:bookmarkStart w:id="36" w:name="_Toc240365953"/>
+      <w:bookmarkEnd w:id="31"/>
+      <w:r>
+        <w:t>10.2</w:t>
+      </w:r>
+      <w:r>
+        <w:tab/>
+        <w:t>Проверка дифференциальной токовой защиты трансформатора</w:t>
+      </w:r>
+      <w:bookmarkEnd w:id="36"/>
+    </w:p>
+    <w:p>
+      <w:pPr>
+        <w:pStyle w:val="31"/>
+      </w:pPr>
+      <w:bookmarkStart w:id="37" w:name="X25454ba4dd3a89fe35273b54b1790fb7a3583f6"/>
+      <w:r>
+        <w:t>10.2.1</w:t>
+      </w:r>
+      <w:r>
+        <w:tab/>
+        <w:t>Проверка параметров измерительных органов ДТЗ</w:t>
+      </w:r>
+    </w:p>
+    <w:p>
+      <w:r>
+        <w:t>Проверка производилась подачей однофазного тока на клеммы шкафа, указанные в таблице. Величина тока плавно увеличивалась до срабатывания реле, а затем плавно уменьшалась до возврата. Допустимая погрешность по току срабатывания – не более 10%, а коэффициент возврата – не менее 0,6.</w:t>
+      </w:r>
+    </w:p>
+    <w:p>
+      <w:pPr>
+        <w:pStyle w:val="31"/>
+      </w:pPr>
+      <w:bookmarkStart w:id="38" w:name="проверка-тормозной-характеристики"/>
+      <w:bookmarkEnd w:id="33"/>
+      <w:r>
+        <w:t>10.2.2</w:t>
+      </w:r>
+      <w:r>
+        <w:tab/>
+        <w:t>Проверка тормозной характеристики</w:t>
+      </w:r>
+      <w:bookmarkEnd w:id="35"/>
+      <w:bookmarkEnd w:id="37"/>
+      <w:bookmarkEnd w:id="38"/>
+    </w:p>
     <w:sectPr>
       <w:headerReference w:type="default" r:id="rId14"/>
       <w:footerReference w:type="default" r:id="rId15"/>
@@ -6681,7 +7727,6 @@
         <w:szCs w:val="16"/>
       </w:rPr>
     </w:pPr>
-    <w:proofErr w:type="gramStart"/>
     <w:r>
       <w:rPr>
         <w:rStyle w:val="afff3"/>
@@ -6689,7 +7734,7 @@
         <w:sz w:val="20"/>
         <w:szCs w:val="16"/>
       </w:rPr>
-      <w:t xml:space="preserve">Отсутствует</w:t>
+      <w:t>Отсутствует</w:t>
     </w:r>
     <w:r>
       <w:rPr>
@@ -6718,7 +7763,7 @@
         <w:sz w:val="20"/>
         <w:szCs w:val="16"/>
       </w:rPr>
-      <w:t xml:space="preserve">0.1</w:t>
+      <w:t>0.1</w:t>
     </w:r>
     <w:r>
       <w:rPr>
@@ -6750,7 +7795,7 @@
         <w:szCs w:val="16"/>
         <w:lang w:val="en-US"/>
       </w:rPr>
-      <w:t xml:space="preserve">15.09.2026</w:t>
+      <w:t>15.09.2026</w:t>
     </w:r>
     <w:r>
       <w:rPr>
@@ -6768,7 +7813,7 @@
         <w:sz w:val="20"/>
         <w:szCs w:val="16"/>
       </w:rPr>
-      <w:t xml:space="preserve">ШЭТ 210.05-0</w:t>
+      <w:t>ШЭТ 210.05-0</w:t>
     </w:r>
   </w:p>
 </w:hdr>
@@ -6802,7 +7847,7 @@
         <w:noProof/>
       </w:rPr>
       <w:drawing>
-        <wp:inline distT="0" distB="0" distL="0" distR="0" wp14:anchorId="2C1CEA65" wp14:editId="4D801B47">
+        <wp:inline distT="0" distB="0" distL="0" distR="0" wp14:anchorId="2650C82B" wp14:editId="041BE3CE">
           <wp:extent cx="2728595" cy="554134"/>
           <wp:effectExtent l="0" t="0" r="0" b="0"/>
           <wp:docPr id="1" name="Рисунок 1"/>
@@ -6877,7 +7922,6 @@
         <w:szCs w:val="16"/>
       </w:rPr>
     </w:pPr>
-    <w:proofErr w:type="gramStart"/>
     <w:r>
       <w:rPr>
         <w:rStyle w:val="afff3"/>
@@ -6885,7 +7929,7 @@
         <w:sz w:val="20"/>
         <w:szCs w:val="16"/>
       </w:rPr>
-      <w:t xml:space="preserve">Отсутствует</w:t>
+      <w:t>Отсутствует</w:t>
     </w:r>
     <w:r>
       <w:rPr>
@@ -6914,7 +7958,7 @@
         <w:sz w:val="20"/>
         <w:szCs w:val="16"/>
       </w:rPr>
-      <w:t xml:space="preserve">0.1</w:t>
+      <w:t>0.1</w:t>
     </w:r>
     <w:r>
       <w:rPr>
@@ -6946,7 +7990,7 @@
         <w:szCs w:val="16"/>
         <w:lang w:val="en-US"/>
       </w:rPr>
-      <w:t xml:space="preserve">15.09.2026</w:t>
+      <w:t>15.09.2026</w:t>
     </w:r>
     <w:r>
       <w:rPr>
@@ -6964,7 +8008,7 @@
         <w:sz w:val="20"/>
         <w:szCs w:val="16"/>
       </w:rPr>
-      <w:t xml:space="preserve">ШЭТ 210.05-0</w:t>
+      <w:t>ШЭТ 210.05-0</w:t>
     </w:r>
   </w:p>
 </w:hdr>
@@ -6987,7 +8031,6 @@
         <w:szCs w:val="16"/>
       </w:rPr>
     </w:pPr>
-    <w:proofErr w:type="gramStart"/>
     <w:r>
       <w:rPr>
         <w:rStyle w:val="afff3"/>
@@ -6995,7 +8038,7 @@
         <w:sz w:val="20"/>
         <w:szCs w:val="16"/>
       </w:rPr>
-      <w:t xml:space="preserve">Отсутствует</w:t>
+      <w:t>Отсутствует</w:t>
     </w:r>
     <w:r>
       <w:rPr>
@@ -7024,7 +8067,7 @@
         <w:sz w:val="20"/>
         <w:szCs w:val="16"/>
       </w:rPr>
-      <w:t xml:space="preserve">0.1</w:t>
+      <w:t>0.1</w:t>
     </w:r>
     <w:r>
       <w:rPr>
@@ -7056,7 +8099,7 @@
         <w:szCs w:val="16"/>
         <w:lang w:val="en-US"/>
       </w:rPr>
-      <w:t xml:space="preserve">15.09.2026</w:t>
+      <w:t>15.09.2026</w:t>
     </w:r>
     <w:r>
       <w:rPr>
@@ -7074,7 +8117,7 @@
         <w:sz w:val="20"/>
         <w:szCs w:val="16"/>
       </w:rPr>
-      <w:t xml:space="preserve">ШЭТ 210.05-0</w:t>
+      <w:t>ШЭТ 210.05-0</w:t>
     </w:r>
   </w:p>
 </w:hdr>
@@ -7406,6 +8449,110 @@
     </w:lvl>
   </w:abstractNum>
   <w:abstractNum w:abstractNumId="3" w15:restartNumberingAfterBreak="0">
+    <w:nsid w:val="0494BD61"/>
+    <w:multiLevelType w:val="multilevel"/>
+    <w:tmpl w:val="3CAE6CAE"/>
+    <w:lvl w:ilvl="0">
+      <w:numFmt w:val="bullet"/>
+      <w:lvlText w:val=""/>
+      <w:lvlJc w:val="left"/>
+      <w:pPr>
+        <w:ind w:left="720" w:hanging="360"/>
+      </w:pPr>
+      <w:rPr>
+        <w:rFonts w:ascii="Symbol" w:hAnsi="Symbol" w:cs="Symbol" w:hint="default"/>
+      </w:rPr>
+    </w:lvl>
+    <w:lvl w:ilvl="1">
+      <w:numFmt w:val="bullet"/>
+      <w:lvlText w:val="o"/>
+      <w:lvlJc w:val="left"/>
+      <w:pPr>
+        <w:ind w:left="1440" w:hanging="360"/>
+      </w:pPr>
+      <w:rPr>
+        <w:rFonts w:ascii="Courier New" w:hAnsi="Courier New" w:cs="Courier New" w:hint="default"/>
+      </w:rPr>
+    </w:lvl>
+    <w:lvl w:ilvl="2">
+      <w:numFmt w:val="bullet"/>
+      <w:lvlText w:val=""/>
+      <w:lvlJc w:val="left"/>
+      <w:pPr>
+        <w:ind w:left="2160" w:hanging="360"/>
+      </w:pPr>
+      <w:rPr>
+        <w:rFonts w:ascii="Wingdings" w:hAnsi="Wingdings" w:cs="Wingdings" w:hint="default"/>
+      </w:rPr>
+    </w:lvl>
+    <w:lvl w:ilvl="3">
+      <w:numFmt w:val="bullet"/>
+      <w:lvlText w:val=""/>
+      <w:lvlJc w:val="left"/>
+      <w:pPr>
+        <w:ind w:left="2880" w:hanging="360"/>
+      </w:pPr>
+      <w:rPr>
+        <w:rFonts w:ascii="Symbol" w:hAnsi="Symbol" w:cs="Symbol" w:hint="default"/>
+      </w:rPr>
+    </w:lvl>
+    <w:lvl w:ilvl="4">
+      <w:numFmt w:val="bullet"/>
+      <w:lvlText w:val="o"/>
+      <w:lvlJc w:val="left"/>
+      <w:pPr>
+        <w:ind w:left="3600" w:hanging="360"/>
+      </w:pPr>
+      <w:rPr>
+        <w:rFonts w:ascii="Courier New" w:hAnsi="Courier New" w:cs="Courier New" w:hint="default"/>
+      </w:rPr>
+    </w:lvl>
+    <w:lvl w:ilvl="5">
+      <w:numFmt w:val="bullet"/>
+      <w:lvlText w:val=""/>
+      <w:lvlJc w:val="left"/>
+      <w:pPr>
+        <w:ind w:left="4320" w:hanging="360"/>
+      </w:pPr>
+      <w:rPr>
+        <w:rFonts w:ascii="Wingdings" w:hAnsi="Wingdings" w:cs="Wingdings" w:hint="default"/>
+      </w:rPr>
+    </w:lvl>
+    <w:lvl w:ilvl="6">
+      <w:numFmt w:val="bullet"/>
+      <w:lvlText w:val=""/>
+      <w:lvlJc w:val="left"/>
+      <w:pPr>
+        <w:ind w:left="5040" w:hanging="360"/>
+      </w:pPr>
+      <w:rPr>
+        <w:rFonts w:ascii="Symbol" w:hAnsi="Symbol" w:cs="Symbol" w:hint="default"/>
+      </w:rPr>
+    </w:lvl>
+    <w:lvl w:ilvl="7">
+      <w:numFmt w:val="bullet"/>
+      <w:lvlText w:val="o"/>
+      <w:lvlJc w:val="left"/>
+      <w:pPr>
+        <w:ind w:left="5760" w:hanging="360"/>
+      </w:pPr>
+      <w:rPr>
+        <w:rFonts w:ascii="Courier New" w:hAnsi="Courier New" w:cs="Courier New" w:hint="default"/>
+      </w:rPr>
+    </w:lvl>
+    <w:lvl w:ilvl="8">
+      <w:numFmt w:val="bullet"/>
+      <w:lvlText w:val=""/>
+      <w:lvlJc w:val="left"/>
+      <w:pPr>
+        <w:ind w:left="6480" w:hanging="360"/>
+      </w:pPr>
+      <w:rPr>
+        <w:rFonts w:ascii="Wingdings" w:hAnsi="Wingdings" w:cs="Wingdings" w:hint="default"/>
+      </w:rPr>
+    </w:lvl>
+  </w:abstractNum>
+  <w:abstractNum w:abstractNumId="4" w15:restartNumberingAfterBreak="0">
     <w:nsid w:val="05CF0B63"/>
     <w:multiLevelType w:val="hybridMultilevel"/>
     <w:tmpl w:val="7E3AE834"/>
@@ -7493,7 +8640,7 @@
       </w:pPr>
     </w:lvl>
   </w:abstractNum>
-  <w:abstractNum w:abstractNumId="4" w15:restartNumberingAfterBreak="0">
+  <w:abstractNum w:abstractNumId="5" w15:restartNumberingAfterBreak="0">
     <w:nsid w:val="0B5B4EDF"/>
     <w:multiLevelType w:val="hybridMultilevel"/>
     <w:tmpl w:val="9C90D258"/>
@@ -7581,7 +8728,7 @@
       </w:pPr>
     </w:lvl>
   </w:abstractNum>
-  <w:abstractNum w:abstractNumId="5" w15:restartNumberingAfterBreak="0">
+  <w:abstractNum w:abstractNumId="6" w15:restartNumberingAfterBreak="0">
     <w:nsid w:val="0B6C6D48"/>
     <w:multiLevelType w:val="hybridMultilevel"/>
     <w:tmpl w:val="78DCF446"/>
@@ -7696,7 +8843,7 @@
       </w:rPr>
     </w:lvl>
   </w:abstractNum>
-  <w:abstractNum w:abstractNumId="6" w15:restartNumberingAfterBreak="0">
+  <w:abstractNum w:abstractNumId="7" w15:restartNumberingAfterBreak="0">
     <w:nsid w:val="0EEF1815"/>
     <w:multiLevelType w:val="hybridMultilevel"/>
     <w:tmpl w:val="55A8637A"/>
@@ -7786,7 +8933,7 @@
       </w:pPr>
     </w:lvl>
   </w:abstractNum>
-  <w:abstractNum w:abstractNumId="7" w15:restartNumberingAfterBreak="0">
+  <w:abstractNum w:abstractNumId="8" w15:restartNumberingAfterBreak="0">
     <w:nsid w:val="19352F2E"/>
     <w:multiLevelType w:val="hybridMultilevel"/>
     <w:tmpl w:val="55A8637A"/>
@@ -7876,7 +9023,7 @@
       </w:pPr>
     </w:lvl>
   </w:abstractNum>
-  <w:abstractNum w:abstractNumId="8" w15:restartNumberingAfterBreak="0">
+  <w:abstractNum w:abstractNumId="9" w15:restartNumberingAfterBreak="0">
     <w:nsid w:val="1B6E0CFC"/>
     <w:multiLevelType w:val="multilevel"/>
     <w:tmpl w:val="8A6273DA"/>
@@ -8001,7 +9148,7 @@
       </w:rPr>
     </w:lvl>
   </w:abstractNum>
-  <w:abstractNum w:abstractNumId="9" w15:restartNumberingAfterBreak="0">
+  <w:abstractNum w:abstractNumId="10" w15:restartNumberingAfterBreak="0">
     <w:nsid w:val="1C4D6F6B"/>
     <w:multiLevelType w:val="multilevel"/>
     <w:tmpl w:val="0419001D"/>
@@ -8117,7 +9264,7 @@
       </w:rPr>
     </w:lvl>
   </w:abstractNum>
-  <w:abstractNum w:abstractNumId="10" w15:restartNumberingAfterBreak="0">
+  <w:abstractNum w:abstractNumId="11" w15:restartNumberingAfterBreak="0">
     <w:nsid w:val="228D3DFB"/>
     <w:multiLevelType w:val="hybridMultilevel"/>
     <w:tmpl w:val="ECFC4378"/>
@@ -8205,7 +9352,7 @@
       </w:pPr>
     </w:lvl>
   </w:abstractNum>
-  <w:abstractNum w:abstractNumId="11" w15:restartNumberingAfterBreak="0">
+  <w:abstractNum w:abstractNumId="12" w15:restartNumberingAfterBreak="0">
     <w:nsid w:val="234A0748"/>
     <w:multiLevelType w:val="hybridMultilevel"/>
     <w:tmpl w:val="40C2D860"/>
@@ -8296,7 +9443,7 @@
       </w:pPr>
     </w:lvl>
   </w:abstractNum>
-  <w:abstractNum w:abstractNumId="12" w15:restartNumberingAfterBreak="0">
+  <w:abstractNum w:abstractNumId="13" w15:restartNumberingAfterBreak="0">
     <w:nsid w:val="26750966"/>
     <w:multiLevelType w:val="multilevel"/>
     <w:tmpl w:val="9F5ADA7C"/>
@@ -8428,7 +9575,7 @@
       </w:rPr>
     </w:lvl>
   </w:abstractNum>
-  <w:abstractNum w:abstractNumId="13" w15:restartNumberingAfterBreak="0">
+  <w:abstractNum w:abstractNumId="14" w15:restartNumberingAfterBreak="0">
     <w:nsid w:val="272A29AD"/>
     <w:multiLevelType w:val="hybridMultilevel"/>
     <w:tmpl w:val="E7322A34"/>
@@ -8540,7 +9687,7 @@
       </w:rPr>
     </w:lvl>
   </w:abstractNum>
-  <w:abstractNum w:abstractNumId="14" w15:restartNumberingAfterBreak="0">
+  <w:abstractNum w:abstractNumId="15" w15:restartNumberingAfterBreak="0">
     <w:nsid w:val="274423DD"/>
     <w:multiLevelType w:val="hybridMultilevel"/>
     <w:tmpl w:val="1CFC491A"/>
@@ -8653,7 +9800,7 @@
       </w:rPr>
     </w:lvl>
   </w:abstractNum>
-  <w:abstractNum w:abstractNumId="15" w15:restartNumberingAfterBreak="0">
+  <w:abstractNum w:abstractNumId="16" w15:restartNumberingAfterBreak="0">
     <w:nsid w:val="277C019C"/>
     <w:multiLevelType w:val="multilevel"/>
     <w:tmpl w:val="3050EF66"/>
@@ -8902,7 +10049,7 @@
       </w:rPr>
     </w:lvl>
   </w:abstractNum>
-  <w:abstractNum w:abstractNumId="16" w15:restartNumberingAfterBreak="0">
+  <w:abstractNum w:abstractNumId="17" w15:restartNumberingAfterBreak="0">
     <w:nsid w:val="2E744211"/>
     <w:multiLevelType w:val="multilevel"/>
     <w:tmpl w:val="D47AFD2E"/>
@@ -9112,7 +10259,7 @@
       </w:pPr>
     </w:lvl>
   </w:abstractNum>
-  <w:abstractNum w:abstractNumId="17" w15:restartNumberingAfterBreak="0">
+  <w:abstractNum w:abstractNumId="18" w15:restartNumberingAfterBreak="0">
     <w:nsid w:val="30C070CE"/>
     <w:multiLevelType w:val="multilevel"/>
     <w:tmpl w:val="60AE836C"/>
@@ -9389,7 +10536,7 @@
       </w:rPr>
     </w:lvl>
   </w:abstractNum>
-  <w:abstractNum w:abstractNumId="18" w15:restartNumberingAfterBreak="0">
+  <w:abstractNum w:abstractNumId="19" w15:restartNumberingAfterBreak="0">
     <w:nsid w:val="3363183B"/>
     <w:multiLevelType w:val="hybridMultilevel"/>
     <w:tmpl w:val="77F6A802"/>
@@ -9475,7 +10622,7 @@
       </w:pPr>
     </w:lvl>
   </w:abstractNum>
-  <w:abstractNum w:abstractNumId="19" w15:restartNumberingAfterBreak="0">
+  <w:abstractNum w:abstractNumId="20" w15:restartNumberingAfterBreak="0">
     <w:nsid w:val="349329F9"/>
     <w:multiLevelType w:val="multilevel"/>
     <w:tmpl w:val="5770D028"/>
@@ -9566,7 +10713,7 @@
       </w:pPr>
     </w:lvl>
   </w:abstractNum>
-  <w:abstractNum w:abstractNumId="20" w15:restartNumberingAfterBreak="0">
+  <w:abstractNum w:abstractNumId="21" w15:restartNumberingAfterBreak="0">
     <w:nsid w:val="34DB61DB"/>
     <w:multiLevelType w:val="multilevel"/>
     <w:tmpl w:val="E1A2C20A"/>
@@ -9657,7 +10804,7 @@
       </w:pPr>
     </w:lvl>
   </w:abstractNum>
-  <w:abstractNum w:abstractNumId="21" w15:restartNumberingAfterBreak="0">
+  <w:abstractNum w:abstractNumId="22" w15:restartNumberingAfterBreak="0">
     <w:nsid w:val="37601EE1"/>
     <w:multiLevelType w:val="hybridMultilevel"/>
     <w:tmpl w:val="C7D24832"/>
@@ -9749,7 +10896,7 @@
       </w:pPr>
     </w:lvl>
   </w:abstractNum>
-  <w:abstractNum w:abstractNumId="22" w15:restartNumberingAfterBreak="0">
+  <w:abstractNum w:abstractNumId="23" w15:restartNumberingAfterBreak="0">
     <w:nsid w:val="37782466"/>
     <w:multiLevelType w:val="hybridMultilevel"/>
     <w:tmpl w:val="55A8637A"/>
@@ -9839,7 +10986,7 @@
       </w:pPr>
     </w:lvl>
   </w:abstractNum>
-  <w:abstractNum w:abstractNumId="23" w15:restartNumberingAfterBreak="0">
+  <w:abstractNum w:abstractNumId="24" w15:restartNumberingAfterBreak="0">
     <w:nsid w:val="38654138"/>
     <w:multiLevelType w:val="multilevel"/>
     <w:tmpl w:val="AA96CC38"/>
@@ -9974,7 +11121,7 @@
       </w:rPr>
     </w:lvl>
   </w:abstractNum>
-  <w:abstractNum w:abstractNumId="24" w15:restartNumberingAfterBreak="0">
+  <w:abstractNum w:abstractNumId="25" w15:restartNumberingAfterBreak="0">
     <w:nsid w:val="3A806FE2"/>
     <w:multiLevelType w:val="hybridMultilevel"/>
     <w:tmpl w:val="55A8637A"/>
@@ -10064,7 +11211,7 @@
       </w:pPr>
     </w:lvl>
   </w:abstractNum>
-  <w:abstractNum w:abstractNumId="25" w15:restartNumberingAfterBreak="0">
+  <w:abstractNum w:abstractNumId="26" w15:restartNumberingAfterBreak="0">
     <w:nsid w:val="3F9B6C2E"/>
     <w:multiLevelType w:val="hybridMultilevel"/>
     <w:tmpl w:val="55A8637A"/>
@@ -10154,7 +11301,7 @@
       </w:pPr>
     </w:lvl>
   </w:abstractNum>
-  <w:abstractNum w:abstractNumId="26" w15:restartNumberingAfterBreak="0">
+  <w:abstractNum w:abstractNumId="27" w15:restartNumberingAfterBreak="0">
     <w:nsid w:val="41CF6D96"/>
     <w:multiLevelType w:val="hybridMultilevel"/>
     <w:tmpl w:val="55A8637A"/>
@@ -10244,7 +11391,7 @@
       </w:pPr>
     </w:lvl>
   </w:abstractNum>
-  <w:abstractNum w:abstractNumId="27" w15:restartNumberingAfterBreak="0">
+  <w:abstractNum w:abstractNumId="28" w15:restartNumberingAfterBreak="0">
     <w:nsid w:val="42F73AF4"/>
     <w:multiLevelType w:val="hybridMultilevel"/>
     <w:tmpl w:val="55A8637A"/>
@@ -10334,7 +11481,7 @@
       </w:pPr>
     </w:lvl>
   </w:abstractNum>
-  <w:abstractNum w:abstractNumId="28" w15:restartNumberingAfterBreak="0">
+  <w:abstractNum w:abstractNumId="29" w15:restartNumberingAfterBreak="0">
     <w:nsid w:val="459F2701"/>
     <w:multiLevelType w:val="multilevel"/>
     <w:tmpl w:val="A48036AE"/>
@@ -10477,7 +11624,7 @@
       </w:rPr>
     </w:lvl>
   </w:abstractNum>
-  <w:abstractNum w:abstractNumId="29" w15:restartNumberingAfterBreak="0">
+  <w:abstractNum w:abstractNumId="30" w15:restartNumberingAfterBreak="0">
     <w:nsid w:val="4AE45126"/>
     <w:multiLevelType w:val="multilevel"/>
     <w:tmpl w:val="7E8E8020"/>
@@ -10619,7 +11766,7 @@
       </w:rPr>
     </w:lvl>
   </w:abstractNum>
-  <w:abstractNum w:abstractNumId="30" w15:restartNumberingAfterBreak="0">
+  <w:abstractNum w:abstractNumId="31" w15:restartNumberingAfterBreak="0">
     <w:nsid w:val="4F012B3F"/>
     <w:multiLevelType w:val="hybridMultilevel"/>
     <w:tmpl w:val="55A8637A"/>
@@ -10709,7 +11856,7 @@
       </w:pPr>
     </w:lvl>
   </w:abstractNum>
-  <w:abstractNum w:abstractNumId="31" w15:restartNumberingAfterBreak="0">
+  <w:abstractNum w:abstractNumId="32" w15:restartNumberingAfterBreak="0">
     <w:nsid w:val="53BE5BDD"/>
     <w:multiLevelType w:val="multilevel"/>
     <w:tmpl w:val="763A0C4E"/>
@@ -10842,7 +11989,7 @@
       </w:rPr>
     </w:lvl>
   </w:abstractNum>
-  <w:abstractNum w:abstractNumId="32" w15:restartNumberingAfterBreak="0">
+  <w:abstractNum w:abstractNumId="33" w15:restartNumberingAfterBreak="0">
     <w:nsid w:val="543F35AD"/>
     <w:multiLevelType w:val="multilevel"/>
     <w:tmpl w:val="051ED0C4"/>
@@ -10933,7 +12080,7 @@
       </w:pPr>
     </w:lvl>
   </w:abstractNum>
-  <w:abstractNum w:abstractNumId="33" w15:restartNumberingAfterBreak="0">
+  <w:abstractNum w:abstractNumId="34" w15:restartNumberingAfterBreak="0">
     <w:nsid w:val="65D74793"/>
     <w:multiLevelType w:val="multilevel"/>
     <w:tmpl w:val="E0A0DCC2"/>
@@ -11024,7 +12171,7 @@
       </w:pPr>
     </w:lvl>
   </w:abstractNum>
-  <w:abstractNum w:abstractNumId="34" w15:restartNumberingAfterBreak="0">
+  <w:abstractNum w:abstractNumId="35" w15:restartNumberingAfterBreak="0">
     <w:nsid w:val="67631314"/>
     <w:multiLevelType w:val="hybridMultilevel"/>
     <w:tmpl w:val="55A8637A"/>
@@ -11114,7 +12261,7 @@
       </w:pPr>
     </w:lvl>
   </w:abstractNum>
-  <w:abstractNum w:abstractNumId="35" w15:restartNumberingAfterBreak="0">
+  <w:abstractNum w:abstractNumId="36" w15:restartNumberingAfterBreak="0">
     <w:nsid w:val="69DF5FAE"/>
     <w:multiLevelType w:val="hybridMultilevel"/>
     <w:tmpl w:val="55A8637A"/>
@@ -11204,7 +12351,7 @@
       </w:pPr>
     </w:lvl>
   </w:abstractNum>
-  <w:abstractNum w:abstractNumId="36" w15:restartNumberingAfterBreak="0">
+  <w:abstractNum w:abstractNumId="37" w15:restartNumberingAfterBreak="0">
     <w:nsid w:val="746926BE"/>
     <w:multiLevelType w:val="hybridMultilevel"/>
     <w:tmpl w:val="55A8637A"/>
@@ -11294,7 +12441,7 @@
       </w:pPr>
     </w:lvl>
   </w:abstractNum>
-  <w:abstractNum w:abstractNumId="37" w15:restartNumberingAfterBreak="0">
+  <w:abstractNum w:abstractNumId="38" w15:restartNumberingAfterBreak="0">
     <w:nsid w:val="74DD0F5E"/>
     <w:multiLevelType w:val="hybridMultilevel"/>
     <w:tmpl w:val="81CC108C"/>
@@ -11407,7 +12554,7 @@
       </w:rPr>
     </w:lvl>
   </w:abstractNum>
-  <w:abstractNum w:abstractNumId="38" w15:restartNumberingAfterBreak="0">
+  <w:abstractNum w:abstractNumId="39" w15:restartNumberingAfterBreak="0">
     <w:nsid w:val="796153C0"/>
     <w:multiLevelType w:val="hybridMultilevel"/>
     <w:tmpl w:val="456CB3DC"/>
@@ -11498,7 +12645,7 @@
       </w:pPr>
     </w:lvl>
   </w:abstractNum>
-  <w:abstractNum w:abstractNumId="39" w15:restartNumberingAfterBreak="0">
+  <w:abstractNum w:abstractNumId="40" w15:restartNumberingAfterBreak="0">
     <w:nsid w:val="79E2341E"/>
     <w:multiLevelType w:val="hybridMultilevel"/>
     <w:tmpl w:val="55A8637A"/>
@@ -11588,129 +12735,26 @@
       </w:pPr>
     </w:lvl>
   </w:abstractNum>
-  <w:abstractNum w:abstractNumId="40">
-    <w:nsid w:val="020E42A3"/>
-    <w:multiLevelType w:val="multilevel"/>
-    <w:lvl w:ilvl="0">
-      <w:numFmt w:val="bullet"/>
-      <w:lvlText w:val=""/>
-      <w:lvlJc w:val="left"/>
-      <w:pPr>
-        <w:ind w:left="720" w:hanging="360"/>
-      </w:pPr>
-      <w:rPr>
-        <w:rFonts w:ascii="Symbol" w:hAnsi="Symbol" w:cs="Symbol" w:hint="default"/>
-      </w:rPr>
-    </w:lvl>
-    <w:lvl w:ilvl="1">
-      <w:numFmt w:val="bullet"/>
-      <w:lvlText w:val="o"/>
-      <w:lvlJc w:val="left"/>
-      <w:pPr>
-        <w:ind w:left="1440" w:hanging="360"/>
-      </w:pPr>
-      <w:rPr>
-        <w:rFonts w:ascii="Courier New" w:hAnsi="Courier New" w:cs="Courier New" w:hint="default"/>
-      </w:rPr>
-    </w:lvl>
-    <w:lvl w:ilvl="2">
-      <w:numFmt w:val="bullet"/>
-      <w:lvlText w:val=""/>
-      <w:lvlJc w:val="left"/>
-      <w:pPr>
-        <w:ind w:left="2160" w:hanging="360"/>
-      </w:pPr>
-      <w:rPr>
-        <w:rFonts w:ascii="Wingdings" w:hAnsi="Wingdings" w:cs="Wingdings" w:hint="default"/>
-      </w:rPr>
-    </w:lvl>
-    <w:lvl w:ilvl="3">
-      <w:numFmt w:val="bullet"/>
-      <w:lvlText w:val=""/>
-      <w:lvlJc w:val="left"/>
-      <w:pPr>
-        <w:ind w:left="2880" w:hanging="360"/>
-      </w:pPr>
-      <w:rPr>
-        <w:rFonts w:ascii="Symbol" w:hAnsi="Symbol" w:cs="Symbol" w:hint="default"/>
-      </w:rPr>
-    </w:lvl>
-    <w:lvl w:ilvl="4">
-      <w:numFmt w:val="bullet"/>
-      <w:lvlText w:val="o"/>
-      <w:lvlJc w:val="left"/>
-      <w:pPr>
-        <w:ind w:left="3600" w:hanging="360"/>
-      </w:pPr>
-      <w:rPr>
-        <w:rFonts w:ascii="Courier New" w:hAnsi="Courier New" w:cs="Courier New" w:hint="default"/>
-      </w:rPr>
-    </w:lvl>
-    <w:lvl w:ilvl="5">
-      <w:numFmt w:val="bullet"/>
-      <w:lvlText w:val=""/>
-      <w:lvlJc w:val="left"/>
-      <w:pPr>
-        <w:ind w:left="4320" w:hanging="360"/>
-      </w:pPr>
-      <w:rPr>
-        <w:rFonts w:ascii="Wingdings" w:hAnsi="Wingdings" w:cs="Wingdings" w:hint="default"/>
-      </w:rPr>
-    </w:lvl>
-    <w:lvl w:ilvl="6">
-      <w:numFmt w:val="bullet"/>
-      <w:lvlText w:val=""/>
-      <w:lvlJc w:val="left"/>
-      <w:pPr>
-        <w:ind w:left="5040" w:hanging="360"/>
-      </w:pPr>
-      <w:rPr>
-        <w:rFonts w:ascii="Symbol" w:hAnsi="Symbol" w:cs="Symbol" w:hint="default"/>
-      </w:rPr>
-    </w:lvl>
-    <w:lvl w:ilvl="7">
-      <w:numFmt w:val="bullet"/>
-      <w:lvlText w:val="o"/>
-      <w:lvlJc w:val="left"/>
-      <w:pPr>
-        <w:ind w:left="5760" w:hanging="360"/>
-      </w:pPr>
-      <w:rPr>
-        <w:rFonts w:ascii="Courier New" w:hAnsi="Courier New" w:cs="Courier New" w:hint="default"/>
-      </w:rPr>
-    </w:lvl>
-    <w:lvl w:ilvl="8">
-      <w:numFmt w:val="bullet"/>
-      <w:lvlText w:val=""/>
-      <w:lvlJc w:val="left"/>
-      <w:pPr>
-        <w:ind w:left="6480" w:hanging="360"/>
-      </w:pPr>
-      <w:rPr>
-        <w:rFonts w:ascii="Wingdings" w:hAnsi="Wingdings" w:cs="Wingdings" w:hint="default"/>
-      </w:rPr>
-    </w:lvl>
-  </w:abstractNum>
   <w:num w:numId="1" w16cid:durableId="898707020">
-    <w:abstractNumId w:val="8"/>
+    <w:abstractNumId w:val="9"/>
   </w:num>
   <w:num w:numId="2" w16cid:durableId="1770389669">
-    <w:abstractNumId w:val="23"/>
+    <w:abstractNumId w:val="24"/>
   </w:num>
   <w:num w:numId="3" w16cid:durableId="440416075">
-    <w:abstractNumId w:val="31"/>
+    <w:abstractNumId w:val="32"/>
   </w:num>
   <w:num w:numId="4" w16cid:durableId="832531979">
-    <w:abstractNumId w:val="12"/>
+    <w:abstractNumId w:val="13"/>
   </w:num>
   <w:num w:numId="5" w16cid:durableId="1616206315">
-    <w:abstractNumId w:val="28"/>
+    <w:abstractNumId w:val="29"/>
   </w:num>
   <w:num w:numId="6" w16cid:durableId="241379521">
-    <w:abstractNumId w:val="17"/>
+    <w:abstractNumId w:val="18"/>
   </w:num>
   <w:num w:numId="7" w16cid:durableId="1009064325">
-    <w:abstractNumId w:val="5"/>
+    <w:abstractNumId w:val="6"/>
   </w:num>
   <w:num w:numId="8" w16cid:durableId="1343166565">
     <w:abstractNumId w:val="1"/>
@@ -11719,13 +12763,13 @@
     </w:lvlOverride>
   </w:num>
   <w:num w:numId="9" w16cid:durableId="1985620233">
-    <w:abstractNumId w:val="38"/>
+    <w:abstractNumId w:val="39"/>
   </w:num>
   <w:num w:numId="10" w16cid:durableId="1193109343">
-    <w:abstractNumId w:val="9"/>
+    <w:abstractNumId w:val="10"/>
   </w:num>
   <w:num w:numId="11" w16cid:durableId="182060031">
-    <w:abstractNumId w:val="29"/>
+    <w:abstractNumId w:val="30"/>
     <w:lvlOverride w:ilvl="0">
       <w:lvl w:ilvl="0">
         <w:start w:val="1"/>
@@ -11747,7 +12791,7 @@
     </w:lvlOverride>
   </w:num>
   <w:num w:numId="12" w16cid:durableId="1357583848">
-    <w:abstractNumId w:val="15"/>
+    <w:abstractNumId w:val="16"/>
     <w:lvlOverride w:ilvl="0">
       <w:lvl w:ilvl="0">
         <w:start w:val="1"/>
@@ -12010,10 +13054,10 @@
     </w:lvlOverride>
   </w:num>
   <w:num w:numId="13" w16cid:durableId="859322964">
-    <w:abstractNumId w:val="11"/>
+    <w:abstractNumId w:val="12"/>
   </w:num>
   <w:num w:numId="14" w16cid:durableId="715281109">
-    <w:abstractNumId w:val="3"/>
+    <w:abstractNumId w:val="4"/>
     <w:lvlOverride w:ilvl="0">
       <w:startOverride w:val="1"/>
     </w:lvlOverride>
@@ -12043,37 +13087,37 @@
     </w:lvlOverride>
   </w:num>
   <w:num w:numId="15" w16cid:durableId="593130490">
-    <w:abstractNumId w:val="16"/>
+    <w:abstractNumId w:val="17"/>
   </w:num>
   <w:num w:numId="16" w16cid:durableId="2018262411">
     <w:abstractNumId w:val="0"/>
   </w:num>
   <w:num w:numId="17" w16cid:durableId="631207072">
-    <w:abstractNumId w:val="10"/>
+    <w:abstractNumId w:val="11"/>
   </w:num>
   <w:num w:numId="18" w16cid:durableId="1030764800">
-    <w:abstractNumId w:val="4"/>
+    <w:abstractNumId w:val="5"/>
   </w:num>
   <w:num w:numId="19" w16cid:durableId="1720126100">
-    <w:abstractNumId w:val="19"/>
+    <w:abstractNumId w:val="20"/>
   </w:num>
   <w:num w:numId="20" w16cid:durableId="737676300">
-    <w:abstractNumId w:val="20"/>
+    <w:abstractNumId w:val="21"/>
   </w:num>
   <w:num w:numId="21" w16cid:durableId="1799834727">
-    <w:abstractNumId w:val="32"/>
+    <w:abstractNumId w:val="33"/>
   </w:num>
   <w:num w:numId="22" w16cid:durableId="613056206">
-    <w:abstractNumId w:val="33"/>
+    <w:abstractNumId w:val="34"/>
   </w:num>
   <w:num w:numId="23" w16cid:durableId="1713378219">
-    <w:abstractNumId w:val="15"/>
+    <w:abstractNumId w:val="16"/>
   </w:num>
   <w:num w:numId="24" w16cid:durableId="146166759">
-    <w:abstractNumId w:val="29"/>
+    <w:abstractNumId w:val="30"/>
   </w:num>
   <w:num w:numId="25" w16cid:durableId="902376188">
-    <w:abstractNumId w:val="17"/>
+    <w:abstractNumId w:val="18"/>
     <w:lvlOverride w:ilvl="0">
       <w:startOverride w:val="1"/>
     </w:lvlOverride>
@@ -12103,7 +13147,7 @@
     </w:lvlOverride>
   </w:num>
   <w:num w:numId="26" w16cid:durableId="920215584">
-    <w:abstractNumId w:val="17"/>
+    <w:abstractNumId w:val="18"/>
     <w:lvlOverride w:ilvl="0">
       <w:startOverride w:val="2"/>
     </w:lvlOverride>
@@ -12133,64 +13177,64 @@
     </w:lvlOverride>
   </w:num>
   <w:num w:numId="27" w16cid:durableId="2141142806">
-    <w:abstractNumId w:val="24"/>
+    <w:abstractNumId w:val="25"/>
   </w:num>
   <w:num w:numId="28" w16cid:durableId="124858556">
-    <w:abstractNumId w:val="6"/>
+    <w:abstractNumId w:val="7"/>
   </w:num>
   <w:num w:numId="29" w16cid:durableId="1223638431">
-    <w:abstractNumId w:val="27"/>
+    <w:abstractNumId w:val="28"/>
   </w:num>
   <w:num w:numId="30" w16cid:durableId="824785319">
-    <w:abstractNumId w:val="34"/>
+    <w:abstractNumId w:val="35"/>
   </w:num>
   <w:num w:numId="31" w16cid:durableId="75783541">
-    <w:abstractNumId w:val="22"/>
+    <w:abstractNumId w:val="23"/>
   </w:num>
   <w:num w:numId="32" w16cid:durableId="1494029657">
     <w:abstractNumId w:val="2"/>
   </w:num>
   <w:num w:numId="33" w16cid:durableId="444814678">
-    <w:abstractNumId w:val="7"/>
+    <w:abstractNumId w:val="8"/>
   </w:num>
   <w:num w:numId="34" w16cid:durableId="1543862904">
+    <w:abstractNumId w:val="27"/>
+  </w:num>
+  <w:num w:numId="35" w16cid:durableId="1560436928">
+    <w:abstractNumId w:val="40"/>
+  </w:num>
+  <w:num w:numId="36" w16cid:durableId="2082675221">
+    <w:abstractNumId w:val="31"/>
+  </w:num>
+  <w:num w:numId="37" w16cid:durableId="1160149076">
     <w:abstractNumId w:val="26"/>
   </w:num>
-  <w:num w:numId="35" w16cid:durableId="1560436928">
-    <w:abstractNumId w:val="39"/>
-  </w:num>
-  <w:num w:numId="36" w16cid:durableId="2082675221">
-    <w:abstractNumId w:val="30"/>
-  </w:num>
-  <w:num w:numId="37" w16cid:durableId="1160149076">
-    <w:abstractNumId w:val="25"/>
-  </w:num>
   <w:num w:numId="38" w16cid:durableId="240452958">
-    <w:abstractNumId w:val="36"/>
+    <w:abstractNumId w:val="37"/>
   </w:num>
   <w:num w:numId="39" w16cid:durableId="689185366">
-    <w:abstractNumId w:val="35"/>
+    <w:abstractNumId w:val="36"/>
   </w:num>
   <w:num w:numId="40" w16cid:durableId="319189690">
     <w:abstractNumId w:val="1"/>
   </w:num>
   <w:num w:numId="41" w16cid:durableId="1968314173">
-    <w:abstractNumId w:val="21"/>
+    <w:abstractNumId w:val="22"/>
   </w:num>
   <w:num w:numId="42" w16cid:durableId="2070573373">
-    <w:abstractNumId w:val="18"/>
+    <w:abstractNumId w:val="19"/>
   </w:num>
   <w:num w:numId="43" w16cid:durableId="1041445229">
-    <w:abstractNumId w:val="37"/>
+    <w:abstractNumId w:val="38"/>
   </w:num>
   <w:num w:numId="44" w16cid:durableId="1172139746">
+    <w:abstractNumId w:val="15"/>
+  </w:num>
+  <w:num w:numId="45" w16cid:durableId="706296476">
+    <w:abstractNumId w:val="3"/>
+  </w:num>
+  <w:num w:numId="46" w16cid:durableId="2061784379">
     <w:abstractNumId w:val="14"/>
-  </w:num>
-  <w:num w:numId="46">
-    <w:abstractNumId w:val="40"/>
-  </w:num>
-  <w:num w:numId="45" w16cid:durableId="2061784379">
-    <w:abstractNumId w:val="13"/>
   </w:num>
   <w:numIdMacAtCleanup w:val="22"/>
 </w:numbering>

--- a/SET_210.05-0/protocol_SET_210.05-0.docx
+++ b/SET_210.05-0/protocol_SET_210.05-0.docx
@@ -53,7 +53,7 @@
         <w:rPr>
           <w:lang w:val="en-US"/>
         </w:rPr>
-        <w:t>ШЭТ 210.05-0</w:t>
+        <w:t xml:space="preserve">ШЭТ 210.05-0</w:t>
       </w:r>
       <w:r>
         <w:t>.</w:t>
@@ -240,12 +240,13 @@
               <w:ind w:right="282" w:firstLine="0"/>
               <w:jc w:val="left"/>
             </w:pPr>
+            <w:proofErr w:type="gramStart"/>
             <w:r>
               <w:rPr>
                 <w:color w:val="A6A6A6" w:themeColor="background1" w:themeShade="A6"/>
                 <w:lang w:val="en-US"/>
               </w:rPr>
-              <w:t>0.1</w:t>
+              <w:t xml:space="preserve">0.1</w:t>
             </w:r>
           </w:p>
         </w:tc>
@@ -290,12 +291,13 @@
                 <w:lang w:val="en-US"/>
               </w:rPr>
             </w:pPr>
+            <w:proofErr w:type="gramStart"/>
             <w:r>
               <w:rPr>
                 <w:color w:val="A6A6A6" w:themeColor="background1" w:themeShade="A6"/>
                 <w:lang w:val="en-US"/>
               </w:rPr>
-              <w:t>15.09.2026</w:t>
+              <w:t xml:space="preserve">15.09.2026</w:t>
             </w:r>
           </w:p>
         </w:tc>
@@ -3994,25 +3996,16 @@
     </w:p>
     <w:p>
       <w:pPr>
-        <w:pStyle w:val="16"/>
+        <w:pStyle w:val="17"/>
+      </w:pPr>
+      <w:r>
         <w:rPr>
-          <w:rFonts w:asciiTheme="minorHAnsi" w:eastAsiaTheme="minorEastAsia" w:hAnsiTheme="minorHAnsi" w:cstheme="minorBidi"/>
-          <w:b w:val="0"/>
-          <w:bCs w:val="0"/>
-          <w:caps w:val="0"/>
+          <w:b/>
+          <w:bCs/>
+          <w:caps/>
+          <w:noProof/>
           <w:snapToGrid/>
-          <w:color w:val="auto"/>
-          <w:kern w:val="2"/>
-          <w:szCs w:val="24"/>
-          <w14:ligatures w14:val="standardContextual"/>
-        </w:rPr>
-      </w:pPr>
-      <w:r>
-        <w:rPr>
-          <w:b w:val="0"/>
-          <w:bCs w:val="0"/>
-          <w:caps w:val="0"/>
-          <w:snapToGrid/>
+          <w:color w:val="365F91" w:themeColor="accent1" w:themeShade="BF"/>
           <w:szCs w:val="24"/>
           <w:u w:val="single"/>
         </w:rPr>
@@ -4020,7 +4013,12 @@
       </w:r>
       <w:r>
         <w:rPr>
+          <w:b/>
+          <w:bCs/>
+          <w:caps/>
+          <w:noProof/>
           <w:snapToGrid/>
+          <w:color w:val="365F91" w:themeColor="accent1" w:themeShade="BF"/>
           <w:szCs w:val="24"/>
           <w:u w:val="single"/>
         </w:rPr>
@@ -4028,1340 +4026,28 @@
       </w:r>
       <w:r>
         <w:rPr>
-          <w:b w:val="0"/>
-          <w:bCs w:val="0"/>
-          <w:caps w:val="0"/>
+          <w:b/>
+          <w:bCs/>
+          <w:caps/>
+          <w:noProof/>
           <w:snapToGrid/>
+          <w:color w:val="365F91" w:themeColor="accent1" w:themeShade="BF"/>
           <w:szCs w:val="24"/>
           <w:u w:val="single"/>
         </w:rPr>
         <w:fldChar w:fldCharType="separate"/>
       </w:r>
-      <w:hyperlink w:anchor="_Toc240365938" w:history="1">
-        <w:r>
-          <w:rPr>
-            <w:rStyle w:val="afff4"/>
-          </w:rPr>
-          <w:t>1</w:t>
-        </w:r>
-        <w:r>
-          <w:rPr>
-            <w:rFonts w:asciiTheme="minorHAnsi" w:eastAsiaTheme="minorEastAsia" w:hAnsiTheme="minorHAnsi" w:cstheme="minorBidi"/>
-            <w:b w:val="0"/>
-            <w:bCs w:val="0"/>
-            <w:caps w:val="0"/>
-            <w:snapToGrid/>
-            <w:color w:val="auto"/>
-            <w:kern w:val="2"/>
-            <w:szCs w:val="24"/>
-            <w14:ligatures w14:val="standardContextual"/>
-          </w:rPr>
-          <w:tab/>
-        </w:r>
-        <w:r>
-          <w:rPr>
-            <w:rStyle w:val="afff4"/>
-          </w:rPr>
-          <w:t>Климатические условия проведения испытаний</w:t>
-        </w:r>
-        <w:r>
-          <w:rPr>
-            <w:webHidden/>
-          </w:rPr>
-          <w:tab/>
-        </w:r>
-        <w:r>
-          <w:rPr>
-            <w:webHidden/>
-          </w:rPr>
-          <w:fldChar w:fldCharType="begin"/>
-        </w:r>
-        <w:r>
-          <w:rPr>
-            <w:webHidden/>
-          </w:rPr>
-          <w:instrText xml:space="preserve"> PAGEREF _Toc240365938 \h </w:instrText>
-        </w:r>
-        <w:r>
-          <w:rPr>
-            <w:webHidden/>
-          </w:rPr>
-        </w:r>
-        <w:r>
-          <w:rPr>
-            <w:webHidden/>
-          </w:rPr>
-          <w:fldChar w:fldCharType="separate"/>
-        </w:r>
-        <w:r>
-          <w:rPr>
-            <w:webHidden/>
-          </w:rPr>
-          <w:t>5</w:t>
-        </w:r>
-        <w:r>
-          <w:rPr>
-            <w:webHidden/>
-          </w:rPr>
-          <w:fldChar w:fldCharType="end"/>
-        </w:r>
-      </w:hyperlink>
-    </w:p>
-    <w:p>
-      <w:pPr>
-        <w:pStyle w:val="16"/>
+      <w:r>
         <w:rPr>
-          <w:rFonts w:asciiTheme="minorHAnsi" w:eastAsiaTheme="minorEastAsia" w:hAnsiTheme="minorHAnsi" w:cstheme="minorBidi"/>
-          <w:b w:val="0"/>
-          <w:bCs w:val="0"/>
-          <w:caps w:val="0"/>
+          <w:caps/>
+          <w:noProof/>
           <w:snapToGrid/>
-          <w:color w:val="auto"/>
-          <w:kern w:val="2"/>
+          <w:color w:val="365F91" w:themeColor="accent1" w:themeShade="BF"/>
           <w:szCs w:val="24"/>
-          <w14:ligatures w14:val="standardContextual"/>
+          <w:u w:val="single"/>
         </w:rPr>
-      </w:pPr>
-      <w:hyperlink w:anchor="_Toc240365939" w:history="1">
-        <w:r>
-          <w:rPr>
-            <w:rStyle w:val="afff4"/>
-          </w:rPr>
-          <w:t>2</w:t>
-        </w:r>
-        <w:r>
-          <w:rPr>
-            <w:rFonts w:asciiTheme="minorHAnsi" w:eastAsiaTheme="minorEastAsia" w:hAnsiTheme="minorHAnsi" w:cstheme="minorBidi"/>
-            <w:b w:val="0"/>
-            <w:bCs w:val="0"/>
-            <w:caps w:val="0"/>
-            <w:snapToGrid/>
-            <w:color w:val="auto"/>
-            <w:kern w:val="2"/>
-            <w:szCs w:val="24"/>
-            <w14:ligatures w14:val="standardContextual"/>
-          </w:rPr>
-          <w:tab/>
-        </w:r>
-        <w:r>
-          <w:rPr>
-            <w:rStyle w:val="afff4"/>
-          </w:rPr>
-          <w:t>Основные технические данные</w:t>
-        </w:r>
-        <w:r>
-          <w:rPr>
-            <w:webHidden/>
-          </w:rPr>
-          <w:tab/>
-        </w:r>
-        <w:r>
-          <w:rPr>
-            <w:webHidden/>
-          </w:rPr>
-          <w:fldChar w:fldCharType="begin"/>
-        </w:r>
-        <w:r>
-          <w:rPr>
-            <w:webHidden/>
-          </w:rPr>
-          <w:instrText xml:space="preserve"> PAGEREF _Toc240365939 \h </w:instrText>
-        </w:r>
-        <w:r>
-          <w:rPr>
-            <w:webHidden/>
-          </w:rPr>
-        </w:r>
-        <w:r>
-          <w:rPr>
-            <w:webHidden/>
-          </w:rPr>
-          <w:fldChar w:fldCharType="separate"/>
-        </w:r>
-        <w:r>
-          <w:rPr>
-            <w:webHidden/>
-          </w:rPr>
-          <w:t>5</w:t>
-        </w:r>
-        <w:r>
-          <w:rPr>
-            <w:webHidden/>
-          </w:rPr>
-          <w:fldChar w:fldCharType="end"/>
-        </w:r>
-      </w:hyperlink>
-    </w:p>
-    <w:p>
-      <w:pPr>
-        <w:pStyle w:val="25"/>
-        <w:rPr>
-          <w:rFonts w:asciiTheme="minorHAnsi" w:eastAsiaTheme="minorEastAsia" w:hAnsiTheme="minorHAnsi" w:cstheme="minorBidi"/>
-          <w:bCs w:val="0"/>
-          <w:snapToGrid/>
-          <w:color w:val="auto"/>
-          <w:kern w:val="2"/>
-          <w:szCs w:val="24"/>
-          <w14:ligatures w14:val="standardContextual"/>
-        </w:rPr>
-      </w:pPr>
-      <w:hyperlink w:anchor="_Toc240365940" w:history="1">
-        <w:r>
-          <w:rPr>
-            <w:rStyle w:val="afff4"/>
-          </w:rPr>
-          <w:t>2.1</w:t>
-        </w:r>
-        <w:r>
-          <w:rPr>
-            <w:rFonts w:asciiTheme="minorHAnsi" w:eastAsiaTheme="minorEastAsia" w:hAnsiTheme="minorHAnsi" w:cstheme="minorBidi"/>
-            <w:bCs w:val="0"/>
-            <w:snapToGrid/>
-            <w:color w:val="auto"/>
-            <w:kern w:val="2"/>
-            <w:szCs w:val="24"/>
-            <w14:ligatures w14:val="standardContextual"/>
-          </w:rPr>
-          <w:tab/>
-        </w:r>
-        <w:r>
-          <w:rPr>
-            <w:rStyle w:val="afff4"/>
-          </w:rPr>
-          <w:t>Устройство</w:t>
-        </w:r>
-        <w:r>
-          <w:rPr>
-            <w:webHidden/>
-          </w:rPr>
-          <w:tab/>
-        </w:r>
-        <w:r>
-          <w:rPr>
-            <w:webHidden/>
-          </w:rPr>
-          <w:fldChar w:fldCharType="begin"/>
-        </w:r>
-        <w:r>
-          <w:rPr>
-            <w:webHidden/>
-          </w:rPr>
-          <w:instrText xml:space="preserve"> PAGEREF _Toc240365940 \h </w:instrText>
-        </w:r>
-        <w:r>
-          <w:rPr>
-            <w:webHidden/>
-          </w:rPr>
-        </w:r>
-        <w:r>
-          <w:rPr>
-            <w:webHidden/>
-          </w:rPr>
-          <w:fldChar w:fldCharType="separate"/>
-        </w:r>
-        <w:r>
-          <w:rPr>
-            <w:webHidden/>
-          </w:rPr>
-          <w:t>5</w:t>
-        </w:r>
-        <w:r>
-          <w:rPr>
-            <w:webHidden/>
-          </w:rPr>
-          <w:fldChar w:fldCharType="end"/>
-        </w:r>
-      </w:hyperlink>
-    </w:p>
-    <w:p>
-      <w:pPr>
-        <w:pStyle w:val="25"/>
-        <w:rPr>
-          <w:rFonts w:asciiTheme="minorHAnsi" w:eastAsiaTheme="minorEastAsia" w:hAnsiTheme="minorHAnsi" w:cstheme="minorBidi"/>
-          <w:bCs w:val="0"/>
-          <w:snapToGrid/>
-          <w:color w:val="auto"/>
-          <w:kern w:val="2"/>
-          <w:szCs w:val="24"/>
-          <w14:ligatures w14:val="standardContextual"/>
-        </w:rPr>
-      </w:pPr>
-      <w:hyperlink w:anchor="_Toc240365941" w:history="1">
-        <w:r>
-          <w:rPr>
-            <w:rStyle w:val="afff4"/>
-          </w:rPr>
-          <w:t>2.2</w:t>
-        </w:r>
-        <w:r>
-          <w:rPr>
-            <w:rFonts w:asciiTheme="minorHAnsi" w:eastAsiaTheme="minorEastAsia" w:hAnsiTheme="minorHAnsi" w:cstheme="minorBidi"/>
-            <w:bCs w:val="0"/>
-            <w:snapToGrid/>
-            <w:color w:val="auto"/>
-            <w:kern w:val="2"/>
-            <w:szCs w:val="24"/>
-            <w14:ligatures w14:val="standardContextual"/>
-          </w:rPr>
-          <w:tab/>
-        </w:r>
-        <w:r>
-          <w:rPr>
-            <w:rStyle w:val="afff4"/>
-          </w:rPr>
-          <w:t>Защищаемое оборудование</w:t>
-        </w:r>
-        <w:r>
-          <w:rPr>
-            <w:webHidden/>
-          </w:rPr>
-          <w:tab/>
-        </w:r>
-        <w:r>
-          <w:rPr>
-            <w:webHidden/>
-          </w:rPr>
-          <w:fldChar w:fldCharType="begin"/>
-        </w:r>
-        <w:r>
-          <w:rPr>
-            <w:webHidden/>
-          </w:rPr>
-          <w:instrText xml:space="preserve"> PAGEREF _Toc240365941 \h </w:instrText>
-        </w:r>
-        <w:r>
-          <w:rPr>
-            <w:webHidden/>
-          </w:rPr>
-        </w:r>
-        <w:r>
-          <w:rPr>
-            <w:webHidden/>
-          </w:rPr>
-          <w:fldChar w:fldCharType="separate"/>
-        </w:r>
-        <w:r>
-          <w:rPr>
-            <w:webHidden/>
-          </w:rPr>
-          <w:t>5</w:t>
-        </w:r>
-        <w:r>
-          <w:rPr>
-            <w:webHidden/>
-          </w:rPr>
-          <w:fldChar w:fldCharType="end"/>
-        </w:r>
-      </w:hyperlink>
-    </w:p>
-    <w:p>
-      <w:pPr>
-        <w:pStyle w:val="16"/>
-        <w:rPr>
-          <w:rFonts w:asciiTheme="minorHAnsi" w:eastAsiaTheme="minorEastAsia" w:hAnsiTheme="minorHAnsi" w:cstheme="minorBidi"/>
-          <w:b w:val="0"/>
-          <w:bCs w:val="0"/>
-          <w:caps w:val="0"/>
-          <w:snapToGrid/>
-          <w:color w:val="auto"/>
-          <w:kern w:val="2"/>
-          <w:szCs w:val="24"/>
-          <w14:ligatures w14:val="standardContextual"/>
-        </w:rPr>
-      </w:pPr>
-      <w:hyperlink w:anchor="_Toc240365942" w:history="1">
-        <w:r>
-          <w:rPr>
-            <w:rStyle w:val="afff4"/>
-          </w:rPr>
-          <w:t>3</w:t>
-        </w:r>
-        <w:r>
-          <w:rPr>
-            <w:rFonts w:asciiTheme="minorHAnsi" w:eastAsiaTheme="minorEastAsia" w:hAnsiTheme="minorHAnsi" w:cstheme="minorBidi"/>
-            <w:b w:val="0"/>
-            <w:bCs w:val="0"/>
-            <w:caps w:val="0"/>
-            <w:snapToGrid/>
-            <w:color w:val="auto"/>
-            <w:kern w:val="2"/>
-            <w:szCs w:val="24"/>
-            <w14:ligatures w14:val="standardContextual"/>
-          </w:rPr>
-          <w:tab/>
-        </w:r>
-        <w:r>
-          <w:rPr>
-            <w:rStyle w:val="afff4"/>
-          </w:rPr>
-          <w:t>Дополнительные сведения</w:t>
-        </w:r>
-        <w:r>
-          <w:rPr>
-            <w:webHidden/>
-          </w:rPr>
-          <w:tab/>
-        </w:r>
-        <w:r>
-          <w:rPr>
-            <w:webHidden/>
-          </w:rPr>
-          <w:fldChar w:fldCharType="begin"/>
-        </w:r>
-        <w:r>
-          <w:rPr>
-            <w:webHidden/>
-          </w:rPr>
-          <w:instrText xml:space="preserve"> PAGEREF _Toc240365942 \h </w:instrText>
-        </w:r>
-        <w:r>
-          <w:rPr>
-            <w:webHidden/>
-          </w:rPr>
-        </w:r>
-        <w:r>
-          <w:rPr>
-            <w:webHidden/>
-          </w:rPr>
-          <w:fldChar w:fldCharType="separate"/>
-        </w:r>
-        <w:r>
-          <w:rPr>
-            <w:webHidden/>
-          </w:rPr>
-          <w:t>5</w:t>
-        </w:r>
-        <w:r>
-          <w:rPr>
-            <w:webHidden/>
-          </w:rPr>
-          <w:fldChar w:fldCharType="end"/>
-        </w:r>
-      </w:hyperlink>
-    </w:p>
-    <w:p>
-      <w:pPr>
-        <w:pStyle w:val="16"/>
-        <w:rPr>
-          <w:rFonts w:asciiTheme="minorHAnsi" w:eastAsiaTheme="minorEastAsia" w:hAnsiTheme="minorHAnsi" w:cstheme="minorBidi"/>
-          <w:b w:val="0"/>
-          <w:bCs w:val="0"/>
-          <w:caps w:val="0"/>
-          <w:snapToGrid/>
-          <w:color w:val="auto"/>
-          <w:kern w:val="2"/>
-          <w:szCs w:val="24"/>
-          <w14:ligatures w14:val="standardContextual"/>
-        </w:rPr>
-      </w:pPr>
-      <w:hyperlink w:anchor="_Toc240365943" w:history="1">
-        <w:r>
-          <w:rPr>
-            <w:rStyle w:val="afff4"/>
-          </w:rPr>
-          <w:t>4</w:t>
-        </w:r>
-        <w:r>
-          <w:rPr>
-            <w:rFonts w:asciiTheme="minorHAnsi" w:eastAsiaTheme="minorEastAsia" w:hAnsiTheme="minorHAnsi" w:cstheme="minorBidi"/>
-            <w:b w:val="0"/>
-            <w:bCs w:val="0"/>
-            <w:caps w:val="0"/>
-            <w:snapToGrid/>
-            <w:color w:val="auto"/>
-            <w:kern w:val="2"/>
-            <w:szCs w:val="24"/>
-            <w14:ligatures w14:val="standardContextual"/>
-          </w:rPr>
-          <w:tab/>
-        </w:r>
-        <w:r>
-          <w:rPr>
-            <w:rStyle w:val="afff4"/>
-          </w:rPr>
-          <w:t>Уставки и конфигурация</w:t>
-        </w:r>
-        <w:r>
-          <w:rPr>
-            <w:webHidden/>
-          </w:rPr>
-          <w:tab/>
-        </w:r>
-        <w:r>
-          <w:rPr>
-            <w:webHidden/>
-          </w:rPr>
-          <w:fldChar w:fldCharType="begin"/>
-        </w:r>
-        <w:r>
-          <w:rPr>
-            <w:webHidden/>
-          </w:rPr>
-          <w:instrText xml:space="preserve"> PAGEREF _Toc240365943 \h </w:instrText>
-        </w:r>
-        <w:r>
-          <w:rPr>
-            <w:webHidden/>
-          </w:rPr>
-        </w:r>
-        <w:r>
-          <w:rPr>
-            <w:webHidden/>
-          </w:rPr>
-          <w:fldChar w:fldCharType="separate"/>
-        </w:r>
-        <w:r>
-          <w:rPr>
-            <w:webHidden/>
-          </w:rPr>
-          <w:t>6</w:t>
-        </w:r>
-        <w:r>
-          <w:rPr>
-            <w:webHidden/>
-          </w:rPr>
-          <w:fldChar w:fldCharType="end"/>
-        </w:r>
-      </w:hyperlink>
-    </w:p>
-    <w:p>
-      <w:pPr>
-        <w:pStyle w:val="16"/>
-        <w:rPr>
-          <w:rFonts w:asciiTheme="minorHAnsi" w:eastAsiaTheme="minorEastAsia" w:hAnsiTheme="minorHAnsi" w:cstheme="minorBidi"/>
-          <w:b w:val="0"/>
-          <w:bCs w:val="0"/>
-          <w:caps w:val="0"/>
-          <w:snapToGrid/>
-          <w:color w:val="auto"/>
-          <w:kern w:val="2"/>
-          <w:szCs w:val="24"/>
-          <w14:ligatures w14:val="standardContextual"/>
-        </w:rPr>
-      </w:pPr>
-      <w:hyperlink w:anchor="_Toc240365944" w:history="1">
-        <w:r>
-          <w:rPr>
-            <w:rStyle w:val="afff4"/>
-          </w:rPr>
-          <w:t>5</w:t>
-        </w:r>
-        <w:r>
-          <w:rPr>
-            <w:rFonts w:asciiTheme="minorHAnsi" w:eastAsiaTheme="minorEastAsia" w:hAnsiTheme="minorHAnsi" w:cstheme="minorBidi"/>
-            <w:b w:val="0"/>
-            <w:bCs w:val="0"/>
-            <w:caps w:val="0"/>
-            <w:snapToGrid/>
-            <w:color w:val="auto"/>
-            <w:kern w:val="2"/>
-            <w:szCs w:val="24"/>
-            <w14:ligatures w14:val="standardContextual"/>
-          </w:rPr>
-          <w:tab/>
-        </w:r>
-        <w:r>
-          <w:rPr>
-            <w:rStyle w:val="afff4"/>
-          </w:rPr>
-          <w:t>Внешний осмотр</w:t>
-        </w:r>
-        <w:r>
-          <w:rPr>
-            <w:webHidden/>
-          </w:rPr>
-          <w:tab/>
-        </w:r>
-        <w:r>
-          <w:rPr>
-            <w:webHidden/>
-          </w:rPr>
-          <w:fldChar w:fldCharType="begin"/>
-        </w:r>
-        <w:r>
-          <w:rPr>
-            <w:webHidden/>
-          </w:rPr>
-          <w:instrText xml:space="preserve"> PAGEREF _Toc240365944 \h </w:instrText>
-        </w:r>
-        <w:r>
-          <w:rPr>
-            <w:webHidden/>
-          </w:rPr>
-        </w:r>
-        <w:r>
-          <w:rPr>
-            <w:webHidden/>
-          </w:rPr>
-          <w:fldChar w:fldCharType="separate"/>
-        </w:r>
-        <w:r>
-          <w:rPr>
-            <w:webHidden/>
-          </w:rPr>
-          <w:t>6</w:t>
-        </w:r>
-        <w:r>
-          <w:rPr>
-            <w:webHidden/>
-          </w:rPr>
-          <w:fldChar w:fldCharType="end"/>
-        </w:r>
-      </w:hyperlink>
-    </w:p>
-    <w:p>
-      <w:pPr>
-        <w:pStyle w:val="16"/>
-        <w:rPr>
-          <w:rFonts w:asciiTheme="minorHAnsi" w:eastAsiaTheme="minorEastAsia" w:hAnsiTheme="minorHAnsi" w:cstheme="minorBidi"/>
-          <w:b w:val="0"/>
-          <w:bCs w:val="0"/>
-          <w:caps w:val="0"/>
-          <w:snapToGrid/>
-          <w:color w:val="auto"/>
-          <w:kern w:val="2"/>
-          <w:szCs w:val="24"/>
-          <w14:ligatures w14:val="standardContextual"/>
-        </w:rPr>
-      </w:pPr>
-      <w:hyperlink w:anchor="_Toc240365945" w:history="1">
-        <w:r>
-          <w:rPr>
-            <w:rStyle w:val="afff4"/>
-          </w:rPr>
-          <w:t>6</w:t>
-        </w:r>
-        <w:r>
-          <w:rPr>
-            <w:rFonts w:asciiTheme="minorHAnsi" w:eastAsiaTheme="minorEastAsia" w:hAnsiTheme="minorHAnsi" w:cstheme="minorBidi"/>
-            <w:b w:val="0"/>
-            <w:bCs w:val="0"/>
-            <w:caps w:val="0"/>
-            <w:snapToGrid/>
-            <w:color w:val="auto"/>
-            <w:kern w:val="2"/>
-            <w:szCs w:val="24"/>
-            <w14:ligatures w14:val="standardContextual"/>
-          </w:rPr>
-          <w:tab/>
-        </w:r>
-        <w:r>
-          <w:rPr>
-            <w:rStyle w:val="afff4"/>
-          </w:rPr>
-          <w:t>Проверка конфигурирования и параметрирования устройства</w:t>
-        </w:r>
-        <w:r>
-          <w:rPr>
-            <w:webHidden/>
-          </w:rPr>
-          <w:tab/>
-        </w:r>
-        <w:r>
-          <w:rPr>
-            <w:webHidden/>
-          </w:rPr>
-          <w:fldChar w:fldCharType="begin"/>
-        </w:r>
-        <w:r>
-          <w:rPr>
-            <w:webHidden/>
-          </w:rPr>
-          <w:instrText xml:space="preserve"> PAGEREF _Toc240365945 \h </w:instrText>
-        </w:r>
-        <w:r>
-          <w:rPr>
-            <w:webHidden/>
-          </w:rPr>
-        </w:r>
-        <w:r>
-          <w:rPr>
-            <w:webHidden/>
-          </w:rPr>
-          <w:fldChar w:fldCharType="separate"/>
-        </w:r>
-        <w:r>
-          <w:rPr>
-            <w:webHidden/>
-          </w:rPr>
-          <w:t>6</w:t>
-        </w:r>
-        <w:r>
-          <w:rPr>
-            <w:webHidden/>
-          </w:rPr>
-          <w:fldChar w:fldCharType="end"/>
-        </w:r>
-      </w:hyperlink>
-    </w:p>
-    <w:p>
-      <w:pPr>
-        <w:pStyle w:val="16"/>
-        <w:rPr>
-          <w:rFonts w:asciiTheme="minorHAnsi" w:eastAsiaTheme="minorEastAsia" w:hAnsiTheme="minorHAnsi" w:cstheme="minorBidi"/>
-          <w:b w:val="0"/>
-          <w:bCs w:val="0"/>
-          <w:caps w:val="0"/>
-          <w:snapToGrid/>
-          <w:color w:val="auto"/>
-          <w:kern w:val="2"/>
-          <w:szCs w:val="24"/>
-          <w14:ligatures w14:val="standardContextual"/>
-        </w:rPr>
-      </w:pPr>
-      <w:hyperlink w:anchor="_Toc240365946" w:history="1">
-        <w:r>
-          <w:rPr>
-            <w:rStyle w:val="afff4"/>
-          </w:rPr>
-          <w:t>7</w:t>
-        </w:r>
-        <w:r>
-          <w:rPr>
-            <w:rFonts w:asciiTheme="minorHAnsi" w:eastAsiaTheme="minorEastAsia" w:hAnsiTheme="minorHAnsi" w:cstheme="minorBidi"/>
-            <w:b w:val="0"/>
-            <w:bCs w:val="0"/>
-            <w:caps w:val="0"/>
-            <w:snapToGrid/>
-            <w:color w:val="auto"/>
-            <w:kern w:val="2"/>
-            <w:szCs w:val="24"/>
-            <w14:ligatures w14:val="standardContextual"/>
-          </w:rPr>
-          <w:tab/>
-        </w:r>
-        <w:r>
-          <w:rPr>
-            <w:rStyle w:val="afff4"/>
-          </w:rPr>
-          <w:t>Проверка состояния изоляции</w:t>
-        </w:r>
-        <w:r>
-          <w:rPr>
-            <w:webHidden/>
-          </w:rPr>
-          <w:tab/>
-        </w:r>
-        <w:r>
-          <w:rPr>
-            <w:webHidden/>
-          </w:rPr>
-          <w:fldChar w:fldCharType="begin"/>
-        </w:r>
-        <w:r>
-          <w:rPr>
-            <w:webHidden/>
-          </w:rPr>
-          <w:instrText xml:space="preserve"> PAGEREF _Toc240365946 \h </w:instrText>
-        </w:r>
-        <w:r>
-          <w:rPr>
-            <w:webHidden/>
-          </w:rPr>
-        </w:r>
-        <w:r>
-          <w:rPr>
-            <w:webHidden/>
-          </w:rPr>
-          <w:fldChar w:fldCharType="separate"/>
-        </w:r>
-        <w:r>
-          <w:rPr>
-            <w:webHidden/>
-          </w:rPr>
-          <w:t>7</w:t>
-        </w:r>
-        <w:r>
-          <w:rPr>
-            <w:webHidden/>
-          </w:rPr>
-          <w:fldChar w:fldCharType="end"/>
-        </w:r>
-      </w:hyperlink>
-    </w:p>
-    <w:p>
-      <w:pPr>
-        <w:pStyle w:val="25"/>
-        <w:rPr>
-          <w:rFonts w:asciiTheme="minorHAnsi" w:eastAsiaTheme="minorEastAsia" w:hAnsiTheme="minorHAnsi" w:cstheme="minorBidi"/>
-          <w:bCs w:val="0"/>
-          <w:snapToGrid/>
-          <w:color w:val="auto"/>
-          <w:kern w:val="2"/>
-          <w:szCs w:val="24"/>
-          <w14:ligatures w14:val="standardContextual"/>
-        </w:rPr>
-      </w:pPr>
-      <w:hyperlink w:anchor="_Toc240365947" w:history="1">
-        <w:r>
-          <w:rPr>
-            <w:rStyle w:val="afff4"/>
-          </w:rPr>
-          <w:t>7.1</w:t>
-        </w:r>
-        <w:r>
-          <w:rPr>
-            <w:rFonts w:asciiTheme="minorHAnsi" w:eastAsiaTheme="minorEastAsia" w:hAnsiTheme="minorHAnsi" w:cstheme="minorBidi"/>
-            <w:bCs w:val="0"/>
-            <w:snapToGrid/>
-            <w:color w:val="auto"/>
-            <w:kern w:val="2"/>
-            <w:szCs w:val="24"/>
-            <w14:ligatures w14:val="standardContextual"/>
-          </w:rPr>
-          <w:tab/>
-        </w:r>
-        <w:r>
-          <w:rPr>
-            <w:rStyle w:val="afff4"/>
-          </w:rPr>
-          <w:t>Измерение сопротивления изоляции устройства</w:t>
-        </w:r>
-        <w:r>
-          <w:rPr>
-            <w:webHidden/>
-          </w:rPr>
-          <w:tab/>
-        </w:r>
-        <w:r>
-          <w:rPr>
-            <w:webHidden/>
-          </w:rPr>
-          <w:fldChar w:fldCharType="begin"/>
-        </w:r>
-        <w:r>
-          <w:rPr>
-            <w:webHidden/>
-          </w:rPr>
-          <w:instrText xml:space="preserve"> PAGEREF _Toc240365947 \h </w:instrText>
-        </w:r>
-        <w:r>
-          <w:rPr>
-            <w:webHidden/>
-          </w:rPr>
-        </w:r>
-        <w:r>
-          <w:rPr>
-            <w:webHidden/>
-          </w:rPr>
-          <w:fldChar w:fldCharType="separate"/>
-        </w:r>
-        <w:r>
-          <w:rPr>
-            <w:webHidden/>
-          </w:rPr>
-          <w:t>7</w:t>
-        </w:r>
-        <w:r>
-          <w:rPr>
-            <w:webHidden/>
-          </w:rPr>
-          <w:fldChar w:fldCharType="end"/>
-        </w:r>
-      </w:hyperlink>
-    </w:p>
-    <w:p>
-      <w:pPr>
-        <w:pStyle w:val="25"/>
-        <w:rPr>
-          <w:rFonts w:asciiTheme="minorHAnsi" w:eastAsiaTheme="minorEastAsia" w:hAnsiTheme="minorHAnsi" w:cstheme="minorBidi"/>
-          <w:bCs w:val="0"/>
-          <w:snapToGrid/>
-          <w:color w:val="auto"/>
-          <w:kern w:val="2"/>
-          <w:szCs w:val="24"/>
-          <w14:ligatures w14:val="standardContextual"/>
-        </w:rPr>
-      </w:pPr>
-      <w:hyperlink w:anchor="_Toc240365948" w:history="1">
-        <w:r>
-          <w:rPr>
-            <w:rStyle w:val="afff4"/>
-          </w:rPr>
-          <w:t>7.2</w:t>
-        </w:r>
-        <w:r>
-          <w:rPr>
-            <w:rFonts w:asciiTheme="minorHAnsi" w:eastAsiaTheme="minorEastAsia" w:hAnsiTheme="minorHAnsi" w:cstheme="minorBidi"/>
-            <w:bCs w:val="0"/>
-            <w:snapToGrid/>
-            <w:color w:val="auto"/>
-            <w:kern w:val="2"/>
-            <w:szCs w:val="24"/>
-            <w14:ligatures w14:val="standardContextual"/>
-          </w:rPr>
-          <w:tab/>
-        </w:r>
-        <w:r>
-          <w:rPr>
-            <w:rStyle w:val="afff4"/>
-          </w:rPr>
-          <w:t>Измерение сопротивления изоляции шкафа с подключенными внешними цепями</w:t>
-        </w:r>
-        <w:r>
-          <w:rPr>
-            <w:webHidden/>
-          </w:rPr>
-          <w:tab/>
-        </w:r>
-        <w:r>
-          <w:rPr>
-            <w:webHidden/>
-          </w:rPr>
-          <w:fldChar w:fldCharType="begin"/>
-        </w:r>
-        <w:r>
-          <w:rPr>
-            <w:webHidden/>
-          </w:rPr>
-          <w:instrText xml:space="preserve"> PAGEREF _Toc240365948 \h </w:instrText>
-        </w:r>
-        <w:r>
-          <w:rPr>
-            <w:webHidden/>
-          </w:rPr>
-        </w:r>
-        <w:r>
-          <w:rPr>
-            <w:webHidden/>
-          </w:rPr>
-          <w:fldChar w:fldCharType="separate"/>
-        </w:r>
-        <w:r>
-          <w:rPr>
-            <w:webHidden/>
-          </w:rPr>
-          <w:t>7</w:t>
-        </w:r>
-        <w:r>
-          <w:rPr>
-            <w:webHidden/>
-          </w:rPr>
-          <w:fldChar w:fldCharType="end"/>
-        </w:r>
-      </w:hyperlink>
-    </w:p>
-    <w:p>
-      <w:pPr>
-        <w:pStyle w:val="16"/>
-        <w:rPr>
-          <w:rFonts w:asciiTheme="minorHAnsi" w:eastAsiaTheme="minorEastAsia" w:hAnsiTheme="minorHAnsi" w:cstheme="minorBidi"/>
-          <w:b w:val="0"/>
-          <w:bCs w:val="0"/>
-          <w:caps w:val="0"/>
-          <w:snapToGrid/>
-          <w:color w:val="auto"/>
-          <w:kern w:val="2"/>
-          <w:szCs w:val="24"/>
-          <w14:ligatures w14:val="standardContextual"/>
-        </w:rPr>
-      </w:pPr>
-      <w:hyperlink w:anchor="_Toc240365949" w:history="1">
-        <w:r>
-          <w:rPr>
-            <w:rStyle w:val="afff4"/>
-          </w:rPr>
-          <w:t>8</w:t>
-        </w:r>
-        <w:r>
-          <w:rPr>
-            <w:rFonts w:asciiTheme="minorHAnsi" w:eastAsiaTheme="minorEastAsia" w:hAnsiTheme="minorHAnsi" w:cstheme="minorBidi"/>
-            <w:b w:val="0"/>
-            <w:bCs w:val="0"/>
-            <w:caps w:val="0"/>
-            <w:snapToGrid/>
-            <w:color w:val="auto"/>
-            <w:kern w:val="2"/>
-            <w:szCs w:val="24"/>
-            <w14:ligatures w14:val="standardContextual"/>
-          </w:rPr>
-          <w:tab/>
-        </w:r>
-        <w:r>
-          <w:rPr>
-            <w:rStyle w:val="afff4"/>
-          </w:rPr>
-          <w:t>Проверка на соответствие проектным решениям</w:t>
-        </w:r>
-        <w:r>
-          <w:rPr>
-            <w:webHidden/>
-          </w:rPr>
-          <w:tab/>
-        </w:r>
-        <w:r>
-          <w:rPr>
-            <w:webHidden/>
-          </w:rPr>
-          <w:fldChar w:fldCharType="begin"/>
-        </w:r>
-        <w:r>
-          <w:rPr>
-            <w:webHidden/>
-          </w:rPr>
-          <w:instrText xml:space="preserve"> PAGEREF _Toc240365949 \h </w:instrText>
-        </w:r>
-        <w:r>
-          <w:rPr>
-            <w:webHidden/>
-          </w:rPr>
-        </w:r>
-        <w:r>
-          <w:rPr>
-            <w:webHidden/>
-          </w:rPr>
-          <w:fldChar w:fldCharType="separate"/>
-        </w:r>
-        <w:r>
-          <w:rPr>
-            <w:webHidden/>
-          </w:rPr>
-          <w:t>7</w:t>
-        </w:r>
-        <w:r>
-          <w:rPr>
-            <w:webHidden/>
-          </w:rPr>
-          <w:fldChar w:fldCharType="end"/>
-        </w:r>
-      </w:hyperlink>
-    </w:p>
-    <w:p>
-      <w:pPr>
-        <w:pStyle w:val="16"/>
-        <w:rPr>
-          <w:rFonts w:asciiTheme="minorHAnsi" w:eastAsiaTheme="minorEastAsia" w:hAnsiTheme="minorHAnsi" w:cstheme="minorBidi"/>
-          <w:b w:val="0"/>
-          <w:bCs w:val="0"/>
-          <w:caps w:val="0"/>
-          <w:snapToGrid/>
-          <w:color w:val="auto"/>
-          <w:kern w:val="2"/>
-          <w:szCs w:val="24"/>
-          <w14:ligatures w14:val="standardContextual"/>
-        </w:rPr>
-      </w:pPr>
-      <w:hyperlink w:anchor="_Toc240365950" w:history="1">
-        <w:r>
-          <w:rPr>
-            <w:rStyle w:val="afff4"/>
-          </w:rPr>
-          <w:t>9</w:t>
-        </w:r>
-        <w:r>
-          <w:rPr>
-            <w:rFonts w:asciiTheme="minorHAnsi" w:eastAsiaTheme="minorEastAsia" w:hAnsiTheme="minorHAnsi" w:cstheme="minorBidi"/>
-            <w:b w:val="0"/>
-            <w:bCs w:val="0"/>
-            <w:caps w:val="0"/>
-            <w:snapToGrid/>
-            <w:color w:val="auto"/>
-            <w:kern w:val="2"/>
-            <w:szCs w:val="24"/>
-            <w14:ligatures w14:val="standardContextual"/>
-          </w:rPr>
-          <w:tab/>
-        </w:r>
-        <w:r>
-          <w:rPr>
-            <w:rStyle w:val="afff4"/>
-          </w:rPr>
-          <w:t>Задание требуемой конфигурации, уставок и режимов работы (параметрирование) устройства</w:t>
-        </w:r>
-        <w:r>
-          <w:rPr>
-            <w:webHidden/>
-          </w:rPr>
-          <w:tab/>
-        </w:r>
-        <w:r>
-          <w:rPr>
-            <w:webHidden/>
-          </w:rPr>
-          <w:fldChar w:fldCharType="begin"/>
-        </w:r>
-        <w:r>
-          <w:rPr>
-            <w:webHidden/>
-          </w:rPr>
-          <w:instrText xml:space="preserve"> PAGEREF _Toc240365950 \h </w:instrText>
-        </w:r>
-        <w:r>
-          <w:rPr>
-            <w:webHidden/>
-          </w:rPr>
-        </w:r>
-        <w:r>
-          <w:rPr>
-            <w:webHidden/>
-          </w:rPr>
-          <w:fldChar w:fldCharType="separate"/>
-        </w:r>
-        <w:r>
-          <w:rPr>
-            <w:webHidden/>
-          </w:rPr>
-          <w:t>8</w:t>
-        </w:r>
-        <w:r>
-          <w:rPr>
-            <w:webHidden/>
-          </w:rPr>
-          <w:fldChar w:fldCharType="end"/>
-        </w:r>
-      </w:hyperlink>
-    </w:p>
-    <w:p>
-      <w:pPr>
-        <w:pStyle w:val="16"/>
-        <w:rPr>
-          <w:rFonts w:asciiTheme="minorHAnsi" w:eastAsiaTheme="minorEastAsia" w:hAnsiTheme="minorHAnsi" w:cstheme="minorBidi"/>
-          <w:b w:val="0"/>
-          <w:bCs w:val="0"/>
-          <w:caps w:val="0"/>
-          <w:snapToGrid/>
-          <w:color w:val="auto"/>
-          <w:kern w:val="2"/>
-          <w:szCs w:val="24"/>
-          <w14:ligatures w14:val="standardContextual"/>
-        </w:rPr>
-      </w:pPr>
-      <w:hyperlink w:anchor="_Toc240365951" w:history="1">
-        <w:r>
-          <w:rPr>
-            <w:rStyle w:val="afff4"/>
-          </w:rPr>
-          <w:t>10</w:t>
-        </w:r>
-        <w:r>
-          <w:rPr>
-            <w:rFonts w:asciiTheme="minorHAnsi" w:eastAsiaTheme="minorEastAsia" w:hAnsiTheme="minorHAnsi" w:cstheme="minorBidi"/>
-            <w:b w:val="0"/>
-            <w:bCs w:val="0"/>
-            <w:caps w:val="0"/>
-            <w:snapToGrid/>
-            <w:color w:val="auto"/>
-            <w:kern w:val="2"/>
-            <w:szCs w:val="24"/>
-            <w14:ligatures w14:val="standardContextual"/>
-          </w:rPr>
-          <w:tab/>
-        </w:r>
-        <w:r>
-          <w:rPr>
-            <w:rStyle w:val="afff4"/>
-          </w:rPr>
-          <w:t>Проверка используемых режимов и уставок задействованных функций РЗА</w:t>
-        </w:r>
-        <w:r>
-          <w:rPr>
-            <w:webHidden/>
-          </w:rPr>
-          <w:tab/>
-        </w:r>
-        <w:r>
-          <w:rPr>
-            <w:webHidden/>
-          </w:rPr>
-          <w:fldChar w:fldCharType="begin"/>
-        </w:r>
-        <w:r>
-          <w:rPr>
-            <w:webHidden/>
-          </w:rPr>
-          <w:instrText xml:space="preserve"> PAGEREF _Toc240365951 \h </w:instrText>
-        </w:r>
-        <w:r>
-          <w:rPr>
-            <w:webHidden/>
-          </w:rPr>
-        </w:r>
-        <w:r>
-          <w:rPr>
-            <w:webHidden/>
-          </w:rPr>
-          <w:fldChar w:fldCharType="separate"/>
-        </w:r>
-        <w:r>
-          <w:rPr>
-            <w:webHidden/>
-          </w:rPr>
-          <w:t>8</w:t>
-        </w:r>
-        <w:r>
-          <w:rPr>
-            <w:webHidden/>
-          </w:rPr>
-          <w:fldChar w:fldCharType="end"/>
-        </w:r>
-      </w:hyperlink>
-    </w:p>
-    <w:p>
-      <w:pPr>
-        <w:pStyle w:val="25"/>
-        <w:rPr>
-          <w:rFonts w:asciiTheme="minorHAnsi" w:eastAsiaTheme="minorEastAsia" w:hAnsiTheme="minorHAnsi" w:cstheme="minorBidi"/>
-          <w:bCs w:val="0"/>
-          <w:snapToGrid/>
-          <w:color w:val="auto"/>
-          <w:kern w:val="2"/>
-          <w:szCs w:val="24"/>
-          <w14:ligatures w14:val="standardContextual"/>
-        </w:rPr>
-      </w:pPr>
-      <w:hyperlink w:anchor="_Toc240365952" w:history="1">
-        <w:r>
-          <w:rPr>
-            <w:rStyle w:val="afff4"/>
-          </w:rPr>
-          <w:t>10.1</w:t>
-        </w:r>
-        <w:r>
-          <w:rPr>
-            <w:rFonts w:asciiTheme="minorHAnsi" w:eastAsiaTheme="minorEastAsia" w:hAnsiTheme="minorHAnsi" w:cstheme="minorBidi"/>
-            <w:bCs w:val="0"/>
-            <w:snapToGrid/>
-            <w:color w:val="auto"/>
-            <w:kern w:val="2"/>
-            <w:szCs w:val="24"/>
-            <w14:ligatures w14:val="standardContextual"/>
-          </w:rPr>
-          <w:tab/>
-        </w:r>
-        <w:r>
-          <w:rPr>
-            <w:rStyle w:val="afff4"/>
-          </w:rPr>
-          <w:t>Общие положения</w:t>
-        </w:r>
-        <w:r>
-          <w:rPr>
-            <w:webHidden/>
-          </w:rPr>
-          <w:tab/>
-        </w:r>
-        <w:r>
-          <w:rPr>
-            <w:webHidden/>
-          </w:rPr>
-          <w:fldChar w:fldCharType="begin"/>
-        </w:r>
-        <w:r>
-          <w:rPr>
-            <w:webHidden/>
-          </w:rPr>
-          <w:instrText xml:space="preserve"> PAGEREF _Toc240365952 \h </w:instrText>
-        </w:r>
-        <w:r>
-          <w:rPr>
-            <w:webHidden/>
-          </w:rPr>
-        </w:r>
-        <w:r>
-          <w:rPr>
-            <w:webHidden/>
-          </w:rPr>
-          <w:fldChar w:fldCharType="separate"/>
-        </w:r>
-        <w:r>
-          <w:rPr>
-            <w:webHidden/>
-          </w:rPr>
-          <w:t>8</w:t>
-        </w:r>
-        <w:r>
-          <w:rPr>
-            <w:webHidden/>
-          </w:rPr>
-          <w:fldChar w:fldCharType="end"/>
-        </w:r>
-      </w:hyperlink>
-    </w:p>
-    <w:p>
-      <w:pPr>
-        <w:pStyle w:val="25"/>
-        <w:rPr>
-          <w:rFonts w:asciiTheme="minorHAnsi" w:eastAsiaTheme="minorEastAsia" w:hAnsiTheme="minorHAnsi" w:cstheme="minorBidi"/>
-          <w:bCs w:val="0"/>
-          <w:snapToGrid/>
-          <w:color w:val="auto"/>
-          <w:kern w:val="2"/>
-          <w:szCs w:val="24"/>
-          <w14:ligatures w14:val="standardContextual"/>
-        </w:rPr>
-      </w:pPr>
-      <w:hyperlink w:anchor="_Toc240365953" w:history="1">
-        <w:r>
-          <w:rPr>
-            <w:rStyle w:val="afff4"/>
-          </w:rPr>
-          <w:t>10.2</w:t>
-        </w:r>
-        <w:r>
-          <w:rPr>
-            <w:rFonts w:asciiTheme="minorHAnsi" w:eastAsiaTheme="minorEastAsia" w:hAnsiTheme="minorHAnsi" w:cstheme="minorBidi"/>
-            <w:bCs w:val="0"/>
-            <w:snapToGrid/>
-            <w:color w:val="auto"/>
-            <w:kern w:val="2"/>
-            <w:szCs w:val="24"/>
-            <w14:ligatures w14:val="standardContextual"/>
-          </w:rPr>
-          <w:tab/>
-        </w:r>
-        <w:r>
-          <w:rPr>
-            <w:rStyle w:val="afff4"/>
-          </w:rPr>
-          <w:t>Проверка дифференциальной токовой защиты трансформатора</w:t>
-        </w:r>
-        <w:r>
-          <w:rPr>
-            <w:webHidden/>
-          </w:rPr>
-          <w:tab/>
-        </w:r>
-        <w:r>
-          <w:rPr>
-            <w:webHidden/>
-          </w:rPr>
-          <w:fldChar w:fldCharType="begin"/>
-        </w:r>
-        <w:r>
-          <w:rPr>
-            <w:webHidden/>
-          </w:rPr>
-          <w:instrText xml:space="preserve"> PAGEREF _Toc240365953 \h </w:instrText>
-        </w:r>
-        <w:r>
-          <w:rPr>
-            <w:webHidden/>
-          </w:rPr>
-        </w:r>
-        <w:r>
-          <w:rPr>
-            <w:webHidden/>
-          </w:rPr>
-          <w:fldChar w:fldCharType="separate"/>
-        </w:r>
-        <w:r>
-          <w:rPr>
-            <w:webHidden/>
-          </w:rPr>
-          <w:t>8</w:t>
-        </w:r>
-        <w:r>
-          <w:rPr>
-            <w:webHidden/>
-          </w:rPr>
-          <w:fldChar w:fldCharType="end"/>
-        </w:r>
-      </w:hyperlink>
-    </w:p>
-    <w:p>
-      <w:pPr>
-        <w:pStyle w:val="17"/>
-      </w:pPr>
+        <w:t>Элементы оглавления не найдены.</w:t>
+      </w:r>
       <w:r>
         <w:rPr>
           <w:b/>
@@ -5909,780 +4595,951 @@
         <w:br w:type="page"/>
       </w:r>
     </w:p>
+    <w:bookmarkStart w:id="0" w:name="X6df0dc407ac9d0d35d77f3b02cf3de2e76409b0"/>
     <w:p>
       <w:pPr>
         <w:pStyle w:val="13"/>
       </w:pPr>
-      <w:bookmarkStart w:id="0" w:name="X6df0dc407ac9d0d35d77f3b02cf3de2e76409b0"/>
-      <w:bookmarkStart w:id="1" w:name="_Toc240365938"/>
-      <w:r>
-        <w:lastRenderedPageBreak/>
-        <w:t>1</w:t>
+      <w:r>
+        <w:rPr>
+          <w:rStyle w:val="SectionNumber"/>
+        </w:rPr>
+        <w:t xml:space="preserve">1</w:t>
       </w:r>
       <w:r>
         <w:tab/>
-        <w:t>Климатические условия проведения испытаний</w:t>
-      </w:r>
-      <w:bookmarkEnd w:id="1"/>
-    </w:p>
-    <w:p>
-      <w:r>
-        <w:t>Температура окружающей среды _____ºС;</w:t>
+      </w:r>
+      <w:r>
+        <w:t xml:space="preserve">Климатические условия проведения испытаний</w:t>
+      </w:r>
+    </w:p>
+    <w:p>
+      <w:pPr>
+        <w:pStyle w:val="FirstParagraph"/>
+      </w:pPr>
+      <w:r>
+        <w:t xml:space="preserve">Температура окружающей среды _____ºС;</w:t>
       </w:r>
       <w:r>
         <w:br/>
-        <w:t>Атмосферное давление _______ мм.рт.ст.;</w:t>
+      </w:r>
+      <w:r>
+        <w:t xml:space="preserve">Атмосферное давление _______ мм.рт.ст.;</w:t>
       </w:r>
       <w:r>
         <w:br/>
-        <w:t>Влажность воздуха ______ %.</w:t>
-      </w:r>
-    </w:p>
+      </w:r>
+      <w:r>
+        <w:t xml:space="preserve">Влажность воздуха ______ %.</w:t>
+      </w:r>
+    </w:p>
+    <w:bookmarkEnd w:id="0"/>
+    <w:bookmarkStart w:id="1" w:name="основные-технические-данные"/>
     <w:p>
       <w:pPr>
         <w:pStyle w:val="13"/>
       </w:pPr>
-      <w:bookmarkStart w:id="2" w:name="основные-технические-данные"/>
-      <w:bookmarkStart w:id="3" w:name="_Toc240365939"/>
-      <w:bookmarkEnd w:id="0"/>
-      <w:r>
-        <w:t>2</w:t>
+      <w:r>
+        <w:rPr>
+          <w:rStyle w:val="SectionNumber"/>
+        </w:rPr>
+        <w:t xml:space="preserve">2</w:t>
       </w:r>
       <w:r>
         <w:tab/>
-        <w:t>Основные технические данные</w:t>
-      </w:r>
-      <w:bookmarkEnd w:id="3"/>
-    </w:p>
+      </w:r>
+      <w:r>
+        <w:t xml:space="preserve">Основные технические данные</w:t>
+      </w:r>
+    </w:p>
+    <w:bookmarkStart w:id="2" w:name="устройство"/>
     <w:p>
       <w:pPr>
         <w:pStyle w:val="22"/>
       </w:pPr>
-      <w:bookmarkStart w:id="4" w:name="устройство"/>
-      <w:bookmarkStart w:id="5" w:name="_Toc240365940"/>
-      <w:r>
-        <w:t>2.1</w:t>
+      <w:r>
+        <w:rPr>
+          <w:rStyle w:val="SectionNumber"/>
+        </w:rPr>
+        <w:t xml:space="preserve">2.1</w:t>
       </w:r>
       <w:r>
         <w:tab/>
-        <w:t>Устройство</w:t>
-      </w:r>
-      <w:bookmarkEnd w:id="5"/>
-    </w:p>
-    <w:p>
-      <w:r>
-        <w:t>Код заказа устройства: __________________________________________________________________</w:t>
-      </w:r>
-    </w:p>
-    <w:p>
-      <w:bookmarkStart w:id="6" w:name="tbl:table21"/>
-      <w:r>
-        <w:t>Таблица 2.1. Технические данные устройства</w:t>
+      </w:r>
+      <w:r>
+        <w:t xml:space="preserve">Устройство</w:t>
+      </w:r>
+    </w:p>
+    <w:p>
+      <w:pPr>
+        <w:pStyle w:val="FirstParagraph"/>
+      </w:pPr>
+      <w:r>
+        <w:t xml:space="preserve">Код заказа устройства: __________________________________________________________________</w:t>
+      </w:r>
+    </w:p>
+    <w:bookmarkStart w:id="3" w:name="tbl:table21"/>
+    <w:p>
+      <w:pPr>
+        <w:pStyle w:val="TableCaption"/>
+      </w:pPr>
+      <w:r>
+        <w:t xml:space="preserve">Таблица 2.1. Технические данные устройства</w:t>
       </w:r>
     </w:p>
     <w:tbl>
       <w:tblPr>
         <w:tblStyle w:val="Table"/>
-        <w:tblW w:w="5000" w:type="pct"/>
+        <w:tblW w:type="pct" w:w="5000"/>
         <w:tblLayout w:type="fixed"/>
-        <w:tblLook w:val="0020" w:firstRow="1" w:lastRow="0" w:firstColumn="0" w:lastColumn="0" w:noHBand="0" w:noVBand="0"/>
+        <w:tblLook w:firstRow="1" w:lastRow="0" w:firstColumn="0" w:lastColumn="0" w:noHBand="0" w:noVBand="0" w:val="0020"/>
         <w:tblCaption w:val="Таблица 2.1. Технические данные устройства"/>
       </w:tblPr>
       <w:tblGrid>
-        <w:gridCol w:w="1961"/>
-        <w:gridCol w:w="2581"/>
-        <w:gridCol w:w="1446"/>
-        <w:gridCol w:w="1033"/>
-        <w:gridCol w:w="929"/>
-        <w:gridCol w:w="1033"/>
-        <w:gridCol w:w="929"/>
+        <w:gridCol w:w="1567"/>
+        <w:gridCol w:w="2062"/>
+        <w:gridCol w:w="1155"/>
+        <w:gridCol w:w="825"/>
+        <w:gridCol w:w="742"/>
+        <w:gridCol w:w="825"/>
+        <w:gridCol w:w="742"/>
       </w:tblGrid>
       <w:tr>
         <w:trPr>
-          <w:cnfStyle w:val="100000000000" w:firstRow="1" w:lastRow="0" w:firstColumn="0" w:lastColumn="0" w:oddVBand="0" w:evenVBand="0" w:oddHBand="0" w:evenHBand="0" w:firstRowFirstColumn="0" w:firstRowLastColumn="0" w:lastRowFirstColumn="0" w:lastRowLastColumn="0"/>
-          <w:tblHeader/>
+          <w:tblHeader w:val="on"/>
         </w:trPr>
         <w:tc>
-          <w:tcPr>
-            <w:tcW w:w="1567" w:type="dxa"/>
-          </w:tcPr>
-          <w:p>
-            <w:r>
-              <w:t>Заводской номер</w:t>
-            </w:r>
-          </w:p>
-        </w:tc>
-        <w:tc>
-          <w:tcPr>
-            <w:tcW w:w="2062" w:type="dxa"/>
-          </w:tcPr>
-          <w:p>
-            <w:r>
-              <w:t>Завод-изготовитель</w:t>
-            </w:r>
-          </w:p>
-        </w:tc>
-        <w:tc>
-          <w:tcPr>
-            <w:tcW w:w="1155" w:type="dxa"/>
-          </w:tcPr>
-          <w:p>
-            <w:r>
-              <w:t>Год выпуска</w:t>
-            </w:r>
-          </w:p>
-        </w:tc>
-        <w:tc>
-          <w:tcPr>
-            <w:tcW w:w="825" w:type="dxa"/>
-          </w:tcPr>
-          <w:p>
-            <w:r>
-              <w:t>Uпит, В</w:t>
-            </w:r>
-          </w:p>
-        </w:tc>
-        <w:tc>
-          <w:tcPr>
-            <w:tcW w:w="742" w:type="dxa"/>
-          </w:tcPr>
-          <w:p>
-            <w:r>
-              <w:t>Iном ст1, А</w:t>
-            </w:r>
-          </w:p>
-        </w:tc>
-        <w:tc>
-          <w:tcPr>
-            <w:tcW w:w="825" w:type="dxa"/>
-          </w:tcPr>
-          <w:p>
-            <w:r>
-              <w:t>Iном ст2, А</w:t>
-            </w:r>
-          </w:p>
-        </w:tc>
-        <w:tc>
-          <w:tcPr>
-            <w:tcW w:w="742" w:type="dxa"/>
-          </w:tcPr>
-          <w:p>
-            <w:r>
-              <w:t>Iном ст3, А</w:t>
+          <w:tcPr/>
+          <w:p>
+            <w:pPr>
+              <w:pStyle w:val="Compact"/>
+            </w:pPr>
+            <w:r>
+              <w:t xml:space="preserve">Заводской номер</w:t>
+            </w:r>
+          </w:p>
+        </w:tc>
+        <w:tc>
+          <w:tcPr/>
+          <w:p>
+            <w:pPr>
+              <w:pStyle w:val="Compact"/>
+            </w:pPr>
+            <w:r>
+              <w:t xml:space="preserve">Завод-изготовитель</w:t>
+            </w:r>
+          </w:p>
+        </w:tc>
+        <w:tc>
+          <w:tcPr/>
+          <w:p>
+            <w:pPr>
+              <w:pStyle w:val="Compact"/>
+            </w:pPr>
+            <w:r>
+              <w:t xml:space="preserve">Год выпуска</w:t>
+            </w:r>
+          </w:p>
+        </w:tc>
+        <w:tc>
+          <w:tcPr/>
+          <w:p>
+            <w:pPr>
+              <w:pStyle w:val="Compact"/>
+            </w:pPr>
+            <w:r>
+              <w:t xml:space="preserve">Uпит, В</w:t>
+            </w:r>
+          </w:p>
+        </w:tc>
+        <w:tc>
+          <w:tcPr/>
+          <w:p>
+            <w:pPr>
+              <w:pStyle w:val="Compact"/>
+            </w:pPr>
+            <w:r>
+              <w:t xml:space="preserve">Iном ст1, А</w:t>
+            </w:r>
+          </w:p>
+        </w:tc>
+        <w:tc>
+          <w:tcPr/>
+          <w:p>
+            <w:pPr>
+              <w:pStyle w:val="Compact"/>
+            </w:pPr>
+            <w:r>
+              <w:t xml:space="preserve">Iном ст2, А</w:t>
+            </w:r>
+          </w:p>
+        </w:tc>
+        <w:tc>
+          <w:tcPr/>
+          <w:p>
+            <w:pPr>
+              <w:pStyle w:val="Compact"/>
+            </w:pPr>
+            <w:r>
+              <w:t xml:space="preserve">Iном ст3, А</w:t>
             </w:r>
           </w:p>
         </w:tc>
       </w:tr>
       <w:tr>
         <w:tc>
-          <w:tcPr>
-            <w:tcW w:w="1567" w:type="dxa"/>
-          </w:tcPr>
-          <w:p/>
-        </w:tc>
-        <w:tc>
-          <w:tcPr>
-            <w:tcW w:w="2062" w:type="dxa"/>
-          </w:tcPr>
-          <w:p>
-            <w:r>
-              <w:t>ООО Юнител Инжиниринг</w:t>
-            </w:r>
-          </w:p>
-        </w:tc>
-        <w:tc>
-          <w:tcPr>
-            <w:tcW w:w="1155" w:type="dxa"/>
-          </w:tcPr>
-          <w:p/>
-        </w:tc>
-        <w:tc>
-          <w:tcPr>
-            <w:tcW w:w="825" w:type="dxa"/>
-          </w:tcPr>
-          <w:p>
-            <w:r>
-              <w:t>=/~220</w:t>
-            </w:r>
-          </w:p>
-        </w:tc>
-        <w:tc>
-          <w:tcPr>
-            <w:tcW w:w="742" w:type="dxa"/>
-          </w:tcPr>
-          <w:p/>
-        </w:tc>
-        <w:tc>
-          <w:tcPr>
-            <w:tcW w:w="825" w:type="dxa"/>
-          </w:tcPr>
-          <w:p/>
-        </w:tc>
-        <w:tc>
-          <w:tcPr>
-            <w:tcW w:w="742" w:type="dxa"/>
-          </w:tcPr>
-          <w:p/>
+          <w:tcPr/>
+          <w:p>
+            <w:pPr>
+              <w:pStyle w:val="Compact"/>
+            </w:pPr>
+          </w:p>
+        </w:tc>
+        <w:tc>
+          <w:tcPr/>
+          <w:p>
+            <w:pPr>
+              <w:pStyle w:val="Compact"/>
+            </w:pPr>
+            <w:r>
+              <w:t xml:space="preserve">ООО Юнител Инжиниринг</w:t>
+            </w:r>
+          </w:p>
+        </w:tc>
+        <w:tc>
+          <w:tcPr/>
+          <w:p>
+            <w:pPr>
+              <w:pStyle w:val="Compact"/>
+            </w:pPr>
+          </w:p>
+        </w:tc>
+        <w:tc>
+          <w:tcPr/>
+          <w:p>
+            <w:pPr>
+              <w:pStyle w:val="Compact"/>
+            </w:pPr>
+            <w:r>
+              <w:t xml:space="preserve">=/~220</w:t>
+            </w:r>
+          </w:p>
+        </w:tc>
+        <w:tc>
+          <w:tcPr/>
+          <w:p>
+            <w:pPr>
+              <w:pStyle w:val="Compact"/>
+            </w:pPr>
+          </w:p>
+        </w:tc>
+        <w:tc>
+          <w:tcPr/>
+          <w:p>
+            <w:pPr>
+              <w:pStyle w:val="Compact"/>
+            </w:pPr>
+          </w:p>
+        </w:tc>
+        <w:tc>
+          <w:tcPr/>
+          <w:p>
+            <w:pPr>
+              <w:pStyle w:val="Compact"/>
+            </w:pPr>
+          </w:p>
+        </w:tc>
+      </w:tr>
+    </w:tbl>
+    <w:bookmarkEnd w:id="1"/>
+    <w:p>
+      <w:pPr>
+        <w:pStyle w:val="affff3"/>
+      </w:pPr>
+      <w:r>
+        <w:t xml:space="preserve">Код заказа ИЧМ: _______________________________________________________________________</w:t>
+      </w:r>
+    </w:p>
+    <w:bookmarkStart w:id="4" w:name="tbl:table22"/>
+    <w:p>
+      <w:pPr>
+        <w:pStyle w:val="TableCaption"/>
+      </w:pPr>
+      <w:r>
+        <w:t xml:space="preserve">Таблица 2.2. Технические данные устройства</w:t>
+      </w:r>
+    </w:p>
+    <w:tbl>
+      <w:tblPr>
+        <w:tblStyle w:val="Table"/>
+        <w:tblW w:type="auto" w:w="0"/>
+        <w:tblLook w:firstRow="1" w:lastRow="0" w:firstColumn="0" w:lastColumn="0" w:noHBand="0" w:noVBand="0" w:val="0020"/>
+        <w:tblCaption w:val="Таблица 2.2. Технические данные устройства"/>
+      </w:tblPr>
+      <w:tblGrid>
+        <w:gridCol w:w="1980"/>
+        <w:gridCol w:w="1980"/>
+        <w:gridCol w:w="1980"/>
+        <w:gridCol w:w="1980"/>
+      </w:tblGrid>
+      <w:tr>
+        <w:trPr>
+          <w:tblHeader w:val="on"/>
+        </w:trPr>
+        <w:tc>
+          <w:tcPr/>
+          <w:p>
+            <w:pPr>
+              <w:pStyle w:val="Compact"/>
+            </w:pPr>
+            <w:r>
+              <w:t xml:space="preserve">Заводской номер</w:t>
+            </w:r>
+          </w:p>
+        </w:tc>
+        <w:tc>
+          <w:tcPr/>
+          <w:p>
+            <w:pPr>
+              <w:pStyle w:val="Compact"/>
+            </w:pPr>
+            <w:r>
+              <w:t xml:space="preserve">Завод-изготовитель</w:t>
+            </w:r>
+          </w:p>
+        </w:tc>
+        <w:tc>
+          <w:tcPr/>
+          <w:p>
+            <w:pPr>
+              <w:pStyle w:val="Compact"/>
+            </w:pPr>
+            <w:r>
+              <w:t xml:space="preserve">Год выпуска</w:t>
+            </w:r>
+          </w:p>
+        </w:tc>
+        <w:tc>
+          <w:tcPr/>
+          <w:p>
+            <w:pPr>
+              <w:pStyle w:val="Compact"/>
+            </w:pPr>
+            <w:r>
+              <w:t xml:space="preserve">Uпит, В</w:t>
+            </w:r>
+          </w:p>
+        </w:tc>
+      </w:tr>
+      <w:tr>
+        <w:tc>
+          <w:tcPr/>
+          <w:p>
+            <w:pPr>
+              <w:pStyle w:val="Compact"/>
+            </w:pPr>
+          </w:p>
+        </w:tc>
+        <w:tc>
+          <w:tcPr/>
+          <w:p>
+            <w:pPr>
+              <w:pStyle w:val="Compact"/>
+            </w:pPr>
+            <w:r>
+              <w:t xml:space="preserve">ООО Юнител Инжиниринг</w:t>
+            </w:r>
+          </w:p>
+        </w:tc>
+        <w:tc>
+          <w:tcPr/>
+          <w:p>
+            <w:pPr>
+              <w:pStyle w:val="Compact"/>
+            </w:pPr>
+          </w:p>
+        </w:tc>
+        <w:tc>
+          <w:tcPr/>
+          <w:p>
+            <w:pPr>
+              <w:pStyle w:val="Compact"/>
+            </w:pPr>
+            <w:r>
+              <w:t xml:space="preserve">=/~220</w:t>
+            </w:r>
+          </w:p>
         </w:tc>
       </w:tr>
     </w:tbl>
     <w:bookmarkEnd w:id="2"/>
-    <w:p>
-      <w:pPr>
-        <w:pStyle w:val="affff3"/>
-      </w:pPr>
-      <w:r>
-        <w:t>Код заказа ИЧМ: _______________________________________________________________________</w:t>
-      </w:r>
-    </w:p>
-    <w:p>
-      <w:bookmarkStart w:id="7" w:name="tbl:table22"/>
-      <w:r>
-        <w:t>Таблица 2.2. Технические данные устройства</w:t>
+    <w:bookmarkEnd w:id="3"/>
+    <w:bookmarkStart w:id="5" w:name="защищаемое-оборудование"/>
+    <w:p>
+      <w:pPr>
+        <w:pStyle w:val="22"/>
+      </w:pPr>
+      <w:r>
+        <w:rPr>
+          <w:rStyle w:val="SectionNumber"/>
+        </w:rPr>
+        <w:t xml:space="preserve">2.2</w:t>
+      </w:r>
+      <w:r>
+        <w:tab/>
+      </w:r>
+      <w:r>
+        <w:t xml:space="preserve">Защищаемое оборудование</w:t>
+      </w:r>
+    </w:p>
+    <w:bookmarkStart w:id="6" w:name="tbl:table23"/>
+    <w:p>
+      <w:pPr>
+        <w:pStyle w:val="TableCaption"/>
+      </w:pPr>
+      <w:r>
+        <w:t xml:space="preserve">Таблица 2.3. Параметры трансформатора</w:t>
       </w:r>
     </w:p>
     <w:tbl>
       <w:tblPr>
         <w:tblStyle w:val="Table"/>
-        <w:tblW w:w="0" w:type="auto"/>
-        <w:tblLook w:val="0020" w:firstRow="1" w:lastRow="0" w:firstColumn="0" w:lastColumn="0" w:noHBand="0" w:noVBand="0"/>
-        <w:tblCaption w:val="Таблица 2.2. Технические данные устройства"/>
+        <w:tblW w:type="pct" w:w="4781"/>
+        <w:tblLayout w:type="fixed"/>
+        <w:tblLook w:firstRow="1" w:lastRow="0" w:firstColumn="0" w:lastColumn="0" w:noHBand="0" w:noVBand="0" w:val="0020"/>
+        <w:tblCaption w:val="Таблица 2.3. Параметры трансформатора"/>
       </w:tblPr>
       <w:tblGrid>
-        <w:gridCol w:w="1933"/>
-        <w:gridCol w:w="2628"/>
-        <w:gridCol w:w="1477"/>
-        <w:gridCol w:w="946"/>
+        <w:gridCol w:w="952"/>
+        <w:gridCol w:w="735"/>
+        <w:gridCol w:w="735"/>
+        <w:gridCol w:w="735"/>
+        <w:gridCol w:w="735"/>
+        <w:gridCol w:w="735"/>
+        <w:gridCol w:w="735"/>
+        <w:gridCol w:w="735"/>
+        <w:gridCol w:w="735"/>
+        <w:gridCol w:w="735"/>
       </w:tblGrid>
       <w:tr>
         <w:trPr>
-          <w:cnfStyle w:val="100000000000" w:firstRow="1" w:lastRow="0" w:firstColumn="0" w:lastColumn="0" w:oddVBand="0" w:evenVBand="0" w:oddHBand="0" w:evenHBand="0" w:firstRowFirstColumn="0" w:firstRowLastColumn="0" w:lastRowFirstColumn="0" w:lastRowLastColumn="0"/>
-          <w:tblHeader/>
+          <w:tblHeader w:val="on"/>
         </w:trPr>
         <w:tc>
           <w:tcPr>
-            <w:tcW w:w="0" w:type="auto"/>
-          </w:tcPr>
-          <w:p>
-            <w:r>
-              <w:t>Заводской номер</w:t>
-            </w:r>
-          </w:p>
-        </w:tc>
-        <w:tc>
-          <w:tcPr>
-            <w:tcW w:w="0" w:type="auto"/>
-          </w:tcPr>
-          <w:p>
-            <w:r>
-              <w:t>Завод-изготовитель</w:t>
-            </w:r>
-          </w:p>
-        </w:tc>
-        <w:tc>
-          <w:tcPr>
-            <w:tcW w:w="0" w:type="auto"/>
-          </w:tcPr>
-          <w:p>
-            <w:r>
-              <w:t>Год выпуска</w:t>
-            </w:r>
-          </w:p>
-        </w:tc>
-        <w:tc>
-          <w:tcPr>
-            <w:tcW w:w="0" w:type="auto"/>
-          </w:tcPr>
-          <w:p>
-            <w:r>
-              <w:t>Uпит, В</w:t>
-            </w:r>
-          </w:p>
-        </w:tc>
-      </w:tr>
-      <w:tr>
-        <w:tc>
-          <w:tcPr>
-            <w:tcW w:w="0" w:type="auto"/>
-          </w:tcPr>
-          <w:p/>
-        </w:tc>
-        <w:tc>
-          <w:tcPr>
-            <w:tcW w:w="0" w:type="auto"/>
-          </w:tcPr>
-          <w:p>
-            <w:r>
-              <w:t>ООО Юнител Инжиниринг</w:t>
-            </w:r>
-          </w:p>
-        </w:tc>
-        <w:tc>
-          <w:tcPr>
-            <w:tcW w:w="0" w:type="auto"/>
-          </w:tcPr>
-          <w:p/>
-        </w:tc>
-        <w:tc>
-          <w:tcPr>
-            <w:tcW w:w="0" w:type="auto"/>
-          </w:tcPr>
-          <w:p>
-            <w:r>
-              <w:t>=/~220</w:t>
-            </w:r>
-          </w:p>
-        </w:tc>
-      </w:tr>
-    </w:tbl>
-    <w:p>
-      <w:pPr>
-        <w:pStyle w:val="22"/>
-      </w:pPr>
-      <w:bookmarkStart w:id="8" w:name="защищаемое-оборудование"/>
-      <w:bookmarkStart w:id="9" w:name="_Toc240365941"/>
-      <w:bookmarkEnd w:id="4"/>
-      <w:bookmarkEnd w:id="6"/>
-      <w:r>
-        <w:t>2.2</w:t>
-      </w:r>
-      <w:r>
-        <w:tab/>
-        <w:t>Защищаемое оборудование</w:t>
-      </w:r>
-      <w:bookmarkEnd w:id="9"/>
-    </w:p>
-    <w:p>
-      <w:bookmarkStart w:id="10" w:name="tbl:table23"/>
-      <w:r>
-        <w:t>Таблица 2.3. Параметры трансформатора</w:t>
-      </w:r>
-    </w:p>
-    <w:tbl>
-      <w:tblPr>
-        <w:tblStyle w:val="Table"/>
-        <w:tblW w:w="4781" w:type="pct"/>
-        <w:tblLayout w:type="fixed"/>
-        <w:tblLook w:val="0020" w:firstRow="1" w:lastRow="0" w:firstColumn="0" w:lastColumn="0" w:noHBand="0" w:noVBand="0"/>
-        <w:tblCaption w:val="Таблица 2.3. Параметры трансформатора"/>
-      </w:tblPr>
-      <w:tblGrid>
-        <w:gridCol w:w="1191"/>
-        <w:gridCol w:w="920"/>
-        <w:gridCol w:w="920"/>
-        <w:gridCol w:w="921"/>
-        <w:gridCol w:w="921"/>
-        <w:gridCol w:w="921"/>
-        <w:gridCol w:w="921"/>
-        <w:gridCol w:w="921"/>
-        <w:gridCol w:w="921"/>
-        <w:gridCol w:w="921"/>
-      </w:tblGrid>
-      <w:tr>
-        <w:trPr>
-          <w:cnfStyle w:val="100000000000" w:firstRow="1" w:lastRow="0" w:firstColumn="0" w:lastColumn="0" w:oddVBand="0" w:evenVBand="0" w:oddHBand="0" w:evenHBand="0" w:firstRowFirstColumn="0" w:firstRowLastColumn="0" w:lastRowFirstColumn="0" w:lastRowLastColumn="0"/>
-          <w:tblHeader/>
-        </w:trPr>
-        <w:tc>
-          <w:tcPr>
-            <w:tcW w:w="952" w:type="dxa"/>
             <w:vMerge w:val="restart"/>
           </w:tcPr>
           <w:p>
-            <w:r>
-              <w:t>Тип</w:t>
+            <w:pPr>
+              <w:pStyle w:val="Compact"/>
+            </w:pPr>
+            <w:r>
+              <w:t xml:space="preserve">Тип</w:t>
             </w:r>
           </w:p>
         </w:tc>
         <w:tc>
           <w:tcPr>
-            <w:tcW w:w="2205" w:type="dxa"/>
             <w:gridSpan w:val="3"/>
           </w:tcPr>
           <w:p>
-            <w:r>
-              <w:t>Мощность, МВА</w:t>
+            <w:pPr>
+              <w:pStyle w:val="Compact"/>
+            </w:pPr>
+            <w:r>
+              <w:t xml:space="preserve">Мощность, МВА</w:t>
             </w:r>
           </w:p>
         </w:tc>
         <w:tc>
           <w:tcPr>
-            <w:tcW w:w="2205" w:type="dxa"/>
             <w:gridSpan w:val="3"/>
           </w:tcPr>
           <w:p>
-            <w:r>
-              <w:t>Напряжение, кВ</w:t>
+            <w:pPr>
+              <w:pStyle w:val="Compact"/>
+            </w:pPr>
+            <w:r>
+              <w:t xml:space="preserve">Напряжение, кВ</w:t>
             </w:r>
           </w:p>
         </w:tc>
         <w:tc>
           <w:tcPr>
-            <w:tcW w:w="2205" w:type="dxa"/>
             <w:gridSpan w:val="3"/>
           </w:tcPr>
           <w:p>
-            <w:r>
-              <w:t>Номинальный ток, А</w:t>
+            <w:pPr>
+              <w:pStyle w:val="Compact"/>
+            </w:pPr>
+            <w:r>
+              <w:t xml:space="preserve">Номинальный ток, А</w:t>
             </w:r>
           </w:p>
         </w:tc>
       </w:tr>
       <w:tr>
         <w:trPr>
-          <w:cnfStyle w:val="100000000000" w:firstRow="1" w:lastRow="0" w:firstColumn="0" w:lastColumn="0" w:oddVBand="0" w:evenVBand="0" w:oddHBand="0" w:evenHBand="0" w:firstRowFirstColumn="0" w:firstRowLastColumn="0" w:lastRowFirstColumn="0" w:lastRowLastColumn="0"/>
-          <w:tblHeader/>
+          <w:tblHeader w:val="on"/>
         </w:trPr>
         <w:tc>
           <w:tcPr>
-            <w:tcW w:w="952" w:type="dxa"/>
-            <w:vMerge/>
+            <w:gridSpan w:val="1"/>
+            <w:vMerge w:val="continue"/>
           </w:tcPr>
-          <w:p/>
-        </w:tc>
-        <w:tc>
-          <w:tcPr>
-            <w:tcW w:w="735" w:type="dxa"/>
-          </w:tcPr>
-          <w:p>
-            <w:r>
-              <w:t>ВН</w:t>
-            </w:r>
-          </w:p>
-        </w:tc>
-        <w:tc>
-          <w:tcPr>
-            <w:tcW w:w="735" w:type="dxa"/>
-          </w:tcPr>
-          <w:p>
-            <w:r>
-              <w:t>СН</w:t>
-            </w:r>
-          </w:p>
-        </w:tc>
-        <w:tc>
-          <w:tcPr>
-            <w:tcW w:w="735" w:type="dxa"/>
-          </w:tcPr>
-          <w:p>
-            <w:r>
-              <w:t>НН</w:t>
-            </w:r>
-          </w:p>
-        </w:tc>
-        <w:tc>
-          <w:tcPr>
-            <w:tcW w:w="735" w:type="dxa"/>
-          </w:tcPr>
-          <w:p>
-            <w:r>
-              <w:t>ВН</w:t>
-            </w:r>
-          </w:p>
-        </w:tc>
-        <w:tc>
-          <w:tcPr>
-            <w:tcW w:w="735" w:type="dxa"/>
-          </w:tcPr>
-          <w:p>
-            <w:r>
-              <w:t>СН</w:t>
-            </w:r>
-          </w:p>
-        </w:tc>
-        <w:tc>
-          <w:tcPr>
-            <w:tcW w:w="735" w:type="dxa"/>
-          </w:tcPr>
-          <w:p>
-            <w:r>
-              <w:t>НН</w:t>
-            </w:r>
-          </w:p>
-        </w:tc>
-        <w:tc>
-          <w:tcPr>
-            <w:tcW w:w="735" w:type="dxa"/>
-          </w:tcPr>
-          <w:p>
-            <w:r>
-              <w:t>ВН</w:t>
-            </w:r>
-          </w:p>
-        </w:tc>
-        <w:tc>
-          <w:tcPr>
-            <w:tcW w:w="735" w:type="dxa"/>
-          </w:tcPr>
-          <w:p>
-            <w:r>
-              <w:t>СН</w:t>
-            </w:r>
-          </w:p>
-        </w:tc>
-        <w:tc>
-          <w:tcPr>
-            <w:tcW w:w="735" w:type="dxa"/>
-          </w:tcPr>
-          <w:p>
-            <w:r>
-              <w:t>НН</w:t>
+          <w:p>
+            <w:pPr/>
+          </w:p>
+        </w:tc>
+        <w:tc>
+          <w:tcPr/>
+          <w:p>
+            <w:pPr>
+              <w:pStyle w:val="Compact"/>
+            </w:pPr>
+            <w:r>
+              <w:t xml:space="preserve">ВН</w:t>
+            </w:r>
+          </w:p>
+        </w:tc>
+        <w:tc>
+          <w:tcPr/>
+          <w:p>
+            <w:pPr>
+              <w:pStyle w:val="Compact"/>
+            </w:pPr>
+            <w:r>
+              <w:t xml:space="preserve">СН</w:t>
+            </w:r>
+          </w:p>
+        </w:tc>
+        <w:tc>
+          <w:tcPr/>
+          <w:p>
+            <w:pPr>
+              <w:pStyle w:val="Compact"/>
+            </w:pPr>
+            <w:r>
+              <w:t xml:space="preserve">НН</w:t>
+            </w:r>
+          </w:p>
+        </w:tc>
+        <w:tc>
+          <w:tcPr/>
+          <w:p>
+            <w:pPr>
+              <w:pStyle w:val="Compact"/>
+            </w:pPr>
+            <w:r>
+              <w:t xml:space="preserve">ВН</w:t>
+            </w:r>
+          </w:p>
+        </w:tc>
+        <w:tc>
+          <w:tcPr/>
+          <w:p>
+            <w:pPr>
+              <w:pStyle w:val="Compact"/>
+            </w:pPr>
+            <w:r>
+              <w:t xml:space="preserve">СН</w:t>
+            </w:r>
+          </w:p>
+        </w:tc>
+        <w:tc>
+          <w:tcPr/>
+          <w:p>
+            <w:pPr>
+              <w:pStyle w:val="Compact"/>
+            </w:pPr>
+            <w:r>
+              <w:t xml:space="preserve">НН</w:t>
+            </w:r>
+          </w:p>
+        </w:tc>
+        <w:tc>
+          <w:tcPr/>
+          <w:p>
+            <w:pPr>
+              <w:pStyle w:val="Compact"/>
+            </w:pPr>
+            <w:r>
+              <w:t xml:space="preserve">ВН</w:t>
+            </w:r>
+          </w:p>
+        </w:tc>
+        <w:tc>
+          <w:tcPr/>
+          <w:p>
+            <w:pPr>
+              <w:pStyle w:val="Compact"/>
+            </w:pPr>
+            <w:r>
+              <w:t xml:space="preserve">СН</w:t>
+            </w:r>
+          </w:p>
+        </w:tc>
+        <w:tc>
+          <w:tcPr/>
+          <w:p>
+            <w:pPr>
+              <w:pStyle w:val="Compact"/>
+            </w:pPr>
+            <w:r>
+              <w:t xml:space="preserve">НН</w:t>
             </w:r>
           </w:p>
         </w:tc>
       </w:tr>
       <w:tr>
         <w:tc>
-          <w:tcPr>
-            <w:tcW w:w="952" w:type="dxa"/>
-          </w:tcPr>
-          <w:p/>
-        </w:tc>
-        <w:tc>
-          <w:tcPr>
-            <w:tcW w:w="735" w:type="dxa"/>
-          </w:tcPr>
-          <w:p/>
-        </w:tc>
-        <w:tc>
-          <w:tcPr>
-            <w:tcW w:w="735" w:type="dxa"/>
-          </w:tcPr>
-          <w:p/>
-        </w:tc>
-        <w:tc>
-          <w:tcPr>
-            <w:tcW w:w="735" w:type="dxa"/>
-          </w:tcPr>
-          <w:p/>
-        </w:tc>
-        <w:tc>
-          <w:tcPr>
-            <w:tcW w:w="735" w:type="dxa"/>
-          </w:tcPr>
-          <w:p/>
-        </w:tc>
-        <w:tc>
-          <w:tcPr>
-            <w:tcW w:w="735" w:type="dxa"/>
-          </w:tcPr>
-          <w:p/>
-        </w:tc>
-        <w:tc>
-          <w:tcPr>
-            <w:tcW w:w="735" w:type="dxa"/>
-          </w:tcPr>
-          <w:p/>
-        </w:tc>
-        <w:tc>
-          <w:tcPr>
-            <w:tcW w:w="735" w:type="dxa"/>
-          </w:tcPr>
-          <w:p/>
-        </w:tc>
-        <w:tc>
-          <w:tcPr>
-            <w:tcW w:w="735" w:type="dxa"/>
-          </w:tcPr>
-          <w:p/>
-        </w:tc>
-        <w:tc>
-          <w:tcPr>
-            <w:tcW w:w="735" w:type="dxa"/>
-          </w:tcPr>
-          <w:p/>
+          <w:tcPr/>
+          <w:p>
+            <w:pPr>
+              <w:pStyle w:val="Compact"/>
+            </w:pPr>
+          </w:p>
+        </w:tc>
+        <w:tc>
+          <w:tcPr/>
+          <w:p>
+            <w:pPr>
+              <w:pStyle w:val="Compact"/>
+            </w:pPr>
+          </w:p>
+        </w:tc>
+        <w:tc>
+          <w:tcPr/>
+          <w:p>
+            <w:pPr>
+              <w:pStyle w:val="Compact"/>
+            </w:pPr>
+          </w:p>
+        </w:tc>
+        <w:tc>
+          <w:tcPr/>
+          <w:p>
+            <w:pPr>
+              <w:pStyle w:val="Compact"/>
+            </w:pPr>
+          </w:p>
+        </w:tc>
+        <w:tc>
+          <w:tcPr/>
+          <w:p>
+            <w:pPr>
+              <w:pStyle w:val="Compact"/>
+            </w:pPr>
+          </w:p>
+        </w:tc>
+        <w:tc>
+          <w:tcPr/>
+          <w:p>
+            <w:pPr>
+              <w:pStyle w:val="Compact"/>
+            </w:pPr>
+          </w:p>
+        </w:tc>
+        <w:tc>
+          <w:tcPr/>
+          <w:p>
+            <w:pPr>
+              <w:pStyle w:val="Compact"/>
+            </w:pPr>
+          </w:p>
+        </w:tc>
+        <w:tc>
+          <w:tcPr/>
+          <w:p>
+            <w:pPr>
+              <w:pStyle w:val="Compact"/>
+            </w:pPr>
+          </w:p>
+        </w:tc>
+        <w:tc>
+          <w:tcPr/>
+          <w:p>
+            <w:pPr>
+              <w:pStyle w:val="Compact"/>
+            </w:pPr>
+          </w:p>
+        </w:tc>
+        <w:tc>
+          <w:tcPr/>
+          <w:p>
+            <w:pPr>
+              <w:pStyle w:val="Compact"/>
+            </w:pPr>
+          </w:p>
         </w:tc>
       </w:tr>
     </w:tbl>
+    <w:bookmarkEnd w:id="4"/>
+    <w:bookmarkEnd w:id="5"/>
+    <w:bookmarkEnd w:id="6"/>
+    <w:bookmarkStart w:id="7" w:name="дополнительные-сведения"/>
     <w:p>
       <w:pPr>
         <w:pStyle w:val="13"/>
       </w:pPr>
-      <w:bookmarkStart w:id="11" w:name="дополнительные-сведения"/>
-      <w:bookmarkStart w:id="12" w:name="_Toc240365942"/>
-      <w:bookmarkEnd w:id="7"/>
-      <w:bookmarkEnd w:id="8"/>
-      <w:bookmarkEnd w:id="10"/>
-      <w:r>
-        <w:t>3</w:t>
+      <w:r>
+        <w:rPr>
+          <w:rStyle w:val="SectionNumber"/>
+        </w:rPr>
+        <w:t xml:space="preserve">3</w:t>
       </w:r>
       <w:r>
         <w:tab/>
-        <w:t>Дополнительные сведения</w:t>
-      </w:r>
-      <w:bookmarkEnd w:id="12"/>
-    </w:p>
-    <w:p>
-      <w:r>
-        <w:t>Устройство подключено к трансформаторам тока типа___________________________________ ____________________________________________________________________________________________________________________________________________________________________________________ ______________________________________________________________________________________________________________________________________________________ с коэффициентами трансформации ____________________________________________________________________________________________________________________________________________________________________________________ __________________________________________________________________________________________ __________________________________________________________________________________________</w:t>
-      </w:r>
-    </w:p>
+      </w:r>
+      <w:r>
+        <w:t xml:space="preserve">Дополнительные сведения</w:t>
+      </w:r>
+    </w:p>
+    <w:p>
+      <w:pPr>
+        <w:pStyle w:val="FirstParagraph"/>
+      </w:pPr>
+      <w:r>
+        <w:t xml:space="preserve">Устройство подключено к трансформаторам тока типа___________________________________ ____________________________________________________________________________________________________________________________________________________________________________________</w:t>
+      </w:r>
+      <w:r>
+        <w:t xml:space="preserve"> </w:t>
+      </w:r>
+      <w:r>
+        <w:t xml:space="preserve">______________________________________________________________________________________________________________________________________________________ с коэффициентами трансформации ____________________________________________________________________________________________________________________________________________________________________________________</w:t>
+      </w:r>
+      <w:r>
+        <w:t xml:space="preserve"> </w:t>
+      </w:r>
+      <w:r>
+        <w:t xml:space="preserve">__________________________________________________________________________________________</w:t>
+      </w:r>
+      <w:r>
+        <w:t xml:space="preserve"> </w:t>
+      </w:r>
+      <w:r>
+        <w:t xml:space="preserve">__________________________________________________________________________________________</w:t>
+      </w:r>
+    </w:p>
+    <w:bookmarkEnd w:id="7"/>
+    <w:bookmarkStart w:id="8" w:name="уставки-и-конфигурация"/>
     <w:p>
       <w:pPr>
         <w:pStyle w:val="13"/>
       </w:pPr>
-      <w:bookmarkStart w:id="13" w:name="уставки-и-конфигурация"/>
-      <w:bookmarkStart w:id="14" w:name="_Toc240365943"/>
-      <w:bookmarkEnd w:id="11"/>
-      <w:r>
-        <w:lastRenderedPageBreak/>
-        <w:t>4</w:t>
+      <w:r>
+        <w:rPr>
+          <w:rStyle w:val="SectionNumber"/>
+        </w:rPr>
+        <w:t xml:space="preserve">4</w:t>
       </w:r>
       <w:r>
         <w:tab/>
-        <w:t>Уставки и конфигурация</w:t>
-      </w:r>
-      <w:bookmarkEnd w:id="14"/>
-    </w:p>
-    <w:p>
-      <w:r>
-        <w:t>Уставки РЗА и параметры конфигурации установлены согласно рабочей документации ______________________________________________________ и бланку уставок___________________ __________________________________________________________________________________________ В работу введена ____ группа уставок. Рабочие уставки функций РЗА задаются в устройстве с использованием ПО «ЮНИТ-СЕРВИС РЗА» согласно утверждённому бланку уставок. Проверяется возможность считывания информации, а также активации группы уставок с использованием дисплея и кнопок на панели ИЧМ (при наличии модуля ИЧМ). Результат проверки: _______________________________________________________</w:t>
-      </w:r>
-    </w:p>
+      </w:r>
+      <w:r>
+        <w:t xml:space="preserve">Уставки и конфигурация</w:t>
+      </w:r>
+    </w:p>
+    <w:p>
+      <w:pPr>
+        <w:pStyle w:val="FirstParagraph"/>
+      </w:pPr>
+      <w:r>
+        <w:t xml:space="preserve">Уставки РЗА и параметры конфигурации установлены согласно рабочей документации ______________________________________________________ и бланку уставок___________________ __________________________________________________________________________________________</w:t>
+      </w:r>
+      <w:r>
+        <w:t xml:space="preserve"> </w:t>
+      </w:r>
+      <w:r>
+        <w:t xml:space="preserve">В работу введена ____ группа уставок.</w:t>
+      </w:r>
+      <w:r>
+        <w:t xml:space="preserve"> </w:t>
+      </w:r>
+      <w:r>
+        <w:t xml:space="preserve">Рабочие уставки функций РЗА задаются в устройстве с использованием ПО «ЮНИТ-СЕРВИС РЗА» согласно утверждённому бланку уставок.</w:t>
+      </w:r>
+      <w:r>
+        <w:t xml:space="preserve"> </w:t>
+      </w:r>
+      <w:r>
+        <w:t xml:space="preserve">Проверяется возможность считывания информации, а также активации группы уставок с использованием дисплея и кнопок на панели ИЧМ (при наличии модуля ИЧМ).</w:t>
+      </w:r>
+      <w:r>
+        <w:t xml:space="preserve"> </w:t>
+      </w:r>
+      <w:r>
+        <w:t xml:space="preserve">Результат проверки: _______________________________________________________</w:t>
+      </w:r>
+    </w:p>
+    <w:bookmarkEnd w:id="8"/>
+    <w:bookmarkStart w:id="9" w:name="внешний-осмотр"/>
     <w:p>
       <w:pPr>
         <w:pStyle w:val="13"/>
       </w:pPr>
-      <w:bookmarkStart w:id="15" w:name="внешний-осмотр"/>
-      <w:bookmarkStart w:id="16" w:name="_Toc240365944"/>
-      <w:bookmarkEnd w:id="13"/>
-      <w:r>
-        <w:t>5</w:t>
+      <w:r>
+        <w:rPr>
+          <w:rStyle w:val="SectionNumber"/>
+        </w:rPr>
+        <w:t xml:space="preserve">5</w:t>
       </w:r>
       <w:r>
         <w:tab/>
-        <w:t>Внешний осмотр</w:t>
-      </w:r>
-      <w:bookmarkEnd w:id="16"/>
-    </w:p>
-    <w:p>
-      <w:r>
-        <w:t>Произведен внешний осмотр устройства «ЮНИТ-М300-ДЗТ2», на предмет:</w:t>
-      </w:r>
-    </w:p>
-    <w:p>
-      <w:pPr>
+      </w:r>
+      <w:r>
+        <w:t xml:space="preserve">Внешний осмотр</w:t>
+      </w:r>
+    </w:p>
+    <w:p>
+      <w:pPr>
+        <w:pStyle w:val="FirstParagraph"/>
+      </w:pPr>
+      <w:r>
+        <w:t xml:space="preserve">Произведен внешний осмотр устройства «ЮНИТ-М300-ДЗТ2», на предмет:</w:t>
+      </w:r>
+    </w:p>
+    <w:p>
+      <w:pPr>
+        <w:pStyle w:val="Compact"/>
         <w:numPr>
           <w:ilvl w:val="0"/>
-          <w:numId w:val="45"/>
+          <w:numId w:val="46"/>
         </w:numPr>
       </w:pPr>
       <w:r>
-        <w:t>отсутствия повреждений, подтеков воды, в том числе, высохших;</w:t>
-      </w:r>
-    </w:p>
-    <w:p>
-      <w:pPr>
+        <w:t xml:space="preserve">отсутствия повреждений, подтеков воды, в том числе, высохших;</w:t>
+      </w:r>
+    </w:p>
+    <w:p>
+      <w:pPr>
+        <w:pStyle w:val="Compact"/>
         <w:numPr>
           <w:ilvl w:val="0"/>
-          <w:numId w:val="45"/>
+          <w:numId w:val="46"/>
         </w:numPr>
       </w:pPr>
       <w:r>
-        <w:t>отсутствия налета окислов на металлических поверхностях, отсутствия запыленности;</w:t>
-      </w:r>
-    </w:p>
-    <w:p>
-      <w:pPr>
+        <w:t xml:space="preserve">отсутствия налета окислов на металлических поверхностях, отсутствия запыленности;</w:t>
+      </w:r>
+    </w:p>
+    <w:p>
+      <w:pPr>
+        <w:pStyle w:val="Compact"/>
         <w:numPr>
           <w:ilvl w:val="0"/>
-          <w:numId w:val="45"/>
+          <w:numId w:val="46"/>
         </w:numPr>
       </w:pPr>
       <w:r>
-        <w:t>состояния контактных поверхностей клемм рядов зажимов, в клеммных коробках и сборках (протяжка при необходимости), разъемов интерфейса связи;</w:t>
-      </w:r>
-    </w:p>
-    <w:p>
-      <w:pPr>
+        <w:t xml:space="preserve">состояния контактных поверхностей клемм рядов зажимов, в клеммных коробках и сборках (протяжка при необходимости), разъемов интерфейса связи;</w:t>
+      </w:r>
+    </w:p>
+    <w:p>
+      <w:pPr>
+        <w:pStyle w:val="Compact"/>
         <w:numPr>
           <w:ilvl w:val="0"/>
-          <w:numId w:val="45"/>
+          <w:numId w:val="46"/>
         </w:numPr>
       </w:pPr>
       <w:r>
-        <w:t>отсутствия механических повреждений элементов управления;</w:t>
-      </w:r>
-    </w:p>
-    <w:p>
-      <w:pPr>
+        <w:t xml:space="preserve">отсутствия механических повреждений элементов управления;</w:t>
+      </w:r>
+    </w:p>
+    <w:p>
+      <w:pPr>
+        <w:pStyle w:val="Compact"/>
         <w:numPr>
           <w:ilvl w:val="0"/>
-          <w:numId w:val="45"/>
+          <w:numId w:val="46"/>
         </w:numPr>
       </w:pPr>
       <w:r>
-        <w:t>соответствия типов, установленных в шкафу аппаратов заводской спецификации и проектной документации (производится только при новом включении устройства);</w:t>
-      </w:r>
-    </w:p>
-    <w:p>
-      <w:pPr>
+        <w:t xml:space="preserve">соответствия типов, установленных в шкафу аппаратов заводской спецификации и проектной документации (производится только при новом включении устройства);</w:t>
+      </w:r>
+    </w:p>
+    <w:p>
+      <w:pPr>
+        <w:pStyle w:val="Compact"/>
         <w:numPr>
           <w:ilvl w:val="0"/>
-          <w:numId w:val="45"/>
+          <w:numId w:val="46"/>
         </w:numPr>
       </w:pPr>
       <w:r>
-        <w:t>правильности выполнения концевых разделок контрольных кабелей, уплотнений проходных отверстий;</w:t>
-      </w:r>
-    </w:p>
-    <w:p>
-      <w:pPr>
+        <w:t xml:space="preserve">правильности выполнения концевых разделок контрольных кабелей, уплотнений проходных отверстий;</w:t>
+      </w:r>
+    </w:p>
+    <w:p>
+      <w:pPr>
+        <w:pStyle w:val="Compact"/>
         <w:numPr>
           <w:ilvl w:val="0"/>
-          <w:numId w:val="45"/>
+          <w:numId w:val="46"/>
         </w:numPr>
       </w:pPr>
       <w:r>
-        <w:t>состояния уплотнений дверей шкафов, кожухов, вторичных выводов трансформаторов тока и напряжения, кабельных вводов, крышек технологических отверстий и т.п.;</w:t>
-      </w:r>
-    </w:p>
-    <w:p>
-      <w:pPr>
+        <w:t xml:space="preserve">состояния уплотнений дверей шкафов, кожухов, вторичных выводов трансформаторов тока и напряжения, кабельных вводов, крышек технологических отверстий и т.п.;</w:t>
+      </w:r>
+    </w:p>
+    <w:p>
+      <w:pPr>
+        <w:pStyle w:val="Compact"/>
         <w:numPr>
           <w:ilvl w:val="0"/>
-          <w:numId w:val="45"/>
+          <w:numId w:val="46"/>
         </w:numPr>
       </w:pPr>
       <w:r>
-        <w:t>состояния и правильности выполнения заземлений цепей вторичных соединений и аппаратуры устройства;</w:t>
-      </w:r>
-    </w:p>
-    <w:p>
-      <w:pPr>
+        <w:t xml:space="preserve">состояния и правильности выполнения заземлений цепей вторичных соединений и аппаратуры устройства;</w:t>
+      </w:r>
+    </w:p>
+    <w:p>
+      <w:pPr>
+        <w:pStyle w:val="Compact"/>
         <w:numPr>
           <w:ilvl w:val="0"/>
-          <w:numId w:val="45"/>
+          <w:numId w:val="46"/>
         </w:numPr>
       </w:pPr>
       <w:r>
-        <w:t>наличия и правильности надписей на элементах устройства и соответствие их функциональному назначению, наличие и правильность маркировки кабелей, жил кабелей и проводов.</w:t>
-      </w:r>
-    </w:p>
-    <w:p>
-      <w:r>
-        <w:t>Результат проверки: _______________________________________________________</w:t>
-      </w:r>
-    </w:p>
+        <w:t xml:space="preserve">наличия и правильности надписей на элементах устройства и соответствие их функциональному назначению, наличие и правильность маркировки кабелей, жил кабелей и проводов.</w:t>
+      </w:r>
+    </w:p>
+    <w:p>
+      <w:pPr>
+        <w:pStyle w:val="FirstParagraph"/>
+      </w:pPr>
+      <w:r>
+        <w:t xml:space="preserve">Результат проверки: _______________________________________________________</w:t>
+      </w:r>
+    </w:p>
+    <w:bookmarkEnd w:id="9"/>
+    <w:bookmarkStart w:id="10" w:name="X0e50c966c55b2f6f4209c430f930650427220e2"/>
     <w:p>
       <w:pPr>
         <w:pStyle w:val="13"/>
       </w:pPr>
-      <w:bookmarkStart w:id="17" w:name="X0e50c966c55b2f6f4209c430f930650427220e2"/>
-      <w:bookmarkStart w:id="18" w:name="_Toc240365945"/>
-      <w:bookmarkEnd w:id="15"/>
-      <w:r>
-        <w:t>6</w:t>
+      <w:r>
+        <w:rPr>
+          <w:rStyle w:val="SectionNumber"/>
+        </w:rPr>
+        <w:t xml:space="preserve">6</w:t>
       </w:r>
       <w:r>
         <w:tab/>
-        <w:t>Проверка конфигурирования и параметрирования устройства</w:t>
-      </w:r>
-      <w:bookmarkEnd w:id="18"/>
-    </w:p>
-    <w:p>
-      <w:r>
-        <w:t>С помощью ПО «ЮНИТ-СЕРВИС РЗА» загружены текущие настройки конфигурирования и параметрирования устройства (матрица входных и выходных сигналов, настройки светодиодов и функциональных клавиш, конфигурация устройства, настройки регистрации) и произведено сравнение их с последними корректированными настройками.</w:t>
+      </w:r>
+      <w:r>
+        <w:t xml:space="preserve">Проверка конфигурирования и параметрирования устройства</w:t>
+      </w:r>
+    </w:p>
+    <w:p>
+      <w:pPr>
+        <w:pStyle w:val="FirstParagraph"/>
+      </w:pPr>
+      <w:r>
+        <w:t xml:space="preserve">С помощью ПО «ЮНИТ-СЕРВИС РЗА» загружены текущие настройки конфигурирования и параметрирования устройства (матрица входных и выходных сигналов, настройки светодиодов и функциональных клавиш, конфигурация устройства, настройки регистрации) и произведено сравнение их с последними корректированными настройками.</w:t>
       </w:r>
     </w:p>
     <w:p>
@@ -6690,511 +5547,581 @@
         <w:pStyle w:val="affff3"/>
       </w:pPr>
       <w:r>
-        <w:t>Результат проверки: _______________________________________________________</w:t>
-      </w:r>
-    </w:p>
+        <w:t xml:space="preserve">Результат проверки: _______________________________________________________</w:t>
+      </w:r>
+    </w:p>
+    <w:bookmarkEnd w:id="10"/>
+    <w:bookmarkStart w:id="11" w:name="проверка-состояния-изоляции"/>
     <w:p>
       <w:pPr>
         <w:pStyle w:val="13"/>
       </w:pPr>
-      <w:bookmarkStart w:id="19" w:name="проверка-состояния-изоляции"/>
-      <w:bookmarkStart w:id="20" w:name="_Toc240365946"/>
-      <w:bookmarkEnd w:id="17"/>
-      <w:r>
-        <w:lastRenderedPageBreak/>
-        <w:t>7</w:t>
+      <w:r>
+        <w:rPr>
+          <w:rStyle w:val="SectionNumber"/>
+        </w:rPr>
+        <w:t xml:space="preserve">7</w:t>
       </w:r>
       <w:r>
         <w:tab/>
-        <w:t>Проверка состояния изоляции</w:t>
-      </w:r>
-      <w:bookmarkEnd w:id="20"/>
-    </w:p>
+      </w:r>
+      <w:r>
+        <w:t xml:space="preserve">Проверка состояния изоляции</w:t>
+      </w:r>
+    </w:p>
+    <w:bookmarkStart w:id="12" w:name="X9687952bc1d30db593d75bc5681b56e0d46ca55"/>
     <w:p>
       <w:pPr>
         <w:pStyle w:val="22"/>
       </w:pPr>
-      <w:bookmarkStart w:id="21" w:name="X9687952bc1d30db593d75bc5681b56e0d46ca55"/>
-      <w:bookmarkStart w:id="22" w:name="_Toc240365947"/>
-      <w:r>
-        <w:t>7.1</w:t>
+      <w:r>
+        <w:rPr>
+          <w:rStyle w:val="SectionNumber"/>
+        </w:rPr>
+        <w:t xml:space="preserve">7.1</w:t>
       </w:r>
       <w:r>
         <w:tab/>
-        <w:t>Измерение сопротивления изоляции устройства</w:t>
-      </w:r>
-      <w:bookmarkEnd w:id="22"/>
-    </w:p>
-    <w:p>
-      <w:r>
-        <w:t>Произведено измерение сопротивления изоляции всех групп цепей относительно корпуса устройства и между собой мегаомметром с номинальным напряжением 1000 В. Результаты измерений занесены в таблицу  </w:t>
+      </w:r>
+      <w:r>
+        <w:t xml:space="preserve">Измерение сопротивления изоляции устройства</w:t>
+      </w:r>
+    </w:p>
+    <w:p>
+      <w:pPr>
+        <w:pStyle w:val="FirstParagraph"/>
+      </w:pPr>
+      <w:r>
+        <w:t xml:space="preserve">Произведено измерение сопротивления изоляции всех групп цепей относительно корпуса устройства и между собой мегаомметром с номинальным напряжением 1000 В. Результаты измерений занесены в таблицу  </w:t>
       </w:r>
       <w:hyperlink w:anchor="tbl:table71">
         <w:r>
           <w:rPr>
             <w:rStyle w:val="afff4"/>
           </w:rPr>
-          <w:t>7.1</w:t>
+          <w:t xml:space="preserve">7.1</w:t>
         </w:r>
       </w:hyperlink>
       <w:r>
-        <w:t>. Норма сопротивления изоляции - не менее 100 МОм.</w:t>
-      </w:r>
-    </w:p>
-    <w:p>
-      <w:bookmarkStart w:id="23" w:name="tbl:table71"/>
-      <w:r>
-        <w:t>Таблица 7.1. Проверка сопротивления изоляции цепей</w:t>
+        <w:t xml:space="preserve">. Норма сопротивления изоляции - не менее 100 МОм.</w:t>
+      </w:r>
+    </w:p>
+    <w:bookmarkStart w:id="13" w:name="tbl:table71"/>
+    <w:p>
+      <w:pPr>
+        <w:pStyle w:val="TableCaption"/>
+      </w:pPr>
+      <w:r>
+        <w:t xml:space="preserve">Таблица 7.1. Проверка сопротивления изоляции цепей</w:t>
       </w:r>
     </w:p>
     <w:tbl>
       <w:tblPr>
         <w:tblStyle w:val="Table"/>
-        <w:tblW w:w="5000" w:type="pct"/>
+        <w:tblW w:type="pct" w:w="5000"/>
         <w:tblLayout w:type="fixed"/>
-        <w:tblLook w:val="0020" w:firstRow="1" w:lastRow="0" w:firstColumn="0" w:lastColumn="0" w:noHBand="0" w:noVBand="0"/>
+        <w:tblLook w:firstRow="1" w:lastRow="0" w:firstColumn="0" w:lastColumn="0" w:noHBand="0" w:noVBand="0" w:val="0020"/>
         <w:tblCaption w:val="Таблица 7.1. Проверка сопротивления изоляции цепей"/>
       </w:tblPr>
       <w:tblGrid>
-        <w:gridCol w:w="1367"/>
-        <w:gridCol w:w="6039"/>
-        <w:gridCol w:w="2506"/>
+        <w:gridCol w:w="1092"/>
+        <w:gridCol w:w="4824"/>
+        <w:gridCol w:w="2002"/>
       </w:tblGrid>
       <w:tr>
         <w:trPr>
-          <w:cnfStyle w:val="100000000000" w:firstRow="1" w:lastRow="0" w:firstColumn="0" w:lastColumn="0" w:oddVBand="0" w:evenVBand="0" w:oddHBand="0" w:evenHBand="0" w:firstRowFirstColumn="0" w:firstRowLastColumn="0" w:lastRowFirstColumn="0" w:lastRowLastColumn="0"/>
-          <w:tblHeader/>
+          <w:tblHeader w:val="on"/>
         </w:trPr>
         <w:tc>
-          <w:tcPr>
-            <w:tcW w:w="1092" w:type="dxa"/>
-          </w:tcPr>
-          <w:p>
-            <w:r>
-              <w:t>Группа №</w:t>
-            </w:r>
-          </w:p>
-        </w:tc>
-        <w:tc>
-          <w:tcPr>
-            <w:tcW w:w="4824" w:type="dxa"/>
-          </w:tcPr>
-          <w:p>
-            <w:r>
-              <w:t>Наименование цепи</w:t>
-            </w:r>
-          </w:p>
-        </w:tc>
-        <w:tc>
-          <w:tcPr>
-            <w:tcW w:w="2002" w:type="dxa"/>
-          </w:tcPr>
-          <w:p>
-            <w:r>
-              <w:t>Сопротивление, МОм</w:t>
+          <w:tcPr/>
+          <w:p>
+            <w:pPr>
+              <w:pStyle w:val="Compact"/>
+            </w:pPr>
+            <w:r>
+              <w:t xml:space="preserve">Группа №</w:t>
+            </w:r>
+          </w:p>
+        </w:tc>
+        <w:tc>
+          <w:tcPr/>
+          <w:p>
+            <w:pPr>
+              <w:pStyle w:val="Compact"/>
+            </w:pPr>
+            <w:r>
+              <w:t xml:space="preserve">Наименование цепи</w:t>
+            </w:r>
+          </w:p>
+        </w:tc>
+        <w:tc>
+          <w:tcPr/>
+          <w:p>
+            <w:pPr>
+              <w:pStyle w:val="Compact"/>
+            </w:pPr>
+            <w:r>
+              <w:t xml:space="preserve">Сопротивление, МОм</w:t>
             </w:r>
           </w:p>
         </w:tc>
       </w:tr>
       <w:tr>
         <w:tc>
-          <w:tcPr>
-            <w:tcW w:w="1092" w:type="dxa"/>
-          </w:tcPr>
-          <w:p>
-            <w:r>
-              <w:t>1</w:t>
-            </w:r>
-          </w:p>
-        </w:tc>
-        <w:tc>
-          <w:tcPr>
-            <w:tcW w:w="4824" w:type="dxa"/>
-          </w:tcPr>
-          <w:p>
-            <w:r>
-              <w:t>Цепи переменного тока</w:t>
-            </w:r>
-          </w:p>
-        </w:tc>
-        <w:tc>
-          <w:tcPr>
-            <w:tcW w:w="2002" w:type="dxa"/>
-          </w:tcPr>
-          <w:p/>
+          <w:tcPr/>
+          <w:p>
+            <w:pPr>
+              <w:pStyle w:val="Compact"/>
+            </w:pPr>
+            <w:r>
+              <w:t xml:space="preserve">1</w:t>
+            </w:r>
+          </w:p>
+        </w:tc>
+        <w:tc>
+          <w:tcPr/>
+          <w:p>
+            <w:pPr>
+              <w:pStyle w:val="Compact"/>
+            </w:pPr>
+            <w:r>
+              <w:t xml:space="preserve">Цепи переменного тока</w:t>
+            </w:r>
+          </w:p>
+        </w:tc>
+        <w:tc>
+          <w:tcPr/>
+          <w:p>
+            <w:pPr>
+              <w:pStyle w:val="Compact"/>
+            </w:pPr>
+          </w:p>
         </w:tc>
       </w:tr>
       <w:tr>
         <w:tc>
-          <w:tcPr>
-            <w:tcW w:w="1092" w:type="dxa"/>
-          </w:tcPr>
-          <w:p>
-            <w:r>
-              <w:t>2</w:t>
-            </w:r>
-          </w:p>
-        </w:tc>
-        <w:tc>
-          <w:tcPr>
-            <w:tcW w:w="4824" w:type="dxa"/>
-          </w:tcPr>
-          <w:p>
-            <w:r>
-              <w:t>Цепи питания оперативным током</w:t>
-            </w:r>
-          </w:p>
-        </w:tc>
-        <w:tc>
-          <w:tcPr>
-            <w:tcW w:w="2002" w:type="dxa"/>
-          </w:tcPr>
-          <w:p/>
+          <w:tcPr/>
+          <w:p>
+            <w:pPr>
+              <w:pStyle w:val="Compact"/>
+            </w:pPr>
+            <w:r>
+              <w:t xml:space="preserve">2</w:t>
+            </w:r>
+          </w:p>
+        </w:tc>
+        <w:tc>
+          <w:tcPr/>
+          <w:p>
+            <w:pPr>
+              <w:pStyle w:val="Compact"/>
+            </w:pPr>
+            <w:r>
+              <w:t xml:space="preserve">Цепи питания оперативным током</w:t>
+            </w:r>
+          </w:p>
+        </w:tc>
+        <w:tc>
+          <w:tcPr/>
+          <w:p>
+            <w:pPr>
+              <w:pStyle w:val="Compact"/>
+            </w:pPr>
+          </w:p>
         </w:tc>
       </w:tr>
       <w:tr>
         <w:tc>
-          <w:tcPr>
-            <w:tcW w:w="1092" w:type="dxa"/>
-          </w:tcPr>
-          <w:p>
-            <w:r>
-              <w:t>3</w:t>
-            </w:r>
-          </w:p>
-        </w:tc>
-        <w:tc>
-          <w:tcPr>
-            <w:tcW w:w="4824" w:type="dxa"/>
-          </w:tcPr>
-          <w:p>
-            <w:r>
-              <w:t>Цепи выходных реле</w:t>
-            </w:r>
-          </w:p>
-        </w:tc>
-        <w:tc>
-          <w:tcPr>
-            <w:tcW w:w="2002" w:type="dxa"/>
-          </w:tcPr>
-          <w:p/>
+          <w:tcPr/>
+          <w:p>
+            <w:pPr>
+              <w:pStyle w:val="Compact"/>
+            </w:pPr>
+            <w:r>
+              <w:t xml:space="preserve">3</w:t>
+            </w:r>
+          </w:p>
+        </w:tc>
+        <w:tc>
+          <w:tcPr/>
+          <w:p>
+            <w:pPr>
+              <w:pStyle w:val="Compact"/>
+            </w:pPr>
+            <w:r>
+              <w:t xml:space="preserve">Цепи выходных реле</w:t>
+            </w:r>
+          </w:p>
+        </w:tc>
+        <w:tc>
+          <w:tcPr/>
+          <w:p>
+            <w:pPr>
+              <w:pStyle w:val="Compact"/>
+            </w:pPr>
+          </w:p>
         </w:tc>
       </w:tr>
       <w:tr>
         <w:tc>
-          <w:tcPr>
-            <w:tcW w:w="1092" w:type="dxa"/>
-          </w:tcPr>
-          <w:p>
-            <w:r>
-              <w:t>4</w:t>
-            </w:r>
-          </w:p>
-        </w:tc>
-        <w:tc>
-          <w:tcPr>
-            <w:tcW w:w="4824" w:type="dxa"/>
-          </w:tcPr>
-          <w:p>
-            <w:r>
-              <w:t>Выходные цепи дискретных сигналов от выходных реле</w:t>
-            </w:r>
-          </w:p>
-        </w:tc>
-        <w:tc>
-          <w:tcPr>
-            <w:tcW w:w="2002" w:type="dxa"/>
-          </w:tcPr>
-          <w:p/>
+          <w:tcPr/>
+          <w:p>
+            <w:pPr>
+              <w:pStyle w:val="Compact"/>
+            </w:pPr>
+            <w:r>
+              <w:t xml:space="preserve">4</w:t>
+            </w:r>
+          </w:p>
+        </w:tc>
+        <w:tc>
+          <w:tcPr/>
+          <w:p>
+            <w:pPr>
+              <w:pStyle w:val="Compact"/>
+            </w:pPr>
+            <w:r>
+              <w:t xml:space="preserve">Выходные цепи дискретных сигналов от выходных реле</w:t>
+            </w:r>
+          </w:p>
+        </w:tc>
+        <w:tc>
+          <w:tcPr/>
+          <w:p>
+            <w:pPr>
+              <w:pStyle w:val="Compact"/>
+            </w:pPr>
+          </w:p>
         </w:tc>
       </w:tr>
       <w:tr>
         <w:tc>
-          <w:tcPr>
-            <w:tcW w:w="1092" w:type="dxa"/>
-          </w:tcPr>
-          <w:p>
-            <w:r>
-              <w:t>5</w:t>
-            </w:r>
-          </w:p>
-        </w:tc>
-        <w:tc>
-          <w:tcPr>
-            <w:tcW w:w="4824" w:type="dxa"/>
-          </w:tcPr>
-          <w:p>
-            <w:r>
-              <w:t>Цепи сигнализации</w:t>
-            </w:r>
-          </w:p>
-        </w:tc>
-        <w:tc>
-          <w:tcPr>
-            <w:tcW w:w="2002" w:type="dxa"/>
-          </w:tcPr>
-          <w:p/>
+          <w:tcPr/>
+          <w:p>
+            <w:pPr>
+              <w:pStyle w:val="Compact"/>
+            </w:pPr>
+            <w:r>
+              <w:t xml:space="preserve">5</w:t>
+            </w:r>
+          </w:p>
+        </w:tc>
+        <w:tc>
+          <w:tcPr/>
+          <w:p>
+            <w:pPr>
+              <w:pStyle w:val="Compact"/>
+            </w:pPr>
+            <w:r>
+              <w:t xml:space="preserve">Цепи сигнализации</w:t>
+            </w:r>
+          </w:p>
+        </w:tc>
+        <w:tc>
+          <w:tcPr/>
+          <w:p>
+            <w:pPr>
+              <w:pStyle w:val="Compact"/>
+            </w:pPr>
+          </w:p>
         </w:tc>
       </w:tr>
     </w:tbl>
-    <w:bookmarkEnd w:id="19"/>
+    <w:bookmarkEnd w:id="11"/>
     <w:p>
       <w:pPr>
         <w:pStyle w:val="affff3"/>
       </w:pPr>
       <w:r>
-        <w:t>Результат проверки: _______________________________________________________</w:t>
-      </w:r>
-    </w:p>
+        <w:t xml:space="preserve">Результат проверки: _______________________________________________________</w:t>
+      </w:r>
+    </w:p>
+    <w:bookmarkEnd w:id="12"/>
+    <w:bookmarkStart w:id="14" w:name="Xfe84b6805b603ed1e9a2c84fcd68ec5c091cc8c"/>
     <w:p>
       <w:pPr>
         <w:pStyle w:val="22"/>
       </w:pPr>
-      <w:bookmarkStart w:id="24" w:name="Xfe84b6805b603ed1e9a2c84fcd68ec5c091cc8c"/>
-      <w:bookmarkStart w:id="25" w:name="_Toc240365948"/>
-      <w:bookmarkEnd w:id="21"/>
-      <w:r>
-        <w:t>7.2</w:t>
+      <w:r>
+        <w:rPr>
+          <w:rStyle w:val="SectionNumber"/>
+        </w:rPr>
+        <w:t xml:space="preserve">7.2</w:t>
       </w:r>
       <w:r>
         <w:tab/>
-        <w:t>Измерение сопротивления изоляции шкафа с подключенными внешними цепями</w:t>
-      </w:r>
-      <w:bookmarkEnd w:id="25"/>
-    </w:p>
-    <w:p>
-      <w:r>
-        <w:t>Произведено измерение сопротивления изоляции всех групп цепей относительно шкафа со всеми подключенными внешними кабельными связями и между собой мегаомметром с номинальным напряжением 1000 В. Результаты измерений занесены в таблицу  </w:t>
+      </w:r>
+      <w:r>
+        <w:t xml:space="preserve">Измерение сопротивления изоляции шкафа с подключенными внешними цепями</w:t>
+      </w:r>
+    </w:p>
+    <w:p>
+      <w:pPr>
+        <w:pStyle w:val="FirstParagraph"/>
+      </w:pPr>
+      <w:r>
+        <w:t xml:space="preserve">Произведено измерение сопротивления изоляции всех групп цепей относительно шкафа со всеми подключенными внешними кабельными связями и между собой мегаомметром с номинальным напряжением 1000 В. Результаты измерений занесены в таблицу  </w:t>
       </w:r>
       <w:hyperlink w:anchor="tbl:table72">
         <w:r>
           <w:rPr>
             <w:rStyle w:val="afff4"/>
           </w:rPr>
-          <w:t>7.2</w:t>
+          <w:t xml:space="preserve">7.2</w:t>
         </w:r>
       </w:hyperlink>
       <w:r>
-        <w:t>. Норма сопротивления изоляции - не менее 1 МОм.</w:t>
-      </w:r>
-    </w:p>
-    <w:p>
-      <w:bookmarkStart w:id="26" w:name="tbl:table72"/>
-      <w:r>
-        <w:t>Таблица 7.2. Проверка сопротивления изоляции цепей</w:t>
+        <w:t xml:space="preserve">. Норма сопротивления изоляции - не менее 1 МОм.</w:t>
+      </w:r>
+    </w:p>
+    <w:bookmarkStart w:id="15" w:name="tbl:table72"/>
+    <w:p>
+      <w:pPr>
+        <w:pStyle w:val="TableCaption"/>
+      </w:pPr>
+      <w:r>
+        <w:t xml:space="preserve">Таблица 7.2. Проверка сопротивления изоляции цепей</w:t>
       </w:r>
     </w:p>
     <w:tbl>
       <w:tblPr>
         <w:tblStyle w:val="Table"/>
-        <w:tblW w:w="5000" w:type="pct"/>
+        <w:tblW w:type="pct" w:w="5000"/>
         <w:tblLayout w:type="fixed"/>
-        <w:tblLook w:val="0020" w:firstRow="1" w:lastRow="0" w:firstColumn="0" w:lastColumn="0" w:noHBand="0" w:noVBand="0"/>
+        <w:tblLook w:firstRow="1" w:lastRow="0" w:firstColumn="0" w:lastColumn="0" w:noHBand="0" w:noVBand="0" w:val="0020"/>
         <w:tblCaption w:val="Таблица 7.2. Проверка сопротивления изоляции цепей"/>
       </w:tblPr>
       <w:tblGrid>
-        <w:gridCol w:w="1367"/>
-        <w:gridCol w:w="6039"/>
-        <w:gridCol w:w="2506"/>
+        <w:gridCol w:w="1092"/>
+        <w:gridCol w:w="4824"/>
+        <w:gridCol w:w="2002"/>
       </w:tblGrid>
       <w:tr>
         <w:trPr>
-          <w:cnfStyle w:val="100000000000" w:firstRow="1" w:lastRow="0" w:firstColumn="0" w:lastColumn="0" w:oddVBand="0" w:evenVBand="0" w:oddHBand="0" w:evenHBand="0" w:firstRowFirstColumn="0" w:firstRowLastColumn="0" w:lastRowFirstColumn="0" w:lastRowLastColumn="0"/>
-          <w:tblHeader/>
+          <w:tblHeader w:val="on"/>
         </w:trPr>
         <w:tc>
-          <w:tcPr>
-            <w:tcW w:w="1092" w:type="dxa"/>
-          </w:tcPr>
-          <w:p>
-            <w:r>
-              <w:t>Группа №</w:t>
-            </w:r>
-          </w:p>
-        </w:tc>
-        <w:tc>
-          <w:tcPr>
-            <w:tcW w:w="4824" w:type="dxa"/>
-          </w:tcPr>
-          <w:p>
-            <w:r>
-              <w:t>Наименование цепи</w:t>
-            </w:r>
-          </w:p>
-        </w:tc>
-        <w:tc>
-          <w:tcPr>
-            <w:tcW w:w="2002" w:type="dxa"/>
-          </w:tcPr>
-          <w:p>
-            <w:r>
-              <w:t>Сопротивление, МОм</w:t>
+          <w:tcPr/>
+          <w:p>
+            <w:pPr>
+              <w:pStyle w:val="Compact"/>
+            </w:pPr>
+            <w:r>
+              <w:t xml:space="preserve">Группа №</w:t>
+            </w:r>
+          </w:p>
+        </w:tc>
+        <w:tc>
+          <w:tcPr/>
+          <w:p>
+            <w:pPr>
+              <w:pStyle w:val="Compact"/>
+            </w:pPr>
+            <w:r>
+              <w:t xml:space="preserve">Наименование цепи</w:t>
+            </w:r>
+          </w:p>
+        </w:tc>
+        <w:tc>
+          <w:tcPr/>
+          <w:p>
+            <w:pPr>
+              <w:pStyle w:val="Compact"/>
+            </w:pPr>
+            <w:r>
+              <w:t xml:space="preserve">Сопротивление, МОм</w:t>
             </w:r>
           </w:p>
         </w:tc>
       </w:tr>
       <w:tr>
         <w:tc>
-          <w:tcPr>
-            <w:tcW w:w="1092" w:type="dxa"/>
-          </w:tcPr>
-          <w:p>
-            <w:r>
-              <w:t>1</w:t>
-            </w:r>
-          </w:p>
-        </w:tc>
-        <w:tc>
-          <w:tcPr>
-            <w:tcW w:w="4824" w:type="dxa"/>
-          </w:tcPr>
-          <w:p>
-            <w:r>
-              <w:t>Цепи переменного тока</w:t>
-            </w:r>
-          </w:p>
-        </w:tc>
-        <w:tc>
-          <w:tcPr>
-            <w:tcW w:w="2002" w:type="dxa"/>
-          </w:tcPr>
-          <w:p/>
+          <w:tcPr/>
+          <w:p>
+            <w:pPr>
+              <w:pStyle w:val="Compact"/>
+            </w:pPr>
+            <w:r>
+              <w:t xml:space="preserve">1</w:t>
+            </w:r>
+          </w:p>
+        </w:tc>
+        <w:tc>
+          <w:tcPr/>
+          <w:p>
+            <w:pPr>
+              <w:pStyle w:val="Compact"/>
+            </w:pPr>
+            <w:r>
+              <w:t xml:space="preserve">Цепи переменного тока</w:t>
+            </w:r>
+          </w:p>
+        </w:tc>
+        <w:tc>
+          <w:tcPr/>
+          <w:p>
+            <w:pPr>
+              <w:pStyle w:val="Compact"/>
+            </w:pPr>
+          </w:p>
         </w:tc>
       </w:tr>
       <w:tr>
         <w:tc>
-          <w:tcPr>
-            <w:tcW w:w="1092" w:type="dxa"/>
-          </w:tcPr>
-          <w:p>
-            <w:r>
-              <w:t>2</w:t>
-            </w:r>
-          </w:p>
-        </w:tc>
-        <w:tc>
-          <w:tcPr>
-            <w:tcW w:w="4824" w:type="dxa"/>
-          </w:tcPr>
-          <w:p>
-            <w:r>
-              <w:t>Цепи питания оперативным током</w:t>
-            </w:r>
-          </w:p>
-        </w:tc>
-        <w:tc>
-          <w:tcPr>
-            <w:tcW w:w="2002" w:type="dxa"/>
-          </w:tcPr>
-          <w:p/>
+          <w:tcPr/>
+          <w:p>
+            <w:pPr>
+              <w:pStyle w:val="Compact"/>
+            </w:pPr>
+            <w:r>
+              <w:t xml:space="preserve">2</w:t>
+            </w:r>
+          </w:p>
+        </w:tc>
+        <w:tc>
+          <w:tcPr/>
+          <w:p>
+            <w:pPr>
+              <w:pStyle w:val="Compact"/>
+            </w:pPr>
+            <w:r>
+              <w:t xml:space="preserve">Цепи питания оперативным током</w:t>
+            </w:r>
+          </w:p>
+        </w:tc>
+        <w:tc>
+          <w:tcPr/>
+          <w:p>
+            <w:pPr>
+              <w:pStyle w:val="Compact"/>
+            </w:pPr>
+          </w:p>
         </w:tc>
       </w:tr>
       <w:tr>
         <w:tc>
-          <w:tcPr>
-            <w:tcW w:w="1092" w:type="dxa"/>
-          </w:tcPr>
-          <w:p>
-            <w:r>
-              <w:t>3</w:t>
-            </w:r>
-          </w:p>
-        </w:tc>
-        <w:tc>
-          <w:tcPr>
-            <w:tcW w:w="4824" w:type="dxa"/>
-          </w:tcPr>
-          <w:p>
-            <w:r>
-              <w:t>Цепи выходных реле</w:t>
-            </w:r>
-          </w:p>
-        </w:tc>
-        <w:tc>
-          <w:tcPr>
-            <w:tcW w:w="2002" w:type="dxa"/>
-          </w:tcPr>
-          <w:p/>
+          <w:tcPr/>
+          <w:p>
+            <w:pPr>
+              <w:pStyle w:val="Compact"/>
+            </w:pPr>
+            <w:r>
+              <w:t xml:space="preserve">3</w:t>
+            </w:r>
+          </w:p>
+        </w:tc>
+        <w:tc>
+          <w:tcPr/>
+          <w:p>
+            <w:pPr>
+              <w:pStyle w:val="Compact"/>
+            </w:pPr>
+            <w:r>
+              <w:t xml:space="preserve">Цепи выходных реле</w:t>
+            </w:r>
+          </w:p>
+        </w:tc>
+        <w:tc>
+          <w:tcPr/>
+          <w:p>
+            <w:pPr>
+              <w:pStyle w:val="Compact"/>
+            </w:pPr>
+          </w:p>
         </w:tc>
       </w:tr>
       <w:tr>
         <w:tc>
-          <w:tcPr>
-            <w:tcW w:w="1092" w:type="dxa"/>
-          </w:tcPr>
-          <w:p>
-            <w:r>
-              <w:t>4</w:t>
-            </w:r>
-          </w:p>
-        </w:tc>
-        <w:tc>
-          <w:tcPr>
-            <w:tcW w:w="4824" w:type="dxa"/>
-          </w:tcPr>
-          <w:p>
-            <w:r>
-              <w:t>Выходные цепи дискретных сигналов от выходных реле</w:t>
-            </w:r>
-          </w:p>
-        </w:tc>
-        <w:tc>
-          <w:tcPr>
-            <w:tcW w:w="2002" w:type="dxa"/>
-          </w:tcPr>
-          <w:p/>
+          <w:tcPr/>
+          <w:p>
+            <w:pPr>
+              <w:pStyle w:val="Compact"/>
+            </w:pPr>
+            <w:r>
+              <w:t xml:space="preserve">4</w:t>
+            </w:r>
+          </w:p>
+        </w:tc>
+        <w:tc>
+          <w:tcPr/>
+          <w:p>
+            <w:pPr>
+              <w:pStyle w:val="Compact"/>
+            </w:pPr>
+            <w:r>
+              <w:t xml:space="preserve">Выходные цепи дискретных сигналов от выходных реле</w:t>
+            </w:r>
+          </w:p>
+        </w:tc>
+        <w:tc>
+          <w:tcPr/>
+          <w:p>
+            <w:pPr>
+              <w:pStyle w:val="Compact"/>
+            </w:pPr>
+          </w:p>
         </w:tc>
       </w:tr>
       <w:tr>
         <w:tc>
-          <w:tcPr>
-            <w:tcW w:w="1092" w:type="dxa"/>
-          </w:tcPr>
-          <w:p>
-            <w:r>
-              <w:t>5</w:t>
-            </w:r>
-          </w:p>
-        </w:tc>
-        <w:tc>
-          <w:tcPr>
-            <w:tcW w:w="4824" w:type="dxa"/>
-          </w:tcPr>
-          <w:p>
-            <w:r>
-              <w:t>Цепи сигнализации</w:t>
-            </w:r>
-          </w:p>
-        </w:tc>
-        <w:tc>
-          <w:tcPr>
-            <w:tcW w:w="2002" w:type="dxa"/>
-          </w:tcPr>
-          <w:p/>
+          <w:tcPr/>
+          <w:p>
+            <w:pPr>
+              <w:pStyle w:val="Compact"/>
+            </w:pPr>
+            <w:r>
+              <w:t xml:space="preserve">5</w:t>
+            </w:r>
+          </w:p>
+        </w:tc>
+        <w:tc>
+          <w:tcPr/>
+          <w:p>
+            <w:pPr>
+              <w:pStyle w:val="Compact"/>
+            </w:pPr>
+            <w:r>
+              <w:t xml:space="preserve">Цепи сигнализации</w:t>
+            </w:r>
+          </w:p>
+        </w:tc>
+        <w:tc>
+          <w:tcPr/>
+          <w:p>
+            <w:pPr>
+              <w:pStyle w:val="Compact"/>
+            </w:pPr>
+          </w:p>
         </w:tc>
       </w:tr>
     </w:tbl>
+    <w:bookmarkEnd w:id="13"/>
+    <w:bookmarkEnd w:id="14"/>
+    <w:bookmarkEnd w:id="15"/>
+    <w:bookmarkStart w:id="16" w:name="X242d87850b64568d08d7180295cac2ddaededb8"/>
     <w:p>
       <w:pPr>
         <w:pStyle w:val="13"/>
       </w:pPr>
-      <w:bookmarkStart w:id="27" w:name="X242d87850b64568d08d7180295cac2ddaededb8"/>
-      <w:bookmarkStart w:id="28" w:name="_Toc240365949"/>
-      <w:bookmarkEnd w:id="23"/>
-      <w:bookmarkEnd w:id="24"/>
-      <w:bookmarkEnd w:id="26"/>
-      <w:r>
-        <w:t>8</w:t>
+      <w:r>
+        <w:rPr>
+          <w:rStyle w:val="SectionNumber"/>
+        </w:rPr>
+        <w:t xml:space="preserve">8</w:t>
       </w:r>
       <w:r>
         <w:tab/>
-        <w:t>Проверка на соответствие проектным решениям</w:t>
-      </w:r>
-      <w:bookmarkEnd w:id="28"/>
-    </w:p>
-    <w:p>
-      <w:r>
-        <w:t>Произведен анализ принципиальных схем, задания на настройку устройства РЗА на соответствие принятым проектным решениям и техническим характеристикам (функциям) устройства.</w:t>
+      </w:r>
+      <w:r>
+        <w:t xml:space="preserve">Проверка на соответствие проектным решениям</w:t>
+      </w:r>
+    </w:p>
+    <w:p>
+      <w:pPr>
+        <w:pStyle w:val="FirstParagraph"/>
+      </w:pPr>
+      <w:r>
+        <w:t xml:space="preserve">Произведен анализ принципиальных схем, задания на настройку устройства РЗА на соответствие принятым проектным решениям и техническим характеристикам (функциям) устройства.</w:t>
       </w:r>
     </w:p>
     <w:p>
@@ -7202,29 +6129,34 @@
         <w:pStyle w:val="affff3"/>
       </w:pPr>
       <w:r>
-        <w:t>Результат проверки: _______________________________________________________</w:t>
-      </w:r>
-    </w:p>
+        <w:t xml:space="preserve">Результат проверки: _______________________________________________________</w:t>
+      </w:r>
+    </w:p>
+    <w:bookmarkEnd w:id="16"/>
+    <w:bookmarkStart w:id="17" w:name="X85ae948ceebeeb232a023f43459d7364299701d"/>
     <w:p>
       <w:pPr>
         <w:pStyle w:val="13"/>
       </w:pPr>
-      <w:bookmarkStart w:id="29" w:name="X85ae948ceebeeb232a023f43459d7364299701d"/>
-      <w:bookmarkStart w:id="30" w:name="_Toc240365950"/>
-      <w:bookmarkEnd w:id="27"/>
-      <w:r>
-        <w:lastRenderedPageBreak/>
-        <w:t>9</w:t>
+      <w:r>
+        <w:rPr>
+          <w:rStyle w:val="SectionNumber"/>
+        </w:rPr>
+        <w:t xml:space="preserve">9</w:t>
       </w:r>
       <w:r>
         <w:tab/>
-        <w:t>Задание требуемой конфигурации, уставок и режимов работы (параметрирование) устройства</w:t>
-      </w:r>
-      <w:bookmarkEnd w:id="30"/>
-    </w:p>
-    <w:p>
-      <w:r>
-        <w:t>С помощью ПО «ЮНИТ-СЕРВИС РЗА» загружены проектные настройки конфигурирования и параметрирования устройства (матрица входных и выходных сигналов, настройки светодиодов и функциональных клавиш, конфигурация устройства, настройки регистрации).</w:t>
+      </w:r>
+      <w:r>
+        <w:t xml:space="preserve">Задание требуемой конфигурации, уставок и режимов работы (параметрирование) устройства</w:t>
+      </w:r>
+    </w:p>
+    <w:p>
+      <w:pPr>
+        <w:pStyle w:val="FirstParagraph"/>
+      </w:pPr>
+      <w:r>
+        <w:t xml:space="preserve">С помощью ПО «ЮНИТ-СЕРВИС РЗА» загружены проектные настройки конфигурирования и параметрирования устройства (матрица входных и выходных сигналов, настройки светодиодов и функциональных клавиш, конфигурация устройства, настройки регистрации).</w:t>
       </w:r>
     </w:p>
     <w:p>
@@ -7232,43 +6164,52 @@
         <w:pStyle w:val="affff3"/>
       </w:pPr>
       <w:r>
-        <w:t>Конфигурация и уставки устройства соответствуют проектным: Да / Нет</w:t>
-      </w:r>
-    </w:p>
+        <w:t xml:space="preserve">Конфигурация и уставки устройства соответствуют проектным: Да / Нет</w:t>
+      </w:r>
+    </w:p>
+    <w:bookmarkEnd w:id="17"/>
+    <w:bookmarkStart w:id="18" w:name="X2db24e8cd41baf97f61299c45d2aa6b0a9f564c"/>
     <w:p>
       <w:pPr>
         <w:pStyle w:val="13"/>
       </w:pPr>
-      <w:bookmarkStart w:id="31" w:name="X2db24e8cd41baf97f61299c45d2aa6b0a9f564c"/>
-      <w:bookmarkStart w:id="32" w:name="_Toc240365951"/>
-      <w:bookmarkEnd w:id="29"/>
-      <w:r>
-        <w:t>10</w:t>
+      <w:r>
+        <w:rPr>
+          <w:rStyle w:val="SectionNumber"/>
+        </w:rPr>
+        <w:t xml:space="preserve">10</w:t>
       </w:r>
       <w:r>
         <w:tab/>
-        <w:t>Проверка используемых режимов и уставок задействованных функций РЗА</w:t>
-      </w:r>
-      <w:bookmarkEnd w:id="32"/>
-    </w:p>
+      </w:r>
+      <w:r>
+        <w:t xml:space="preserve">Проверка используемых режимов и уставок задействованных функций РЗА</w:t>
+      </w:r>
+    </w:p>
+    <w:bookmarkStart w:id="19" w:name="общие-положения"/>
     <w:p>
       <w:pPr>
         <w:pStyle w:val="22"/>
       </w:pPr>
-      <w:bookmarkStart w:id="33" w:name="общие-положения"/>
-      <w:bookmarkStart w:id="34" w:name="_Toc240365952"/>
-      <w:r>
-        <w:t>10.1</w:t>
+      <w:r>
+        <w:rPr>
+          <w:rStyle w:val="SectionNumber"/>
+        </w:rPr>
+        <w:t xml:space="preserve">10.1</w:t>
       </w:r>
       <w:r>
         <w:tab/>
-        <w:t>Общие положения</w:t>
-      </w:r>
-      <w:bookmarkEnd w:id="34"/>
-    </w:p>
-    <w:p>
-      <w:r>
-        <w:t>Проверка взаимодействия всех функций в составе устройства в различных режимах производилась в ходе испытаний на заводе-изготовителе по специально разработанным методикам, при техническом обслуживании устройства достаточно произвести проверку задействованных функций РЗА на рабочих уставках.</w:t>
+      </w:r>
+      <w:r>
+        <w:t xml:space="preserve">Общие положения</w:t>
+      </w:r>
+    </w:p>
+    <w:p>
+      <w:pPr>
+        <w:pStyle w:val="FirstParagraph"/>
+      </w:pPr>
+      <w:r>
+        <w:t xml:space="preserve">Проверка взаимодействия всех функций в составе устройства в различных режимах производилась в ходе испытаний на заводе-изготовителе по специально разработанным методикам, при техническом обслуживании устройства достаточно произвести проверку задействованных функций РЗА на рабочих уставках.</w:t>
       </w:r>
     </w:p>
     <w:p>
@@ -7276,60 +6217,76 @@
         <w:pStyle w:val="affff3"/>
       </w:pPr>
       <w:r>
-        <w:t>На рисунке 1.1 показана схема подключения аналоговых цепей от испытательной установки для проверки функции РЗА.</w:t>
-      </w:r>
-    </w:p>
+        <w:t xml:space="preserve">На рисунке 1.1 показана схема подключения аналоговых цепей от испытательной установки для проверки функции РЗА.</w:t>
+      </w:r>
+    </w:p>
+    <w:bookmarkEnd w:id="18"/>
+    <w:bookmarkStart w:id="20" w:name="X62c21a9ae611e41ee727a2e60e10a819a95d2ac"/>
     <w:p>
       <w:pPr>
         <w:pStyle w:val="22"/>
       </w:pPr>
-      <w:bookmarkStart w:id="35" w:name="X62c21a9ae611e41ee727a2e60e10a819a95d2ac"/>
-      <w:bookmarkStart w:id="36" w:name="_Toc240365953"/>
-      <w:bookmarkEnd w:id="31"/>
-      <w:r>
-        <w:t>10.2</w:t>
+      <w:r>
+        <w:rPr>
+          <w:rStyle w:val="SectionNumber"/>
+        </w:rPr>
+        <w:t xml:space="preserve">10.2</w:t>
       </w:r>
       <w:r>
         <w:tab/>
-        <w:t>Проверка дифференциальной токовой защиты трансформатора</w:t>
-      </w:r>
-      <w:bookmarkEnd w:id="36"/>
-    </w:p>
+      </w:r>
+      <w:r>
+        <w:t xml:space="preserve">Проверка дифференциальной токовой защиты трансформатора</w:t>
+      </w:r>
+    </w:p>
+    <w:bookmarkStart w:id="21" w:name="X25454ba4dd3a89fe35273b54b1790fb7a3583f6"/>
     <w:p>
       <w:pPr>
         <w:pStyle w:val="31"/>
       </w:pPr>
-      <w:bookmarkStart w:id="37" w:name="X25454ba4dd3a89fe35273b54b1790fb7a3583f6"/>
-      <w:r>
-        <w:t>10.2.1</w:t>
+      <w:r>
+        <w:rPr>
+          <w:rStyle w:val="SectionNumber"/>
+        </w:rPr>
+        <w:t xml:space="preserve">10.2.1</w:t>
       </w:r>
       <w:r>
         <w:tab/>
-        <w:t>Проверка параметров измерительных органов ДТЗ</w:t>
-      </w:r>
-    </w:p>
-    <w:p>
-      <w:r>
-        <w:t>Проверка производилась подачей однофазного тока на клеммы шкафа, указанные в таблице. Величина тока плавно увеличивалась до срабатывания реле, а затем плавно уменьшалась до возврата. Допустимая погрешность по току срабатывания – не более 10%, а коэффициент возврата – не менее 0,6.</w:t>
-      </w:r>
-    </w:p>
+      </w:r>
+      <w:r>
+        <w:t xml:space="preserve">Проверка параметров измерительных органов ДТЗ</w:t>
+      </w:r>
+    </w:p>
+    <w:p>
+      <w:pPr>
+        <w:pStyle w:val="FirstParagraph"/>
+      </w:pPr>
+      <w:r>
+        <w:t xml:space="preserve">Проверка производилась подачей однофазного тока на клеммы шкафа, указанные в таблице. Величина тока плавно увеличивалась до срабатывания реле, а затем плавно уменьшалась до возврата. Допустимая погрешность по току срабатывания – не более 10%, а коэффициент возврата – не менее 0,6.</w:t>
+      </w:r>
+    </w:p>
+    <w:bookmarkEnd w:id="19"/>
+    <w:bookmarkStart w:id="22" w:name="проверка-тормозной-характеристики"/>
     <w:p>
       <w:pPr>
         <w:pStyle w:val="31"/>
       </w:pPr>
-      <w:bookmarkStart w:id="38" w:name="проверка-тормозной-характеристики"/>
-      <w:bookmarkEnd w:id="33"/>
-      <w:r>
-        <w:t>10.2.2</w:t>
+      <w:r>
+        <w:rPr>
+          <w:rStyle w:val="SectionNumber"/>
+        </w:rPr>
+        <w:t xml:space="preserve">10.2.2</w:t>
       </w:r>
       <w:r>
         <w:tab/>
-        <w:t>Проверка тормозной характеристики</w:t>
-      </w:r>
-      <w:bookmarkEnd w:id="35"/>
-      <w:bookmarkEnd w:id="37"/>
-      <w:bookmarkEnd w:id="38"/>
-    </w:p>
+      </w:r>
+      <w:r>
+        <w:t xml:space="preserve">Проверка тормозной характеристики</w:t>
+      </w:r>
+    </w:p>
+    <w:bookmarkEnd w:id="20"/>
+    <w:bookmarkEnd w:id="21"/>
+    <w:bookmarkEnd w:id="22"/>
     <w:sectPr>
       <w:headerReference w:type="default" r:id="rId14"/>
       <w:footerReference w:type="default" r:id="rId15"/>
@@ -7727,6 +6684,7 @@
         <w:szCs w:val="16"/>
       </w:rPr>
     </w:pPr>
+    <w:proofErr w:type="gramStart"/>
     <w:r>
       <w:rPr>
         <w:rStyle w:val="afff3"/>
@@ -7734,7 +6692,7 @@
         <w:sz w:val="20"/>
         <w:szCs w:val="16"/>
       </w:rPr>
-      <w:t>Отсутствует</w:t>
+      <w:t xml:space="preserve">Отсутствует</w:t>
     </w:r>
     <w:r>
       <w:rPr>
@@ -7763,7 +6721,7 @@
         <w:sz w:val="20"/>
         <w:szCs w:val="16"/>
       </w:rPr>
-      <w:t>0.1</w:t>
+      <w:t xml:space="preserve">0.1</w:t>
     </w:r>
     <w:r>
       <w:rPr>
@@ -7795,7 +6753,7 @@
         <w:szCs w:val="16"/>
         <w:lang w:val="en-US"/>
       </w:rPr>
-      <w:t>15.09.2026</w:t>
+      <w:t xml:space="preserve">15.09.2026</w:t>
     </w:r>
     <w:r>
       <w:rPr>
@@ -7813,7 +6771,7 @@
         <w:sz w:val="20"/>
         <w:szCs w:val="16"/>
       </w:rPr>
-      <w:t>ШЭТ 210.05-0</w:t>
+      <w:t xml:space="preserve">ШЭТ 210.05-0</w:t>
     </w:r>
   </w:p>
 </w:hdr>
@@ -7847,7 +6805,7 @@
         <w:noProof/>
       </w:rPr>
       <w:drawing>
-        <wp:inline distT="0" distB="0" distL="0" distR="0" wp14:anchorId="2650C82B" wp14:editId="041BE3CE">
+        <wp:inline distT="0" distB="0" distL="0" distR="0" wp14:anchorId="2C1CEA65" wp14:editId="4D801B47">
           <wp:extent cx="2728595" cy="554134"/>
           <wp:effectExtent l="0" t="0" r="0" b="0"/>
           <wp:docPr id="1" name="Рисунок 1"/>
@@ -7922,6 +6880,7 @@
         <w:szCs w:val="16"/>
       </w:rPr>
     </w:pPr>
+    <w:proofErr w:type="gramStart"/>
     <w:r>
       <w:rPr>
         <w:rStyle w:val="afff3"/>
@@ -7929,7 +6888,7 @@
         <w:sz w:val="20"/>
         <w:szCs w:val="16"/>
       </w:rPr>
-      <w:t>Отсутствует</w:t>
+      <w:t xml:space="preserve">Отсутствует</w:t>
     </w:r>
     <w:r>
       <w:rPr>
@@ -7958,7 +6917,7 @@
         <w:sz w:val="20"/>
         <w:szCs w:val="16"/>
       </w:rPr>
-      <w:t>0.1</w:t>
+      <w:t xml:space="preserve">0.1</w:t>
     </w:r>
     <w:r>
       <w:rPr>
@@ -7990,7 +6949,7 @@
         <w:szCs w:val="16"/>
         <w:lang w:val="en-US"/>
       </w:rPr>
-      <w:t>15.09.2026</w:t>
+      <w:t xml:space="preserve">15.09.2026</w:t>
     </w:r>
     <w:r>
       <w:rPr>
@@ -8008,7 +6967,7 @@
         <w:sz w:val="20"/>
         <w:szCs w:val="16"/>
       </w:rPr>
-      <w:t>ШЭТ 210.05-0</w:t>
+      <w:t xml:space="preserve">ШЭТ 210.05-0</w:t>
     </w:r>
   </w:p>
 </w:hdr>
@@ -8031,6 +6990,7 @@
         <w:szCs w:val="16"/>
       </w:rPr>
     </w:pPr>
+    <w:proofErr w:type="gramStart"/>
     <w:r>
       <w:rPr>
         <w:rStyle w:val="afff3"/>
@@ -8038,7 +6998,7 @@
         <w:sz w:val="20"/>
         <w:szCs w:val="16"/>
       </w:rPr>
-      <w:t>Отсутствует</w:t>
+      <w:t xml:space="preserve">Отсутствует</w:t>
     </w:r>
     <w:r>
       <w:rPr>
@@ -8067,7 +7027,7 @@
         <w:sz w:val="20"/>
         <w:szCs w:val="16"/>
       </w:rPr>
-      <w:t>0.1</w:t>
+      <w:t xml:space="preserve">0.1</w:t>
     </w:r>
     <w:r>
       <w:rPr>
@@ -8099,7 +7059,7 @@
         <w:szCs w:val="16"/>
         <w:lang w:val="en-US"/>
       </w:rPr>
-      <w:t>15.09.2026</w:t>
+      <w:t xml:space="preserve">15.09.2026</w:t>
     </w:r>
     <w:r>
       <w:rPr>
@@ -8117,7 +7077,7 @@
         <w:sz w:val="20"/>
         <w:szCs w:val="16"/>
       </w:rPr>
-      <w:t>ШЭТ 210.05-0</w:t>
+      <w:t xml:space="preserve">ШЭТ 210.05-0</w:t>
     </w:r>
   </w:p>
 </w:hdr>
@@ -8449,110 +7409,6 @@
     </w:lvl>
   </w:abstractNum>
   <w:abstractNum w:abstractNumId="3" w15:restartNumberingAfterBreak="0">
-    <w:nsid w:val="0494BD61"/>
-    <w:multiLevelType w:val="multilevel"/>
-    <w:tmpl w:val="3CAE6CAE"/>
-    <w:lvl w:ilvl="0">
-      <w:numFmt w:val="bullet"/>
-      <w:lvlText w:val=""/>
-      <w:lvlJc w:val="left"/>
-      <w:pPr>
-        <w:ind w:left="720" w:hanging="360"/>
-      </w:pPr>
-      <w:rPr>
-        <w:rFonts w:ascii="Symbol" w:hAnsi="Symbol" w:cs="Symbol" w:hint="default"/>
-      </w:rPr>
-    </w:lvl>
-    <w:lvl w:ilvl="1">
-      <w:numFmt w:val="bullet"/>
-      <w:lvlText w:val="o"/>
-      <w:lvlJc w:val="left"/>
-      <w:pPr>
-        <w:ind w:left="1440" w:hanging="360"/>
-      </w:pPr>
-      <w:rPr>
-        <w:rFonts w:ascii="Courier New" w:hAnsi="Courier New" w:cs="Courier New" w:hint="default"/>
-      </w:rPr>
-    </w:lvl>
-    <w:lvl w:ilvl="2">
-      <w:numFmt w:val="bullet"/>
-      <w:lvlText w:val=""/>
-      <w:lvlJc w:val="left"/>
-      <w:pPr>
-        <w:ind w:left="2160" w:hanging="360"/>
-      </w:pPr>
-      <w:rPr>
-        <w:rFonts w:ascii="Wingdings" w:hAnsi="Wingdings" w:cs="Wingdings" w:hint="default"/>
-      </w:rPr>
-    </w:lvl>
-    <w:lvl w:ilvl="3">
-      <w:numFmt w:val="bullet"/>
-      <w:lvlText w:val=""/>
-      <w:lvlJc w:val="left"/>
-      <w:pPr>
-        <w:ind w:left="2880" w:hanging="360"/>
-      </w:pPr>
-      <w:rPr>
-        <w:rFonts w:ascii="Symbol" w:hAnsi="Symbol" w:cs="Symbol" w:hint="default"/>
-      </w:rPr>
-    </w:lvl>
-    <w:lvl w:ilvl="4">
-      <w:numFmt w:val="bullet"/>
-      <w:lvlText w:val="o"/>
-      <w:lvlJc w:val="left"/>
-      <w:pPr>
-        <w:ind w:left="3600" w:hanging="360"/>
-      </w:pPr>
-      <w:rPr>
-        <w:rFonts w:ascii="Courier New" w:hAnsi="Courier New" w:cs="Courier New" w:hint="default"/>
-      </w:rPr>
-    </w:lvl>
-    <w:lvl w:ilvl="5">
-      <w:numFmt w:val="bullet"/>
-      <w:lvlText w:val=""/>
-      <w:lvlJc w:val="left"/>
-      <w:pPr>
-        <w:ind w:left="4320" w:hanging="360"/>
-      </w:pPr>
-      <w:rPr>
-        <w:rFonts w:ascii="Wingdings" w:hAnsi="Wingdings" w:cs="Wingdings" w:hint="default"/>
-      </w:rPr>
-    </w:lvl>
-    <w:lvl w:ilvl="6">
-      <w:numFmt w:val="bullet"/>
-      <w:lvlText w:val=""/>
-      <w:lvlJc w:val="left"/>
-      <w:pPr>
-        <w:ind w:left="5040" w:hanging="360"/>
-      </w:pPr>
-      <w:rPr>
-        <w:rFonts w:ascii="Symbol" w:hAnsi="Symbol" w:cs="Symbol" w:hint="default"/>
-      </w:rPr>
-    </w:lvl>
-    <w:lvl w:ilvl="7">
-      <w:numFmt w:val="bullet"/>
-      <w:lvlText w:val="o"/>
-      <w:lvlJc w:val="left"/>
-      <w:pPr>
-        <w:ind w:left="5760" w:hanging="360"/>
-      </w:pPr>
-      <w:rPr>
-        <w:rFonts w:ascii="Courier New" w:hAnsi="Courier New" w:cs="Courier New" w:hint="default"/>
-      </w:rPr>
-    </w:lvl>
-    <w:lvl w:ilvl="8">
-      <w:numFmt w:val="bullet"/>
-      <w:lvlText w:val=""/>
-      <w:lvlJc w:val="left"/>
-      <w:pPr>
-        <w:ind w:left="6480" w:hanging="360"/>
-      </w:pPr>
-      <w:rPr>
-        <w:rFonts w:ascii="Wingdings" w:hAnsi="Wingdings" w:cs="Wingdings" w:hint="default"/>
-      </w:rPr>
-    </w:lvl>
-  </w:abstractNum>
-  <w:abstractNum w:abstractNumId="4" w15:restartNumberingAfterBreak="0">
     <w:nsid w:val="05CF0B63"/>
     <w:multiLevelType w:val="hybridMultilevel"/>
     <w:tmpl w:val="7E3AE834"/>
@@ -8640,7 +7496,7 @@
       </w:pPr>
     </w:lvl>
   </w:abstractNum>
-  <w:abstractNum w:abstractNumId="5" w15:restartNumberingAfterBreak="0">
+  <w:abstractNum w:abstractNumId="4" w15:restartNumberingAfterBreak="0">
     <w:nsid w:val="0B5B4EDF"/>
     <w:multiLevelType w:val="hybridMultilevel"/>
     <w:tmpl w:val="9C90D258"/>
@@ -8728,7 +7584,7 @@
       </w:pPr>
     </w:lvl>
   </w:abstractNum>
-  <w:abstractNum w:abstractNumId="6" w15:restartNumberingAfterBreak="0">
+  <w:abstractNum w:abstractNumId="5" w15:restartNumberingAfterBreak="0">
     <w:nsid w:val="0B6C6D48"/>
     <w:multiLevelType w:val="hybridMultilevel"/>
     <w:tmpl w:val="78DCF446"/>
@@ -8843,7 +7699,7 @@
       </w:rPr>
     </w:lvl>
   </w:abstractNum>
-  <w:abstractNum w:abstractNumId="7" w15:restartNumberingAfterBreak="0">
+  <w:abstractNum w:abstractNumId="6" w15:restartNumberingAfterBreak="0">
     <w:nsid w:val="0EEF1815"/>
     <w:multiLevelType w:val="hybridMultilevel"/>
     <w:tmpl w:val="55A8637A"/>
@@ -8933,7 +7789,7 @@
       </w:pPr>
     </w:lvl>
   </w:abstractNum>
-  <w:abstractNum w:abstractNumId="8" w15:restartNumberingAfterBreak="0">
+  <w:abstractNum w:abstractNumId="7" w15:restartNumberingAfterBreak="0">
     <w:nsid w:val="19352F2E"/>
     <w:multiLevelType w:val="hybridMultilevel"/>
     <w:tmpl w:val="55A8637A"/>
@@ -9023,7 +7879,7 @@
       </w:pPr>
     </w:lvl>
   </w:abstractNum>
-  <w:abstractNum w:abstractNumId="9" w15:restartNumberingAfterBreak="0">
+  <w:abstractNum w:abstractNumId="8" w15:restartNumberingAfterBreak="0">
     <w:nsid w:val="1B6E0CFC"/>
     <w:multiLevelType w:val="multilevel"/>
     <w:tmpl w:val="8A6273DA"/>
@@ -9148,7 +8004,7 @@
       </w:rPr>
     </w:lvl>
   </w:abstractNum>
-  <w:abstractNum w:abstractNumId="10" w15:restartNumberingAfterBreak="0">
+  <w:abstractNum w:abstractNumId="9" w15:restartNumberingAfterBreak="0">
     <w:nsid w:val="1C4D6F6B"/>
     <w:multiLevelType w:val="multilevel"/>
     <w:tmpl w:val="0419001D"/>
@@ -9264,7 +8120,7 @@
       </w:rPr>
     </w:lvl>
   </w:abstractNum>
-  <w:abstractNum w:abstractNumId="11" w15:restartNumberingAfterBreak="0">
+  <w:abstractNum w:abstractNumId="10" w15:restartNumberingAfterBreak="0">
     <w:nsid w:val="228D3DFB"/>
     <w:multiLevelType w:val="hybridMultilevel"/>
     <w:tmpl w:val="ECFC4378"/>
@@ -9352,7 +8208,7 @@
       </w:pPr>
     </w:lvl>
   </w:abstractNum>
-  <w:abstractNum w:abstractNumId="12" w15:restartNumberingAfterBreak="0">
+  <w:abstractNum w:abstractNumId="11" w15:restartNumberingAfterBreak="0">
     <w:nsid w:val="234A0748"/>
     <w:multiLevelType w:val="hybridMultilevel"/>
     <w:tmpl w:val="40C2D860"/>
@@ -9443,7 +8299,7 @@
       </w:pPr>
     </w:lvl>
   </w:abstractNum>
-  <w:abstractNum w:abstractNumId="13" w15:restartNumberingAfterBreak="0">
+  <w:abstractNum w:abstractNumId="12" w15:restartNumberingAfterBreak="0">
     <w:nsid w:val="26750966"/>
     <w:multiLevelType w:val="multilevel"/>
     <w:tmpl w:val="9F5ADA7C"/>
@@ -9575,7 +8431,7 @@
       </w:rPr>
     </w:lvl>
   </w:abstractNum>
-  <w:abstractNum w:abstractNumId="14" w15:restartNumberingAfterBreak="0">
+  <w:abstractNum w:abstractNumId="13" w15:restartNumberingAfterBreak="0">
     <w:nsid w:val="272A29AD"/>
     <w:multiLevelType w:val="hybridMultilevel"/>
     <w:tmpl w:val="E7322A34"/>
@@ -9687,7 +8543,7 @@
       </w:rPr>
     </w:lvl>
   </w:abstractNum>
-  <w:abstractNum w:abstractNumId="15" w15:restartNumberingAfterBreak="0">
+  <w:abstractNum w:abstractNumId="14" w15:restartNumberingAfterBreak="0">
     <w:nsid w:val="274423DD"/>
     <w:multiLevelType w:val="hybridMultilevel"/>
     <w:tmpl w:val="1CFC491A"/>
@@ -9800,7 +8656,7 @@
       </w:rPr>
     </w:lvl>
   </w:abstractNum>
-  <w:abstractNum w:abstractNumId="16" w15:restartNumberingAfterBreak="0">
+  <w:abstractNum w:abstractNumId="15" w15:restartNumberingAfterBreak="0">
     <w:nsid w:val="277C019C"/>
     <w:multiLevelType w:val="multilevel"/>
     <w:tmpl w:val="3050EF66"/>
@@ -10049,7 +8905,7 @@
       </w:rPr>
     </w:lvl>
   </w:abstractNum>
-  <w:abstractNum w:abstractNumId="17" w15:restartNumberingAfterBreak="0">
+  <w:abstractNum w:abstractNumId="16" w15:restartNumberingAfterBreak="0">
     <w:nsid w:val="2E744211"/>
     <w:multiLevelType w:val="multilevel"/>
     <w:tmpl w:val="D47AFD2E"/>
@@ -10259,7 +9115,7 @@
       </w:pPr>
     </w:lvl>
   </w:abstractNum>
-  <w:abstractNum w:abstractNumId="18" w15:restartNumberingAfterBreak="0">
+  <w:abstractNum w:abstractNumId="17" w15:restartNumberingAfterBreak="0">
     <w:nsid w:val="30C070CE"/>
     <w:multiLevelType w:val="multilevel"/>
     <w:tmpl w:val="60AE836C"/>
@@ -10536,7 +9392,7 @@
       </w:rPr>
     </w:lvl>
   </w:abstractNum>
-  <w:abstractNum w:abstractNumId="19" w15:restartNumberingAfterBreak="0">
+  <w:abstractNum w:abstractNumId="18" w15:restartNumberingAfterBreak="0">
     <w:nsid w:val="3363183B"/>
     <w:multiLevelType w:val="hybridMultilevel"/>
     <w:tmpl w:val="77F6A802"/>
@@ -10622,7 +9478,7 @@
       </w:pPr>
     </w:lvl>
   </w:abstractNum>
-  <w:abstractNum w:abstractNumId="20" w15:restartNumberingAfterBreak="0">
+  <w:abstractNum w:abstractNumId="19" w15:restartNumberingAfterBreak="0">
     <w:nsid w:val="349329F9"/>
     <w:multiLevelType w:val="multilevel"/>
     <w:tmpl w:val="5770D028"/>
@@ -10713,7 +9569,7 @@
       </w:pPr>
     </w:lvl>
   </w:abstractNum>
-  <w:abstractNum w:abstractNumId="21" w15:restartNumberingAfterBreak="0">
+  <w:abstractNum w:abstractNumId="20" w15:restartNumberingAfterBreak="0">
     <w:nsid w:val="34DB61DB"/>
     <w:multiLevelType w:val="multilevel"/>
     <w:tmpl w:val="E1A2C20A"/>
@@ -10804,7 +9660,7 @@
       </w:pPr>
     </w:lvl>
   </w:abstractNum>
-  <w:abstractNum w:abstractNumId="22" w15:restartNumberingAfterBreak="0">
+  <w:abstractNum w:abstractNumId="21" w15:restartNumberingAfterBreak="0">
     <w:nsid w:val="37601EE1"/>
     <w:multiLevelType w:val="hybridMultilevel"/>
     <w:tmpl w:val="C7D24832"/>
@@ -10896,7 +9752,7 @@
       </w:pPr>
     </w:lvl>
   </w:abstractNum>
-  <w:abstractNum w:abstractNumId="23" w15:restartNumberingAfterBreak="0">
+  <w:abstractNum w:abstractNumId="22" w15:restartNumberingAfterBreak="0">
     <w:nsid w:val="37782466"/>
     <w:multiLevelType w:val="hybridMultilevel"/>
     <w:tmpl w:val="55A8637A"/>
@@ -10986,7 +9842,7 @@
       </w:pPr>
     </w:lvl>
   </w:abstractNum>
-  <w:abstractNum w:abstractNumId="24" w15:restartNumberingAfterBreak="0">
+  <w:abstractNum w:abstractNumId="23" w15:restartNumberingAfterBreak="0">
     <w:nsid w:val="38654138"/>
     <w:multiLevelType w:val="multilevel"/>
     <w:tmpl w:val="AA96CC38"/>
@@ -11121,7 +9977,7 @@
       </w:rPr>
     </w:lvl>
   </w:abstractNum>
-  <w:abstractNum w:abstractNumId="25" w15:restartNumberingAfterBreak="0">
+  <w:abstractNum w:abstractNumId="24" w15:restartNumberingAfterBreak="0">
     <w:nsid w:val="3A806FE2"/>
     <w:multiLevelType w:val="hybridMultilevel"/>
     <w:tmpl w:val="55A8637A"/>
@@ -11211,7 +10067,7 @@
       </w:pPr>
     </w:lvl>
   </w:abstractNum>
-  <w:abstractNum w:abstractNumId="26" w15:restartNumberingAfterBreak="0">
+  <w:abstractNum w:abstractNumId="25" w15:restartNumberingAfterBreak="0">
     <w:nsid w:val="3F9B6C2E"/>
     <w:multiLevelType w:val="hybridMultilevel"/>
     <w:tmpl w:val="55A8637A"/>
@@ -11301,7 +10157,7 @@
       </w:pPr>
     </w:lvl>
   </w:abstractNum>
-  <w:abstractNum w:abstractNumId="27" w15:restartNumberingAfterBreak="0">
+  <w:abstractNum w:abstractNumId="26" w15:restartNumberingAfterBreak="0">
     <w:nsid w:val="41CF6D96"/>
     <w:multiLevelType w:val="hybridMultilevel"/>
     <w:tmpl w:val="55A8637A"/>
@@ -11391,7 +10247,7 @@
       </w:pPr>
     </w:lvl>
   </w:abstractNum>
-  <w:abstractNum w:abstractNumId="28" w15:restartNumberingAfterBreak="0">
+  <w:abstractNum w:abstractNumId="27" w15:restartNumberingAfterBreak="0">
     <w:nsid w:val="42F73AF4"/>
     <w:multiLevelType w:val="hybridMultilevel"/>
     <w:tmpl w:val="55A8637A"/>
@@ -11481,7 +10337,7 @@
       </w:pPr>
     </w:lvl>
   </w:abstractNum>
-  <w:abstractNum w:abstractNumId="29" w15:restartNumberingAfterBreak="0">
+  <w:abstractNum w:abstractNumId="28" w15:restartNumberingAfterBreak="0">
     <w:nsid w:val="459F2701"/>
     <w:multiLevelType w:val="multilevel"/>
     <w:tmpl w:val="A48036AE"/>
@@ -11624,7 +10480,7 @@
       </w:rPr>
     </w:lvl>
   </w:abstractNum>
-  <w:abstractNum w:abstractNumId="30" w15:restartNumberingAfterBreak="0">
+  <w:abstractNum w:abstractNumId="29" w15:restartNumberingAfterBreak="0">
     <w:nsid w:val="4AE45126"/>
     <w:multiLevelType w:val="multilevel"/>
     <w:tmpl w:val="7E8E8020"/>
@@ -11766,7 +10622,7 @@
       </w:rPr>
     </w:lvl>
   </w:abstractNum>
-  <w:abstractNum w:abstractNumId="31" w15:restartNumberingAfterBreak="0">
+  <w:abstractNum w:abstractNumId="30" w15:restartNumberingAfterBreak="0">
     <w:nsid w:val="4F012B3F"/>
     <w:multiLevelType w:val="hybridMultilevel"/>
     <w:tmpl w:val="55A8637A"/>
@@ -11856,7 +10712,7 @@
       </w:pPr>
     </w:lvl>
   </w:abstractNum>
-  <w:abstractNum w:abstractNumId="32" w15:restartNumberingAfterBreak="0">
+  <w:abstractNum w:abstractNumId="31" w15:restartNumberingAfterBreak="0">
     <w:nsid w:val="53BE5BDD"/>
     <w:multiLevelType w:val="multilevel"/>
     <w:tmpl w:val="763A0C4E"/>
@@ -11989,7 +10845,7 @@
       </w:rPr>
     </w:lvl>
   </w:abstractNum>
-  <w:abstractNum w:abstractNumId="33" w15:restartNumberingAfterBreak="0">
+  <w:abstractNum w:abstractNumId="32" w15:restartNumberingAfterBreak="0">
     <w:nsid w:val="543F35AD"/>
     <w:multiLevelType w:val="multilevel"/>
     <w:tmpl w:val="051ED0C4"/>
@@ -12080,7 +10936,7 @@
       </w:pPr>
     </w:lvl>
   </w:abstractNum>
-  <w:abstractNum w:abstractNumId="34" w15:restartNumberingAfterBreak="0">
+  <w:abstractNum w:abstractNumId="33" w15:restartNumberingAfterBreak="0">
     <w:nsid w:val="65D74793"/>
     <w:multiLevelType w:val="multilevel"/>
     <w:tmpl w:val="E0A0DCC2"/>
@@ -12171,7 +11027,7 @@
       </w:pPr>
     </w:lvl>
   </w:abstractNum>
-  <w:abstractNum w:abstractNumId="35" w15:restartNumberingAfterBreak="0">
+  <w:abstractNum w:abstractNumId="34" w15:restartNumberingAfterBreak="0">
     <w:nsid w:val="67631314"/>
     <w:multiLevelType w:val="hybridMultilevel"/>
     <w:tmpl w:val="55A8637A"/>
@@ -12261,7 +11117,7 @@
       </w:pPr>
     </w:lvl>
   </w:abstractNum>
-  <w:abstractNum w:abstractNumId="36" w15:restartNumberingAfterBreak="0">
+  <w:abstractNum w:abstractNumId="35" w15:restartNumberingAfterBreak="0">
     <w:nsid w:val="69DF5FAE"/>
     <w:multiLevelType w:val="hybridMultilevel"/>
     <w:tmpl w:val="55A8637A"/>
@@ -12351,7 +11207,7 @@
       </w:pPr>
     </w:lvl>
   </w:abstractNum>
-  <w:abstractNum w:abstractNumId="37" w15:restartNumberingAfterBreak="0">
+  <w:abstractNum w:abstractNumId="36" w15:restartNumberingAfterBreak="0">
     <w:nsid w:val="746926BE"/>
     <w:multiLevelType w:val="hybridMultilevel"/>
     <w:tmpl w:val="55A8637A"/>
@@ -12441,7 +11297,7 @@
       </w:pPr>
     </w:lvl>
   </w:abstractNum>
-  <w:abstractNum w:abstractNumId="38" w15:restartNumberingAfterBreak="0">
+  <w:abstractNum w:abstractNumId="37" w15:restartNumberingAfterBreak="0">
     <w:nsid w:val="74DD0F5E"/>
     <w:multiLevelType w:val="hybridMultilevel"/>
     <w:tmpl w:val="81CC108C"/>
@@ -12554,7 +11410,7 @@
       </w:rPr>
     </w:lvl>
   </w:abstractNum>
-  <w:abstractNum w:abstractNumId="39" w15:restartNumberingAfterBreak="0">
+  <w:abstractNum w:abstractNumId="38" w15:restartNumberingAfterBreak="0">
     <w:nsid w:val="796153C0"/>
     <w:multiLevelType w:val="hybridMultilevel"/>
     <w:tmpl w:val="456CB3DC"/>
@@ -12645,7 +11501,7 @@
       </w:pPr>
     </w:lvl>
   </w:abstractNum>
-  <w:abstractNum w:abstractNumId="40" w15:restartNumberingAfterBreak="0">
+  <w:abstractNum w:abstractNumId="39" w15:restartNumberingAfterBreak="0">
     <w:nsid w:val="79E2341E"/>
     <w:multiLevelType w:val="hybridMultilevel"/>
     <w:tmpl w:val="55A8637A"/>
@@ -12735,26 +11591,129 @@
       </w:pPr>
     </w:lvl>
   </w:abstractNum>
+  <w:abstractNum w:abstractNumId="40">
+    <w:nsid w:val="044FC790"/>
+    <w:multiLevelType w:val="multilevel"/>
+    <w:lvl w:ilvl="0">
+      <w:numFmt w:val="bullet"/>
+      <w:lvlText w:val=""/>
+      <w:lvlJc w:val="left"/>
+      <w:pPr>
+        <w:ind w:left="720" w:hanging="360"/>
+      </w:pPr>
+      <w:rPr>
+        <w:rFonts w:ascii="Symbol" w:hAnsi="Symbol" w:cs="Symbol" w:hint="default"/>
+      </w:rPr>
+    </w:lvl>
+    <w:lvl w:ilvl="1">
+      <w:numFmt w:val="bullet"/>
+      <w:lvlText w:val="o"/>
+      <w:lvlJc w:val="left"/>
+      <w:pPr>
+        <w:ind w:left="1440" w:hanging="360"/>
+      </w:pPr>
+      <w:rPr>
+        <w:rFonts w:ascii="Courier New" w:hAnsi="Courier New" w:cs="Courier New" w:hint="default"/>
+      </w:rPr>
+    </w:lvl>
+    <w:lvl w:ilvl="2">
+      <w:numFmt w:val="bullet"/>
+      <w:lvlText w:val=""/>
+      <w:lvlJc w:val="left"/>
+      <w:pPr>
+        <w:ind w:left="2160" w:hanging="360"/>
+      </w:pPr>
+      <w:rPr>
+        <w:rFonts w:ascii="Wingdings" w:hAnsi="Wingdings" w:cs="Wingdings" w:hint="default"/>
+      </w:rPr>
+    </w:lvl>
+    <w:lvl w:ilvl="3">
+      <w:numFmt w:val="bullet"/>
+      <w:lvlText w:val=""/>
+      <w:lvlJc w:val="left"/>
+      <w:pPr>
+        <w:ind w:left="2880" w:hanging="360"/>
+      </w:pPr>
+      <w:rPr>
+        <w:rFonts w:ascii="Symbol" w:hAnsi="Symbol" w:cs="Symbol" w:hint="default"/>
+      </w:rPr>
+    </w:lvl>
+    <w:lvl w:ilvl="4">
+      <w:numFmt w:val="bullet"/>
+      <w:lvlText w:val="o"/>
+      <w:lvlJc w:val="left"/>
+      <w:pPr>
+        <w:ind w:left="3600" w:hanging="360"/>
+      </w:pPr>
+      <w:rPr>
+        <w:rFonts w:ascii="Courier New" w:hAnsi="Courier New" w:cs="Courier New" w:hint="default"/>
+      </w:rPr>
+    </w:lvl>
+    <w:lvl w:ilvl="5">
+      <w:numFmt w:val="bullet"/>
+      <w:lvlText w:val=""/>
+      <w:lvlJc w:val="left"/>
+      <w:pPr>
+        <w:ind w:left="4320" w:hanging="360"/>
+      </w:pPr>
+      <w:rPr>
+        <w:rFonts w:ascii="Wingdings" w:hAnsi="Wingdings" w:cs="Wingdings" w:hint="default"/>
+      </w:rPr>
+    </w:lvl>
+    <w:lvl w:ilvl="6">
+      <w:numFmt w:val="bullet"/>
+      <w:lvlText w:val=""/>
+      <w:lvlJc w:val="left"/>
+      <w:pPr>
+        <w:ind w:left="5040" w:hanging="360"/>
+      </w:pPr>
+      <w:rPr>
+        <w:rFonts w:ascii="Symbol" w:hAnsi="Symbol" w:cs="Symbol" w:hint="default"/>
+      </w:rPr>
+    </w:lvl>
+    <w:lvl w:ilvl="7">
+      <w:numFmt w:val="bullet"/>
+      <w:lvlText w:val="o"/>
+      <w:lvlJc w:val="left"/>
+      <w:pPr>
+        <w:ind w:left="5760" w:hanging="360"/>
+      </w:pPr>
+      <w:rPr>
+        <w:rFonts w:ascii="Courier New" w:hAnsi="Courier New" w:cs="Courier New" w:hint="default"/>
+      </w:rPr>
+    </w:lvl>
+    <w:lvl w:ilvl="8">
+      <w:numFmt w:val="bullet"/>
+      <w:lvlText w:val=""/>
+      <w:lvlJc w:val="left"/>
+      <w:pPr>
+        <w:ind w:left="6480" w:hanging="360"/>
+      </w:pPr>
+      <w:rPr>
+        <w:rFonts w:ascii="Wingdings" w:hAnsi="Wingdings" w:cs="Wingdings" w:hint="default"/>
+      </w:rPr>
+    </w:lvl>
+  </w:abstractNum>
   <w:num w:numId="1" w16cid:durableId="898707020">
-    <w:abstractNumId w:val="9"/>
+    <w:abstractNumId w:val="8"/>
   </w:num>
   <w:num w:numId="2" w16cid:durableId="1770389669">
-    <w:abstractNumId w:val="24"/>
+    <w:abstractNumId w:val="23"/>
   </w:num>
   <w:num w:numId="3" w16cid:durableId="440416075">
-    <w:abstractNumId w:val="32"/>
+    <w:abstractNumId w:val="31"/>
   </w:num>
   <w:num w:numId="4" w16cid:durableId="832531979">
-    <w:abstractNumId w:val="13"/>
+    <w:abstractNumId w:val="12"/>
   </w:num>
   <w:num w:numId="5" w16cid:durableId="1616206315">
-    <w:abstractNumId w:val="29"/>
+    <w:abstractNumId w:val="28"/>
   </w:num>
   <w:num w:numId="6" w16cid:durableId="241379521">
-    <w:abstractNumId w:val="18"/>
+    <w:abstractNumId w:val="17"/>
   </w:num>
   <w:num w:numId="7" w16cid:durableId="1009064325">
-    <w:abstractNumId w:val="6"/>
+    <w:abstractNumId w:val="5"/>
   </w:num>
   <w:num w:numId="8" w16cid:durableId="1343166565">
     <w:abstractNumId w:val="1"/>
@@ -12763,13 +11722,13 @@
     </w:lvlOverride>
   </w:num>
   <w:num w:numId="9" w16cid:durableId="1985620233">
-    <w:abstractNumId w:val="39"/>
+    <w:abstractNumId w:val="38"/>
   </w:num>
   <w:num w:numId="10" w16cid:durableId="1193109343">
-    <w:abstractNumId w:val="10"/>
+    <w:abstractNumId w:val="9"/>
   </w:num>
   <w:num w:numId="11" w16cid:durableId="182060031">
-    <w:abstractNumId w:val="30"/>
+    <w:abstractNumId w:val="29"/>
     <w:lvlOverride w:ilvl="0">
       <w:lvl w:ilvl="0">
         <w:start w:val="1"/>
@@ -12791,7 +11750,7 @@
     </w:lvlOverride>
   </w:num>
   <w:num w:numId="12" w16cid:durableId="1357583848">
-    <w:abstractNumId w:val="16"/>
+    <w:abstractNumId w:val="15"/>
     <w:lvlOverride w:ilvl="0">
       <w:lvl w:ilvl="0">
         <w:start w:val="1"/>
@@ -13054,10 +12013,10 @@
     </w:lvlOverride>
   </w:num>
   <w:num w:numId="13" w16cid:durableId="859322964">
-    <w:abstractNumId w:val="12"/>
+    <w:abstractNumId w:val="11"/>
   </w:num>
   <w:num w:numId="14" w16cid:durableId="715281109">
-    <w:abstractNumId w:val="4"/>
+    <w:abstractNumId w:val="3"/>
     <w:lvlOverride w:ilvl="0">
       <w:startOverride w:val="1"/>
     </w:lvlOverride>
@@ -13087,37 +12046,37 @@
     </w:lvlOverride>
   </w:num>
   <w:num w:numId="15" w16cid:durableId="593130490">
-    <w:abstractNumId w:val="17"/>
+    <w:abstractNumId w:val="16"/>
   </w:num>
   <w:num w:numId="16" w16cid:durableId="2018262411">
     <w:abstractNumId w:val="0"/>
   </w:num>
   <w:num w:numId="17" w16cid:durableId="631207072">
-    <w:abstractNumId w:val="11"/>
+    <w:abstractNumId w:val="10"/>
   </w:num>
   <w:num w:numId="18" w16cid:durableId="1030764800">
-    <w:abstractNumId w:val="5"/>
+    <w:abstractNumId w:val="4"/>
   </w:num>
   <w:num w:numId="19" w16cid:durableId="1720126100">
+    <w:abstractNumId w:val="19"/>
+  </w:num>
+  <w:num w:numId="20" w16cid:durableId="737676300">
     <w:abstractNumId w:val="20"/>
   </w:num>
-  <w:num w:numId="20" w16cid:durableId="737676300">
-    <w:abstractNumId w:val="21"/>
+  <w:num w:numId="21" w16cid:durableId="1799834727">
+    <w:abstractNumId w:val="32"/>
   </w:num>
-  <w:num w:numId="21" w16cid:durableId="1799834727">
+  <w:num w:numId="22" w16cid:durableId="613056206">
     <w:abstractNumId w:val="33"/>
   </w:num>
-  <w:num w:numId="22" w16cid:durableId="613056206">
-    <w:abstractNumId w:val="34"/>
-  </w:num>
   <w:num w:numId="23" w16cid:durableId="1713378219">
-    <w:abstractNumId w:val="16"/>
+    <w:abstractNumId w:val="15"/>
   </w:num>
   <w:num w:numId="24" w16cid:durableId="146166759">
-    <w:abstractNumId w:val="30"/>
+    <w:abstractNumId w:val="29"/>
   </w:num>
   <w:num w:numId="25" w16cid:durableId="902376188">
-    <w:abstractNumId w:val="18"/>
+    <w:abstractNumId w:val="17"/>
     <w:lvlOverride w:ilvl="0">
       <w:startOverride w:val="1"/>
     </w:lvlOverride>
@@ -13147,7 +12106,7 @@
     </w:lvlOverride>
   </w:num>
   <w:num w:numId="26" w16cid:durableId="920215584">
-    <w:abstractNumId w:val="18"/>
+    <w:abstractNumId w:val="17"/>
     <w:lvlOverride w:ilvl="0">
       <w:startOverride w:val="2"/>
     </w:lvlOverride>
@@ -13177,64 +12136,64 @@
     </w:lvlOverride>
   </w:num>
   <w:num w:numId="27" w16cid:durableId="2141142806">
-    <w:abstractNumId w:val="25"/>
+    <w:abstractNumId w:val="24"/>
   </w:num>
   <w:num w:numId="28" w16cid:durableId="124858556">
-    <w:abstractNumId w:val="7"/>
+    <w:abstractNumId w:val="6"/>
   </w:num>
   <w:num w:numId="29" w16cid:durableId="1223638431">
-    <w:abstractNumId w:val="28"/>
+    <w:abstractNumId w:val="27"/>
   </w:num>
   <w:num w:numId="30" w16cid:durableId="824785319">
-    <w:abstractNumId w:val="35"/>
+    <w:abstractNumId w:val="34"/>
   </w:num>
   <w:num w:numId="31" w16cid:durableId="75783541">
-    <w:abstractNumId w:val="23"/>
+    <w:abstractNumId w:val="22"/>
   </w:num>
   <w:num w:numId="32" w16cid:durableId="1494029657">
     <w:abstractNumId w:val="2"/>
   </w:num>
   <w:num w:numId="33" w16cid:durableId="444814678">
-    <w:abstractNumId w:val="8"/>
+    <w:abstractNumId w:val="7"/>
   </w:num>
   <w:num w:numId="34" w16cid:durableId="1543862904">
-    <w:abstractNumId w:val="27"/>
+    <w:abstractNumId w:val="26"/>
   </w:num>
   <w:num w:numId="35" w16cid:durableId="1560436928">
-    <w:abstractNumId w:val="40"/>
+    <w:abstractNumId w:val="39"/>
   </w:num>
   <w:num w:numId="36" w16cid:durableId="2082675221">
-    <w:abstractNumId w:val="31"/>
+    <w:abstractNumId w:val="30"/>
   </w:num>
   <w:num w:numId="37" w16cid:durableId="1160149076">
-    <w:abstractNumId w:val="26"/>
+    <w:abstractNumId w:val="25"/>
   </w:num>
   <w:num w:numId="38" w16cid:durableId="240452958">
-    <w:abstractNumId w:val="37"/>
+    <w:abstractNumId w:val="36"/>
   </w:num>
   <w:num w:numId="39" w16cid:durableId="689185366">
-    <w:abstractNumId w:val="36"/>
+    <w:abstractNumId w:val="35"/>
   </w:num>
   <w:num w:numId="40" w16cid:durableId="319189690">
     <w:abstractNumId w:val="1"/>
   </w:num>
   <w:num w:numId="41" w16cid:durableId="1968314173">
-    <w:abstractNumId w:val="22"/>
+    <w:abstractNumId w:val="21"/>
   </w:num>
   <w:num w:numId="42" w16cid:durableId="2070573373">
-    <w:abstractNumId w:val="19"/>
+    <w:abstractNumId w:val="18"/>
   </w:num>
   <w:num w:numId="43" w16cid:durableId="1041445229">
-    <w:abstractNumId w:val="38"/>
+    <w:abstractNumId w:val="37"/>
   </w:num>
   <w:num w:numId="44" w16cid:durableId="1172139746">
-    <w:abstractNumId w:val="15"/>
+    <w:abstractNumId w:val="14"/>
   </w:num>
-  <w:num w:numId="45" w16cid:durableId="706296476">
-    <w:abstractNumId w:val="3"/>
+  <w:num w:numId="46">
+    <w:abstractNumId w:val="40"/>
   </w:num>
-  <w:num w:numId="46" w16cid:durableId="2061784379">
-    <w:abstractNumId w:val="14"/>
+  <w:num w:numId="45" w16cid:durableId="2061784379">
+    <w:abstractNumId w:val="13"/>
   </w:num>
   <w:numIdMacAtCleanup w:val="22"/>
 </w:numbering>

--- a/SET_210.05-0/protocol_SET_210.05-0.docx
+++ b/SET_210.05-0/protocol_SET_210.05-0.docx
@@ -805,22 +805,22 @@
         <w:tblLook w:val="0000" w:firstRow="0" w:lastRow="0" w:firstColumn="0" w:lastColumn="0" w:noHBand="0" w:noVBand="0"/>
       </w:tblPr>
       <w:tblGrid>
-        <w:gridCol w:w="1205"/>
-        <w:gridCol w:w="694"/>
-        <w:gridCol w:w="571"/>
-        <w:gridCol w:w="573"/>
-        <w:gridCol w:w="573"/>
-        <w:gridCol w:w="572"/>
-        <w:gridCol w:w="572"/>
-        <w:gridCol w:w="572"/>
-        <w:gridCol w:w="572"/>
-        <w:gridCol w:w="570"/>
-        <w:gridCol w:w="572"/>
-        <w:gridCol w:w="572"/>
-        <w:gridCol w:w="572"/>
-        <w:gridCol w:w="572"/>
-        <w:gridCol w:w="572"/>
-        <w:gridCol w:w="568"/>
+        <w:gridCol w:w="1000"/>
+        <w:gridCol w:w="746"/>
+        <w:gridCol w:w="556"/>
+        <w:gridCol w:w="555"/>
+        <w:gridCol w:w="555"/>
+        <w:gridCol w:w="555"/>
+        <w:gridCol w:w="555"/>
+        <w:gridCol w:w="555"/>
+        <w:gridCol w:w="555"/>
+        <w:gridCol w:w="610"/>
+        <w:gridCol w:w="610"/>
+        <w:gridCol w:w="610"/>
+        <w:gridCol w:w="610"/>
+        <w:gridCol w:w="610"/>
+        <w:gridCol w:w="610"/>
+        <w:gridCol w:w="610"/>
       </w:tblGrid>
       <w:tr>
         <w:trPr>
@@ -6217,7 +6217,7 @@
         <w:pStyle w:val="affff3"/>
       </w:pPr>
       <w:r>
-        <w:t xml:space="preserve">На рисунке 1.1 показана схема подключения аналоговых цепей от испытательной установки для проверки функции РЗА.</w:t>
+        <w:t xml:space="preserve">Определение величин срабатывания и возврата реле тока и напряжения выполняется путем плавного изменения соответствующей величины тока или напряжения, а поиск времени срабатывания и возврата – путем изменения соответствующей величины скачком от нуля до значения удвоенной величины срабатывания и сброса этого значения до нуля.</w:t>
       </w:r>
     </w:p>
     <w:bookmarkEnd w:id="18"/>
@@ -11592,7 +11592,7 @@
     </w:lvl>
   </w:abstractNum>
   <w:abstractNum w:abstractNumId="40">
-    <w:nsid w:val="044FC790"/>
+    <w:nsid w:val="02931352"/>
     <w:multiLevelType w:val="multilevel"/>
     <w:lvl w:ilvl="0">
       <w:numFmt w:val="bullet"/>
@@ -12597,9 +12597,10 @@
   <w:style w:type="paragraph" w:default="1" w:styleId="af">
     <w:name w:val="Normal"/>
     <w:qFormat/>
-    <w:rsid w:val="00C350EF"/>
+    <w:rsid w:val="0010443C"/>
     <w:pPr>
       <w:spacing w:before="120" w:after="120"/>
+      <w:ind w:firstLine="709"/>
     </w:pPr>
     <w:rPr>
       <w:rFonts w:ascii="Arial Narrow" w:eastAsia="Times New Roman" w:hAnsi="Arial Narrow" w:cs="Times New Roman"/>
@@ -14556,7 +14557,6 @@
       <w:pageBreakBefore/>
       <w:suppressAutoHyphens/>
       <w:spacing w:after="240" w:line="240" w:lineRule="auto"/>
-      <w:ind w:firstLine="709"/>
       <w:contextualSpacing/>
       <w:outlineLvl w:val="0"/>
     </w:pPr>
@@ -14579,7 +14579,6 @@
       <w:pageBreakBefore/>
       <w:suppressAutoHyphens/>
       <w:spacing w:after="240" w:line="240" w:lineRule="auto"/>
-      <w:ind w:firstLine="709"/>
       <w:contextualSpacing/>
     </w:pPr>
     <w:rPr>
@@ -15666,7 +15665,6 @@
       <w:suppressAutoHyphens/>
       <w:snapToGrid w:val="0"/>
       <w:spacing w:before="360" w:line="240" w:lineRule="auto"/>
-      <w:ind w:firstLine="709"/>
       <w:jc w:val="both"/>
       <w:outlineLvl w:val="1"/>
     </w:pPr>
@@ -15688,7 +15686,6 @@
       <w:pageBreakBefore/>
       <w:suppressAutoHyphens/>
       <w:spacing w:before="240" w:line="240" w:lineRule="auto"/>
-      <w:ind w:firstLine="709"/>
       <w:jc w:val="both"/>
       <w:outlineLvl w:val="0"/>
     </w:pPr>
@@ -15709,7 +15706,6 @@
     <w:pPr>
       <w:suppressAutoHyphens/>
       <w:spacing w:before="60" w:after="60" w:line="240" w:lineRule="auto"/>
-      <w:ind w:firstLine="709"/>
       <w:jc w:val="both"/>
       <w:outlineLvl w:val="2"/>
     </w:pPr>
@@ -15729,7 +15725,6 @@
       <w:suppressAutoHyphens/>
       <w:snapToGrid w:val="0"/>
       <w:spacing w:before="60" w:after="60" w:line="240" w:lineRule="auto"/>
-      <w:ind w:firstLine="709"/>
       <w:jc w:val="both"/>
     </w:pPr>
     <w:rPr>
@@ -15837,7 +15832,6 @@
     <w:rsid w:val="00D76C1B"/>
     <w:pPr>
       <w:spacing w:line="360" w:lineRule="auto"/>
-      <w:ind w:firstLine="709"/>
       <w:jc w:val="both"/>
     </w:pPr>
     <w:rPr>
@@ -16081,7 +16075,6 @@
     <w:semiHidden/>
     <w:rsid w:val="00D76C1B"/>
     <w:pPr>
-      <w:ind w:firstLine="709"/>
       <w:jc w:val="both"/>
     </w:pPr>
     <w:rPr>
@@ -16313,7 +16306,6 @@
     <w:pPr>
       <w:suppressAutoHyphens/>
       <w:spacing w:line="360" w:lineRule="auto"/>
-      <w:ind w:firstLine="709"/>
       <w:contextualSpacing/>
       <w:jc w:val="both"/>
       <w:outlineLvl w:val="2"/>

--- a/SET_210.05-0/protocol_SET_210.05-0.docx
+++ b/SET_210.05-0/protocol_SET_210.05-0.docx
@@ -805,22 +805,22 @@
         <w:tblLook w:val="0000" w:firstRow="0" w:lastRow="0" w:firstColumn="0" w:lastColumn="0" w:noHBand="0" w:noVBand="0"/>
       </w:tblPr>
       <w:tblGrid>
-        <w:gridCol w:w="1000"/>
-        <w:gridCol w:w="746"/>
-        <w:gridCol w:w="556"/>
-        <w:gridCol w:w="555"/>
-        <w:gridCol w:w="555"/>
-        <w:gridCol w:w="555"/>
-        <w:gridCol w:w="555"/>
-        <w:gridCol w:w="555"/>
-        <w:gridCol w:w="555"/>
-        <w:gridCol w:w="610"/>
-        <w:gridCol w:w="610"/>
-        <w:gridCol w:w="610"/>
-        <w:gridCol w:w="610"/>
-        <w:gridCol w:w="610"/>
-        <w:gridCol w:w="610"/>
-        <w:gridCol w:w="610"/>
+        <w:gridCol w:w="1205"/>
+        <w:gridCol w:w="694"/>
+        <w:gridCol w:w="571"/>
+        <w:gridCol w:w="573"/>
+        <w:gridCol w:w="573"/>
+        <w:gridCol w:w="572"/>
+        <w:gridCol w:w="572"/>
+        <w:gridCol w:w="572"/>
+        <w:gridCol w:w="572"/>
+        <w:gridCol w:w="570"/>
+        <w:gridCol w:w="572"/>
+        <w:gridCol w:w="572"/>
+        <w:gridCol w:w="572"/>
+        <w:gridCol w:w="572"/>
+        <w:gridCol w:w="572"/>
+        <w:gridCol w:w="568"/>
       </w:tblGrid>
       <w:tr>
         <w:trPr>
@@ -3996,7 +3996,7 @@
     </w:p>
     <w:p>
       <w:pPr>
-        <w:pStyle w:val="17"/>
+        <w:pStyle w:val="13"/>
       </w:pPr>
       <w:r>
         <w:rPr>
@@ -4078,518 +4078,10 @@
         </w:rPr>
       </w:pPr>
     </w:p>
-    <w:p>
-      <w:pPr>
-        <w:pStyle w:val="TAGS"/>
-        <w:rPr>
-          <w:color w:val="1E4973"/>
-        </w:rPr>
-      </w:pPr>
-    </w:p>
-    <w:p>
-      <w:pPr>
-        <w:pStyle w:val="TAGS"/>
-        <w:rPr>
-          <w:color w:val="1E4973"/>
-        </w:rPr>
-      </w:pPr>
-    </w:p>
-    <w:p>
-      <w:pPr>
-        <w:pStyle w:val="TAGS"/>
-        <w:rPr>
-          <w:color w:val="1E4973"/>
-        </w:rPr>
-      </w:pPr>
-    </w:p>
-    <w:p>
-      <w:pPr>
-        <w:pStyle w:val="TAGS"/>
-        <w:rPr>
-          <w:color w:val="1E4973"/>
-        </w:rPr>
-      </w:pPr>
-    </w:p>
-    <w:p>
-      <w:pPr>
-        <w:pStyle w:val="TAGS"/>
-        <w:rPr>
-          <w:color w:val="1E4973"/>
-        </w:rPr>
-      </w:pPr>
-    </w:p>
-    <w:p>
-      <w:pPr>
-        <w:pStyle w:val="TAGS"/>
-        <w:rPr>
-          <w:color w:val="1E4973"/>
-        </w:rPr>
-      </w:pPr>
-    </w:p>
-    <w:p>
-      <w:pPr>
-        <w:pStyle w:val="TAGS"/>
-        <w:rPr>
-          <w:color w:val="1E4973"/>
-        </w:rPr>
-      </w:pPr>
-    </w:p>
-    <w:p>
-      <w:pPr>
-        <w:pStyle w:val="TAGS"/>
-        <w:rPr>
-          <w:color w:val="1E4973"/>
-        </w:rPr>
-      </w:pPr>
-    </w:p>
-    <w:p>
-      <w:pPr>
-        <w:pStyle w:val="TAGS"/>
-        <w:rPr>
-          <w:color w:val="1E4973"/>
-        </w:rPr>
-      </w:pPr>
-    </w:p>
-    <w:p>
-      <w:pPr>
-        <w:pStyle w:val="TAGS"/>
-        <w:rPr>
-          <w:color w:val="1E4973"/>
-        </w:rPr>
-      </w:pPr>
-    </w:p>
-    <w:p>
-      <w:pPr>
-        <w:pStyle w:val="TAGS"/>
-        <w:rPr>
-          <w:color w:val="1E4973"/>
-        </w:rPr>
-      </w:pPr>
-    </w:p>
-    <w:p>
-      <w:pPr>
-        <w:pStyle w:val="TAGS"/>
-        <w:rPr>
-          <w:color w:val="1E4973"/>
-        </w:rPr>
-      </w:pPr>
-    </w:p>
-    <w:p>
-      <w:pPr>
-        <w:pStyle w:val="TAGS"/>
-        <w:rPr>
-          <w:color w:val="1E4973"/>
-        </w:rPr>
-      </w:pPr>
-    </w:p>
-    <w:p>
-      <w:pPr>
-        <w:pStyle w:val="TAGS"/>
-        <w:rPr>
-          <w:color w:val="1E4973"/>
-        </w:rPr>
-      </w:pPr>
-    </w:p>
-    <w:p>
-      <w:pPr>
-        <w:pStyle w:val="TAGS"/>
-        <w:rPr>
-          <w:color w:val="1E4973"/>
-        </w:rPr>
-      </w:pPr>
-    </w:p>
-    <w:p>
-      <w:pPr>
-        <w:pStyle w:val="TAGS"/>
-        <w:rPr>
-          <w:color w:val="1E4973"/>
-        </w:rPr>
-      </w:pPr>
-    </w:p>
-    <w:p>
-      <w:pPr>
-        <w:pStyle w:val="TAGS"/>
-        <w:rPr>
-          <w:color w:val="1E4973"/>
-        </w:rPr>
-      </w:pPr>
-    </w:p>
-    <w:p>
-      <w:pPr>
-        <w:pStyle w:val="TAGS"/>
-        <w:rPr>
-          <w:color w:val="1E4973"/>
-        </w:rPr>
-      </w:pPr>
-    </w:p>
-    <w:p>
-      <w:pPr>
-        <w:pStyle w:val="TAGS"/>
-        <w:rPr>
-          <w:color w:val="1E4973"/>
-        </w:rPr>
-      </w:pPr>
-    </w:p>
-    <w:p>
-      <w:pPr>
-        <w:pStyle w:val="TAGS"/>
-        <w:rPr>
-          <w:color w:val="1E4973"/>
-        </w:rPr>
-      </w:pPr>
-    </w:p>
-    <w:p>
-      <w:pPr>
-        <w:pStyle w:val="TAGS"/>
-        <w:rPr>
-          <w:color w:val="1E4973"/>
-        </w:rPr>
-      </w:pPr>
-    </w:p>
-    <w:p>
-      <w:pPr>
-        <w:pStyle w:val="TAGS"/>
-        <w:rPr>
-          <w:color w:val="1E4973"/>
-        </w:rPr>
-      </w:pPr>
-    </w:p>
-    <w:p>
-      <w:pPr>
-        <w:pStyle w:val="TAGS"/>
-        <w:rPr>
-          <w:color w:val="1E4973"/>
-        </w:rPr>
-      </w:pPr>
-    </w:p>
-    <w:p>
-      <w:pPr>
-        <w:pStyle w:val="TAGS"/>
-        <w:rPr>
-          <w:color w:val="1E4973"/>
-        </w:rPr>
-      </w:pPr>
-    </w:p>
-    <w:p>
-      <w:pPr>
-        <w:pStyle w:val="TAGS"/>
-        <w:rPr>
-          <w:color w:val="1E4973"/>
-        </w:rPr>
-      </w:pPr>
-    </w:p>
-    <w:p>
-      <w:pPr>
-        <w:pStyle w:val="TAGS"/>
-        <w:rPr>
-          <w:color w:val="1E4973"/>
-        </w:rPr>
-      </w:pPr>
-    </w:p>
-    <w:p>
-      <w:pPr>
-        <w:pStyle w:val="TAGS"/>
-        <w:rPr>
-          <w:color w:val="1E4973"/>
-        </w:rPr>
-      </w:pPr>
-    </w:p>
-    <w:p>
-      <w:pPr>
-        <w:pStyle w:val="TAGS"/>
-        <w:rPr>
-          <w:color w:val="1E4973"/>
-        </w:rPr>
-      </w:pPr>
-    </w:p>
-    <w:p>
-      <w:pPr>
-        <w:pStyle w:val="TAGS"/>
-        <w:rPr>
-          <w:color w:val="1E4973"/>
-        </w:rPr>
-      </w:pPr>
-    </w:p>
-    <w:p>
-      <w:pPr>
-        <w:pStyle w:val="TAGS"/>
-        <w:rPr>
-          <w:color w:val="1E4973"/>
-        </w:rPr>
-      </w:pPr>
-    </w:p>
-    <w:p>
-      <w:pPr>
-        <w:pStyle w:val="TAGS"/>
-        <w:rPr>
-          <w:color w:val="1E4973"/>
-        </w:rPr>
-      </w:pPr>
-    </w:p>
-    <w:p>
-      <w:pPr>
-        <w:pStyle w:val="TAGS"/>
-        <w:rPr>
-          <w:color w:val="1E4973"/>
-        </w:rPr>
-      </w:pPr>
-    </w:p>
-    <w:p>
-      <w:pPr>
-        <w:pStyle w:val="TAGS"/>
-        <w:rPr>
-          <w:color w:val="1E4973"/>
-        </w:rPr>
-      </w:pPr>
-    </w:p>
-    <w:p>
-      <w:pPr>
-        <w:pStyle w:val="TAGS"/>
-        <w:rPr>
-          <w:color w:val="1E4973"/>
-        </w:rPr>
-      </w:pPr>
-    </w:p>
-    <w:p>
-      <w:pPr>
-        <w:pStyle w:val="TAGS"/>
-        <w:rPr>
-          <w:color w:val="1E4973"/>
-        </w:rPr>
-      </w:pPr>
-    </w:p>
-    <w:p>
-      <w:pPr>
-        <w:pStyle w:val="TAGS"/>
-        <w:rPr>
-          <w:color w:val="1E4973"/>
-        </w:rPr>
-      </w:pPr>
-    </w:p>
-    <w:p>
-      <w:pPr>
-        <w:pStyle w:val="TAGS"/>
-        <w:rPr>
-          <w:color w:val="1E4973"/>
-        </w:rPr>
-      </w:pPr>
-    </w:p>
-    <w:p>
-      <w:pPr>
-        <w:pStyle w:val="TAGS"/>
-        <w:rPr>
-          <w:color w:val="1E4973"/>
-        </w:rPr>
-      </w:pPr>
-    </w:p>
-    <w:p>
-      <w:pPr>
-        <w:pStyle w:val="TAGS"/>
-        <w:rPr>
-          <w:color w:val="1E4973"/>
-        </w:rPr>
-      </w:pPr>
-    </w:p>
-    <w:p>
-      <w:pPr>
-        <w:pStyle w:val="TAGS"/>
-        <w:rPr>
-          <w:color w:val="1E4973"/>
-        </w:rPr>
-      </w:pPr>
-    </w:p>
-    <w:p>
-      <w:pPr>
-        <w:pStyle w:val="TAGS"/>
-        <w:rPr>
-          <w:color w:val="1E4973"/>
-        </w:rPr>
-      </w:pPr>
-    </w:p>
-    <w:p>
-      <w:pPr>
-        <w:pStyle w:val="TAGS"/>
-        <w:rPr>
-          <w:color w:val="1E4973"/>
-        </w:rPr>
-      </w:pPr>
-    </w:p>
-    <w:p>
-      <w:pPr>
-        <w:pStyle w:val="TAGS"/>
-        <w:rPr>
-          <w:color w:val="1E4973"/>
-        </w:rPr>
-      </w:pPr>
-    </w:p>
-    <w:p>
-      <w:pPr>
-        <w:pStyle w:val="TAGS"/>
-        <w:rPr>
-          <w:color w:val="1E4973"/>
-        </w:rPr>
-      </w:pPr>
-    </w:p>
-    <w:p>
-      <w:pPr>
-        <w:pStyle w:val="TAGS"/>
-        <w:rPr>
-          <w:color w:val="1E4973"/>
-        </w:rPr>
-      </w:pPr>
-    </w:p>
-    <w:p>
-      <w:pPr>
-        <w:pStyle w:val="TAGS"/>
-        <w:rPr>
-          <w:color w:val="1E4973"/>
-        </w:rPr>
-      </w:pPr>
-    </w:p>
-    <w:p>
-      <w:pPr>
-        <w:pStyle w:val="TAGS"/>
-        <w:rPr>
-          <w:color w:val="1E4973"/>
-        </w:rPr>
-      </w:pPr>
-    </w:p>
-    <w:p>
-      <w:pPr>
-        <w:pStyle w:val="TAGS"/>
-        <w:rPr>
-          <w:color w:val="1E4973"/>
-        </w:rPr>
-      </w:pPr>
-    </w:p>
-    <w:p>
-      <w:pPr>
-        <w:pStyle w:val="TAGS"/>
-        <w:rPr>
-          <w:color w:val="1E4973"/>
-        </w:rPr>
-      </w:pPr>
-    </w:p>
-    <w:p>
-      <w:pPr>
-        <w:pStyle w:val="TAGS"/>
-        <w:rPr>
-          <w:color w:val="1E4973"/>
-        </w:rPr>
-      </w:pPr>
-    </w:p>
-    <w:p>
-      <w:pPr>
-        <w:pStyle w:val="TAGS"/>
-        <w:rPr>
-          <w:color w:val="1E4973"/>
-        </w:rPr>
-      </w:pPr>
-    </w:p>
-    <w:p>
-      <w:pPr>
-        <w:pStyle w:val="TAGS"/>
-        <w:rPr>
-          <w:color w:val="1E4973"/>
-        </w:rPr>
-      </w:pPr>
-    </w:p>
-    <w:p>
-      <w:pPr>
-        <w:pStyle w:val="TAGS"/>
-        <w:rPr>
-          <w:color w:val="1E4973"/>
-        </w:rPr>
-      </w:pPr>
-    </w:p>
-    <w:p>
-      <w:pPr>
-        <w:pStyle w:val="TAGS"/>
-        <w:rPr>
-          <w:color w:val="1E4973"/>
-        </w:rPr>
-      </w:pPr>
-    </w:p>
-    <w:p>
-      <w:pPr>
-        <w:pStyle w:val="TAGS"/>
-        <w:rPr>
-          <w:color w:val="1E4973"/>
-        </w:rPr>
-      </w:pPr>
-    </w:p>
-    <w:p>
-      <w:pPr>
-        <w:pStyle w:val="TAGS"/>
-        <w:rPr>
-          <w:color w:val="1E4973"/>
-        </w:rPr>
-      </w:pPr>
-    </w:p>
-    <w:p>
-      <w:pPr>
-        <w:pStyle w:val="TAGS"/>
-        <w:rPr>
-          <w:color w:val="1E4973"/>
-        </w:rPr>
-      </w:pPr>
-    </w:p>
-    <w:p>
-      <w:pPr>
-        <w:pStyle w:val="TAGS"/>
-        <w:rPr>
-          <w:color w:val="1E4973"/>
-        </w:rPr>
-      </w:pPr>
-    </w:p>
-    <w:p>
-      <w:pPr>
-        <w:pStyle w:val="TAGS"/>
-        <w:rPr>
-          <w:color w:val="1E4973"/>
-        </w:rPr>
-      </w:pPr>
-    </w:p>
-    <w:p>
-      <w:pPr>
-        <w:pStyle w:val="TAGS"/>
-        <w:rPr>
-          <w:color w:val="1E4973"/>
-        </w:rPr>
-      </w:pPr>
-    </w:p>
-    <w:p>
-      <w:pPr>
-        <w:pStyle w:val="TAGS"/>
-        <w:rPr>
-          <w:color w:val="1E4973"/>
-        </w:rPr>
-      </w:pPr>
-    </w:p>
-    <w:p>
-      <w:pPr>
-        <w:pStyle w:val="TAGS"/>
-        <w:rPr>
-          <w:color w:val="1E4973"/>
-        </w:rPr>
-      </w:pPr>
-    </w:p>
-    <w:p>
-      <w:pPr>
-        <w:pStyle w:val="TAGS"/>
-        <w:rPr>
-          <w:color w:val="1E4973"/>
-        </w:rPr>
-      </w:pPr>
-    </w:p>
-    <w:p>
-      <w:pPr>
-        <w:pStyle w:val="TAGS"/>
-        <w:rPr>
-          <w:color w:val="1E4973"/>
-        </w:rPr>
-      </w:pPr>
-    </w:p>
+    <w:p/>
+    <w:p/>
+    <w:p/>
+    <w:p/>
     <w:p>
       <w:r>
         <w:br w:type="page"/>
@@ -4598,7 +4090,7 @@
     <w:bookmarkStart w:id="0" w:name="X6df0dc407ac9d0d35d77f3b02cf3de2e76409b0"/>
     <w:p>
       <w:pPr>
-        <w:pStyle w:val="13"/>
+        <w:pStyle w:val="14"/>
       </w:pPr>
       <w:r>
         <w:rPr>
@@ -4637,7 +4129,7 @@
     <w:bookmarkStart w:id="1" w:name="основные-технические-данные"/>
     <w:p>
       <w:pPr>
-        <w:pStyle w:val="13"/>
+        <w:pStyle w:val="14"/>
       </w:pPr>
       <w:r>
         <w:rPr>
@@ -5280,7 +4772,7 @@
     <w:bookmarkStart w:id="7" w:name="дополнительные-сведения"/>
     <w:p>
       <w:pPr>
-        <w:pStyle w:val="13"/>
+        <w:pStyle w:val="14"/>
       </w:pPr>
       <w:r>
         <w:rPr>
@@ -5325,7 +4817,7 @@
     <w:bookmarkStart w:id="8" w:name="уставки-и-конфигурация"/>
     <w:p>
       <w:pPr>
-        <w:pStyle w:val="13"/>
+        <w:pStyle w:val="14"/>
       </w:pPr>
       <w:r>
         <w:rPr>
@@ -5376,7 +4868,7 @@
     <w:bookmarkStart w:id="9" w:name="внешний-осмотр"/>
     <w:p>
       <w:pPr>
-        <w:pStyle w:val="13"/>
+        <w:pStyle w:val="14"/>
       </w:pPr>
       <w:r>
         <w:rPr>
@@ -5519,7 +5011,7 @@
     <w:bookmarkStart w:id="10" w:name="X0e50c966c55b2f6f4209c430f930650427220e2"/>
     <w:p>
       <w:pPr>
-        <w:pStyle w:val="13"/>
+        <w:pStyle w:val="14"/>
       </w:pPr>
       <w:r>
         <w:rPr>
@@ -5554,7 +5046,7 @@
     <w:bookmarkStart w:id="11" w:name="проверка-состояния-изоляции"/>
     <w:p>
       <w:pPr>
-        <w:pStyle w:val="13"/>
+        <w:pStyle w:val="14"/>
       </w:pPr>
       <w:r>
         <w:rPr>
@@ -6101,7 +5593,7 @@
     <w:bookmarkStart w:id="16" w:name="X242d87850b64568d08d7180295cac2ddaededb8"/>
     <w:p>
       <w:pPr>
-        <w:pStyle w:val="13"/>
+        <w:pStyle w:val="14"/>
       </w:pPr>
       <w:r>
         <w:rPr>
@@ -6136,7 +5628,7 @@
     <w:bookmarkStart w:id="17" w:name="X85ae948ceebeeb232a023f43459d7364299701d"/>
     <w:p>
       <w:pPr>
-        <w:pStyle w:val="13"/>
+        <w:pStyle w:val="14"/>
       </w:pPr>
       <w:r>
         <w:rPr>
@@ -6171,7 +5663,7 @@
     <w:bookmarkStart w:id="18" w:name="X2db24e8cd41baf97f61299c45d2aa6b0a9f564c"/>
     <w:p>
       <w:pPr>
-        <w:pStyle w:val="13"/>
+        <w:pStyle w:val="14"/>
       </w:pPr>
       <w:r>
         <w:rPr>
@@ -6262,7 +5754,7 @@
         <w:pStyle w:val="FirstParagraph"/>
       </w:pPr>
       <w:r>
-        <w:t xml:space="preserve">Проверка производилась подачей однофазного тока на клеммы шкафа, указанные в таблице. Величина тока плавно увеличивалась до срабатывания реле, а затем плавно уменьшалась до возврата. Допустимая погрешность по току срабатывания – не более 10%, а коэффициент возврата – не менее 0,6.</w:t>
+        <w:t xml:space="preserve">	Проверка производилась подачей однофазного тока на клеммы шкафа, указанные в таблице. Величина тока плавно увеличивалась до срабатывания реле, а затем плавно уменьшалась до возврата. Допустимая погрешность по току срабатывания – не более 10%, а коэффициент возврата – не менее 0,6.</w:t>
       </w:r>
     </w:p>
     <w:bookmarkEnd w:id="19"/>
@@ -6286,7 +5778,183 @@
     </w:p>
     <w:bookmarkEnd w:id="20"/>
     <w:bookmarkEnd w:id="21"/>
+    <w:bookmarkStart w:id="23" w:name="X50709a596ce524124b2400aac6b77f09f09f16c"/>
+    <w:p>
+      <w:pPr>
+        <w:pStyle w:val="22"/>
+      </w:pPr>
+      <w:r>
+        <w:rPr>
+          <w:rStyle w:val="SectionNumber"/>
+        </w:rPr>
+        <w:t xml:space="preserve">10.3</w:t>
+      </w:r>
+      <w:r>
+        <w:tab/>
+      </w:r>
+      <w:r>
+        <w:t xml:space="preserve">Проверка цепей сигнального контакта газового реле</w:t>
+      </w:r>
+    </w:p>
+    <w:bookmarkStart w:id="24" w:name="гз-сигн-1-цепь"/>
+    <w:p>
+      <w:pPr>
+        <w:pStyle w:val="31"/>
+      </w:pPr>
+      <w:r>
+        <w:rPr>
+          <w:rStyle w:val="SectionNumber"/>
+        </w:rPr>
+        <w:t xml:space="preserve">10.3.1</w:t>
+      </w:r>
+      <w:r>
+        <w:tab/>
+      </w:r>
+      <w:r>
+        <w:t xml:space="preserve">ГЗ сигн 1 цепь</w:t>
+      </w:r>
+    </w:p>
+    <w:p>
+      <w:pPr>
+        <w:pStyle w:val="FirstParagraph"/>
+      </w:pPr>
+      <w:r>
+        <w:t xml:space="preserve">Предварительная подготовка:</w:t>
+      </w:r>
+      <w:r>
+        <w:t xml:space="preserve"> </w:t>
+      </w:r>
+      <w:r>
+        <w:t xml:space="preserve">Функция введена в работу (программный переключатель «ГЗ АТ сигн 1 цепь» в положении «Введено»)</w:t>
+      </w:r>
+    </w:p>
+    <w:p>
+      <w:pPr>
+        <w:pStyle w:val="affff3"/>
+      </w:pPr>
+      <w:r>
+        <w:t xml:space="preserve">Проверка:</w:t>
+      </w:r>
+      <w:r>
+        <w:t xml:space="preserve"> </w:t>
+      </w:r>
+      <w:r>
+        <w:t xml:space="preserve">При подаче +220 В на клемму X:79 «Срабатывание сигнальной ступени ГЗ АТ» было проверено, что функция срабатывает при</w:t>
+      </w:r>
+    </w:p>
+    <w:p>
+      <w:pPr>
+        <w:pStyle w:val="affff3"/>
+      </w:pPr>
+      <w:r>
+        <w:t xml:space="preserve">Ожидаемый результат:</w:t>
+      </w:r>
+    </w:p>
+    <w:bookmarkStart w:id="25" w:name="tbl:gzsign_1"/>
+    <w:p>
+      <w:pPr>
+        <w:pStyle w:val="TableCaption"/>
+      </w:pPr>
+      <w:r>
+        <w:t xml:space="preserve">Таблица 10.1. Проверка работы ГЗ сигн 1 цепь</w:t>
+      </w:r>
+    </w:p>
+    <w:tbl>
+      <w:tblPr>
+        <w:tblStyle w:val="Table"/>
+        <w:tblW w:type="pct" w:w="5000"/>
+        <w:tblLayout w:type="fixed"/>
+        <w:tblLook w:firstRow="1" w:lastRow="0" w:firstColumn="0" w:lastColumn="0" w:noHBand="0" w:noVBand="0" w:val="0020"/>
+        <w:tblCaption w:val="Таблица 10.1. Проверка работы ГЗ сигн 1 цепь"/>
+      </w:tblPr>
+      <w:tblGrid>
+        <w:gridCol w:w="3363"/>
+        <w:gridCol w:w="2278"/>
+        <w:gridCol w:w="2278"/>
+      </w:tblGrid>
+      <w:tr>
+        <w:trPr>
+          <w:tblHeader w:val="on"/>
+        </w:trPr>
+        <w:tc>
+          <w:tcPr/>
+          <w:p>
+            <w:pPr>
+              <w:pStyle w:val="Compact"/>
+            </w:pPr>
+            <w:r>
+              <w:t xml:space="preserve">Предварительная подготовка</w:t>
+            </w:r>
+          </w:p>
+        </w:tc>
+        <w:tc>
+          <w:tcPr/>
+          <w:p>
+            <w:pPr>
+              <w:pStyle w:val="Compact"/>
+            </w:pPr>
+            <w:r>
+              <w:t xml:space="preserve">Проверка</w:t>
+            </w:r>
+          </w:p>
+        </w:tc>
+        <w:tc>
+          <w:tcPr/>
+          <w:p>
+            <w:pPr>
+              <w:pStyle w:val="Compact"/>
+            </w:pPr>
+            <w:r>
+              <w:t xml:space="preserve">Ожидаемый результат</w:t>
+            </w:r>
+          </w:p>
+        </w:tc>
+      </w:tr>
+      <w:tr>
+        <w:tc>
+          <w:tcPr/>
+          <w:p>
+            <w:pPr>
+              <w:pStyle w:val="Compact"/>
+            </w:pPr>
+          </w:p>
+        </w:tc>
+        <w:tc>
+          <w:tcPr/>
+          <w:p>
+            <w:pPr>
+              <w:pStyle w:val="Compact"/>
+            </w:pPr>
+          </w:p>
+        </w:tc>
+        <w:tc>
+          <w:tcPr/>
+          <w:p>
+            <w:pPr>
+              <w:pStyle w:val="Compact"/>
+            </w:pPr>
+          </w:p>
+        </w:tc>
+      </w:tr>
+    </w:tbl>
     <w:bookmarkEnd w:id="22"/>
+    <w:p>
+      <w:pPr>
+        <w:pStyle w:val="affff3"/>
+      </w:pPr>
+      <w:r>
+        <w:t xml:space="preserve">Результат проверки:</w:t>
+      </w:r>
+      <w:r>
+        <w:t xml:space="preserve"> </w:t>
+      </w:r>
+      <w:r>
+        <w:t xml:space="preserve">________________________________</w:t>
+      </w:r>
+    </w:p>
+    <w:bookmarkEnd w:id="23"/>
+    <w:bookmarkEnd w:id="24"/>
+    <w:bookmarkEnd w:id="25"/>
     <w:sectPr>
       <w:headerReference w:type="default" r:id="rId14"/>
       <w:footerReference w:type="default" r:id="rId15"/>
@@ -11592,7 +11260,7 @@
     </w:lvl>
   </w:abstractNum>
   <w:abstractNum w:abstractNumId="40">
-    <w:nsid w:val="02931352"/>
+    <w:nsid w:val="00D2E033"/>
     <w:multiLevelType w:val="multilevel"/>
     <w:lvl w:ilvl="0">
       <w:numFmt w:val="bullet"/>
@@ -12596,11 +12264,11 @@
   </w:latentStyles>
   <w:style w:type="paragraph" w:default="1" w:styleId="af">
     <w:name w:val="Normal"/>
+    <w:next w:val="13"/>
     <w:qFormat/>
-    <w:rsid w:val="0010443C"/>
+    <w:rsid w:val="00AE7737"/>
     <w:pPr>
       <w:spacing w:before="120" w:after="120"/>
-      <w:ind w:firstLine="709"/>
     </w:pPr>
     <w:rPr>
       <w:rFonts w:ascii="Arial Narrow" w:eastAsia="Times New Roman" w:hAnsi="Arial Narrow" w:cs="Times New Roman"/>
@@ -12609,11 +12277,11 @@
       <w:lang w:eastAsia="ru-RU"/>
     </w:rPr>
   </w:style>
-  <w:style w:type="paragraph" w:styleId="13">
+  <w:style w:type="paragraph" w:styleId="14">
     <w:name w:val="heading 1"/>
     <w:basedOn w:val="af"/>
     <w:next w:val="af"/>
-    <w:link w:val="14"/>
+    <w:link w:val="15"/>
     <w:uiPriority w:val="9"/>
     <w:unhideWhenUsed/>
     <w:qFormat/>
@@ -12920,7 +12588,7 @@
   <w:style w:type="paragraph" w:customStyle="1" w:styleId="11">
     <w:name w:val="ДОК Заголовок 1"/>
     <w:basedOn w:val="af"/>
-    <w:link w:val="15"/>
+    <w:link w:val="16"/>
     <w:qFormat/>
     <w:rsid w:val="00A92DC4"/>
     <w:pPr>
@@ -12941,7 +12609,7 @@
       <w:lang w:val="en-US"/>
     </w:rPr>
   </w:style>
-  <w:style w:type="character" w:customStyle="1" w:styleId="15">
+  <w:style w:type="character" w:customStyle="1" w:styleId="16">
     <w:name w:val="ДОК Заголовок 1 Знак"/>
     <w:basedOn w:val="af0"/>
     <w:link w:val="11"/>
@@ -13298,10 +12966,10 @@
       </w:tblBorders>
     </w:tblPr>
   </w:style>
-  <w:style w:type="character" w:customStyle="1" w:styleId="14">
+  <w:style w:type="character" w:customStyle="1" w:styleId="15">
     <w:name w:val="Заголовок 1 Знак"/>
     <w:basedOn w:val="af0"/>
-    <w:link w:val="13"/>
+    <w:link w:val="14"/>
     <w:uiPriority w:val="9"/>
     <w:rsid w:val="00663057"/>
     <w:rPr>
@@ -13521,7 +13189,7 @@
       <w:jc w:val="both"/>
     </w:pPr>
   </w:style>
-  <w:style w:type="paragraph" w:styleId="16">
+  <w:style w:type="paragraph" w:styleId="17">
     <w:name w:val="toc 1"/>
     <w:basedOn w:val="11"/>
     <w:next w:val="af"/>
@@ -13553,7 +13221,7 @@
   <w:style w:type="paragraph" w:styleId="25">
     <w:name w:val="toc 2"/>
     <w:basedOn w:val="20"/>
-    <w:next w:val="17"/>
+    <w:next w:val="13"/>
     <w:autoRedefine/>
     <w:uiPriority w:val="39"/>
     <w:qFormat/>
@@ -14254,7 +13922,7 @@
   </w:style>
   <w:style w:type="paragraph" w:styleId="afffff1">
     <w:name w:val="TOC Heading"/>
-    <w:basedOn w:val="13"/>
+    <w:basedOn w:val="14"/>
     <w:next w:val="af"/>
     <w:uiPriority w:val="39"/>
     <w:unhideWhenUsed/>
@@ -16276,7 +15944,6 @@
     <w:qFormat/>
     <w:rsid w:val="00D76C1B"/>
     <w:pPr>
-      <w:ind w:firstLine="0"/>
       <w:outlineLvl w:val="9"/>
     </w:pPr>
   </w:style>
@@ -16379,7 +16046,6 @@
     <w:pPr>
       <w:keepNext w:val="0"/>
       <w:spacing w:after="60"/>
-      <w:ind w:firstLine="0"/>
     </w:pPr>
     <w:rPr>
       <w:sz w:val="24"/>
@@ -16465,12 +16131,12 @@
     <w:name w:val="Table"/>
     <w:basedOn w:val="af1"/>
     <w:uiPriority w:val="46"/>
-    <w:rsid w:val="00BB30D4"/>
+    <w:rsid w:val="00391018"/>
     <w:pPr>
       <w:spacing w:before="60" w:after="0" w:line="240" w:lineRule="auto"/>
     </w:pPr>
     <w:rPr>
-      <w:rFonts w:ascii="Times New Roman" w:hAnsi="Times New Roman"/>
+      <w:rFonts w:ascii="Arial Narrow" w:hAnsi="Arial Narrow"/>
       <w:sz w:val="24"/>
     </w:rPr>
     <w:tblPr>
@@ -16485,6 +16151,13 @@
         <w:insideV w:val="single" w:sz="4" w:space="0" w:color="auto"/>
       </w:tblBorders>
     </w:tblPr>
+    <w:tcPr>
+      <w:tcMar>
+        <w:left w:w="28" w:type="dxa"/>
+        <w:right w:w="28" w:type="dxa"/>
+      </w:tcMar>
+      <w:vAlign w:val="center"/>
+    </w:tcPr>
     <w:tblStylePr w:type="firstRow">
       <w:pPr>
         <w:jc w:val="center"/>
@@ -16497,7 +16170,6 @@
       <w:tblPr/>
       <w:tcPr>
         <w:shd w:val="clear" w:color="auto" w:fill="D9D9D9" w:themeFill="background1" w:themeFillShade="D9"/>
-        <w:vAlign w:val="center"/>
       </w:tcPr>
     </w:tblStylePr>
     <w:tblStylePr w:type="lastRow">
@@ -16517,7 +16189,7 @@
         <w:jc w:val="center"/>
       </w:pPr>
       <w:rPr>
-        <w:b/>
+        <w:b w:val="0"/>
         <w:bCs/>
       </w:rPr>
       <w:tblPr/>
@@ -16527,7 +16199,7 @@
     </w:tblStylePr>
     <w:tblStylePr w:type="lastCol">
       <w:rPr>
-        <w:b/>
+        <w:b w:val="0"/>
         <w:bCs/>
       </w:rPr>
     </w:tblStylePr>
@@ -17635,24 +17307,26 @@
       </w:tcPr>
     </w:tblStylePr>
   </w:style>
-  <w:style w:type="paragraph" w:customStyle="1" w:styleId="17">
+  <w:style w:type="paragraph" w:customStyle="1" w:styleId="13">
     <w:name w:val="Обычный1"/>
+    <w:basedOn w:val="af"/>
+    <w:next w:val="af"/>
     <w:link w:val="1f5"/>
     <w:qFormat/>
-    <w:rsid w:val="00F50577"/>
-    <w:rPr>
-      <w:rFonts w:ascii="Arial Narrow" w:eastAsia="Times New Roman" w:hAnsi="Arial Narrow" w:cs="Times New Roman"/>
+    <w:rsid w:val="00537D18"/>
+    <w:pPr>
+      <w:spacing w:before="0" w:after="0"/>
+      <w:ind w:firstLine="709"/>
+    </w:pPr>
+    <w:rPr>
       <w:snapToGrid w:val="0"/>
-      <w:sz w:val="24"/>
-      <w:szCs w:val="20"/>
-      <w:lang w:eastAsia="ru-RU"/>
     </w:rPr>
   </w:style>
   <w:style w:type="character" w:customStyle="1" w:styleId="1f5">
     <w:name w:val="Обычный1 Знак"/>
     <w:basedOn w:val="af0"/>
-    <w:link w:val="17"/>
-    <w:rsid w:val="00F50577"/>
+    <w:link w:val="13"/>
+    <w:rsid w:val="00537D18"/>
     <w:rPr>
       <w:rFonts w:ascii="Arial Narrow" w:eastAsia="Times New Roman" w:hAnsi="Arial Narrow" w:cs="Times New Roman"/>
       <w:snapToGrid w:val="0"/>

--- a/SET_210.05-0/protocol_SET_210.05-0.docx
+++ b/SET_210.05-0/protocol_SET_210.05-0.docx
@@ -5868,9 +5868,9 @@
         <w:tblCaption w:val="Таблица 10.1. Проверка работы ГЗ сигн 1 цепь"/>
       </w:tblPr>
       <w:tblGrid>
-        <w:gridCol w:w="3363"/>
-        <w:gridCol w:w="2278"/>
-        <w:gridCol w:w="2278"/>
+        <w:gridCol w:w="2640"/>
+        <w:gridCol w:w="2640"/>
+        <w:gridCol w:w="2640"/>
       </w:tblGrid>
       <w:tr>
         <w:trPr>
@@ -5907,6 +5907,64 @@
             <w:r>
               <w:t xml:space="preserve">Ожидаемый результат</w:t>
             </w:r>
+          </w:p>
+        </w:tc>
+      </w:tr>
+      <w:tr>
+        <w:tc>
+          <w:tcPr/>
+          <w:p>
+            <w:pPr>
+              <w:pStyle w:val="Compact"/>
+            </w:pPr>
+            <w:r>
+              <w:t xml:space="preserve">Функция введена в работу (программный переключатель «ГЗ АТ сигн 1 цепь» в положении «Введено»)</w:t>
+            </w:r>
+          </w:p>
+        </w:tc>
+        <w:tc>
+          <w:tcPr/>
+          <w:p>
+            <w:pPr>
+              <w:pStyle w:val="Compact"/>
+            </w:pPr>
+            <w:r>
+              <w:t xml:space="preserve">При подаче +220 В на клемму X:79 «Срабатывание сигнальной ступени ГЗ АТ» было проверено, что функция срабатывает при</w:t>
+            </w:r>
+          </w:p>
+        </w:tc>
+        <w:tc>
+          <w:tcPr/>
+          <w:p>
+            <w:pPr>
+              <w:pStyle w:val="Compact"/>
+            </w:pPr>
+          </w:p>
+        </w:tc>
+      </w:tr>
+      <w:tr>
+        <w:tc>
+          <w:tcPr/>
+          <w:p>
+            <w:pPr>
+              <w:pStyle w:val="Compact"/>
+            </w:pPr>
+          </w:p>
+        </w:tc>
+        <w:tc>
+          <w:tcPr/>
+          <w:p>
+            <w:pPr>
+              <w:pStyle w:val="Compact"/>
+            </w:pPr>
+          </w:p>
+        </w:tc>
+        <w:tc>
+          <w:tcPr/>
+          <w:p>
+            <w:pPr>
+              <w:pStyle w:val="Compact"/>
+            </w:pPr>
           </w:p>
         </w:tc>
       </w:tr>
@@ -11260,7 +11318,7 @@
     </w:lvl>
   </w:abstractNum>
   <w:abstractNum w:abstractNumId="40">
-    <w:nsid w:val="00D2E033"/>
+    <w:nsid w:val="031DBF98"/>
     <w:multiLevelType w:val="multilevel"/>
     <w:lvl w:ilvl="0">
       <w:numFmt w:val="bullet"/>

--- a/SET_210.05-0/protocol_SET_210.05-0.docx
+++ b/SET_210.05-0/protocol_SET_210.05-0.docx
@@ -5,138 +5,73 @@
     <w:p>
       <w:pPr>
         <w:pStyle w:val="afffe"/>
-      </w:pPr>
-    </w:p>
-    <w:p>
-      <w:pPr>
-        <w:pStyle w:val="afffe"/>
-      </w:pPr>
-    </w:p>
-    <w:p>
-      <w:pPr>
-        <w:pStyle w:val="afffe"/>
-      </w:pPr>
-    </w:p>
-    <w:p>
-      <w:pPr>
-        <w:pStyle w:val="afffe"/>
-      </w:pPr>
-    </w:p>
-    <w:p>
-      <w:pPr>
-        <w:pStyle w:val="afffe"/>
-      </w:pPr>
-    </w:p>
-    <w:p>
-      <w:pPr>
-        <w:pStyle w:val="afffe"/>
-      </w:pPr>
-    </w:p>
-    <w:p>
-      <w:pPr>
-        <w:pStyle w:val="afffe"/>
-      </w:pPr>
-    </w:p>
-    <w:p>
-      <w:pPr>
-        <w:pStyle w:val="afffe"/>
-      </w:pPr>
-    </w:p>
-    <w:p>
-      <w:pPr>
-        <w:pStyle w:val="afffe"/>
-      </w:pPr>
-      <w:r>
-        <w:t xml:space="preserve">Шкаф </w:t>
-      </w:r>
-      <w:r>
+        <w:jc w:val="left"/>
         <w:rPr>
           <w:lang w:val="en-US"/>
         </w:rPr>
-        <w:t xml:space="preserve">ШЭТ 210.05-0</w:t>
-      </w:r>
-      <w:r>
-        <w:t>.</w:t>
-      </w:r>
-    </w:p>
-    <w:p>
-      <w:pPr>
-        <w:pStyle w:val="afffe"/>
-      </w:pPr>
-      <w:r>
-        <w:t>Протокол наладки</w:t>
-      </w:r>
-    </w:p>
-    <w:p>
-      <w:pPr>
-        <w:pStyle w:val="af7"/>
-      </w:pPr>
-    </w:p>
-    <w:p>
-      <w:pPr>
-        <w:pStyle w:val="af7"/>
-      </w:pPr>
-    </w:p>
-    <w:p>
-      <w:pPr>
-        <w:pStyle w:val="af7"/>
-      </w:pPr>
-    </w:p>
-    <w:p>
-      <w:pPr>
-        <w:pStyle w:val="af7"/>
-      </w:pPr>
-    </w:p>
-    <w:p>
-      <w:pPr>
-        <w:pStyle w:val="af7"/>
-      </w:pPr>
-    </w:p>
-    <w:p>
-      <w:pPr>
-        <w:pStyle w:val="af7"/>
-      </w:pPr>
-    </w:p>
-    <w:p>
-      <w:pPr>
-        <w:pStyle w:val="af7"/>
-      </w:pPr>
-    </w:p>
-    <w:p>
-      <w:pPr>
-        <w:pStyle w:val="aff3"/>
+      </w:pPr>
+      <w:r>
         <w:rPr>
           <w:lang w:val="en-US"/>
         </w:rPr>
-      </w:pPr>
+        <w:t xml:space="preserve">
+          <w:r>
+            <w:t xml:space="preserve">Комплект основных защит автотрансформатора 220 кВ</w:t>
+          </w:r>
+        </w:t>
+      </w:r>
     </w:p>
     <w:p>
       <w:pPr>
-        <w:pStyle w:val="aff3"/>
+        <w:pStyle w:val="afffe"/>
+        <w:jc w:val="left"/>
         <w:rPr>
           <w:lang w:val="en-US"/>
         </w:rPr>
       </w:pPr>
-    </w:p>
-    <w:p>
-      <w:pPr>
-        <w:pStyle w:val="aff3"/>
+      <w:r>
+        <w:t>Шкаф</w:t>
+      </w:r>
+      <w:r>
         <w:rPr>
           <w:lang w:val="en-US"/>
         </w:rPr>
-      </w:pPr>
-    </w:p>
-    <w:p>
-      <w:pPr>
-        <w:pStyle w:val="aff3"/>
+        <w:t xml:space="preserve"> </w:t>
+      </w:r>
+      <w:r>
+        <w:t>электротехнический</w:t>
+      </w:r>
+      <w:r>
         <w:rPr>
           <w:lang w:val="en-US"/>
         </w:rPr>
-      </w:pPr>
+        <w:t xml:space="preserve"> </w:t>
+      </w:r>
+      <w:r>
+        <w:t>типовой</w:t>
+      </w:r>
     </w:p>
     <w:p>
       <w:pPr>
-        <w:pStyle w:val="aff3"/>
+        <w:pStyle w:val="afffe"/>
+        <w:jc w:val="left"/>
+        <w:rPr>
+          <w:color w:val="365F91" w:themeColor="accent1" w:themeShade="BF"/>
+          <w:lang w:val="en-US"/>
+        </w:rPr>
+      </w:pPr>
+      <w:r>
+        <w:rPr>
+          <w:color w:val="365F91" w:themeColor="accent1" w:themeShade="BF"/>
+          <w:lang w:val="en-US"/>
+        </w:rPr>
+        <w:t xml:space="preserve">ШЭТ 210.05-0-ЮИРЗ</w:t>
+      </w:r>
+    </w:p>
+    <w:p>
+      <w:pPr>
+        <w:pStyle w:val="afffe"/>
+        <w:jc w:val="left"/>
         <w:rPr>
           <w:lang w:val="en-US"/>
         </w:rPr>
@@ -144,32 +79,76 @@
     </w:p>
     <w:p>
       <w:pPr>
+        <w:pStyle w:val="afffe"/>
+        <w:jc w:val="left"/>
         <w:rPr>
           <w:lang w:val="en-US"/>
         </w:rPr>
       </w:pPr>
-    </w:p>
-    <w:p>
-      <w:pPr>
+      <w:r>
+        <w:t>Протокол</w:t>
+      </w:r>
+      <w:r>
         <w:rPr>
           <w:lang w:val="en-US"/>
         </w:rPr>
-      </w:pPr>
+        <w:t xml:space="preserve"> </w:t>
+      </w:r>
+      <w:r>
+        <w:t>наладки</w:t>
+      </w:r>
     </w:p>
-    <w:p/>
+    <w:p>
+      <w:pPr>
+        <w:pStyle w:val="afffe"/>
+        <w:jc w:val="left"/>
+        <w:rPr>
+          <w:color w:val="365F91" w:themeColor="accent1" w:themeShade="BF"/>
+          <w:lang w:val="en-US"/>
+        </w:rPr>
+      </w:pPr>
+      <w:r>
+        <w:rPr>
+          <w:color w:val="365F91" w:themeColor="accent1" w:themeShade="BF"/>
+          <w:lang w:val="en-US"/>
+        </w:rPr>
+        <w:t xml:space="preserve">ЮТКБ.656463.XXX-024 ПН</w:t>
+      </w:r>
+    </w:p>
+    <w:p>
+      <w:pPr>
+        <w:pStyle w:val="afffe"/>
+        <w:jc w:val="left"/>
+        <w:rPr>
+          <w:color w:val="365F91" w:themeColor="accent1" w:themeShade="BF"/>
+          <w:lang w:val="en-US"/>
+        </w:rPr>
+      </w:pPr>
+    </w:p>
+    <w:p>
+      <w:pPr>
+        <w:rPr>
+          <w:lang w:val="en-US"/>
+        </w:rPr>
+      </w:pPr>
+    </w:p>
     <w:p>
       <w:pPr>
         <w:tabs>
           <w:tab w:val="left" w:pos="825"/>
         </w:tabs>
+        <w:rPr>
+          <w:lang w:val="en-US"/>
+        </w:rPr>
         <w:sectPr>
           <w:headerReference w:type="default" r:id="rId8"/>
           <w:footerReference w:type="default" r:id="rId9"/>
           <w:headerReference w:type="first" r:id="rId10"/>
           <w:footerReference w:type="first" r:id="rId11"/>
           <w:pgSz w:w="11907" w:h="16839" w:code="9"/>
-          <w:pgMar w:top="1134" w:right="567" w:bottom="567" w:left="567" w:header="283" w:footer="283" w:gutter="851"/>
+          <w:pgMar w:top="1134" w:right="567" w:bottom="567" w:left="567" w:header="284" w:footer="284" w:gutter="851"/>
           <w:cols w:space="708"/>
+          <w:vAlign w:val="bottom"/>
           <w:titlePg/>
           <w:docGrid w:linePitch="360"/>
         </w:sectPr>
@@ -178,136 +157,26 @@
     <w:p>
       <w:pPr>
         <w:pStyle w:val="afff2"/>
-        <w:ind w:right="282"/>
+        <w:spacing w:line="360" w:lineRule="auto"/>
+        <w:ind w:right="282" w:firstLine="0"/>
         <w:rPr>
           <w:lang w:val="en-US"/>
         </w:rPr>
       </w:pPr>
     </w:p>
-    <w:tbl>
-      <w:tblPr>
-        <w:tblStyle w:val="aff7"/>
-        <w:tblpPr w:leftFromText="180" w:rightFromText="180" w:vertAnchor="text" w:horzAnchor="page" w:tblpX="8070" w:tblpY="42"/>
-        <w:tblW w:w="0" w:type="auto"/>
-        <w:tblBorders>
-          <w:top w:val="none" w:sz="0" w:space="0" w:color="auto"/>
-          <w:left w:val="none" w:sz="0" w:space="0" w:color="auto"/>
-          <w:bottom w:val="none" w:sz="0" w:space="0" w:color="auto"/>
-          <w:right w:val="none" w:sz="0" w:space="0" w:color="auto"/>
-          <w:insideH w:val="none" w:sz="0" w:space="0" w:color="auto"/>
-          <w:insideV w:val="none" w:sz="0" w:space="0" w:color="auto"/>
-        </w:tblBorders>
-        <w:tblLook w:val="04A0" w:firstRow="1" w:lastRow="0" w:firstColumn="1" w:lastColumn="0" w:noHBand="0" w:noVBand="1"/>
-      </w:tblPr>
-      <w:tblGrid>
-        <w:gridCol w:w="1551"/>
-        <w:gridCol w:w="1843"/>
-      </w:tblGrid>
-      <w:tr>
-        <w:trPr>
-          <w:trHeight w:val="558"/>
-        </w:trPr>
-        <w:tc>
-          <w:tcPr>
-            <w:tcW w:w="1413" w:type="dxa"/>
-            <w:vAlign w:val="center"/>
-          </w:tcPr>
-          <w:p>
-            <w:pPr>
-              <w:pStyle w:val="afff2"/>
-              <w:ind w:left="117" w:right="282" w:firstLine="0"/>
-              <w:jc w:val="right"/>
-            </w:pPr>
-            <w:r>
-              <w:t>Редакция</w:t>
-            </w:r>
-            <w:r>
-              <w:rPr>
-                <w:lang w:val="en-US"/>
-              </w:rPr>
-              <w:t>:</w:t>
-            </w:r>
-          </w:p>
-        </w:tc>
-        <w:tc>
-          <w:tcPr>
-            <w:tcW w:w="1843" w:type="dxa"/>
-            <w:vAlign w:val="center"/>
-          </w:tcPr>
-          <w:p>
-            <w:pPr>
-              <w:pStyle w:val="afff2"/>
-              <w:ind w:right="282" w:firstLine="0"/>
-              <w:jc w:val="left"/>
-            </w:pPr>
-            <w:proofErr w:type="gramStart"/>
-            <w:r>
-              <w:rPr>
-                <w:color w:val="A6A6A6" w:themeColor="background1" w:themeShade="A6"/>
-                <w:lang w:val="en-US"/>
-              </w:rPr>
-              <w:t xml:space="preserve">0.1</w:t>
-            </w:r>
-          </w:p>
-        </w:tc>
-      </w:tr>
-      <w:tr>
-        <w:trPr>
-          <w:trHeight w:val="413"/>
-        </w:trPr>
-        <w:tc>
-          <w:tcPr>
-            <w:tcW w:w="1413" w:type="dxa"/>
-            <w:vAlign w:val="center"/>
-          </w:tcPr>
-          <w:p>
-            <w:pPr>
-              <w:pStyle w:val="afff2"/>
-              <w:ind w:left="117" w:right="282" w:firstLine="0"/>
-              <w:jc w:val="right"/>
-            </w:pPr>
-            <w:r>
-              <w:t>Дата</w:t>
-            </w:r>
-            <w:r>
-              <w:rPr>
-                <w:lang w:val="en-US"/>
-              </w:rPr>
-              <w:t>:</w:t>
-            </w:r>
-          </w:p>
-        </w:tc>
-        <w:tc>
-          <w:tcPr>
-            <w:tcW w:w="1843" w:type="dxa"/>
-            <w:vAlign w:val="center"/>
-          </w:tcPr>
-          <w:p>
-            <w:pPr>
-              <w:pStyle w:val="afff2"/>
-              <w:ind w:right="282" w:firstLine="0"/>
-              <w:jc w:val="left"/>
-              <w:rPr>
-                <w:lang w:val="en-US"/>
-              </w:rPr>
-            </w:pPr>
-            <w:proofErr w:type="gramStart"/>
-            <w:r>
-              <w:rPr>
-                <w:color w:val="A6A6A6" w:themeColor="background1" w:themeShade="A6"/>
-                <w:lang w:val="en-US"/>
-              </w:rPr>
-              <w:t xml:space="preserve">15.09.2026</w:t>
-            </w:r>
-          </w:p>
-        </w:tc>
-      </w:tr>
-    </w:tbl>
     <w:p>
       <w:pPr>
         <w:pStyle w:val="afff2"/>
-      </w:pPr>
-      <w:r>
+        <w:spacing w:line="360" w:lineRule="auto"/>
+        <w:ind w:firstLine="0"/>
+        <w:rPr>
+          <w:lang w:val="en-US"/>
+        </w:rPr>
+      </w:pPr>
+      <w:r>
+        <w:rPr>
+          <w:lang w:val="en-US"/>
+        </w:rPr>
         <w:t xml:space="preserve">© </w:t>
       </w:r>
       <w:r>
@@ -346,73 +215,171 @@
       </w:r>
       <w:proofErr w:type="spellEnd"/>
       <w:r>
-        <w:t xml:space="preserve"> Инжиниринг</w:t>
+        <w:rPr>
+          <w:lang w:val="en-US"/>
+        </w:rPr>
+        <w:t xml:space="preserve"> </w:t>
+      </w:r>
+      <w:r>
+        <w:t>Инжиниринг</w:t>
+      </w:r>
+      <w:r>
+        <w:rPr>
+          <w:rStyle w:val="afff3"/>
+          <w:sz w:val="20"/>
+          <w:szCs w:val="16"/>
+        </w:rPr>
+        <w:ptab w:relativeTo="margin" w:alignment="right" w:leader="none"/>
+      </w:r>
+      <w:r>
+        <w:t>Редакция</w:t>
+      </w:r>
+      <w:r>
+        <w:rPr>
+          <w:lang w:val="en-US"/>
+        </w:rPr>
+        <w:t>:</w:t>
+      </w:r>
+      <w:r>
+        <w:rPr>
+          <w:lang w:val="en-US"/>
+        </w:rPr>
+        <w:t xml:space="preserve"> </w:t>
+      </w:r>
+      <w:proofErr w:type="gramStart"/>
+      <w:r>
+        <w:rPr>
+          <w:color w:val="A6A6A6" w:themeColor="background1" w:themeShade="A6"/>
+          <w:lang w:val="en-US"/>
+        </w:rPr>
+        <w:t xml:space="preserve">0.1</w:t>
       </w:r>
     </w:p>
     <w:p>
       <w:pPr>
         <w:pStyle w:val="afff2"/>
-      </w:pPr>
+        <w:spacing w:line="360" w:lineRule="auto"/>
+        <w:ind w:firstLine="0"/>
+      </w:pPr>
+      <w:r>
+        <w:t>Москва</w:t>
+      </w:r>
+      <w:r>
+        <w:rPr>
+          <w:rStyle w:val="afff3"/>
+          <w:sz w:val="20"/>
+          <w:szCs w:val="16"/>
+        </w:rPr>
+        <w:ptab w:relativeTo="margin" w:alignment="right" w:leader="none"/>
+      </w:r>
+      <w:r>
+        <w:t xml:space="preserve">Дата</w:t>
+      </w:r>
+      <w:r>
+        <w:t xml:space="preserve">: </w:t>
+      </w:r>
+      <w:proofErr w:type="gramStart"/>
+      <w:r>
+        <w:rPr>
+          <w:color w:val="A6A6A6" w:themeColor="background1" w:themeShade="A6"/>
+        </w:rPr>
+        <w:t xml:space="preserve">01.10.2026</w:t>
+      </w:r>
     </w:p>
     <w:p>
       <w:pPr>
         <w:pStyle w:val="afff2"/>
-      </w:pPr>
-      <w:r>
-        <w:t>Москва</w:t>
-      </w:r>
+        <w:spacing w:line="360" w:lineRule="auto"/>
+        <w:ind w:firstLine="0"/>
+      </w:pPr>
     </w:p>
     <w:p>
       <w:pPr>
         <w:pStyle w:val="afff2"/>
+        <w:spacing w:line="360" w:lineRule="auto"/>
+        <w:ind w:firstLine="0"/>
       </w:pPr>
     </w:p>
     <w:p>
       <w:pPr>
-        <w:pStyle w:val="afff2"/>
-      </w:pPr>
+        <w:ind w:firstLine="567"/>
+        <w:jc w:val="both"/>
+      </w:pPr>
+      <w:r>
+        <w:t>Данный документ содержит описание методик</w:t>
+      </w:r>
+      <w:r>
+        <w:t>и</w:t>
+      </w:r>
+      <w:r>
+        <w:t>, объе</w:t>
+      </w:r>
+      <w:r>
+        <w:t>м</w:t>
+      </w:r>
+      <w:r>
+        <w:t>а</w:t>
+      </w:r>
+      <w:r>
+        <w:t xml:space="preserve"> провер</w:t>
+      </w:r>
+      <w:r>
+        <w:t>ки</w:t>
+      </w:r>
+      <w:r>
+        <w:t xml:space="preserve">, </w:t>
+      </w:r>
+      <w:r>
+        <w:t xml:space="preserve">порядка проведения пусконаладочных </w:t>
+      </w:r>
+      <w:r>
+        <w:t>работ</w:t>
+      </w:r>
+      <w:r>
+        <w:t xml:space="preserve"> при новом включении и</w:t>
+      </w:r>
+      <w:r>
+        <w:t xml:space="preserve"> </w:t>
+      </w:r>
+      <w:r>
+        <w:t>других видах технического обслуживания</w:t>
+      </w:r>
+      <w:r>
+        <w:t xml:space="preserve"> шкафа электротехнического типового </w:t>
+      </w:r>
+      <w:proofErr w:type="gramStart"/>
+      <w:r>
+        <w:t xml:space="preserve">ШЭТ 210.05-0-ЮИРЗ</w:t>
+      </w:r>
+      <w:r>
+        <w:t xml:space="preserve">, </w:t>
+      </w:r>
+      <w:r>
+        <w:t xml:space="preserve">в состав которого </w:t>
+      </w:r>
+      <w:r>
+        <w:t xml:space="preserve">входит интеллектуальное электронное устройство серии «ЮНИТ-М500»</w:t>
+      </w:r>
+      <w:r>
+        <w:t xml:space="preserve">. </w:t>
+      </w:r>
     </w:p>
     <w:p>
-      <w:r>
-        <w:t xml:space="preserve">Данный документ содержит описание методики, объема и порядка проведения пусконаладочных тестов </w:t>
-      </w:r>
-      <w:r>
-        <w:t>при новом включении и периодическом техническом обслуживании микропроцессорного устройства</w:t>
-      </w:r>
-      <w:r>
-        <w:t xml:space="preserve"> «</w:t>
-      </w:r>
-      <w:r>
-        <w:t>ЮНИТ-М300-ДЗТ2</w:t>
-      </w:r>
-      <w:r>
-        <w:t>», а также включает таблицы с итоговыми показателями тестирования.</w:t>
-      </w:r>
-    </w:p>
-    <w:p>
-      <w:pPr>
-        <w:pStyle w:val="afff2"/>
-      </w:pPr>
-      <w:r>
-        <w:t>Испытуем</w:t>
-      </w:r>
-      <w:r>
-        <w:t>ое оборудование может устанавливаться</w:t>
-      </w:r>
-      <w:r>
-        <w:t xml:space="preserve"> на объекте внутри </w:t>
-      </w:r>
-      <w:r>
-        <w:t>шкафа</w:t>
-      </w:r>
-      <w:r>
-        <w:t>.</w:t>
-      </w:r>
-      <w:r>
-        <w:t xml:space="preserve"> </w:t>
-      </w:r>
-      <w:r>
-        <w:t>Помимо этого, согласно указанной методике, допускается проведение испытаний устройства в лабораторных условиях службы релейной защиты и автоматики путем моделирования рабочих условий объекта посредством подачи внешних сигналов.</w:t>
+      <w:pPr>
+        <w:ind w:firstLine="567"/>
+        <w:jc w:val="both"/>
+      </w:pPr>
+      <w:r>
+        <w:t>Д</w:t>
+      </w:r>
+      <w:r>
+        <w:t xml:space="preserve">опускается проведение испытаний в </w:t>
+      </w:r>
+      <w:r>
+        <w:t>электротехнических лабораториях</w:t>
+      </w:r>
+      <w:r>
+        <w:t xml:space="preserve"> службы релейной защиты и автоматики путем моделирования рабочих условий объекта посредством подачи внешних сигналов.</w:t>
       </w:r>
     </w:p>
     <w:p>
@@ -433,16 +400,32 @@
           <w:ilvl w:val="0"/>
           <w:numId w:val="43"/>
         </w:numPr>
-        <w:ind w:left="851" w:hanging="284"/>
-      </w:pPr>
-      <w:r>
-        <w:t>Руководство по эксплуатации общее. ЮТКБ.656122.609 РЭ «</w:t>
-      </w:r>
-      <w:r>
-        <w:t>Руководство по эксплуатации линейки ЮНИТ-М300</w:t>
-      </w:r>
-      <w:r>
-        <w:t>»;</w:t>
+        <w:tabs>
+          <w:tab w:val="left" w:pos="993"/>
+        </w:tabs>
+        <w:ind w:left="0" w:firstLine="567"/>
+      </w:pPr>
+      <w:r>
+        <w:t xml:space="preserve">Руководство по эксплуатации</w:t>
+      </w:r>
+      <w:r>
+        <w:t xml:space="preserve">. </w:t>
+      </w:r>
+      <w:proofErr w:type="gramStart"/>
+      <w:r>
+        <w:t xml:space="preserve">ЮТКБ.656463.300-024 РЭ</w:t>
+      </w:r>
+      <w:r>
+        <w:t xml:space="preserve"> «</w:t>
+      </w:r>
+      <w:r>
+        <w:t xml:space="preserve">Комплект основных защит автотрансформатора 220 кВ. Шкаф типа ШЭТ 210.05-0-ЮИРЗ</w:t>
+      </w:r>
+      <w:r>
+        <w:t>»</w:t>
+      </w:r>
+      <w:r>
+        <w:t>;</w:t>
       </w:r>
     </w:p>
     <w:p>
@@ -452,22 +435,72 @@
           <w:ilvl w:val="0"/>
           <w:numId w:val="43"/>
         </w:numPr>
-        <w:ind w:left="851" w:hanging="284"/>
+        <w:tabs>
+          <w:tab w:val="left" w:pos="993"/>
+        </w:tabs>
+        <w:ind w:left="0" w:firstLine="567"/>
+      </w:pPr>
+      <w:r>
+        <w:t>Руководство по эксплуатации общее. ЮТКБ.656122.6</w:t>
+      </w:r>
+      <w:r>
+        <w:t>11</w:t>
+      </w:r>
+      <w:r>
+        <w:t xml:space="preserve"> РЭ «</w:t>
+      </w:r>
+      <w:r>
+        <w:t>Устройство защиты и автоматики серии</w:t>
+      </w:r>
+      <w:r>
+        <w:t xml:space="preserve"> </w:t>
+      </w:r>
+      <w:r>
+        <w:t>«</w:t>
+      </w:r>
+      <w:r>
+        <w:t>ЮНИТ-М</w:t>
+      </w:r>
+      <w:r>
+        <w:t>5</w:t>
+      </w:r>
+      <w:r>
+        <w:t>00</w:t>
+      </w:r>
+      <w:r>
+        <w:t xml:space="preserve">»;</w:t>
+      </w:r>
+    </w:p>
+    <w:p>
+      <w:pPr>
+        <w:pStyle w:val="afff2"/>
+        <w:numPr>
+          <w:ilvl w:val="0"/>
+          <w:numId w:val="43"/>
+        </w:numPr>
+        <w:tabs>
+          <w:tab w:val="left" w:pos="993"/>
+        </w:tabs>
+        <w:ind w:left="0" w:firstLine="567"/>
       </w:pPr>
       <w:r>
         <w:t xml:space="preserve">Руководство по эксплуатации. </w:t>
       </w:r>
-      <w:r>
-        <w:t>ЮТКБ.656122.609 РЭ</w:t>
-      </w:r>
-      <w:r>
-        <w:t>6</w:t>
-      </w:r>
-      <w:r>
-        <w:t xml:space="preserve"> </w:t>
-      </w:r>
-      <w:r>
-        <w:t>«Микропроцессорное устройство защиты и автоматики отходящей линии «ЮНИТ-М300-ДЗТ2»;</w:t>
+      <w:proofErr w:type="gramStart"/>
+      <w:r>
+        <w:t xml:space="preserve">ЮТКБ.656122.611-06.02 РЭ</w:t>
+      </w:r>
+      <w:r>
+        <w:t xml:space="preserve"> «</w:t>
+      </w:r>
+      <w:r>
+        <w:t xml:space="preserve">Основная защита автотрансформатора напряжением 220 кВ с функциями УРОВ и АУВ. Устройство типа ЮНИТ-М500-ДЗТ</w:t>
+      </w:r>
+      <w:r>
+        <w:t>»</w:t>
+      </w:r>
+      <w:r>
+        <w:t>;</w:t>
       </w:r>
     </w:p>
     <w:p>
@@ -477,8 +510,11 @@
           <w:ilvl w:val="0"/>
           <w:numId w:val="43"/>
         </w:numPr>
+        <w:tabs>
+          <w:tab w:val="left" w:pos="993"/>
+        </w:tabs>
         <w:spacing w:before="0" w:after="0"/>
-        <w:ind w:left="851" w:hanging="284"/>
+        <w:ind w:left="0" w:firstLine="567"/>
         <w:rPr>
           <w:bCs/>
           <w:szCs w:val="22"/>
@@ -489,7 +525,42 @@
           <w:bCs/>
           <w:szCs w:val="22"/>
         </w:rPr>
-        <w:t>Инструкция эксплуатационная специальная. ЮТКБ.656122.609 ИС «Методические указания по выполнению технического обслуживания»</w:t>
+        <w:t>Инструкция эксплуатационная специальная. Методические указания по выполнению технического обслуживания</w:t>
+      </w:r>
+      <w:r>
+        <w:rPr>
+          <w:bCs/>
+          <w:szCs w:val="22"/>
+        </w:rPr>
+        <w:t xml:space="preserve"> ЮТКБ.656122.6</w:t>
+      </w:r>
+      <w:r>
+        <w:rPr>
+          <w:bCs/>
+          <w:szCs w:val="22"/>
+        </w:rPr>
+        <w:t>11</w:t>
+      </w:r>
+      <w:r>
+        <w:rPr>
+          <w:bCs/>
+          <w:szCs w:val="22"/>
+        </w:rPr>
+        <w:t xml:space="preserve"> ИС «</w:t>
+      </w:r>
+      <w:r>
+        <w:rPr>
+          <w:bCs/>
+          <w:szCs w:val="22"/>
+        </w:rPr>
+        <w:t>Устройство защиты и автоматики серии ЮНИТ-М500</w:t>
+      </w:r>
+      <w:r>
+        <w:rPr>
+          <w:bCs/>
+          <w:szCs w:val="22"/>
+        </w:rPr>
+        <w:t>»</w:t>
       </w:r>
       <w:r>
         <w:rPr>
@@ -501,31 +572,78 @@
     </w:p>
     <w:p>
       <w:pPr>
+        <w:pStyle w:val="afffb"/>
+        <w:numPr>
+          <w:ilvl w:val="0"/>
+          <w:numId w:val="43"/>
+        </w:numPr>
+        <w:tabs>
+          <w:tab w:val="left" w:pos="993"/>
+        </w:tabs>
+        <w:spacing w:before="0" w:after="0"/>
+        <w:ind w:left="0" w:firstLine="567"/>
+        <w:rPr>
+          <w:bCs/>
+          <w:szCs w:val="22"/>
+        </w:rPr>
+      </w:pPr>
+      <w:r>
+        <w:rPr>
+          <w:bCs/>
+          <w:szCs w:val="22"/>
+        </w:rPr>
+        <w:t>Руководство по эксплуатации. ЮТКБ.656132.701 РЭ «Блок интерфейсный ЮНИТ-ИЧМ»;</w:t>
+      </w:r>
+    </w:p>
+    <w:p>
+      <w:pPr>
         <w:pStyle w:val="afff2"/>
         <w:numPr>
           <w:ilvl w:val="0"/>
           <w:numId w:val="43"/>
         </w:numPr>
-        <w:ind w:left="851" w:hanging="284"/>
-      </w:pPr>
-      <w:r>
-        <w:rPr>
-          <w:highlight w:val="yellow"/>
-        </w:rPr>
-        <w:t>RU.37182817.00001.02.34.01</w:t>
-      </w:r>
-      <w:r>
-        <w:t xml:space="preserve"> Р</w:t>
-      </w:r>
-      <w:r>
-        <w:t>П П</w:t>
-      </w:r>
-      <w:r>
-        <w:t xml:space="preserve">рограммное обеспечение мониторинга и параметрирования </w:t>
-      </w:r>
-      <w:r>
-        <w:t>«ЮНИТ-СЕРВИС РЗА».</w:t>
-      </w:r>
+        <w:tabs>
+          <w:tab w:val="left" w:pos="993"/>
+        </w:tabs>
+        <w:ind w:left="0" w:firstLine="567"/>
+      </w:pPr>
+      <w:r>
+        <w:t xml:space="preserve">Руководство пользователя. </w:t>
+      </w:r>
+      <w:r>
+        <w:t xml:space="preserve">RU.37182817.00001.02.34.01 </w:t>
+      </w:r>
+      <w:r>
+        <w:t>«</w:t>
+      </w:r>
+      <w:r>
+        <w:t xml:space="preserve">Программное обеспечение мониторинга и </w:t>
+      </w:r>
+      <w:proofErr w:type="spellStart"/>
+      <w:r>
+        <w:t>параметрирования</w:t>
+      </w:r>
+      <w:proofErr w:type="spellEnd"/>
+      <w:r>
+        <w:t xml:space="preserve"> «ЮНИТ-СЕРВИС</w:t>
+      </w:r>
+      <w:r>
+        <w:t>-</w:t>
+      </w:r>
+      <w:r>
+        <w:t>РЗА»</w:t>
+      </w:r>
+      <w:r>
+        <w:t>»</w:t>
+      </w:r>
+      <w:r>
+        <w:t>.</w:t>
+      </w:r>
+    </w:p>
+    <w:p>
+      <w:pPr>
+        <w:pStyle w:val="afff2"/>
+      </w:pPr>
     </w:p>
     <w:p>
       <w:pPr>
@@ -545,7 +663,10 @@
           <w:ilvl w:val="0"/>
           <w:numId w:val="42"/>
         </w:numPr>
-        <w:ind w:left="851" w:hanging="284"/>
+        <w:tabs>
+          <w:tab w:val="left" w:pos="993"/>
+        </w:tabs>
+        <w:ind w:left="0" w:firstLine="567"/>
       </w:pPr>
       <w:r>
         <w:t>Правила устройства электроустановок. 7-е издание;</w:t>
@@ -558,7 +679,10 @@
           <w:ilvl w:val="0"/>
           <w:numId w:val="42"/>
         </w:numPr>
-        <w:ind w:left="851" w:hanging="284"/>
+        <w:tabs>
+          <w:tab w:val="left" w:pos="993"/>
+        </w:tabs>
+        <w:ind w:left="0" w:firstLine="567"/>
       </w:pPr>
       <w:r>
         <w:t>СТО 34.01-23.1-001-2017 Объем и нормы испытаний электрооборудования. Утвержден распоряжением ПАО «</w:t>
@@ -579,7 +703,10 @@
           <w:ilvl w:val="0"/>
           <w:numId w:val="42"/>
         </w:numPr>
-        <w:ind w:left="851" w:hanging="284"/>
+        <w:tabs>
+          <w:tab w:val="left" w:pos="993"/>
+        </w:tabs>
+        <w:ind w:left="0" w:firstLine="567"/>
       </w:pPr>
       <w:r>
         <w:t>РД 153-34.3-35.613-00</w:t>
@@ -684,7 +811,10 @@
           <w:ilvl w:val="0"/>
           <w:numId w:val="42"/>
         </w:numPr>
-        <w:ind w:left="851" w:hanging="284"/>
+        <w:tabs>
+          <w:tab w:val="left" w:pos="993"/>
+        </w:tabs>
+        <w:ind w:left="0" w:firstLine="567"/>
       </w:pPr>
       <w:r>
         <w:t>Правила технического обслуживания устройств и комплексов релейной защиты и автоматики». Приложение N 1 к приказу Минэнерго России от 13 июля 2020 года N 555.</w:t>
@@ -697,7 +827,10 @@
           <w:ilvl w:val="0"/>
           <w:numId w:val="42"/>
         </w:numPr>
-        <w:ind w:left="851" w:hanging="284"/>
+        <w:tabs>
+          <w:tab w:val="left" w:pos="993"/>
+        </w:tabs>
+        <w:ind w:left="0" w:firstLine="567"/>
       </w:pPr>
       <w:r>
         <w:t>СО 34.35.302-2006 Инструкция по организации и производству работ в устройствах релейной защиты и электроавтоматики элек</w:t>
@@ -719,7 +852,10 @@
           <w:ilvl w:val="0"/>
           <w:numId w:val="42"/>
         </w:numPr>
-        <w:ind w:left="851" w:hanging="284"/>
+        <w:tabs>
+          <w:tab w:val="left" w:pos="993"/>
+        </w:tabs>
+        <w:ind w:left="0" w:firstLine="567"/>
       </w:pPr>
       <w:r>
         <w:t>СТО 56947007-29.120.70.241-2017 Технические требования к микропроцессорным устройствам РЗА (с Изменениями от 11.12.2019)</w:t>
@@ -744,37 +880,16 @@
       <w:pPr>
         <w:pStyle w:val="af7"/>
         <w:spacing w:after="240"/>
-      </w:pPr>
-      <w:r>
-        <w:t>Согласно Правилам технического обслуживания устройств и комплексов релейной защиты и автоматики, утвержденным приказом Минэнерго от 13.07.2020 г. N 555 техническое обслуживание устройств РЗА должно выполняться с периодичностью, указанной в таблице 1.</w:t>
-      </w:r>
-    </w:p>
-    <w:p>
-      <w:pPr>
-        <w:rPr>
-          <w:bCs/>
-          <w:szCs w:val="22"/>
-        </w:rPr>
-      </w:pPr>
-    </w:p>
-    <w:p>
-      <w:pPr>
-        <w:tabs>
-          <w:tab w:val="left" w:pos="6945"/>
-        </w:tabs>
-      </w:pPr>
-      <w:r>
-        <w:tab/>
-      </w:r>
-    </w:p>
-    <w:p>
-      <w:pPr>
-        <w:tabs>
-          <w:tab w:val="left" w:pos="6945"/>
-        </w:tabs>
-      </w:pPr>
-      <w:r>
-        <w:tab/>
+        <w:ind w:firstLine="567"/>
+      </w:pPr>
+      <w:r>
+        <w:t>Согласно Правилам технического обслуживания устройств и комплексов релейной защиты и автоматики, утвержденным приказом Минэнерго от 13.07.2020 г. N 555 техническое обслуживание устройств РЗА должно выполняться с периодичностью, указанной в таблице</w:t>
+      </w:r>
+      <w:r>
+        <w:t> </w:t>
+      </w:r>
+      <w:r>
+        <w:t>1.</w:t>
       </w:r>
     </w:p>
     <w:p>
@@ -2284,8 +2399,29 @@
         <w:pStyle w:val="af7"/>
         <w:spacing w:after="240"/>
       </w:pPr>
-      <w:r>
-        <w:t>Для устройства «ЮНИТ-М300» объем проверок для различных видов технического обслуживания приведен в таблице 2.</w:t>
+    </w:p>
+    <w:p>
+      <w:pPr>
+        <w:pStyle w:val="af7"/>
+        <w:spacing w:after="240"/>
+        <w:ind w:firstLine="567"/>
+        <w:jc w:val="both"/>
+      </w:pPr>
+      <w:r>
+        <w:t xml:space="preserve">Для </w:t>
+      </w:r>
+      <w:proofErr w:type="gramStart"/>
+      <w:r>
+        <w:t xml:space="preserve">ШЭТ 210.05-0-ЮИРЗ</w:t>
+      </w:r>
+      <w:r>
+        <w:t xml:space="preserve"> объем проверок для различных видов технического обслуживания приведен в таблице</w:t>
+      </w:r>
+      <w:r>
+        <w:t> </w:t>
+      </w:r>
+      <w:r>
+        <w:t>2.</w:t>
       </w:r>
     </w:p>
     <w:p>
@@ -2422,10 +2558,16 @@
             <w:vAlign w:val="center"/>
           </w:tcPr>
           <w:p>
+            <w:pPr>
+              <w:rPr>
+                <w:highlight w:val="yellow"/>
+              </w:rPr>
+            </w:pPr>
             <w:r>
               <w:rPr>
                 <w:b/>
                 <w:bCs/>
+                <w:highlight w:val="yellow"/>
               </w:rPr>
               <w:t>5</w:t>
             </w:r>
@@ -2437,10 +2579,16 @@
             <w:vAlign w:val="center"/>
           </w:tcPr>
           <w:p>
+            <w:pPr>
+              <w:rPr>
+                <w:highlight w:val="yellow"/>
+              </w:rPr>
+            </w:pPr>
             <w:r>
               <w:rPr>
                 <w:b/>
                 <w:bCs/>
+                <w:highlight w:val="yellow"/>
               </w:rPr>
               <w:t>6</w:t>
             </w:r>
@@ -2452,26 +2600,18 @@
             <w:vAlign w:val="center"/>
           </w:tcPr>
           <w:p>
+            <w:pPr>
+              <w:rPr>
+                <w:highlight w:val="yellow"/>
+              </w:rPr>
+            </w:pPr>
             <w:r>
               <w:rPr>
                 <w:b/>
                 <w:bCs/>
-              </w:rPr>
-              <w:t>7.1</w:t>
-            </w:r>
-            <w:r>
-              <w:rPr>
-                <w:b/>
-                <w:bCs/>
-              </w:rPr>
-              <w:t>,</w:t>
-            </w:r>
-            <w:r>
-              <w:rPr>
-                <w:b/>
-                <w:bCs/>
-              </w:rPr>
-              <w:t xml:space="preserve"> 7.2</w:t>
+                <w:highlight w:val="yellow"/>
+              </w:rPr>
+              <w:t>7.1, 7.2</w:t>
             </w:r>
           </w:p>
         </w:tc>
@@ -2481,10 +2621,16 @@
             <w:vAlign w:val="center"/>
           </w:tcPr>
           <w:p>
+            <w:pPr>
+              <w:rPr>
+                <w:highlight w:val="yellow"/>
+              </w:rPr>
+            </w:pPr>
             <w:r>
               <w:rPr>
                 <w:b/>
                 <w:bCs/>
+                <w:highlight w:val="yellow"/>
               </w:rPr>
               <w:t>7.3</w:t>
             </w:r>
@@ -2496,26 +2642,18 @@
             <w:vAlign w:val="center"/>
           </w:tcPr>
           <w:p>
+            <w:pPr>
+              <w:rPr>
+                <w:highlight w:val="yellow"/>
+              </w:rPr>
+            </w:pPr>
             <w:r>
               <w:rPr>
                 <w:b/>
                 <w:bCs/>
-              </w:rPr>
-              <w:t>7.4</w:t>
-            </w:r>
-            <w:r>
-              <w:rPr>
-                <w:b/>
-                <w:bCs/>
-              </w:rPr>
-              <w:t>,</w:t>
-            </w:r>
-            <w:r>
-              <w:rPr>
-                <w:b/>
-                <w:bCs/>
-              </w:rPr>
-              <w:t xml:space="preserve"> 7.5</w:t>
+                <w:highlight w:val="yellow"/>
+              </w:rPr>
+              <w:t>7.4, 7.5</w:t>
             </w:r>
           </w:p>
         </w:tc>
@@ -2525,10 +2663,16 @@
             <w:vAlign w:val="center"/>
           </w:tcPr>
           <w:p>
+            <w:pPr>
+              <w:rPr>
+                <w:highlight w:val="yellow"/>
+              </w:rPr>
+            </w:pPr>
             <w:r>
               <w:rPr>
                 <w:b/>
                 <w:bCs/>
+                <w:highlight w:val="yellow"/>
               </w:rPr>
               <w:t>8-11</w:t>
             </w:r>
@@ -2540,10 +2684,16 @@
             <w:vAlign w:val="center"/>
           </w:tcPr>
           <w:p>
+            <w:pPr>
+              <w:rPr>
+                <w:highlight w:val="yellow"/>
+              </w:rPr>
+            </w:pPr>
             <w:r>
               <w:rPr>
                 <w:b/>
                 <w:bCs/>
+                <w:highlight w:val="yellow"/>
               </w:rPr>
               <w:t>12</w:t>
             </w:r>
@@ -2555,26 +2705,18 @@
             <w:vAlign w:val="center"/>
           </w:tcPr>
           <w:p>
+            <w:pPr>
+              <w:rPr>
+                <w:highlight w:val="yellow"/>
+              </w:rPr>
+            </w:pPr>
             <w:r>
               <w:rPr>
                 <w:b/>
                 <w:bCs/>
-              </w:rPr>
-              <w:t>13</w:t>
-            </w:r>
-            <w:r>
-              <w:rPr>
-                <w:b/>
-                <w:bCs/>
-              </w:rPr>
-              <w:t>,</w:t>
-            </w:r>
-            <w:r>
-              <w:rPr>
-                <w:b/>
-                <w:bCs/>
-              </w:rPr>
-              <w:t xml:space="preserve"> 14</w:t>
+                <w:highlight w:val="yellow"/>
+              </w:rPr>
+              <w:t>13, 14</w:t>
             </w:r>
           </w:p>
         </w:tc>
@@ -2584,10 +2726,16 @@
             <w:vAlign w:val="center"/>
           </w:tcPr>
           <w:p>
+            <w:pPr>
+              <w:rPr>
+                <w:highlight w:val="yellow"/>
+              </w:rPr>
+            </w:pPr>
             <w:r>
               <w:rPr>
                 <w:b/>
                 <w:bCs/>
+                <w:highlight w:val="yellow"/>
               </w:rPr>
               <w:t>15-20</w:t>
             </w:r>
@@ -2599,10 +2747,16 @@
             <w:vAlign w:val="center"/>
           </w:tcPr>
           <w:p>
+            <w:pPr>
+              <w:rPr>
+                <w:highlight w:val="yellow"/>
+              </w:rPr>
+            </w:pPr>
             <w:r>
               <w:rPr>
                 <w:b/>
                 <w:bCs/>
+                <w:highlight w:val="yellow"/>
               </w:rPr>
               <w:t>21.1</w:t>
             </w:r>
@@ -2614,10 +2768,16 @@
             <w:vAlign w:val="center"/>
           </w:tcPr>
           <w:p>
+            <w:pPr>
+              <w:rPr>
+                <w:highlight w:val="yellow"/>
+              </w:rPr>
+            </w:pPr>
             <w:r>
               <w:rPr>
                 <w:b/>
                 <w:bCs/>
+                <w:highlight w:val="yellow"/>
               </w:rPr>
               <w:t>21.2</w:t>
             </w:r>
@@ -2629,10 +2789,16 @@
             <w:vAlign w:val="center"/>
           </w:tcPr>
           <w:p>
+            <w:pPr>
+              <w:rPr>
+                <w:highlight w:val="yellow"/>
+              </w:rPr>
+            </w:pPr>
             <w:r>
               <w:rPr>
                 <w:b/>
                 <w:bCs/>
+                <w:highlight w:val="yellow"/>
               </w:rPr>
               <w:t>21.3</w:t>
             </w:r>
@@ -2644,10 +2810,16 @@
             <w:vAlign w:val="center"/>
           </w:tcPr>
           <w:p>
+            <w:pPr>
+              <w:rPr>
+                <w:highlight w:val="yellow"/>
+              </w:rPr>
+            </w:pPr>
             <w:r>
               <w:rPr>
                 <w:b/>
                 <w:bCs/>
+                <w:highlight w:val="yellow"/>
               </w:rPr>
               <w:t>21.4</w:t>
             </w:r>
@@ -2670,7 +2842,15 @@
             <w:tcW w:w="567" w:type="dxa"/>
           </w:tcPr>
           <w:p>
-            <w:r>
+            <w:pPr>
+              <w:rPr>
+                <w:highlight w:val="yellow"/>
+              </w:rPr>
+            </w:pPr>
+            <w:r>
+              <w:rPr>
+                <w:highlight w:val="yellow"/>
+              </w:rPr>
               <w:t>+</w:t>
             </w:r>
           </w:p>
@@ -2680,7 +2860,15 @@
             <w:tcW w:w="567" w:type="dxa"/>
           </w:tcPr>
           <w:p>
-            <w:r>
+            <w:pPr>
+              <w:rPr>
+                <w:highlight w:val="yellow"/>
+              </w:rPr>
+            </w:pPr>
+            <w:r>
+              <w:rPr>
+                <w:highlight w:val="yellow"/>
+              </w:rPr>
               <w:t>+</w:t>
             </w:r>
           </w:p>
@@ -2690,7 +2878,15 @@
             <w:tcW w:w="567" w:type="dxa"/>
           </w:tcPr>
           <w:p>
-            <w:r>
+            <w:pPr>
+              <w:rPr>
+                <w:highlight w:val="yellow"/>
+              </w:rPr>
+            </w:pPr>
+            <w:r>
+              <w:rPr>
+                <w:highlight w:val="yellow"/>
+              </w:rPr>
               <w:t>+</w:t>
             </w:r>
           </w:p>
@@ -2702,11 +2898,13 @@
           <w:p>
             <w:pPr>
               <w:rPr>
+                <w:highlight w:val="yellow"/>
                 <w:lang w:val="en-US"/>
               </w:rPr>
             </w:pPr>
             <w:r>
               <w:rPr>
+                <w:highlight w:val="yellow"/>
                 <w:lang w:val="en-US"/>
               </w:rPr>
               <w:t>-</w:t>
@@ -2718,7 +2916,15 @@
             <w:tcW w:w="567" w:type="dxa"/>
           </w:tcPr>
           <w:p>
-            <w:r>
+            <w:pPr>
+              <w:rPr>
+                <w:highlight w:val="yellow"/>
+              </w:rPr>
+            </w:pPr>
+            <w:r>
+              <w:rPr>
+                <w:highlight w:val="yellow"/>
+              </w:rPr>
               <w:t>+</w:t>
             </w:r>
           </w:p>
@@ -2730,11 +2936,13 @@
           <w:p>
             <w:pPr>
               <w:rPr>
+                <w:highlight w:val="yellow"/>
                 <w:lang w:val="en-US"/>
               </w:rPr>
             </w:pPr>
             <w:r>
               <w:rPr>
+                <w:highlight w:val="yellow"/>
                 <w:lang w:val="en-US"/>
               </w:rPr>
               <w:t>-</w:t>
@@ -2746,7 +2954,15 @@
             <w:tcW w:w="567" w:type="dxa"/>
           </w:tcPr>
           <w:p>
-            <w:r>
+            <w:pPr>
+              <w:rPr>
+                <w:highlight w:val="yellow"/>
+              </w:rPr>
+            </w:pPr>
+            <w:r>
+              <w:rPr>
+                <w:highlight w:val="yellow"/>
+              </w:rPr>
               <w:t>+</w:t>
             </w:r>
           </w:p>
@@ -2758,11 +2974,13 @@
           <w:p>
             <w:pPr>
               <w:rPr>
+                <w:highlight w:val="yellow"/>
                 <w:lang w:val="en-US"/>
               </w:rPr>
             </w:pPr>
             <w:r>
               <w:rPr>
+                <w:highlight w:val="yellow"/>
                 <w:lang w:val="en-US"/>
               </w:rPr>
               <w:t>-</w:t>
@@ -2774,7 +2992,15 @@
             <w:tcW w:w="567" w:type="dxa"/>
           </w:tcPr>
           <w:p>
-            <w:r>
+            <w:pPr>
+              <w:rPr>
+                <w:highlight w:val="yellow"/>
+              </w:rPr>
+            </w:pPr>
+            <w:r>
+              <w:rPr>
+                <w:highlight w:val="yellow"/>
+              </w:rPr>
               <w:t>+</w:t>
             </w:r>
           </w:p>
@@ -2784,7 +3010,15 @@
             <w:tcW w:w="709" w:type="dxa"/>
           </w:tcPr>
           <w:p>
-            <w:r>
+            <w:pPr>
+              <w:rPr>
+                <w:highlight w:val="yellow"/>
+              </w:rPr>
+            </w:pPr>
+            <w:r>
+              <w:rPr>
+                <w:highlight w:val="yellow"/>
+              </w:rPr>
               <w:t>+</w:t>
             </w:r>
           </w:p>
@@ -2796,11 +3030,13 @@
           <w:p>
             <w:pPr>
               <w:rPr>
+                <w:highlight w:val="yellow"/>
                 <w:lang w:val="en-US"/>
               </w:rPr>
             </w:pPr>
             <w:r>
               <w:rPr>
+                <w:highlight w:val="yellow"/>
                 <w:lang w:val="en-US"/>
               </w:rPr>
               <w:t>-</w:t>
@@ -2814,11 +3050,13 @@
           <w:p>
             <w:pPr>
               <w:rPr>
+                <w:highlight w:val="yellow"/>
                 <w:lang w:val="en-US"/>
               </w:rPr>
             </w:pPr>
             <w:r>
               <w:rPr>
+                <w:highlight w:val="yellow"/>
                 <w:lang w:val="en-US"/>
               </w:rPr>
               <w:t>-</w:t>
@@ -2830,7 +3068,15 @@
             <w:tcW w:w="709" w:type="dxa"/>
           </w:tcPr>
           <w:p>
-            <w:r>
+            <w:pPr>
+              <w:rPr>
+                <w:highlight w:val="yellow"/>
+              </w:rPr>
+            </w:pPr>
+            <w:r>
+              <w:rPr>
+                <w:highlight w:val="yellow"/>
+              </w:rPr>
               <w:t>+</w:t>
             </w:r>
           </w:p>
@@ -2852,7 +3098,15 @@
             <w:tcW w:w="567" w:type="dxa"/>
           </w:tcPr>
           <w:p>
-            <w:r>
+            <w:pPr>
+              <w:rPr>
+                <w:highlight w:val="yellow"/>
+              </w:rPr>
+            </w:pPr>
+            <w:r>
+              <w:rPr>
+                <w:highlight w:val="yellow"/>
+              </w:rPr>
               <w:t>+</w:t>
             </w:r>
           </w:p>
@@ -2862,7 +3116,15 @@
             <w:tcW w:w="567" w:type="dxa"/>
           </w:tcPr>
           <w:p>
-            <w:r>
+            <w:pPr>
+              <w:rPr>
+                <w:highlight w:val="yellow"/>
+              </w:rPr>
+            </w:pPr>
+            <w:r>
+              <w:rPr>
+                <w:highlight w:val="yellow"/>
+              </w:rPr>
               <w:t>+</w:t>
             </w:r>
           </w:p>
@@ -2872,7 +3134,15 @@
             <w:tcW w:w="567" w:type="dxa"/>
           </w:tcPr>
           <w:p>
-            <w:r>
+            <w:pPr>
+              <w:rPr>
+                <w:highlight w:val="yellow"/>
+              </w:rPr>
+            </w:pPr>
+            <w:r>
+              <w:rPr>
+                <w:highlight w:val="yellow"/>
+              </w:rPr>
               <w:t>+</w:t>
             </w:r>
           </w:p>
@@ -2884,11 +3154,13 @@
           <w:p>
             <w:pPr>
               <w:rPr>
+                <w:highlight w:val="yellow"/>
                 <w:lang w:val="en-US"/>
               </w:rPr>
             </w:pPr>
             <w:r>
               <w:rPr>
+                <w:highlight w:val="yellow"/>
                 <w:lang w:val="en-US"/>
               </w:rPr>
               <w:t>-</w:t>
@@ -2902,11 +3174,13 @@
           <w:p>
             <w:pPr>
               <w:rPr>
+                <w:highlight w:val="yellow"/>
                 <w:lang w:val="en-US"/>
               </w:rPr>
             </w:pPr>
             <w:r>
               <w:rPr>
+                <w:highlight w:val="yellow"/>
                 <w:lang w:val="en-US"/>
               </w:rPr>
               <w:t>-</w:t>
@@ -2920,11 +3194,13 @@
           <w:p>
             <w:pPr>
               <w:rPr>
+                <w:highlight w:val="yellow"/>
                 <w:lang w:val="en-US"/>
               </w:rPr>
             </w:pPr>
             <w:r>
               <w:rPr>
+                <w:highlight w:val="yellow"/>
                 <w:lang w:val="en-US"/>
               </w:rPr>
               <w:t>-</w:t>
@@ -2938,11 +3214,13 @@
           <w:p>
             <w:pPr>
               <w:rPr>
+                <w:highlight w:val="yellow"/>
                 <w:lang w:val="en-US"/>
               </w:rPr>
             </w:pPr>
             <w:r>
               <w:rPr>
+                <w:highlight w:val="yellow"/>
                 <w:lang w:val="en-US"/>
               </w:rPr>
               <w:t>-</w:t>
@@ -2956,11 +3234,13 @@
           <w:p>
             <w:pPr>
               <w:rPr>
+                <w:highlight w:val="yellow"/>
                 <w:lang w:val="en-US"/>
               </w:rPr>
             </w:pPr>
             <w:r>
               <w:rPr>
+                <w:highlight w:val="yellow"/>
                 <w:lang w:val="en-US"/>
               </w:rPr>
               <w:t>-</w:t>
@@ -2972,7 +3252,15 @@
             <w:tcW w:w="567" w:type="dxa"/>
           </w:tcPr>
           <w:p>
-            <w:r>
+            <w:pPr>
+              <w:rPr>
+                <w:highlight w:val="yellow"/>
+              </w:rPr>
+            </w:pPr>
+            <w:r>
+              <w:rPr>
+                <w:highlight w:val="yellow"/>
+              </w:rPr>
               <w:t>+</w:t>
             </w:r>
           </w:p>
@@ -2982,7 +3270,15 @@
             <w:tcW w:w="709" w:type="dxa"/>
           </w:tcPr>
           <w:p>
-            <w:r>
+            <w:pPr>
+              <w:rPr>
+                <w:highlight w:val="yellow"/>
+              </w:rPr>
+            </w:pPr>
+            <w:r>
+              <w:rPr>
+                <w:highlight w:val="yellow"/>
+              </w:rPr>
               <w:t>+</w:t>
             </w:r>
           </w:p>
@@ -2994,11 +3290,13 @@
           <w:p>
             <w:pPr>
               <w:rPr>
+                <w:highlight w:val="yellow"/>
                 <w:lang w:val="en-US"/>
               </w:rPr>
             </w:pPr>
             <w:r>
               <w:rPr>
+                <w:highlight w:val="yellow"/>
                 <w:lang w:val="en-US"/>
               </w:rPr>
               <w:t>-</w:t>
@@ -3012,11 +3310,13 @@
           <w:p>
             <w:pPr>
               <w:rPr>
+                <w:highlight w:val="yellow"/>
                 <w:lang w:val="en-US"/>
               </w:rPr>
             </w:pPr>
             <w:r>
               <w:rPr>
+                <w:highlight w:val="yellow"/>
                 <w:lang w:val="en-US"/>
               </w:rPr>
               <w:t>-</w:t>
@@ -3028,7 +3328,15 @@
             <w:tcW w:w="709" w:type="dxa"/>
           </w:tcPr>
           <w:p>
-            <w:r>
+            <w:pPr>
+              <w:rPr>
+                <w:highlight w:val="yellow"/>
+              </w:rPr>
+            </w:pPr>
+            <w:r>
+              <w:rPr>
+                <w:highlight w:val="yellow"/>
+              </w:rPr>
               <w:t>+</w:t>
             </w:r>
           </w:p>
@@ -3050,7 +3358,15 @@
             <w:tcW w:w="567" w:type="dxa"/>
           </w:tcPr>
           <w:p>
-            <w:r>
+            <w:pPr>
+              <w:rPr>
+                <w:highlight w:val="yellow"/>
+              </w:rPr>
+            </w:pPr>
+            <w:r>
+              <w:rPr>
+                <w:highlight w:val="yellow"/>
+              </w:rPr>
               <w:t>+</w:t>
             </w:r>
           </w:p>
@@ -3060,7 +3376,15 @@
             <w:tcW w:w="567" w:type="dxa"/>
           </w:tcPr>
           <w:p>
-            <w:r>
+            <w:pPr>
+              <w:rPr>
+                <w:highlight w:val="yellow"/>
+              </w:rPr>
+            </w:pPr>
+            <w:r>
+              <w:rPr>
+                <w:highlight w:val="yellow"/>
+              </w:rPr>
               <w:t>+</w:t>
             </w:r>
           </w:p>
@@ -3070,7 +3394,15 @@
             <w:tcW w:w="567" w:type="dxa"/>
           </w:tcPr>
           <w:p>
-            <w:r>
+            <w:pPr>
+              <w:rPr>
+                <w:highlight w:val="yellow"/>
+              </w:rPr>
+            </w:pPr>
+            <w:r>
+              <w:rPr>
+                <w:highlight w:val="yellow"/>
+              </w:rPr>
               <w:t>+</w:t>
             </w:r>
           </w:p>
@@ -3082,11 +3414,13 @@
           <w:p>
             <w:pPr>
               <w:rPr>
+                <w:highlight w:val="yellow"/>
                 <w:lang w:val="en-US"/>
               </w:rPr>
             </w:pPr>
             <w:r>
               <w:rPr>
+                <w:highlight w:val="yellow"/>
                 <w:lang w:val="en-US"/>
               </w:rPr>
               <w:t>-</w:t>
@@ -3098,7 +3432,15 @@
             <w:tcW w:w="567" w:type="dxa"/>
           </w:tcPr>
           <w:p>
-            <w:r>
+            <w:pPr>
+              <w:rPr>
+                <w:highlight w:val="yellow"/>
+              </w:rPr>
+            </w:pPr>
+            <w:r>
+              <w:rPr>
+                <w:highlight w:val="yellow"/>
+              </w:rPr>
               <w:t>+</w:t>
             </w:r>
           </w:p>
@@ -3110,11 +3452,13 @@
           <w:p>
             <w:pPr>
               <w:rPr>
+                <w:highlight w:val="yellow"/>
                 <w:lang w:val="en-US"/>
               </w:rPr>
             </w:pPr>
             <w:r>
               <w:rPr>
+                <w:highlight w:val="yellow"/>
                 <w:lang w:val="en-US"/>
               </w:rPr>
               <w:t>-</w:t>
@@ -3126,7 +3470,15 @@
             <w:tcW w:w="567" w:type="dxa"/>
           </w:tcPr>
           <w:p>
-            <w:r>
+            <w:pPr>
+              <w:rPr>
+                <w:highlight w:val="yellow"/>
+              </w:rPr>
+            </w:pPr>
+            <w:r>
+              <w:rPr>
+                <w:highlight w:val="yellow"/>
+              </w:rPr>
               <w:t>+</w:t>
             </w:r>
           </w:p>
@@ -3136,7 +3488,15 @@
             <w:tcW w:w="567" w:type="dxa"/>
           </w:tcPr>
           <w:p>
-            <w:r>
+            <w:pPr>
+              <w:rPr>
+                <w:highlight w:val="yellow"/>
+              </w:rPr>
+            </w:pPr>
+            <w:r>
+              <w:rPr>
+                <w:highlight w:val="yellow"/>
+              </w:rPr>
               <w:t>+</w:t>
             </w:r>
           </w:p>
@@ -3146,7 +3506,15 @@
             <w:tcW w:w="567" w:type="dxa"/>
           </w:tcPr>
           <w:p>
-            <w:r>
+            <w:pPr>
+              <w:rPr>
+                <w:highlight w:val="yellow"/>
+              </w:rPr>
+            </w:pPr>
+            <w:r>
+              <w:rPr>
+                <w:highlight w:val="yellow"/>
+              </w:rPr>
               <w:t>+</w:t>
             </w:r>
           </w:p>
@@ -3156,7 +3524,15 @@
             <w:tcW w:w="709" w:type="dxa"/>
           </w:tcPr>
           <w:p>
-            <w:r>
+            <w:pPr>
+              <w:rPr>
+                <w:highlight w:val="yellow"/>
+              </w:rPr>
+            </w:pPr>
+            <w:r>
+              <w:rPr>
+                <w:highlight w:val="yellow"/>
+              </w:rPr>
               <w:t>+</w:t>
             </w:r>
           </w:p>
@@ -3166,7 +3542,15 @@
             <w:tcW w:w="708" w:type="dxa"/>
           </w:tcPr>
           <w:p>
-            <w:r>
+            <w:pPr>
+              <w:rPr>
+                <w:highlight w:val="yellow"/>
+              </w:rPr>
+            </w:pPr>
+            <w:r>
+              <w:rPr>
+                <w:highlight w:val="yellow"/>
+              </w:rPr>
               <w:t>+</w:t>
             </w:r>
           </w:p>
@@ -3176,7 +3560,15 @@
             <w:tcW w:w="709" w:type="dxa"/>
           </w:tcPr>
           <w:p>
-            <w:r>
+            <w:pPr>
+              <w:rPr>
+                <w:highlight w:val="yellow"/>
+              </w:rPr>
+            </w:pPr>
+            <w:r>
+              <w:rPr>
+                <w:highlight w:val="yellow"/>
+              </w:rPr>
               <w:t>+</w:t>
             </w:r>
           </w:p>
@@ -3186,7 +3578,15 @@
             <w:tcW w:w="709" w:type="dxa"/>
           </w:tcPr>
           <w:p>
-            <w:r>
+            <w:pPr>
+              <w:rPr>
+                <w:highlight w:val="yellow"/>
+              </w:rPr>
+            </w:pPr>
+            <w:r>
+              <w:rPr>
+                <w:highlight w:val="yellow"/>
+              </w:rPr>
               <w:t>+</w:t>
             </w:r>
           </w:p>
@@ -3208,7 +3608,15 @@
             <w:tcW w:w="567" w:type="dxa"/>
           </w:tcPr>
           <w:p>
-            <w:r>
+            <w:pPr>
+              <w:rPr>
+                <w:highlight w:val="yellow"/>
+              </w:rPr>
+            </w:pPr>
+            <w:r>
+              <w:rPr>
+                <w:highlight w:val="yellow"/>
+              </w:rPr>
               <w:t>+</w:t>
             </w:r>
           </w:p>
@@ -3220,11 +3628,13 @@
           <w:p>
             <w:pPr>
               <w:rPr>
+                <w:highlight w:val="yellow"/>
                 <w:lang w:val="en-US"/>
               </w:rPr>
             </w:pPr>
             <w:r>
               <w:rPr>
+                <w:highlight w:val="yellow"/>
                 <w:lang w:val="en-US"/>
               </w:rPr>
               <w:t>-</w:t>
@@ -3236,7 +3646,15 @@
             <w:tcW w:w="567" w:type="dxa"/>
           </w:tcPr>
           <w:p>
-            <w:r>
+            <w:pPr>
+              <w:rPr>
+                <w:highlight w:val="yellow"/>
+              </w:rPr>
+            </w:pPr>
+            <w:r>
+              <w:rPr>
+                <w:highlight w:val="yellow"/>
+              </w:rPr>
               <w:t>+</w:t>
             </w:r>
           </w:p>
@@ -3246,7 +3664,15 @@
             <w:tcW w:w="567" w:type="dxa"/>
           </w:tcPr>
           <w:p>
-            <w:r>
+            <w:pPr>
+              <w:rPr>
+                <w:highlight w:val="yellow"/>
+              </w:rPr>
+            </w:pPr>
+            <w:r>
+              <w:rPr>
+                <w:highlight w:val="yellow"/>
+              </w:rPr>
               <w:t>+</w:t>
             </w:r>
           </w:p>
@@ -3256,7 +3682,15 @@
             <w:tcW w:w="567" w:type="dxa"/>
           </w:tcPr>
           <w:p>
-            <w:r>
+            <w:pPr>
+              <w:rPr>
+                <w:highlight w:val="yellow"/>
+              </w:rPr>
+            </w:pPr>
+            <w:r>
+              <w:rPr>
+                <w:highlight w:val="yellow"/>
+              </w:rPr>
               <w:t>+</w:t>
             </w:r>
           </w:p>
@@ -3266,7 +3700,15 @@
             <w:tcW w:w="567" w:type="dxa"/>
           </w:tcPr>
           <w:p>
-            <w:r>
+            <w:pPr>
+              <w:rPr>
+                <w:highlight w:val="yellow"/>
+              </w:rPr>
+            </w:pPr>
+            <w:r>
+              <w:rPr>
+                <w:highlight w:val="yellow"/>
+              </w:rPr>
               <w:t>+</w:t>
             </w:r>
           </w:p>
@@ -3276,7 +3718,15 @@
             <w:tcW w:w="567" w:type="dxa"/>
           </w:tcPr>
           <w:p>
-            <w:r>
+            <w:pPr>
+              <w:rPr>
+                <w:highlight w:val="yellow"/>
+              </w:rPr>
+            </w:pPr>
+            <w:r>
+              <w:rPr>
+                <w:highlight w:val="yellow"/>
+              </w:rPr>
               <w:t>+</w:t>
             </w:r>
           </w:p>
@@ -3286,7 +3736,15 @@
             <w:tcW w:w="567" w:type="dxa"/>
           </w:tcPr>
           <w:p>
-            <w:r>
+            <w:pPr>
+              <w:rPr>
+                <w:highlight w:val="yellow"/>
+              </w:rPr>
+            </w:pPr>
+            <w:r>
+              <w:rPr>
+                <w:highlight w:val="yellow"/>
+              </w:rPr>
               <w:t>+</w:t>
             </w:r>
           </w:p>
@@ -3296,7 +3754,15 @@
             <w:tcW w:w="567" w:type="dxa"/>
           </w:tcPr>
           <w:p>
-            <w:r>
+            <w:pPr>
+              <w:rPr>
+                <w:highlight w:val="yellow"/>
+              </w:rPr>
+            </w:pPr>
+            <w:r>
+              <w:rPr>
+                <w:highlight w:val="yellow"/>
+              </w:rPr>
               <w:t>+</w:t>
             </w:r>
           </w:p>
@@ -3306,7 +3772,15 @@
             <w:tcW w:w="709" w:type="dxa"/>
           </w:tcPr>
           <w:p>
-            <w:r>
+            <w:pPr>
+              <w:rPr>
+                <w:highlight w:val="yellow"/>
+              </w:rPr>
+            </w:pPr>
+            <w:r>
+              <w:rPr>
+                <w:highlight w:val="yellow"/>
+              </w:rPr>
               <w:t>+</w:t>
             </w:r>
           </w:p>
@@ -3316,7 +3790,15 @@
             <w:tcW w:w="708" w:type="dxa"/>
           </w:tcPr>
           <w:p>
-            <w:r>
+            <w:pPr>
+              <w:rPr>
+                <w:highlight w:val="yellow"/>
+              </w:rPr>
+            </w:pPr>
+            <w:r>
+              <w:rPr>
+                <w:highlight w:val="yellow"/>
+              </w:rPr>
               <w:t>+</w:t>
             </w:r>
           </w:p>
@@ -3326,7 +3808,15 @@
             <w:tcW w:w="709" w:type="dxa"/>
           </w:tcPr>
           <w:p>
-            <w:r>
+            <w:pPr>
+              <w:rPr>
+                <w:highlight w:val="yellow"/>
+              </w:rPr>
+            </w:pPr>
+            <w:r>
+              <w:rPr>
+                <w:highlight w:val="yellow"/>
+              </w:rPr>
               <w:t>+</w:t>
             </w:r>
           </w:p>
@@ -3336,7 +3826,15 @@
             <w:tcW w:w="709" w:type="dxa"/>
           </w:tcPr>
           <w:p>
-            <w:r>
+            <w:pPr>
+              <w:rPr>
+                <w:highlight w:val="yellow"/>
+              </w:rPr>
+            </w:pPr>
+            <w:r>
+              <w:rPr>
+                <w:highlight w:val="yellow"/>
+              </w:rPr>
               <w:t>+</w:t>
             </w:r>
           </w:p>
@@ -3358,7 +3856,15 @@
             <w:tcW w:w="567" w:type="dxa"/>
           </w:tcPr>
           <w:p>
-            <w:r>
+            <w:pPr>
+              <w:rPr>
+                <w:highlight w:val="yellow"/>
+              </w:rPr>
+            </w:pPr>
+            <w:r>
+              <w:rPr>
+                <w:highlight w:val="yellow"/>
+              </w:rPr>
               <w:t>+</w:t>
             </w:r>
           </w:p>
@@ -3370,11 +3876,13 @@
           <w:p>
             <w:pPr>
               <w:rPr>
+                <w:highlight w:val="yellow"/>
                 <w:lang w:val="en-US"/>
               </w:rPr>
             </w:pPr>
             <w:r>
               <w:rPr>
+                <w:highlight w:val="yellow"/>
                 <w:lang w:val="en-US"/>
               </w:rPr>
               <w:t>-</w:t>
@@ -3388,11 +3896,13 @@
           <w:p>
             <w:pPr>
               <w:rPr>
+                <w:highlight w:val="yellow"/>
                 <w:lang w:val="en-US"/>
               </w:rPr>
             </w:pPr>
             <w:r>
               <w:rPr>
+                <w:highlight w:val="yellow"/>
                 <w:lang w:val="en-US"/>
               </w:rPr>
               <w:t>-</w:t>
@@ -3406,11 +3916,13 @@
           <w:p>
             <w:pPr>
               <w:rPr>
+                <w:highlight w:val="yellow"/>
                 <w:lang w:val="en-US"/>
               </w:rPr>
             </w:pPr>
             <w:r>
               <w:rPr>
+                <w:highlight w:val="yellow"/>
                 <w:lang w:val="en-US"/>
               </w:rPr>
               <w:t>-</w:t>
@@ -3424,11 +3936,13 @@
           <w:p>
             <w:pPr>
               <w:rPr>
+                <w:highlight w:val="yellow"/>
                 <w:lang w:val="en-US"/>
               </w:rPr>
             </w:pPr>
             <w:r>
               <w:rPr>
+                <w:highlight w:val="yellow"/>
                 <w:lang w:val="en-US"/>
               </w:rPr>
               <w:t>-</w:t>
@@ -3442,11 +3956,13 @@
           <w:p>
             <w:pPr>
               <w:rPr>
+                <w:highlight w:val="yellow"/>
                 <w:lang w:val="en-US"/>
               </w:rPr>
             </w:pPr>
             <w:r>
               <w:rPr>
+                <w:highlight w:val="yellow"/>
                 <w:lang w:val="en-US"/>
               </w:rPr>
               <w:t>-</w:t>
@@ -3460,11 +3976,13 @@
           <w:p>
             <w:pPr>
               <w:rPr>
+                <w:highlight w:val="yellow"/>
                 <w:lang w:val="en-US"/>
               </w:rPr>
             </w:pPr>
             <w:r>
               <w:rPr>
+                <w:highlight w:val="yellow"/>
                 <w:lang w:val="en-US"/>
               </w:rPr>
               <w:t>-</w:t>
@@ -3478,11 +3996,13 @@
           <w:p>
             <w:pPr>
               <w:rPr>
+                <w:highlight w:val="yellow"/>
                 <w:lang w:val="en-US"/>
               </w:rPr>
             </w:pPr>
             <w:r>
               <w:rPr>
+                <w:highlight w:val="yellow"/>
                 <w:lang w:val="en-US"/>
               </w:rPr>
               <w:t>-</w:t>
@@ -3494,7 +4014,15 @@
             <w:tcW w:w="567" w:type="dxa"/>
           </w:tcPr>
           <w:p>
-            <w:r>
+            <w:pPr>
+              <w:rPr>
+                <w:highlight w:val="yellow"/>
+              </w:rPr>
+            </w:pPr>
+            <w:r>
+              <w:rPr>
+                <w:highlight w:val="yellow"/>
+              </w:rPr>
               <w:t>+</w:t>
             </w:r>
           </w:p>
@@ -3506,11 +4034,13 @@
           <w:p>
             <w:pPr>
               <w:rPr>
+                <w:highlight w:val="yellow"/>
                 <w:lang w:val="en-US"/>
               </w:rPr>
             </w:pPr>
             <w:r>
               <w:rPr>
+                <w:highlight w:val="yellow"/>
                 <w:lang w:val="en-US"/>
               </w:rPr>
               <w:t>-</w:t>
@@ -3524,11 +4054,13 @@
           <w:p>
             <w:pPr>
               <w:rPr>
+                <w:highlight w:val="yellow"/>
                 <w:lang w:val="en-US"/>
               </w:rPr>
             </w:pPr>
             <w:r>
               <w:rPr>
+                <w:highlight w:val="yellow"/>
                 <w:lang w:val="en-US"/>
               </w:rPr>
               <w:t>-</w:t>
@@ -3542,11 +4074,13 @@
           <w:p>
             <w:pPr>
               <w:rPr>
+                <w:highlight w:val="yellow"/>
                 <w:lang w:val="en-US"/>
               </w:rPr>
             </w:pPr>
             <w:r>
               <w:rPr>
+                <w:highlight w:val="yellow"/>
                 <w:lang w:val="en-US"/>
               </w:rPr>
               <w:t>-</w:t>
@@ -3560,11 +4094,13 @@
           <w:p>
             <w:pPr>
               <w:rPr>
+                <w:highlight w:val="yellow"/>
                 <w:lang w:val="en-US"/>
               </w:rPr>
             </w:pPr>
             <w:r>
               <w:rPr>
+                <w:highlight w:val="yellow"/>
                 <w:lang w:val="en-US"/>
               </w:rPr>
               <w:t>-</w:t>
@@ -3602,7 +4138,37 @@
         <w:pStyle w:val="afff2"/>
       </w:pPr>
       <w:r>
-        <w:t>В - профилактическое восстановление, К - профилактический контроль, К1 - первый профилактический контроль, Н - проверка при новом включении (наладка), ТК - технический контроль.</w:t>
+        <w:t>В</w:t>
+      </w:r>
+      <w:r>
+        <w:t xml:space="preserve"> – </w:t>
+      </w:r>
+      <w:r>
+        <w:t xml:space="preserve">профилактическое восстановление, К </w:t>
+      </w:r>
+      <w:r>
+        <w:t xml:space="preserve">– </w:t>
+      </w:r>
+      <w:r>
+        <w:t xml:space="preserve">профилактический контроль, К1 </w:t>
+      </w:r>
+      <w:r>
+        <w:t xml:space="preserve">– </w:t>
+      </w:r>
+      <w:r>
+        <w:t xml:space="preserve">первый профилактический контроль, Н </w:t>
+      </w:r>
+      <w:r>
+        <w:t xml:space="preserve">– </w:t>
+      </w:r>
+      <w:r>
+        <w:t xml:space="preserve">проверка при новом включении (наладка), ТК </w:t>
+      </w:r>
+      <w:r>
+        <w:t xml:space="preserve">– </w:t>
+      </w:r>
+      <w:r>
+        <w:t>технический контроль.</w:t>
       </w:r>
     </w:p>
     <w:p>
@@ -3620,6 +4186,7 @@
     <w:p>
       <w:pPr>
         <w:pStyle w:val="afff2"/>
+        <w:ind w:firstLine="0"/>
         <w:rPr>
           <w:snapToGrid w:val="0"/>
         </w:rPr>
@@ -3640,6 +4207,7 @@
     <w:p>
       <w:pPr>
         <w:pStyle w:val="afff2"/>
+        <w:ind w:firstLine="0"/>
         <w:rPr>
           <w:snapToGrid w:val="0"/>
         </w:rPr>
@@ -3668,6 +4236,7 @@
     <w:p>
       <w:pPr>
         <w:pStyle w:val="afff2"/>
+        <w:ind w:firstLine="0"/>
         <w:rPr>
           <w:b/>
           <w:i/>
@@ -3700,6 +4269,7 @@
     <w:p>
       <w:pPr>
         <w:pStyle w:val="afff2"/>
+        <w:ind w:firstLine="0"/>
         <w:rPr>
           <w:b/>
           <w:snapToGrid w:val="0"/>
@@ -3733,6 +4303,7 @@
     <w:p>
       <w:pPr>
         <w:pStyle w:val="afff2"/>
+        <w:ind w:firstLine="0"/>
         <w:rPr>
           <w:b/>
           <w:i/>
@@ -3759,65 +4330,14 @@
     </w:p>
     <w:p>
       <w:pPr>
-        <w:pStyle w:val="afff2"/>
-        <w:ind w:right="282"/>
-      </w:pPr>
-    </w:p>
-    <w:p>
-      <w:pPr>
-        <w:pStyle w:val="afff2"/>
-        <w:tabs>
-          <w:tab w:val="left" w:pos="3444"/>
-        </w:tabs>
-        <w:ind w:right="282"/>
-      </w:pPr>
-      <w:r>
-        <w:tab/>
-      </w:r>
-    </w:p>
-    <w:p>
-      <w:pPr>
-        <w:pStyle w:val="afff2"/>
-        <w:rPr>
-          <w:i/>
-          <w:iCs/>
-          <w:color w:val="BFBFBF" w:themeColor="background1" w:themeShade="BF"/>
-          <w:sz w:val="20"/>
-          <w:szCs w:val="20"/>
-        </w:rPr>
-      </w:pPr>
-    </w:p>
-    <w:p/>
-    <w:p/>
-    <w:p>
-      <w:pPr>
         <w:tabs>
           <w:tab w:val="left" w:pos="2850"/>
         </w:tabs>
-        <w:rPr>
-          <w:bCs/>
-          <w:i/>
-          <w:iCs/>
-          <w:color w:val="BFBFBF" w:themeColor="background1" w:themeShade="BF"/>
-          <w:sz w:val="20"/>
-        </w:rPr>
-      </w:pPr>
-      <w:r>
-        <w:rPr>
-          <w:bCs/>
-          <w:i/>
-          <w:iCs/>
-          <w:color w:val="BFBFBF" w:themeColor="background1" w:themeShade="BF"/>
-          <w:sz w:val="20"/>
-        </w:rPr>
-        <w:tab/>
-      </w:r>
+      </w:pPr>
     </w:p>
     <w:p>
       <w:pPr>
-        <w:tabs>
-          <w:tab w:val="left" w:pos="2850"/>
-        </w:tabs>
+        <w:pStyle w:val="13"/>
         <w:sectPr>
           <w:headerReference w:type="first" r:id="rId12"/>
           <w:footerReference w:type="first" r:id="rId13"/>
@@ -3828,9 +4348,6 @@
           <w:docGrid w:linePitch="360"/>
         </w:sectPr>
       </w:pPr>
-      <w:r>
-        <w:tab/>
-      </w:r>
     </w:p>
     <w:p>
       <w:pPr>
@@ -6007,6 +6524,8 @@
     <w:r>
       <w:rPr>
         <w:rStyle w:val="afff3"/>
+        <w:sz w:val="20"/>
+        <w:szCs w:val="16"/>
       </w:rPr>
       <w:t>Протокол наладки</w:t>
     </w:r>
@@ -6200,6 +6719,8 @@
     <w:r>
       <w:rPr>
         <w:rStyle w:val="afff3"/>
+        <w:sz w:val="20"/>
+        <w:szCs w:val="16"/>
       </w:rPr>
       <w:t>Протокол наладки</w:t>
     </w:r>
@@ -6272,7 +6793,7 @@
         <w:sz w:val="20"/>
         <w:szCs w:val="16"/>
       </w:rPr>
-      <w:t>Бланк уставок</w:t>
+      <w:t>Протокол наладки</w:t>
     </w:r>
     <w:r>
       <w:rPr>
@@ -6360,7 +6881,7 @@
         <w:sz w:val="20"/>
         <w:szCs w:val="16"/>
       </w:rPr>
-      <w:t xml:space="preserve">Отсутствует</w:t>
+      <w:t xml:space="preserve">ЮТКБ.656463.XXX-024 ПН</w:t>
     </w:r>
     <w:r>
       <w:rPr>
@@ -6421,7 +6942,7 @@
         <w:szCs w:val="16"/>
         <w:lang w:val="en-US"/>
       </w:rPr>
-      <w:t xml:space="preserve">15.09.2026</w:t>
+      <w:t xml:space="preserve">01.10.2026</w:t>
     </w:r>
     <w:r>
       <w:rPr>
@@ -6439,7 +6960,7 @@
         <w:sz w:val="20"/>
         <w:szCs w:val="16"/>
       </w:rPr>
-      <w:t xml:space="preserve">ШЭТ 210.05-0</w:t>
+      <w:t xml:space="preserve">ШЭТ 210.05-0-ЮИРЗ</w:t>
     </w:r>
   </w:p>
 </w:hdr>
@@ -6450,33 +6971,25 @@
   <w:p>
     <w:pPr>
       <w:pStyle w:val="afff5"/>
-      <w:rPr>
-        <w:lang w:val="en-US"/>
-      </w:rPr>
-    </w:pPr>
-  </w:p>
-  <w:p>
-    <w:pPr>
-      <w:pStyle w:val="afff5"/>
-      <w:tabs>
-        <w:tab w:val="clear" w:pos="4677"/>
-        <w:tab w:val="clear" w:pos="9355"/>
-        <w:tab w:val="center" w:pos="1937"/>
-      </w:tabs>
-      <w:jc w:val="right"/>
-      <w:rPr>
-        <w:lang w:val="en-US"/>
-      </w:rPr>
+      <w:spacing w:before="240" w:after="240" w:line="240" w:lineRule="auto"/>
     </w:pPr>
     <w:r>
       <w:rPr>
         <w:noProof/>
       </w:rPr>
       <w:drawing>
-        <wp:inline distT="0" distB="0" distL="0" distR="0" wp14:anchorId="2C1CEA65" wp14:editId="4D801B47">
-          <wp:extent cx="2728595" cy="554134"/>
+        <wp:anchor distT="0" distB="0" distL="114300" distR="114300" simplePos="0" relativeHeight="251658240" behindDoc="0" locked="0" layoutInCell="1" allowOverlap="1" wp14:anchorId="4BEDB74C" wp14:editId="65F6DE25">
+          <wp:simplePos x="0" y="0"/>
+          <wp:positionH relativeFrom="margin">
+            <wp:align>right</wp:align>
+          </wp:positionH>
+          <wp:positionV relativeFrom="paragraph">
+            <wp:posOffset>71755</wp:posOffset>
+          </wp:positionV>
+          <wp:extent cx="3239876" cy="657225"/>
           <wp:effectExtent l="0" t="0" r="0" b="0"/>
-          <wp:docPr id="1" name="Рисунок 1"/>
+          <wp:wrapNone/>
+          <wp:docPr id="1" name="Рисунок 2"/>
           <wp:cNvGraphicFramePr>
             <a:graphicFrameLocks xmlns:a="http://schemas.openxmlformats.org/drawingml/2006/main" noChangeAspect="1"/>
           </wp:cNvGraphicFramePr>
@@ -6502,7 +7015,7 @@
                 <pic:spPr>
                   <a:xfrm>
                     <a:off x="0" y="0"/>
-                    <a:ext cx="3083994" cy="626310"/>
+                    <a:ext cx="3239876" cy="657225"/>
                   </a:xfrm>
                   <a:prstGeom prst="rect">
                     <a:avLst/>
@@ -6511,8 +7024,26 @@
               </pic:pic>
             </a:graphicData>
           </a:graphic>
-        </wp:inline>
+          <wp14:sizeRelH relativeFrom="margin">
+            <wp14:pctWidth>0</wp14:pctWidth>
+          </wp14:sizeRelH>
+          <wp14:sizeRelV relativeFrom="margin">
+            <wp14:pctHeight>0</wp14:pctHeight>
+          </wp14:sizeRelV>
+        </wp:anchor>
       </w:drawing>
+    </w:r>
+    <w:r>
+      <w:t>Код ОКПД-2: 27.12.31.000</w:t>
+    </w:r>
+  </w:p>
+  <w:p>
+    <w:pPr>
+      <w:pStyle w:val="afff5"/>
+      <w:spacing w:before="0" w:after="0" w:line="240" w:lineRule="auto"/>
+    </w:pPr>
+    <w:r>
+      <w:t>Код ТН ВЭД: 8537 10 980 0</w:t>
     </w:r>
   </w:p>
   <w:p>
@@ -6521,11 +7052,7 @@
       <w:pBdr>
         <w:bottom w:val="single" w:sz="12" w:space="1" w:color="365F91" w:themeColor="accent1" w:themeShade="BF"/>
       </w:pBdr>
-      <w:tabs>
-        <w:tab w:val="clear" w:pos="4677"/>
-        <w:tab w:val="clear" w:pos="9355"/>
-        <w:tab w:val="center" w:pos="1937"/>
-      </w:tabs>
+      <w:spacing w:after="0" w:line="240" w:lineRule="auto"/>
     </w:pPr>
   </w:p>
 </w:hdr>
@@ -6556,7 +7083,7 @@
         <w:sz w:val="20"/>
         <w:szCs w:val="16"/>
       </w:rPr>
-      <w:t xml:space="preserve">Отсутствует</w:t>
+      <w:t xml:space="preserve">ЮТКБ.656463.XXX-024 ПН</w:t>
     </w:r>
     <w:r>
       <w:rPr>
@@ -6617,7 +7144,7 @@
         <w:szCs w:val="16"/>
         <w:lang w:val="en-US"/>
       </w:rPr>
-      <w:t xml:space="preserve">15.09.2026</w:t>
+      <w:t xml:space="preserve">01.10.2026</w:t>
     </w:r>
     <w:r>
       <w:rPr>
@@ -6635,7 +7162,7 @@
         <w:sz w:val="20"/>
         <w:szCs w:val="16"/>
       </w:rPr>
-      <w:t xml:space="preserve">ШЭТ 210.05-0</w:t>
+      <w:t xml:space="preserve">ШЭТ 210.05-0-ЮИРЗ</w:t>
     </w:r>
   </w:p>
 </w:hdr>
@@ -6666,7 +7193,7 @@
         <w:sz w:val="20"/>
         <w:szCs w:val="16"/>
       </w:rPr>
-      <w:t xml:space="preserve">Отсутствует</w:t>
+      <w:t xml:space="preserve">ЮТКБ.656463.XXX-024 ПН</w:t>
     </w:r>
     <w:r>
       <w:rPr>
@@ -6727,7 +7254,7 @@
         <w:szCs w:val="16"/>
         <w:lang w:val="en-US"/>
       </w:rPr>
-      <w:t xml:space="preserve">15.09.2026</w:t>
+      <w:t xml:space="preserve">01.10.2026</w:t>
     </w:r>
     <w:r>
       <w:rPr>
@@ -6745,7 +7272,7 @@
         <w:sz w:val="20"/>
         <w:szCs w:val="16"/>
       </w:rPr>
-      <w:t xml:space="preserve">ШЭТ 210.05-0</w:t>
+      <w:t xml:space="preserve">ШЭТ 210.05-0-ЮИРЗ</w:t>
     </w:r>
   </w:p>
 </w:hdr>
@@ -11260,7 +11787,7 @@
     </w:lvl>
   </w:abstractNum>
   <w:abstractNum w:abstractNumId="40">
-    <w:nsid w:val="00D2E033"/>
+    <w:nsid w:val="03031B76"/>
     <w:multiLevelType w:val="multilevel"/>
     <w:lvl w:ilvl="0">
       <w:numFmt w:val="bullet"/>
@@ -17510,6 +18037,52 @@
       </w:tcPr>
     </w:tblStylePr>
   </w:style>
+  <w:style w:type="paragraph" w:styleId="HTML">
+    <w:name w:val="HTML Preformatted"/>
+    <w:basedOn w:val="af"/>
+    <w:link w:val="HTML0"/>
+    <w:uiPriority w:val="99"/>
+    <w:unhideWhenUsed/>
+    <w:rsid w:val="0044450B"/>
+    <w:pPr>
+      <w:tabs>
+        <w:tab w:val="left" w:pos="916"/>
+        <w:tab w:val="left" w:pos="1832"/>
+        <w:tab w:val="left" w:pos="2748"/>
+        <w:tab w:val="left" w:pos="3664"/>
+        <w:tab w:val="left" w:pos="4580"/>
+        <w:tab w:val="left" w:pos="5496"/>
+        <w:tab w:val="left" w:pos="6412"/>
+        <w:tab w:val="left" w:pos="7328"/>
+        <w:tab w:val="left" w:pos="8244"/>
+        <w:tab w:val="left" w:pos="9160"/>
+        <w:tab w:val="left" w:pos="10076"/>
+        <w:tab w:val="left" w:pos="10992"/>
+        <w:tab w:val="left" w:pos="11908"/>
+        <w:tab w:val="left" w:pos="12824"/>
+        <w:tab w:val="left" w:pos="13740"/>
+        <w:tab w:val="left" w:pos="14656"/>
+      </w:tabs>
+      <w:spacing w:before="0" w:after="0" w:line="240" w:lineRule="auto"/>
+    </w:pPr>
+    <w:rPr>
+      <w:rFonts w:ascii="Courier New" w:hAnsi="Courier New" w:cs="Courier New"/>
+      <w:sz w:val="20"/>
+    </w:rPr>
+  </w:style>
+  <w:style w:type="character" w:customStyle="1" w:styleId="HTML0">
+    <w:name w:val="Стандартный HTML Знак"/>
+    <w:basedOn w:val="af0"/>
+    <w:link w:val="HTML"/>
+    <w:uiPriority w:val="99"/>
+    <w:rsid w:val="0044450B"/>
+    <w:rPr>
+      <w:rFonts w:ascii="Courier New" w:eastAsia="Times New Roman" w:hAnsi="Courier New" w:cs="Courier New"/>
+      <w:sz w:val="20"/>
+      <w:szCs w:val="20"/>
+      <w:lang w:eastAsia="ru-RU"/>
+    </w:rPr>
+  </w:style>
 </w:styles>
 </file>
 

--- a/SET_210.05-0/protocol_SET_210.05-0.docx
+++ b/SET_210.05-0/protocol_SET_210.05-0.docx
@@ -2493,6 +2493,7 @@
           </w:tcPr>
           <w:p>
             <w:pPr>
+              <w:pStyle w:val="afff1"/>
               <w:rPr>
                 <w:b/>
                 <w:bCs/>
@@ -2509,6 +2510,7 @@
           </w:p>
           <w:p>
             <w:pPr>
+              <w:pStyle w:val="afff1"/>
               <w:rPr>
                 <w:b/>
                 <w:bCs/>
@@ -2531,6 +2533,7 @@
           </w:tcPr>
           <w:p>
             <w:pPr>
+              <w:pStyle w:val="afff1"/>
               <w:rPr>
                 <w:b/>
                 <w:bCs/>
@@ -2568,6 +2571,7 @@
           </w:tcPr>
           <w:p>
             <w:pPr>
+              <w:pStyle w:val="affe"/>
               <w:rPr>
                 <w:highlight w:val="yellow"/>
               </w:rPr>
@@ -2589,6 +2593,7 @@
           </w:tcPr>
           <w:p>
             <w:pPr>
+              <w:pStyle w:val="affe"/>
               <w:rPr>
                 <w:highlight w:val="yellow"/>
               </w:rPr>
@@ -2610,6 +2615,7 @@
           </w:tcPr>
           <w:p>
             <w:pPr>
+              <w:pStyle w:val="affe"/>
               <w:rPr>
                 <w:highlight w:val="yellow"/>
               </w:rPr>
@@ -2631,6 +2637,7 @@
           </w:tcPr>
           <w:p>
             <w:pPr>
+              <w:pStyle w:val="affe"/>
               <w:rPr>
                 <w:highlight w:val="yellow"/>
               </w:rPr>
@@ -2652,6 +2659,7 @@
           </w:tcPr>
           <w:p>
             <w:pPr>
+              <w:pStyle w:val="affe"/>
               <w:rPr>
                 <w:highlight w:val="yellow"/>
               </w:rPr>
@@ -2673,6 +2681,7 @@
           </w:tcPr>
           <w:p>
             <w:pPr>
+              <w:pStyle w:val="affe"/>
               <w:rPr>
                 <w:highlight w:val="yellow"/>
               </w:rPr>
@@ -2694,6 +2703,7 @@
           </w:tcPr>
           <w:p>
             <w:pPr>
+              <w:pStyle w:val="affe"/>
               <w:rPr>
                 <w:highlight w:val="yellow"/>
               </w:rPr>
@@ -2715,6 +2725,7 @@
           </w:tcPr>
           <w:p>
             <w:pPr>
+              <w:pStyle w:val="affe"/>
               <w:rPr>
                 <w:highlight w:val="yellow"/>
               </w:rPr>
@@ -2736,6 +2747,7 @@
           </w:tcPr>
           <w:p>
             <w:pPr>
+              <w:pStyle w:val="affe"/>
               <w:rPr>
                 <w:highlight w:val="yellow"/>
               </w:rPr>
@@ -2757,6 +2769,7 @@
           </w:tcPr>
           <w:p>
             <w:pPr>
+              <w:pStyle w:val="affe"/>
               <w:rPr>
                 <w:highlight w:val="yellow"/>
               </w:rPr>
@@ -2778,6 +2791,7 @@
           </w:tcPr>
           <w:p>
             <w:pPr>
+              <w:pStyle w:val="affe"/>
               <w:rPr>
                 <w:highlight w:val="yellow"/>
               </w:rPr>
@@ -2799,6 +2813,7 @@
           </w:tcPr>
           <w:p>
             <w:pPr>
+              <w:pStyle w:val="affe"/>
               <w:rPr>
                 <w:highlight w:val="yellow"/>
               </w:rPr>
@@ -2820,6 +2835,7 @@
           </w:tcPr>
           <w:p>
             <w:pPr>
+              <w:pStyle w:val="affe"/>
               <w:rPr>
                 <w:highlight w:val="yellow"/>
               </w:rPr>
@@ -2841,6 +2857,9 @@
             <w:tcW w:w="1975" w:type="dxa"/>
           </w:tcPr>
           <w:p>
+            <w:pPr>
+              <w:pStyle w:val="afff1"/>
+            </w:pPr>
             <w:r>
               <w:t>В</w:t>
             </w:r>
@@ -2852,6 +2871,7 @@
           </w:tcPr>
           <w:p>
             <w:pPr>
+              <w:pStyle w:val="affe"/>
               <w:rPr>
                 <w:highlight w:val="yellow"/>
               </w:rPr>
@@ -2870,6 +2890,7 @@
           </w:tcPr>
           <w:p>
             <w:pPr>
+              <w:pStyle w:val="affe"/>
               <w:rPr>
                 <w:highlight w:val="yellow"/>
               </w:rPr>
@@ -2888,6 +2909,7 @@
           </w:tcPr>
           <w:p>
             <w:pPr>
+              <w:pStyle w:val="affe"/>
               <w:rPr>
                 <w:highlight w:val="yellow"/>
               </w:rPr>
@@ -2906,6 +2928,7 @@
           </w:tcPr>
           <w:p>
             <w:pPr>
+              <w:pStyle w:val="affe"/>
               <w:rPr>
                 <w:highlight w:val="yellow"/>
                 <w:lang w:val="en-US"/>
@@ -2926,6 +2949,7 @@
           </w:tcPr>
           <w:p>
             <w:pPr>
+              <w:pStyle w:val="affe"/>
               <w:rPr>
                 <w:highlight w:val="yellow"/>
               </w:rPr>
@@ -2944,6 +2968,7 @@
           </w:tcPr>
           <w:p>
             <w:pPr>
+              <w:pStyle w:val="affe"/>
               <w:rPr>
                 <w:highlight w:val="yellow"/>
                 <w:lang w:val="en-US"/>
@@ -2964,6 +2989,7 @@
           </w:tcPr>
           <w:p>
             <w:pPr>
+              <w:pStyle w:val="affe"/>
               <w:rPr>
                 <w:highlight w:val="yellow"/>
               </w:rPr>
@@ -2982,6 +3008,7 @@
           </w:tcPr>
           <w:p>
             <w:pPr>
+              <w:pStyle w:val="affe"/>
               <w:rPr>
                 <w:highlight w:val="yellow"/>
                 <w:lang w:val="en-US"/>
@@ -3002,6 +3029,7 @@
           </w:tcPr>
           <w:p>
             <w:pPr>
+              <w:pStyle w:val="affe"/>
               <w:rPr>
                 <w:highlight w:val="yellow"/>
               </w:rPr>
@@ -3020,6 +3048,7 @@
           </w:tcPr>
           <w:p>
             <w:pPr>
+              <w:pStyle w:val="affe"/>
               <w:rPr>
                 <w:highlight w:val="yellow"/>
               </w:rPr>
@@ -3038,6 +3067,7 @@
           </w:tcPr>
           <w:p>
             <w:pPr>
+              <w:pStyle w:val="affe"/>
               <w:rPr>
                 <w:highlight w:val="yellow"/>
                 <w:lang w:val="en-US"/>
@@ -3058,6 +3088,7 @@
           </w:tcPr>
           <w:p>
             <w:pPr>
+              <w:pStyle w:val="affe"/>
               <w:rPr>
                 <w:highlight w:val="yellow"/>
                 <w:lang w:val="en-US"/>
@@ -3078,6 +3109,7 @@
           </w:tcPr>
           <w:p>
             <w:pPr>
+              <w:pStyle w:val="affe"/>
               <w:rPr>
                 <w:highlight w:val="yellow"/>
               </w:rPr>
@@ -3097,6 +3129,9 @@
             <w:tcW w:w="1975" w:type="dxa"/>
           </w:tcPr>
           <w:p>
+            <w:pPr>
+              <w:pStyle w:val="afff1"/>
+            </w:pPr>
             <w:r>
               <w:t>К</w:t>
             </w:r>
@@ -3108,6 +3143,7 @@
           </w:tcPr>
           <w:p>
             <w:pPr>
+              <w:pStyle w:val="affe"/>
               <w:rPr>
                 <w:highlight w:val="yellow"/>
               </w:rPr>
@@ -3126,6 +3162,7 @@
           </w:tcPr>
           <w:p>
             <w:pPr>
+              <w:pStyle w:val="affe"/>
               <w:rPr>
                 <w:highlight w:val="yellow"/>
               </w:rPr>
@@ -3144,6 +3181,7 @@
           </w:tcPr>
           <w:p>
             <w:pPr>
+              <w:pStyle w:val="affe"/>
               <w:rPr>
                 <w:highlight w:val="yellow"/>
               </w:rPr>
@@ -3162,6 +3200,7 @@
           </w:tcPr>
           <w:p>
             <w:pPr>
+              <w:pStyle w:val="affe"/>
               <w:rPr>
                 <w:highlight w:val="yellow"/>
                 <w:lang w:val="en-US"/>
@@ -3182,6 +3221,7 @@
           </w:tcPr>
           <w:p>
             <w:pPr>
+              <w:pStyle w:val="affe"/>
               <w:rPr>
                 <w:highlight w:val="yellow"/>
                 <w:lang w:val="en-US"/>
@@ -3202,6 +3242,7 @@
           </w:tcPr>
           <w:p>
             <w:pPr>
+              <w:pStyle w:val="affe"/>
               <w:rPr>
                 <w:highlight w:val="yellow"/>
                 <w:lang w:val="en-US"/>
@@ -3222,6 +3263,7 @@
           </w:tcPr>
           <w:p>
             <w:pPr>
+              <w:pStyle w:val="affe"/>
               <w:rPr>
                 <w:highlight w:val="yellow"/>
                 <w:lang w:val="en-US"/>
@@ -3242,6 +3284,7 @@
           </w:tcPr>
           <w:p>
             <w:pPr>
+              <w:pStyle w:val="affe"/>
               <w:rPr>
                 <w:highlight w:val="yellow"/>
                 <w:lang w:val="en-US"/>
@@ -3262,6 +3305,7 @@
           </w:tcPr>
           <w:p>
             <w:pPr>
+              <w:pStyle w:val="affe"/>
               <w:rPr>
                 <w:highlight w:val="yellow"/>
               </w:rPr>
@@ -3280,6 +3324,7 @@
           </w:tcPr>
           <w:p>
             <w:pPr>
+              <w:pStyle w:val="affe"/>
               <w:rPr>
                 <w:highlight w:val="yellow"/>
               </w:rPr>
@@ -3298,6 +3343,7 @@
           </w:tcPr>
           <w:p>
             <w:pPr>
+              <w:pStyle w:val="affe"/>
               <w:rPr>
                 <w:highlight w:val="yellow"/>
                 <w:lang w:val="en-US"/>
@@ -3318,6 +3364,7 @@
           </w:tcPr>
           <w:p>
             <w:pPr>
+              <w:pStyle w:val="affe"/>
               <w:rPr>
                 <w:highlight w:val="yellow"/>
                 <w:lang w:val="en-US"/>
@@ -3338,6 +3385,7 @@
           </w:tcPr>
           <w:p>
             <w:pPr>
+              <w:pStyle w:val="affe"/>
               <w:rPr>
                 <w:highlight w:val="yellow"/>
               </w:rPr>
@@ -3357,6 +3405,9 @@
             <w:tcW w:w="1975" w:type="dxa"/>
           </w:tcPr>
           <w:p>
+            <w:pPr>
+              <w:pStyle w:val="afff1"/>
+            </w:pPr>
             <w:r>
               <w:t>К1</w:t>
             </w:r>
@@ -3368,6 +3419,7 @@
           </w:tcPr>
           <w:p>
             <w:pPr>
+              <w:pStyle w:val="affe"/>
               <w:rPr>
                 <w:highlight w:val="yellow"/>
               </w:rPr>
@@ -3386,6 +3438,7 @@
           </w:tcPr>
           <w:p>
             <w:pPr>
+              <w:pStyle w:val="affe"/>
               <w:rPr>
                 <w:highlight w:val="yellow"/>
               </w:rPr>
@@ -3404,6 +3457,7 @@
           </w:tcPr>
           <w:p>
             <w:pPr>
+              <w:pStyle w:val="affe"/>
               <w:rPr>
                 <w:highlight w:val="yellow"/>
               </w:rPr>
@@ -3422,6 +3476,7 @@
           </w:tcPr>
           <w:p>
             <w:pPr>
+              <w:pStyle w:val="affe"/>
               <w:rPr>
                 <w:highlight w:val="yellow"/>
                 <w:lang w:val="en-US"/>
@@ -3442,6 +3497,7 @@
           </w:tcPr>
           <w:p>
             <w:pPr>
+              <w:pStyle w:val="affe"/>
               <w:rPr>
                 <w:highlight w:val="yellow"/>
               </w:rPr>
@@ -3460,6 +3516,7 @@
           </w:tcPr>
           <w:p>
             <w:pPr>
+              <w:pStyle w:val="affe"/>
               <w:rPr>
                 <w:highlight w:val="yellow"/>
                 <w:lang w:val="en-US"/>
@@ -3480,6 +3537,7 @@
           </w:tcPr>
           <w:p>
             <w:pPr>
+              <w:pStyle w:val="affe"/>
               <w:rPr>
                 <w:highlight w:val="yellow"/>
               </w:rPr>
@@ -3498,6 +3556,7 @@
           </w:tcPr>
           <w:p>
             <w:pPr>
+              <w:pStyle w:val="affe"/>
               <w:rPr>
                 <w:highlight w:val="yellow"/>
               </w:rPr>
@@ -3516,6 +3575,7 @@
           </w:tcPr>
           <w:p>
             <w:pPr>
+              <w:pStyle w:val="affe"/>
               <w:rPr>
                 <w:highlight w:val="yellow"/>
               </w:rPr>
@@ -3534,6 +3594,7 @@
           </w:tcPr>
           <w:p>
             <w:pPr>
+              <w:pStyle w:val="affe"/>
               <w:rPr>
                 <w:highlight w:val="yellow"/>
               </w:rPr>
@@ -3552,6 +3613,7 @@
           </w:tcPr>
           <w:p>
             <w:pPr>
+              <w:pStyle w:val="affe"/>
               <w:rPr>
                 <w:highlight w:val="yellow"/>
               </w:rPr>
@@ -3570,6 +3632,7 @@
           </w:tcPr>
           <w:p>
             <w:pPr>
+              <w:pStyle w:val="affe"/>
               <w:rPr>
                 <w:highlight w:val="yellow"/>
               </w:rPr>
@@ -3588,6 +3651,7 @@
           </w:tcPr>
           <w:p>
             <w:pPr>
+              <w:pStyle w:val="affe"/>
               <w:rPr>
                 <w:highlight w:val="yellow"/>
               </w:rPr>
@@ -3607,6 +3671,9 @@
             <w:tcW w:w="1975" w:type="dxa"/>
           </w:tcPr>
           <w:p>
+            <w:pPr>
+              <w:pStyle w:val="afff1"/>
+            </w:pPr>
             <w:r>
               <w:t>Н</w:t>
             </w:r>
@@ -3618,6 +3685,7 @@
           </w:tcPr>
           <w:p>
             <w:pPr>
+              <w:pStyle w:val="affe"/>
               <w:rPr>
                 <w:highlight w:val="yellow"/>
               </w:rPr>
@@ -3636,6 +3704,7 @@
           </w:tcPr>
           <w:p>
             <w:pPr>
+              <w:pStyle w:val="affe"/>
               <w:rPr>
                 <w:highlight w:val="yellow"/>
                 <w:lang w:val="en-US"/>
@@ -3656,6 +3725,7 @@
           </w:tcPr>
           <w:p>
             <w:pPr>
+              <w:pStyle w:val="affe"/>
               <w:rPr>
                 <w:highlight w:val="yellow"/>
               </w:rPr>
@@ -3674,6 +3744,7 @@
           </w:tcPr>
           <w:p>
             <w:pPr>
+              <w:pStyle w:val="affe"/>
               <w:rPr>
                 <w:highlight w:val="yellow"/>
               </w:rPr>
@@ -3692,6 +3763,7 @@
           </w:tcPr>
           <w:p>
             <w:pPr>
+              <w:pStyle w:val="affe"/>
               <w:rPr>
                 <w:highlight w:val="yellow"/>
               </w:rPr>
@@ -3710,6 +3782,7 @@
           </w:tcPr>
           <w:p>
             <w:pPr>
+              <w:pStyle w:val="affe"/>
               <w:rPr>
                 <w:highlight w:val="yellow"/>
               </w:rPr>
@@ -3728,6 +3801,7 @@
           </w:tcPr>
           <w:p>
             <w:pPr>
+              <w:pStyle w:val="affe"/>
               <w:rPr>
                 <w:highlight w:val="yellow"/>
               </w:rPr>
@@ -3746,6 +3820,7 @@
           </w:tcPr>
           <w:p>
             <w:pPr>
+              <w:pStyle w:val="affe"/>
               <w:rPr>
                 <w:highlight w:val="yellow"/>
               </w:rPr>
@@ -3764,6 +3839,7 @@
           </w:tcPr>
           <w:p>
             <w:pPr>
+              <w:pStyle w:val="affe"/>
               <w:rPr>
                 <w:highlight w:val="yellow"/>
               </w:rPr>
@@ -3782,6 +3858,7 @@
           </w:tcPr>
           <w:p>
             <w:pPr>
+              <w:pStyle w:val="affe"/>
               <w:rPr>
                 <w:highlight w:val="yellow"/>
               </w:rPr>
@@ -3800,6 +3877,7 @@
           </w:tcPr>
           <w:p>
             <w:pPr>
+              <w:pStyle w:val="affe"/>
               <w:rPr>
                 <w:highlight w:val="yellow"/>
               </w:rPr>
@@ -3818,6 +3896,7 @@
           </w:tcPr>
           <w:p>
             <w:pPr>
+              <w:pStyle w:val="affe"/>
               <w:rPr>
                 <w:highlight w:val="yellow"/>
               </w:rPr>
@@ -3836,6 +3915,7 @@
           </w:tcPr>
           <w:p>
             <w:pPr>
+              <w:pStyle w:val="affe"/>
               <w:rPr>
                 <w:highlight w:val="yellow"/>
               </w:rPr>
@@ -3855,6 +3935,9 @@
             <w:tcW w:w="1975" w:type="dxa"/>
           </w:tcPr>
           <w:p>
+            <w:pPr>
+              <w:pStyle w:val="afff1"/>
+            </w:pPr>
             <w:r>
               <w:t>ТК</w:t>
             </w:r>
@@ -3866,6 +3949,7 @@
           </w:tcPr>
           <w:p>
             <w:pPr>
+              <w:pStyle w:val="affe"/>
               <w:rPr>
                 <w:highlight w:val="yellow"/>
               </w:rPr>
@@ -3884,6 +3968,7 @@
           </w:tcPr>
           <w:p>
             <w:pPr>
+              <w:pStyle w:val="affe"/>
               <w:rPr>
                 <w:highlight w:val="yellow"/>
                 <w:lang w:val="en-US"/>
@@ -3904,6 +3989,7 @@
           </w:tcPr>
           <w:p>
             <w:pPr>
+              <w:pStyle w:val="affe"/>
               <w:rPr>
                 <w:highlight w:val="yellow"/>
                 <w:lang w:val="en-US"/>
@@ -3924,6 +4010,7 @@
           </w:tcPr>
           <w:p>
             <w:pPr>
+              <w:pStyle w:val="affe"/>
               <w:rPr>
                 <w:highlight w:val="yellow"/>
                 <w:lang w:val="en-US"/>
@@ -3944,6 +4031,7 @@
           </w:tcPr>
           <w:p>
             <w:pPr>
+              <w:pStyle w:val="affe"/>
               <w:rPr>
                 <w:highlight w:val="yellow"/>
                 <w:lang w:val="en-US"/>
@@ -3964,6 +4052,7 @@
           </w:tcPr>
           <w:p>
             <w:pPr>
+              <w:pStyle w:val="affe"/>
               <w:rPr>
                 <w:highlight w:val="yellow"/>
                 <w:lang w:val="en-US"/>
@@ -3984,6 +4073,7 @@
           </w:tcPr>
           <w:p>
             <w:pPr>
+              <w:pStyle w:val="affe"/>
               <w:rPr>
                 <w:highlight w:val="yellow"/>
                 <w:lang w:val="en-US"/>
@@ -4004,6 +4094,7 @@
           </w:tcPr>
           <w:p>
             <w:pPr>
+              <w:pStyle w:val="affe"/>
               <w:rPr>
                 <w:highlight w:val="yellow"/>
                 <w:lang w:val="en-US"/>
@@ -4024,6 +4115,7 @@
           </w:tcPr>
           <w:p>
             <w:pPr>
+              <w:pStyle w:val="affe"/>
               <w:rPr>
                 <w:highlight w:val="yellow"/>
               </w:rPr>
@@ -4042,6 +4134,7 @@
           </w:tcPr>
           <w:p>
             <w:pPr>
+              <w:pStyle w:val="affe"/>
               <w:rPr>
                 <w:highlight w:val="yellow"/>
                 <w:lang w:val="en-US"/>
@@ -4062,6 +4155,7 @@
           </w:tcPr>
           <w:p>
             <w:pPr>
+              <w:pStyle w:val="affe"/>
               <w:rPr>
                 <w:highlight w:val="yellow"/>
                 <w:lang w:val="en-US"/>
@@ -4082,6 +4176,7 @@
           </w:tcPr>
           <w:p>
             <w:pPr>
+              <w:pStyle w:val="affe"/>
               <w:rPr>
                 <w:highlight w:val="yellow"/>
                 <w:lang w:val="en-US"/>
@@ -4102,6 +4197,7 @@
           </w:tcPr>
           <w:p>
             <w:pPr>
+              <w:pStyle w:val="affe"/>
               <w:rPr>
                 <w:highlight w:val="yellow"/>
                 <w:lang w:val="en-US"/>
@@ -4750,7 +4846,7 @@
           <w:tcPr/>
           <w:p>
             <w:pPr>
-              <w:pStyle w:val="Compact"/>
+              <w:pStyle w:val="afff1"/>
             </w:pPr>
             <w:r>
               <w:t xml:space="preserve">Заводской номер</w:t>
@@ -4761,7 +4857,7 @@
           <w:tcPr/>
           <w:p>
             <w:pPr>
-              <w:pStyle w:val="Compact"/>
+              <w:pStyle w:val="afff1"/>
             </w:pPr>
             <w:r>
               <w:t xml:space="preserve">Завод-изготовитель</w:t>
@@ -4772,7 +4868,7 @@
           <w:tcPr/>
           <w:p>
             <w:pPr>
-              <w:pStyle w:val="Compact"/>
+              <w:pStyle w:val="afff1"/>
             </w:pPr>
             <w:r>
               <w:t xml:space="preserve">Год выпуска</w:t>
@@ -4783,7 +4879,7 @@
           <w:tcPr/>
           <w:p>
             <w:pPr>
-              <w:pStyle w:val="Compact"/>
+              <w:pStyle w:val="afff1"/>
             </w:pPr>
             <w:r>
               <w:t xml:space="preserve">Uпит, В</w:t>
@@ -4794,7 +4890,7 @@
           <w:tcPr/>
           <w:p>
             <w:pPr>
-              <w:pStyle w:val="Compact"/>
+              <w:pStyle w:val="afff1"/>
             </w:pPr>
             <w:r>
               <w:t xml:space="preserve">Iном ст1, А</w:t>
@@ -4805,7 +4901,7 @@
           <w:tcPr/>
           <w:p>
             <w:pPr>
-              <w:pStyle w:val="Compact"/>
+              <w:pStyle w:val="afff1"/>
             </w:pPr>
             <w:r>
               <w:t xml:space="preserve">Iном ст2, А</w:t>
@@ -4816,7 +4912,7 @@
           <w:tcPr/>
           <w:p>
             <w:pPr>
-              <w:pStyle w:val="Compact"/>
+              <w:pStyle w:val="afff1"/>
             </w:pPr>
             <w:r>
               <w:t xml:space="preserve">Iном ст3, А</w:t>
@@ -4829,7 +4925,7 @@
           <w:tcPr/>
           <w:p>
             <w:pPr>
-              <w:pStyle w:val="Compact"/>
+              <w:pStyle w:val="afff1"/>
             </w:pPr>
           </w:p>
         </w:tc>
@@ -4837,7 +4933,7 @@
           <w:tcPr/>
           <w:p>
             <w:pPr>
-              <w:pStyle w:val="Compact"/>
+              <w:pStyle w:val="affe"/>
             </w:pPr>
             <w:r>
               <w:t xml:space="preserve">ООО Юнител Инжиниринг</w:t>
@@ -4848,7 +4944,7 @@
           <w:tcPr/>
           <w:p>
             <w:pPr>
-              <w:pStyle w:val="Compact"/>
+              <w:pStyle w:val="affe"/>
             </w:pPr>
           </w:p>
         </w:tc>
@@ -4856,7 +4952,7 @@
           <w:tcPr/>
           <w:p>
             <w:pPr>
-              <w:pStyle w:val="Compact"/>
+              <w:pStyle w:val="affe"/>
             </w:pPr>
             <w:r>
               <w:t xml:space="preserve">=/~220</w:t>
@@ -4867,7 +4963,7 @@
           <w:tcPr/>
           <w:p>
             <w:pPr>
-              <w:pStyle w:val="Compact"/>
+              <w:pStyle w:val="affe"/>
             </w:pPr>
           </w:p>
         </w:tc>
@@ -4875,7 +4971,7 @@
           <w:tcPr/>
           <w:p>
             <w:pPr>
-              <w:pStyle w:val="Compact"/>
+              <w:pStyle w:val="affe"/>
             </w:pPr>
           </w:p>
         </w:tc>
@@ -4883,7 +4979,7 @@
           <w:tcPr/>
           <w:p>
             <w:pPr>
-              <w:pStyle w:val="Compact"/>
+              <w:pStyle w:val="affe"/>
             </w:pPr>
           </w:p>
         </w:tc>
@@ -4928,7 +5024,7 @@
           <w:tcPr/>
           <w:p>
             <w:pPr>
-              <w:pStyle w:val="Compact"/>
+              <w:pStyle w:val="afff1"/>
             </w:pPr>
             <w:r>
               <w:t xml:space="preserve">Заводской номер</w:t>
@@ -4939,7 +5035,7 @@
           <w:tcPr/>
           <w:p>
             <w:pPr>
-              <w:pStyle w:val="Compact"/>
+              <w:pStyle w:val="afff1"/>
             </w:pPr>
             <w:r>
               <w:t xml:space="preserve">Завод-изготовитель</w:t>
@@ -4950,7 +5046,7 @@
           <w:tcPr/>
           <w:p>
             <w:pPr>
-              <w:pStyle w:val="Compact"/>
+              <w:pStyle w:val="afff1"/>
             </w:pPr>
             <w:r>
               <w:t xml:space="preserve">Год выпуска</w:t>
@@ -4961,7 +5057,7 @@
           <w:tcPr/>
           <w:p>
             <w:pPr>
-              <w:pStyle w:val="Compact"/>
+              <w:pStyle w:val="afff1"/>
             </w:pPr>
             <w:r>
               <w:t xml:space="preserve">Uпит, В</w:t>
@@ -4974,7 +5070,7 @@
           <w:tcPr/>
           <w:p>
             <w:pPr>
-              <w:pStyle w:val="Compact"/>
+              <w:pStyle w:val="afff1"/>
             </w:pPr>
           </w:p>
         </w:tc>
@@ -4982,7 +5078,7 @@
           <w:tcPr/>
           <w:p>
             <w:pPr>
-              <w:pStyle w:val="Compact"/>
+              <w:pStyle w:val="affe"/>
             </w:pPr>
             <w:r>
               <w:t xml:space="preserve">ООО Юнител Инжиниринг</w:t>
@@ -4993,7 +5089,7 @@
           <w:tcPr/>
           <w:p>
             <w:pPr>
-              <w:pStyle w:val="Compact"/>
+              <w:pStyle w:val="affe"/>
             </w:pPr>
           </w:p>
         </w:tc>
@@ -5001,7 +5097,7 @@
           <w:tcPr/>
           <w:p>
             <w:pPr>
-              <w:pStyle w:val="Compact"/>
+              <w:pStyle w:val="affe"/>
             </w:pPr>
             <w:r>
               <w:t xml:space="preserve">=/~220</w:t>
@@ -5069,7 +5165,7 @@
           </w:tcPr>
           <w:p>
             <w:pPr>
-              <w:pStyle w:val="Compact"/>
+              <w:pStyle w:val="afff1"/>
             </w:pPr>
             <w:r>
               <w:t xml:space="preserve">Тип</w:t>
@@ -5082,7 +5178,7 @@
           </w:tcPr>
           <w:p>
             <w:pPr>
-              <w:pStyle w:val="Compact"/>
+              <w:pStyle w:val="afff1"/>
             </w:pPr>
             <w:r>
               <w:t xml:space="preserve">Мощность, МВА</w:t>
@@ -5095,7 +5191,7 @@
           </w:tcPr>
           <w:p>
             <w:pPr>
-              <w:pStyle w:val="Compact"/>
+              <w:pStyle w:val="afff1"/>
             </w:pPr>
             <w:r>
               <w:t xml:space="preserve">Напряжение, кВ</w:t>
@@ -5108,7 +5204,7 @@
           </w:tcPr>
           <w:p>
             <w:pPr>
-              <w:pStyle w:val="Compact"/>
+              <w:pStyle w:val="afff1"/>
             </w:pPr>
             <w:r>
               <w:t xml:space="preserve">Номинальный ток, А</w:t>
@@ -5133,7 +5229,7 @@
           <w:tcPr/>
           <w:p>
             <w:pPr>
-              <w:pStyle w:val="Compact"/>
+              <w:pStyle w:val="affe"/>
             </w:pPr>
             <w:r>
               <w:t xml:space="preserve">ВН</w:t>
@@ -5144,7 +5240,7 @@
           <w:tcPr/>
           <w:p>
             <w:pPr>
-              <w:pStyle w:val="Compact"/>
+              <w:pStyle w:val="affe"/>
             </w:pPr>
             <w:r>
               <w:t xml:space="preserve">СН</w:t>
@@ -5155,7 +5251,7 @@
           <w:tcPr/>
           <w:p>
             <w:pPr>
-              <w:pStyle w:val="Compact"/>
+              <w:pStyle w:val="affe"/>
             </w:pPr>
             <w:r>
               <w:t xml:space="preserve">НН</w:t>
@@ -5166,7 +5262,7 @@
           <w:tcPr/>
           <w:p>
             <w:pPr>
-              <w:pStyle w:val="Compact"/>
+              <w:pStyle w:val="affe"/>
             </w:pPr>
             <w:r>
               <w:t xml:space="preserve">ВН</w:t>
@@ -5177,7 +5273,7 @@
           <w:tcPr/>
           <w:p>
             <w:pPr>
-              <w:pStyle w:val="Compact"/>
+              <w:pStyle w:val="affe"/>
             </w:pPr>
             <w:r>
               <w:t xml:space="preserve">СН</w:t>
@@ -5188,7 +5284,7 @@
           <w:tcPr/>
           <w:p>
             <w:pPr>
-              <w:pStyle w:val="Compact"/>
+              <w:pStyle w:val="affe"/>
             </w:pPr>
             <w:r>
               <w:t xml:space="preserve">НН</w:t>
@@ -5199,7 +5295,7 @@
           <w:tcPr/>
           <w:p>
             <w:pPr>
-              <w:pStyle w:val="Compact"/>
+              <w:pStyle w:val="affe"/>
             </w:pPr>
             <w:r>
               <w:t xml:space="preserve">ВН</w:t>
@@ -5210,7 +5306,7 @@
           <w:tcPr/>
           <w:p>
             <w:pPr>
-              <w:pStyle w:val="Compact"/>
+              <w:pStyle w:val="affe"/>
             </w:pPr>
             <w:r>
               <w:t xml:space="preserve">СН</w:t>
@@ -5221,7 +5317,7 @@
           <w:tcPr/>
           <w:p>
             <w:pPr>
-              <w:pStyle w:val="Compact"/>
+              <w:pStyle w:val="affe"/>
             </w:pPr>
             <w:r>
               <w:t xml:space="preserve">НН</w:t>
@@ -5234,7 +5330,7 @@
           <w:tcPr/>
           <w:p>
             <w:pPr>
-              <w:pStyle w:val="Compact"/>
+              <w:pStyle w:val="afff1"/>
             </w:pPr>
           </w:p>
         </w:tc>
@@ -5242,7 +5338,7 @@
           <w:tcPr/>
           <w:p>
             <w:pPr>
-              <w:pStyle w:val="Compact"/>
+              <w:pStyle w:val="affe"/>
             </w:pPr>
           </w:p>
         </w:tc>
@@ -5250,7 +5346,7 @@
           <w:tcPr/>
           <w:p>
             <w:pPr>
-              <w:pStyle w:val="Compact"/>
+              <w:pStyle w:val="affe"/>
             </w:pPr>
           </w:p>
         </w:tc>
@@ -5258,7 +5354,7 @@
           <w:tcPr/>
           <w:p>
             <w:pPr>
-              <w:pStyle w:val="Compact"/>
+              <w:pStyle w:val="affe"/>
             </w:pPr>
           </w:p>
         </w:tc>
@@ -5266,7 +5362,7 @@
           <w:tcPr/>
           <w:p>
             <w:pPr>
-              <w:pStyle w:val="Compact"/>
+              <w:pStyle w:val="affe"/>
             </w:pPr>
           </w:p>
         </w:tc>
@@ -5274,7 +5370,7 @@
           <w:tcPr/>
           <w:p>
             <w:pPr>
-              <w:pStyle w:val="Compact"/>
+              <w:pStyle w:val="affe"/>
             </w:pPr>
           </w:p>
         </w:tc>
@@ -5282,7 +5378,7 @@
           <w:tcPr/>
           <w:p>
             <w:pPr>
-              <w:pStyle w:val="Compact"/>
+              <w:pStyle w:val="affe"/>
             </w:pPr>
           </w:p>
         </w:tc>
@@ -5290,7 +5386,7 @@
           <w:tcPr/>
           <w:p>
             <w:pPr>
-              <w:pStyle w:val="Compact"/>
+              <w:pStyle w:val="affe"/>
             </w:pPr>
           </w:p>
         </w:tc>
@@ -5298,7 +5394,7 @@
           <w:tcPr/>
           <w:p>
             <w:pPr>
-              <w:pStyle w:val="Compact"/>
+              <w:pStyle w:val="affe"/>
             </w:pPr>
           </w:p>
         </w:tc>
@@ -5306,7 +5402,7 @@
           <w:tcPr/>
           <w:p>
             <w:pPr>
-              <w:pStyle w:val="Compact"/>
+              <w:pStyle w:val="affe"/>
             </w:pPr>
           </w:p>
         </w:tc>
@@ -5674,7 +5770,7 @@
           <w:tcPr/>
           <w:p>
             <w:pPr>
-              <w:pStyle w:val="Compact"/>
+              <w:pStyle w:val="afff1"/>
             </w:pPr>
             <w:r>
               <w:t xml:space="preserve">Группа №</w:t>
@@ -5685,7 +5781,7 @@
           <w:tcPr/>
           <w:p>
             <w:pPr>
-              <w:pStyle w:val="Compact"/>
+              <w:pStyle w:val="afff1"/>
             </w:pPr>
             <w:r>
               <w:t xml:space="preserve">Наименование цепи</w:t>
@@ -5696,7 +5792,7 @@
           <w:tcPr/>
           <w:p>
             <w:pPr>
-              <w:pStyle w:val="Compact"/>
+              <w:pStyle w:val="afff1"/>
             </w:pPr>
             <w:r>
               <w:t xml:space="preserve">Сопротивление, МОм</w:t>
@@ -5709,7 +5805,7 @@
           <w:tcPr/>
           <w:p>
             <w:pPr>
-              <w:pStyle w:val="Compact"/>
+              <w:pStyle w:val="afff1"/>
             </w:pPr>
             <w:r>
               <w:t xml:space="preserve">1</w:t>
@@ -5720,7 +5816,7 @@
           <w:tcPr/>
           <w:p>
             <w:pPr>
-              <w:pStyle w:val="Compact"/>
+              <w:pStyle w:val="affe"/>
             </w:pPr>
             <w:r>
               <w:t xml:space="preserve">Цепи переменного тока</w:t>
@@ -5731,7 +5827,7 @@
           <w:tcPr/>
           <w:p>
             <w:pPr>
-              <w:pStyle w:val="Compact"/>
+              <w:pStyle w:val="affe"/>
             </w:pPr>
           </w:p>
         </w:tc>
@@ -5741,7 +5837,7 @@
           <w:tcPr/>
           <w:p>
             <w:pPr>
-              <w:pStyle w:val="Compact"/>
+              <w:pStyle w:val="afff1"/>
             </w:pPr>
             <w:r>
               <w:t xml:space="preserve">2</w:t>
@@ -5752,7 +5848,7 @@
           <w:tcPr/>
           <w:p>
             <w:pPr>
-              <w:pStyle w:val="Compact"/>
+              <w:pStyle w:val="affe"/>
             </w:pPr>
             <w:r>
               <w:t xml:space="preserve">Цепи питания оперативным током</w:t>
@@ -5763,7 +5859,7 @@
           <w:tcPr/>
           <w:p>
             <w:pPr>
-              <w:pStyle w:val="Compact"/>
+              <w:pStyle w:val="affe"/>
             </w:pPr>
           </w:p>
         </w:tc>
@@ -5773,7 +5869,7 @@
           <w:tcPr/>
           <w:p>
             <w:pPr>
-              <w:pStyle w:val="Compact"/>
+              <w:pStyle w:val="afff1"/>
             </w:pPr>
             <w:r>
               <w:t xml:space="preserve">3</w:t>
@@ -5784,7 +5880,7 @@
           <w:tcPr/>
           <w:p>
             <w:pPr>
-              <w:pStyle w:val="Compact"/>
+              <w:pStyle w:val="affe"/>
             </w:pPr>
             <w:r>
               <w:t xml:space="preserve">Цепи выходных реле</w:t>
@@ -5795,7 +5891,7 @@
           <w:tcPr/>
           <w:p>
             <w:pPr>
-              <w:pStyle w:val="Compact"/>
+              <w:pStyle w:val="affe"/>
             </w:pPr>
           </w:p>
         </w:tc>
@@ -5805,7 +5901,7 @@
           <w:tcPr/>
           <w:p>
             <w:pPr>
-              <w:pStyle w:val="Compact"/>
+              <w:pStyle w:val="afff1"/>
             </w:pPr>
             <w:r>
               <w:t xml:space="preserve">4</w:t>
@@ -5816,7 +5912,7 @@
           <w:tcPr/>
           <w:p>
             <w:pPr>
-              <w:pStyle w:val="Compact"/>
+              <w:pStyle w:val="affe"/>
             </w:pPr>
             <w:r>
               <w:t xml:space="preserve">Выходные цепи дискретных сигналов от выходных реле</w:t>
@@ -5827,7 +5923,7 @@
           <w:tcPr/>
           <w:p>
             <w:pPr>
-              <w:pStyle w:val="Compact"/>
+              <w:pStyle w:val="affe"/>
             </w:pPr>
           </w:p>
         </w:tc>
@@ -5837,7 +5933,7 @@
           <w:tcPr/>
           <w:p>
             <w:pPr>
-              <w:pStyle w:val="Compact"/>
+              <w:pStyle w:val="afff1"/>
             </w:pPr>
             <w:r>
               <w:t xml:space="preserve">5</w:t>
@@ -5848,7 +5944,7 @@
           <w:tcPr/>
           <w:p>
             <w:pPr>
-              <w:pStyle w:val="Compact"/>
+              <w:pStyle w:val="affe"/>
             </w:pPr>
             <w:r>
               <w:t xml:space="preserve">Цепи сигнализации</w:t>
@@ -5859,7 +5955,7 @@
           <w:tcPr/>
           <w:p>
             <w:pPr>
-              <w:pStyle w:val="Compact"/>
+              <w:pStyle w:val="affe"/>
             </w:pPr>
           </w:p>
         </w:tc>
@@ -5942,7 +6038,7 @@
           <w:tcPr/>
           <w:p>
             <w:pPr>
-              <w:pStyle w:val="Compact"/>
+              <w:pStyle w:val="afff1"/>
             </w:pPr>
             <w:r>
               <w:t xml:space="preserve">Группа №</w:t>
@@ -5953,7 +6049,7 @@
           <w:tcPr/>
           <w:p>
             <w:pPr>
-              <w:pStyle w:val="Compact"/>
+              <w:pStyle w:val="afff1"/>
             </w:pPr>
             <w:r>
               <w:t xml:space="preserve">Наименование цепи</w:t>
@@ -5964,7 +6060,7 @@
           <w:tcPr/>
           <w:p>
             <w:pPr>
-              <w:pStyle w:val="Compact"/>
+              <w:pStyle w:val="afff1"/>
             </w:pPr>
             <w:r>
               <w:t xml:space="preserve">Сопротивление, МОм</w:t>
@@ -5977,7 +6073,7 @@
           <w:tcPr/>
           <w:p>
             <w:pPr>
-              <w:pStyle w:val="Compact"/>
+              <w:pStyle w:val="afff1"/>
             </w:pPr>
             <w:r>
               <w:t xml:space="preserve">1</w:t>
@@ -5988,7 +6084,7 @@
           <w:tcPr/>
           <w:p>
             <w:pPr>
-              <w:pStyle w:val="Compact"/>
+              <w:pStyle w:val="affe"/>
             </w:pPr>
             <w:r>
               <w:t xml:space="preserve">Цепи переменного тока</w:t>
@@ -5999,7 +6095,7 @@
           <w:tcPr/>
           <w:p>
             <w:pPr>
-              <w:pStyle w:val="Compact"/>
+              <w:pStyle w:val="affe"/>
             </w:pPr>
           </w:p>
         </w:tc>
@@ -6009,7 +6105,7 @@
           <w:tcPr/>
           <w:p>
             <w:pPr>
-              <w:pStyle w:val="Compact"/>
+              <w:pStyle w:val="afff1"/>
             </w:pPr>
             <w:r>
               <w:t xml:space="preserve">2</w:t>
@@ -6020,7 +6116,7 @@
           <w:tcPr/>
           <w:p>
             <w:pPr>
-              <w:pStyle w:val="Compact"/>
+              <w:pStyle w:val="affe"/>
             </w:pPr>
             <w:r>
               <w:t xml:space="preserve">Цепи питания оперативным током</w:t>
@@ -6031,7 +6127,7 @@
           <w:tcPr/>
           <w:p>
             <w:pPr>
-              <w:pStyle w:val="Compact"/>
+              <w:pStyle w:val="affe"/>
             </w:pPr>
           </w:p>
         </w:tc>
@@ -6041,7 +6137,7 @@
           <w:tcPr/>
           <w:p>
             <w:pPr>
-              <w:pStyle w:val="Compact"/>
+              <w:pStyle w:val="afff1"/>
             </w:pPr>
             <w:r>
               <w:t xml:space="preserve">3</w:t>
@@ -6052,7 +6148,7 @@
           <w:tcPr/>
           <w:p>
             <w:pPr>
-              <w:pStyle w:val="Compact"/>
+              <w:pStyle w:val="affe"/>
             </w:pPr>
             <w:r>
               <w:t xml:space="preserve">Цепи выходных реле</w:t>
@@ -6063,7 +6159,7 @@
           <w:tcPr/>
           <w:p>
             <w:pPr>
-              <w:pStyle w:val="Compact"/>
+              <w:pStyle w:val="affe"/>
             </w:pPr>
           </w:p>
         </w:tc>
@@ -6073,7 +6169,7 @@
           <w:tcPr/>
           <w:p>
             <w:pPr>
-              <w:pStyle w:val="Compact"/>
+              <w:pStyle w:val="afff1"/>
             </w:pPr>
             <w:r>
               <w:t xml:space="preserve">4</w:t>
@@ -6084,7 +6180,7 @@
           <w:tcPr/>
           <w:p>
             <w:pPr>
-              <w:pStyle w:val="Compact"/>
+              <w:pStyle w:val="affe"/>
             </w:pPr>
             <w:r>
               <w:t xml:space="preserve">Выходные цепи дискретных сигналов от выходных реле</w:t>
@@ -6095,7 +6191,7 @@
           <w:tcPr/>
           <w:p>
             <w:pPr>
-              <w:pStyle w:val="Compact"/>
+              <w:pStyle w:val="affe"/>
             </w:pPr>
           </w:p>
         </w:tc>
@@ -6105,7 +6201,7 @@
           <w:tcPr/>
           <w:p>
             <w:pPr>
-              <w:pStyle w:val="Compact"/>
+              <w:pStyle w:val="afff1"/>
             </w:pPr>
             <w:r>
               <w:t xml:space="preserve">5</w:t>
@@ -6116,7 +6212,7 @@
           <w:tcPr/>
           <w:p>
             <w:pPr>
-              <w:pStyle w:val="Compact"/>
+              <w:pStyle w:val="affe"/>
             </w:pPr>
             <w:r>
               <w:t xml:space="preserve">Цепи сигнализации</w:t>
@@ -6127,7 +6223,7 @@
           <w:tcPr/>
           <w:p>
             <w:pPr>
-              <w:pStyle w:val="Compact"/>
+              <w:pStyle w:val="affe"/>
             </w:pPr>
           </w:p>
         </w:tc>
@@ -6300,7 +6396,7 @@
         <w:pStyle w:val="311"/>
       </w:pPr>
       <w:r>
-        <w:t xml:space="preserve">	Проверка производилась подачей однофазного тока на клеммы шкафа, указанные в таблице. Величина тока плавно увеличивалась до срабатывания реле, а затем плавно уменьшалась до возврата. Допустимая погрешность по току срабатывания – не более 10%, а коэффициент возврата – не менее 0,6.</w:t>
+        <w:t xml:space="preserve">Проверка производилась подачей однофазного тока на клеммы шкафа, указанные в таблице. Величина тока плавно увеличивалась до срабатывания реле, а затем плавно уменьшалась до возврата. Допустимая погрешность по току срабатывания – не более 10%, а коэффициент возврата – не менее 0,6.</w:t>
       </w:r>
     </w:p>
     <w:bookmarkEnd w:id="19"/>
@@ -6435,7 +6531,7 @@
           <w:tcPr/>
           <w:p>
             <w:pPr>
-              <w:pStyle w:val="Compact"/>
+              <w:pStyle w:val="afff1"/>
             </w:pPr>
             <w:r>
               <w:t xml:space="preserve">Входной сигнал</w:t>
@@ -6446,7 +6542,7 @@
           <w:tcPr/>
           <w:p>
             <w:pPr>
-              <w:pStyle w:val="Compact"/>
+              <w:pStyle w:val="afff1"/>
             </w:pPr>
             <w:r>
               <w:t xml:space="preserve">ГЗ АТ сигн 1 цепь</w:t>
@@ -6457,7 +6553,7 @@
           <w:tcPr/>
           <w:p>
             <w:pPr>
-              <w:pStyle w:val="Compact"/>
+              <w:pStyle w:val="afff1"/>
             </w:pPr>
             <w:r>
               <w:t xml:space="preserve">Выходной сигнал</w:t>
@@ -6470,7 +6566,7 @@
           <w:tcPr/>
           <w:p>
             <w:pPr>
-              <w:pStyle w:val="Compact"/>
+              <w:pStyle w:val="afff1"/>
             </w:pPr>
           </w:p>
         </w:tc>
@@ -6478,7 +6574,7 @@
           <w:tcPr/>
           <w:p>
             <w:pPr>
-              <w:pStyle w:val="Compact"/>
+              <w:pStyle w:val="affe"/>
             </w:pPr>
           </w:p>
         </w:tc>
@@ -6486,7 +6582,7 @@
           <w:tcPr/>
           <w:p>
             <w:pPr>
-              <w:pStyle w:val="Compact"/>
+              <w:pStyle w:val="affe"/>
             </w:pPr>
           </w:p>
         </w:tc>
@@ -6496,7 +6592,7 @@
           <w:tcPr/>
           <w:p>
             <w:pPr>
-              <w:pStyle w:val="Compact"/>
+              <w:pStyle w:val="afff1"/>
             </w:pPr>
           </w:p>
         </w:tc>
@@ -6504,7 +6600,7 @@
           <w:tcPr/>
           <w:p>
             <w:pPr>
-              <w:pStyle w:val="Compact"/>
+              <w:pStyle w:val="affe"/>
             </w:pPr>
           </w:p>
         </w:tc>
@@ -6512,7 +6608,7 @@
           <w:tcPr/>
           <w:p>
             <w:pPr>
-              <w:pStyle w:val="Compact"/>
+              <w:pStyle w:val="affe"/>
             </w:pPr>
           </w:p>
         </w:tc>
@@ -6522,7 +6618,7 @@
           <w:tcPr/>
           <w:p>
             <w:pPr>
-              <w:pStyle w:val="Compact"/>
+              <w:pStyle w:val="afff1"/>
             </w:pPr>
           </w:p>
         </w:tc>
@@ -6530,7 +6626,7 @@
           <w:tcPr/>
           <w:p>
             <w:pPr>
-              <w:pStyle w:val="Compact"/>
+              <w:pStyle w:val="affe"/>
             </w:pPr>
           </w:p>
         </w:tc>
@@ -6538,7 +6634,7 @@
           <w:tcPr/>
           <w:p>
             <w:pPr>
-              <w:pStyle w:val="Compact"/>
+              <w:pStyle w:val="affe"/>
             </w:pPr>
           </w:p>
         </w:tc>
@@ -11877,7 +11973,7 @@
     </w:lvl>
   </w:abstractNum>
   <w:abstractNum w:abstractNumId="40">
-    <w:nsid w:val="0072DA3C"/>
+    <w:nsid w:val="056232AB"/>
     <w:multiLevelType w:val="multilevel"/>
     <w:lvl w:ilvl="0">
       <w:numFmt w:val="bullet"/>
@@ -11980,7 +12076,7 @@
     </w:lvl>
   </w:abstractNum>
   <w:abstractNum w:abstractNumId="41">
-    <w:nsid w:val="010A8140"/>
+    <w:nsid w:val="0184FA42"/>
     <w:multiLevelType w:val="multilevel"/>
     <w:lvl w:ilvl="0">
       <w:start w:val="2"/>

--- a/SET_210.05-0/protocol_SET_210.05-0.docx
+++ b/SET_210.05-0/protocol_SET_210.05-0.docx
@@ -79,8 +79,7 @@
     </w:p>
     <w:p>
       <w:pPr>
-        <w:pStyle w:val="afffe"/>
-        <w:jc w:val="left"/>
+        <w:pStyle w:val="afffffff9"/>
         <w:rPr>
           <w:lang w:val="en-US"/>
         </w:rPr>
@@ -2858,7 +2857,7 @@
           </w:tcPr>
           <w:p>
             <w:pPr>
-              <w:pStyle w:val="afff1"/>
+              <w:pStyle w:val="affffff"/>
             </w:pPr>
             <w:r>
               <w:t>В</w:t>
@@ -3130,7 +3129,7 @@
           </w:tcPr>
           <w:p>
             <w:pPr>
-              <w:pStyle w:val="afff1"/>
+              <w:pStyle w:val="affffff"/>
             </w:pPr>
             <w:r>
               <w:t>К</w:t>
@@ -3406,7 +3405,7 @@
           </w:tcPr>
           <w:p>
             <w:pPr>
-              <w:pStyle w:val="afff1"/>
+              <w:pStyle w:val="affffff"/>
             </w:pPr>
             <w:r>
               <w:t>К1</w:t>
@@ -3672,7 +3671,7 @@
           </w:tcPr>
           <w:p>
             <w:pPr>
-              <w:pStyle w:val="afff1"/>
+              <w:pStyle w:val="affffff"/>
             </w:pPr>
             <w:r>
               <w:t>Н</w:t>
@@ -3936,7 +3935,7 @@
           </w:tcPr>
           <w:p>
             <w:pPr>
-              <w:pStyle w:val="afff1"/>
+              <w:pStyle w:val="affffff"/>
             </w:pPr>
             <w:r>
               <w:t>ТК</w:t>
@@ -4815,7 +4814,7 @@
     <w:bookmarkStart w:id="3" w:name="tbl:table21"/>
     <w:p>
       <w:pPr>
-        <w:pStyle w:val="311"/>
+        <w:pStyle w:val="afffffff9"/>
       </w:pPr>
       <w:r>
         <w:t xml:space="preserve">Таблица 2.1. Технические данные устройства</w:t>
@@ -4925,7 +4924,7 @@
           <w:tcPr/>
           <w:p>
             <w:pPr>
-              <w:pStyle w:val="afff1"/>
+              <w:pStyle w:val="affffff"/>
             </w:pPr>
           </w:p>
         </w:tc>
@@ -4997,7 +4996,7 @@
     <w:bookmarkStart w:id="4" w:name="tbl:table22"/>
     <w:p>
       <w:pPr>
-        <w:pStyle w:val="311"/>
+        <w:pStyle w:val="afffffff9"/>
       </w:pPr>
       <w:r>
         <w:t xml:space="preserve">Таблица 2.2. Технические данные устройства</w:t>
@@ -5070,7 +5069,7 @@
           <w:tcPr/>
           <w:p>
             <w:pPr>
-              <w:pStyle w:val="afff1"/>
+              <w:pStyle w:val="affffff"/>
             </w:pPr>
           </w:p>
         </w:tc>
@@ -5129,7 +5128,7 @@
     <w:bookmarkStart w:id="6" w:name="tbl:table23"/>
     <w:p>
       <w:pPr>
-        <w:pStyle w:val="311"/>
+        <w:pStyle w:val="afffffff9"/>
       </w:pPr>
       <w:r>
         <w:t xml:space="preserve">Таблица 2.3. Параметры трансформатора</w:t>
@@ -5330,7 +5329,7 @@
           <w:tcPr/>
           <w:p>
             <w:pPr>
-              <w:pStyle w:val="afff1"/>
+              <w:pStyle w:val="affffff"/>
             </w:pPr>
           </w:p>
         </w:tc>
@@ -5743,7 +5742,7 @@
     <w:bookmarkStart w:id="13" w:name="tbl:table71"/>
     <w:p>
       <w:pPr>
-        <w:pStyle w:val="311"/>
+        <w:pStyle w:val="afffffff9"/>
       </w:pPr>
       <w:r>
         <w:t xml:space="preserve">Таблица 7.1. Проверка сопротивления изоляции цепей</w:t>
@@ -5805,7 +5804,7 @@
           <w:tcPr/>
           <w:p>
             <w:pPr>
-              <w:pStyle w:val="afff1"/>
+              <w:pStyle w:val="affffff"/>
             </w:pPr>
             <w:r>
               <w:t xml:space="preserve">1</w:t>
@@ -5837,7 +5836,7 @@
           <w:tcPr/>
           <w:p>
             <w:pPr>
-              <w:pStyle w:val="afff1"/>
+              <w:pStyle w:val="affffff"/>
             </w:pPr>
             <w:r>
               <w:t xml:space="preserve">2</w:t>
@@ -5869,7 +5868,7 @@
           <w:tcPr/>
           <w:p>
             <w:pPr>
-              <w:pStyle w:val="afff1"/>
+              <w:pStyle w:val="affffff"/>
             </w:pPr>
             <w:r>
               <w:t xml:space="preserve">3</w:t>
@@ -5901,7 +5900,7 @@
           <w:tcPr/>
           <w:p>
             <w:pPr>
-              <w:pStyle w:val="afff1"/>
+              <w:pStyle w:val="affffff"/>
             </w:pPr>
             <w:r>
               <w:t xml:space="preserve">4</w:t>
@@ -5933,7 +5932,7 @@
           <w:tcPr/>
           <w:p>
             <w:pPr>
-              <w:pStyle w:val="afff1"/>
+              <w:pStyle w:val="affffff"/>
             </w:pPr>
             <w:r>
               <w:t xml:space="preserve">5</w:t>
@@ -6011,7 +6010,7 @@
     <w:bookmarkStart w:id="15" w:name="tbl:table72"/>
     <w:p>
       <w:pPr>
-        <w:pStyle w:val="311"/>
+        <w:pStyle w:val="afffffff9"/>
       </w:pPr>
       <w:r>
         <w:t xml:space="preserve">Таблица 7.2. Проверка сопротивления изоляции цепей</w:t>
@@ -6073,7 +6072,7 @@
           <w:tcPr/>
           <w:p>
             <w:pPr>
-              <w:pStyle w:val="afff1"/>
+              <w:pStyle w:val="affffff"/>
             </w:pPr>
             <w:r>
               <w:t xml:space="preserve">1</w:t>
@@ -6105,7 +6104,7 @@
           <w:tcPr/>
           <w:p>
             <w:pPr>
-              <w:pStyle w:val="afff1"/>
+              <w:pStyle w:val="affffff"/>
             </w:pPr>
             <w:r>
               <w:t xml:space="preserve">2</w:t>
@@ -6137,7 +6136,7 @@
           <w:tcPr/>
           <w:p>
             <w:pPr>
-              <w:pStyle w:val="afff1"/>
+              <w:pStyle w:val="affffff"/>
             </w:pPr>
             <w:r>
               <w:t xml:space="preserve">3</w:t>
@@ -6169,7 +6168,7 @@
           <w:tcPr/>
           <w:p>
             <w:pPr>
-              <w:pStyle w:val="afff1"/>
+              <w:pStyle w:val="affffff"/>
             </w:pPr>
             <w:r>
               <w:t xml:space="preserve">4</w:t>
@@ -6201,7 +6200,7 @@
           <w:tcPr/>
           <w:p>
             <w:pPr>
-              <w:pStyle w:val="afff1"/>
+              <w:pStyle w:val="affffff"/>
             </w:pPr>
             <w:r>
               <w:t xml:space="preserve">5</w:t>
@@ -6505,7 +6504,7 @@
     <w:bookmarkStart w:id="25" w:name="tbl:gzsign_1"/>
     <w:p>
       <w:pPr>
-        <w:pStyle w:val="311"/>
+        <w:pStyle w:val="afffffff9"/>
       </w:pPr>
       <w:r>
         <w:t xml:space="preserve">Таблица 10.1. Проверка работы ГЗ сигн 1 цепь</w:t>
@@ -6566,7 +6565,7 @@
           <w:tcPr/>
           <w:p>
             <w:pPr>
-              <w:pStyle w:val="afff1"/>
+              <w:pStyle w:val="affffff"/>
             </w:pPr>
           </w:p>
         </w:tc>
@@ -6592,7 +6591,7 @@
           <w:tcPr/>
           <w:p>
             <w:pPr>
-              <w:pStyle w:val="afff1"/>
+              <w:pStyle w:val="affffff"/>
             </w:pPr>
           </w:p>
         </w:tc>
@@ -6618,7 +6617,7 @@
           <w:tcPr/>
           <w:p>
             <w:pPr>
-              <w:pStyle w:val="afff1"/>
+              <w:pStyle w:val="affffff"/>
             </w:pPr>
           </w:p>
         </w:tc>
@@ -11973,7 +11972,7 @@
     </w:lvl>
   </w:abstractNum>
   <w:abstractNum w:abstractNumId="40">
-    <w:nsid w:val="056232AB"/>
+    <w:nsid w:val="009E618E"/>
     <w:multiLevelType w:val="multilevel"/>
     <w:lvl w:ilvl="0">
       <w:numFmt w:val="bullet"/>
@@ -12076,7 +12075,7 @@
     </w:lvl>
   </w:abstractNum>
   <w:abstractNum w:abstractNumId="41">
-    <w:nsid w:val="0184FA42"/>
+    <w:nsid w:val="032C2660"/>
     <w:multiLevelType w:val="multilevel"/>
     <w:lvl w:ilvl="0">
       <w:start w:val="2"/>
@@ -18386,6 +18385,16 @@
       <w:lang w:eastAsia="ru-RU"/>
     </w:rPr>
   </w:style>
+  <w:style w:type="paragraph" w:customStyle="1" w:styleId="afffffff9">
+    <w:name w:val="ДОК Таблица Текст Без Нумерации"/>
+    <w:basedOn w:val="af7"/>
+    <w:qFormat/>
+    <w:rsid w:val="00BC5258"/>
+    <w:pPr>
+      <w:keepNext/>
+      <w:spacing w:after="120"/>
+    </w:pPr>
+  </w:style>
 </w:styles>
 </file>
 

--- a/SET_210.05-0/protocol_SET_210.05-0.docx
+++ b/SET_210.05-0/protocol_SET_210.05-0.docx
@@ -11972,7 +11972,7 @@
     </w:lvl>
   </w:abstractNum>
   <w:abstractNum w:abstractNumId="40">
-    <w:nsid w:val="009E618E"/>
+    <w:nsid w:val="038B697A"/>
     <w:multiLevelType w:val="multilevel"/>
     <w:lvl w:ilvl="0">
       <w:numFmt w:val="bullet"/>
@@ -12075,7 +12075,7 @@
     </w:lvl>
   </w:abstractNum>
   <w:abstractNum w:abstractNumId="41">
-    <w:nsid w:val="032C2660"/>
+    <w:nsid w:val="0179A82F"/>
     <w:multiLevelType w:val="multilevel"/>
     <w:lvl w:ilvl="0">
       <w:start w:val="2"/>
@@ -16571,10 +16571,9 @@
     <w:basedOn w:val="af"/>
     <w:uiPriority w:val="99"/>
     <w:semiHidden/>
-    <w:rsid w:val="001C3A56"/>
+    <w:rsid w:val="002C7EBB"/>
     <w:pPr>
       <w:ind w:firstLine="709"/>
-      <w:jc w:val="both"/>
     </w:pPr>
     <w:rPr>
       <w:lang w:val="en-US" w:eastAsia="en-US"/>

--- a/SET_210.05-0/protocol_SET_210.05-0.docx
+++ b/SET_210.05-0/protocol_SET_210.05-0.docx
@@ -2857,7 +2857,7 @@
           </w:tcPr>
           <w:p>
             <w:pPr>
-              <w:pStyle w:val="affffff"/>
+              <w:pStyle w:val="afff1"/>
             </w:pPr>
             <w:r>
               <w:t>В</w:t>
@@ -3129,7 +3129,7 @@
           </w:tcPr>
           <w:p>
             <w:pPr>
-              <w:pStyle w:val="affffff"/>
+              <w:pStyle w:val="afff1"/>
             </w:pPr>
             <w:r>
               <w:t>К</w:t>
@@ -3405,7 +3405,7 @@
           </w:tcPr>
           <w:p>
             <w:pPr>
-              <w:pStyle w:val="affffff"/>
+              <w:pStyle w:val="afff1"/>
             </w:pPr>
             <w:r>
               <w:t>К1</w:t>
@@ -3671,7 +3671,7 @@
           </w:tcPr>
           <w:p>
             <w:pPr>
-              <w:pStyle w:val="affffff"/>
+              <w:pStyle w:val="afff1"/>
             </w:pPr>
             <w:r>
               <w:t>Н</w:t>
@@ -3935,7 +3935,7 @@
           </w:tcPr>
           <w:p>
             <w:pPr>
-              <w:pStyle w:val="affffff"/>
+              <w:pStyle w:val="afff1"/>
             </w:pPr>
             <w:r>
               <w:t>ТК</w:t>
@@ -4924,7 +4924,7 @@
           <w:tcPr/>
           <w:p>
             <w:pPr>
-              <w:pStyle w:val="affffff"/>
+              <w:pStyle w:val="afff1"/>
             </w:pPr>
           </w:p>
         </w:tc>
@@ -5069,7 +5069,7 @@
           <w:tcPr/>
           <w:p>
             <w:pPr>
-              <w:pStyle w:val="affffff"/>
+              <w:pStyle w:val="afff1"/>
             </w:pPr>
           </w:p>
         </w:tc>
@@ -5329,7 +5329,7 @@
           <w:tcPr/>
           <w:p>
             <w:pPr>
-              <w:pStyle w:val="affffff"/>
+              <w:pStyle w:val="afff1"/>
             </w:pPr>
           </w:p>
         </w:tc>
@@ -5804,7 +5804,7 @@
           <w:tcPr/>
           <w:p>
             <w:pPr>
-              <w:pStyle w:val="affffff"/>
+              <w:pStyle w:val="afff1"/>
             </w:pPr>
             <w:r>
               <w:t xml:space="preserve">1</w:t>
@@ -5836,7 +5836,7 @@
           <w:tcPr/>
           <w:p>
             <w:pPr>
-              <w:pStyle w:val="affffff"/>
+              <w:pStyle w:val="afff1"/>
             </w:pPr>
             <w:r>
               <w:t xml:space="preserve">2</w:t>
@@ -5868,7 +5868,7 @@
           <w:tcPr/>
           <w:p>
             <w:pPr>
-              <w:pStyle w:val="affffff"/>
+              <w:pStyle w:val="afff1"/>
             </w:pPr>
             <w:r>
               <w:t xml:space="preserve">3</w:t>
@@ -5900,7 +5900,7 @@
           <w:tcPr/>
           <w:p>
             <w:pPr>
-              <w:pStyle w:val="affffff"/>
+              <w:pStyle w:val="afff1"/>
             </w:pPr>
             <w:r>
               <w:t xml:space="preserve">4</w:t>
@@ -5932,7 +5932,7 @@
           <w:tcPr/>
           <w:p>
             <w:pPr>
-              <w:pStyle w:val="affffff"/>
+              <w:pStyle w:val="afff1"/>
             </w:pPr>
             <w:r>
               <w:t xml:space="preserve">5</w:t>
@@ -6072,7 +6072,7 @@
           <w:tcPr/>
           <w:p>
             <w:pPr>
-              <w:pStyle w:val="affffff"/>
+              <w:pStyle w:val="afff1"/>
             </w:pPr>
             <w:r>
               <w:t xml:space="preserve">1</w:t>
@@ -6104,7 +6104,7 @@
           <w:tcPr/>
           <w:p>
             <w:pPr>
-              <w:pStyle w:val="affffff"/>
+              <w:pStyle w:val="afff1"/>
             </w:pPr>
             <w:r>
               <w:t xml:space="preserve">2</w:t>
@@ -6136,7 +6136,7 @@
           <w:tcPr/>
           <w:p>
             <w:pPr>
-              <w:pStyle w:val="affffff"/>
+              <w:pStyle w:val="afff1"/>
             </w:pPr>
             <w:r>
               <w:t xml:space="preserve">3</w:t>
@@ -6168,7 +6168,7 @@
           <w:tcPr/>
           <w:p>
             <w:pPr>
-              <w:pStyle w:val="affffff"/>
+              <w:pStyle w:val="afff1"/>
             </w:pPr>
             <w:r>
               <w:t xml:space="preserve">4</w:t>
@@ -6200,7 +6200,7 @@
           <w:tcPr/>
           <w:p>
             <w:pPr>
-              <w:pStyle w:val="affffff"/>
+              <w:pStyle w:val="afff1"/>
             </w:pPr>
             <w:r>
               <w:t xml:space="preserve">5</w:t>
@@ -6565,7 +6565,7 @@
           <w:tcPr/>
           <w:p>
             <w:pPr>
-              <w:pStyle w:val="affffff"/>
+              <w:pStyle w:val="afff1"/>
             </w:pPr>
           </w:p>
         </w:tc>
@@ -6591,7 +6591,7 @@
           <w:tcPr/>
           <w:p>
             <w:pPr>
-              <w:pStyle w:val="affffff"/>
+              <w:pStyle w:val="afff1"/>
             </w:pPr>
           </w:p>
         </w:tc>
@@ -6617,7 +6617,7 @@
           <w:tcPr/>
           <w:p>
             <w:pPr>
-              <w:pStyle w:val="affffff"/>
+              <w:pStyle w:val="afff1"/>
             </w:pPr>
           </w:p>
         </w:tc>
@@ -11972,7 +11972,7 @@
     </w:lvl>
   </w:abstractNum>
   <w:abstractNum w:abstractNumId="40">
-    <w:nsid w:val="038B697A"/>
+    <w:nsid w:val="02182B8E"/>
     <w:multiLevelType w:val="multilevel"/>
     <w:lvl w:ilvl="0">
       <w:numFmt w:val="bullet"/>
@@ -12075,7 +12075,7 @@
     </w:lvl>
   </w:abstractNum>
   <w:abstractNum w:abstractNumId="41">
-    <w:nsid w:val="0179A82F"/>
+    <w:nsid w:val="03AF0706"/>
     <w:multiLevelType w:val="multilevel"/>
     <w:lvl w:ilvl="0">
       <w:start w:val="2"/>

--- a/SET_210.05-0/protocol_SET_210.05-0.docx
+++ b/SET_210.05-0/protocol_SET_210.05-0.docx
@@ -6468,11 +6468,17 @@
       <w:r>
         <w:t xml:space="preserve">I. Функция введена в работу (программный переключатель «ГЗ АТ сигн 1 цепь» в положении «Введено»)</w:t>
       </w:r>
-      <w:r>
-        <w:t xml:space="preserve"> </w:t>
-      </w:r>
-      <w:r>
-        <w:t xml:space="preserve">1. При подаче/снятии сигнала «Срабатывание сигнальной ступени ГЗ АТ» (+220 В на клемму X:79) было проверено, что функция срабатывает/не срабатывает при отсутствии сигнала оперативного вывода функции («ГЗ АТ сигн/ ГЗ сигн 1 цепь: Вывод» не активное состояние), при этом фиксируется появления/пропадание сигналов «ГЗ АТ сигн/ ГЗ сигн 1 цепь: Срабатывание», «ГЗ АТ сигн/ ГЗ сигн 1 цепь: Срабатывание»</w:t>
+    </w:p>
+    <w:p>
+      <w:pPr>
+        <w:pStyle w:val="311"/>
+        <w:numPr>
+          <w:ilvl w:val="0"/>
+          <w:numId w:val="47"/>
+        </w:numPr>
+      </w:pPr>
+      <w:r>
+        <w:t xml:space="preserve">При подаче/снятии сигнала «Срабатывание сигнальной ступени ГЗ АТ» (+220 В на клемму X:79) было проверено, что функция срабатывает/не срабатывает при отсутствии сигнала оперативного вывода функции («ГЗ АТ сигн/ ГЗ сигн 1 цепь: Вывод» не активное состояние), при этом фиксируется появления/пропадание сигналов «ГЗ АТ сигн/ ГЗ сигн 1 цепь: Срабатывание», «ГЗ АТ сигн/ ГЗ сигн 1 цепь: Срабатывание»</w:t>
       </w:r>
     </w:p>
     <w:p>
@@ -11972,7 +11978,7 @@
     </w:lvl>
   </w:abstractNum>
   <w:abstractNum w:abstractNumId="40">
-    <w:nsid w:val="02182B8E"/>
+    <w:nsid w:val="001ADCD0"/>
     <w:multiLevelType w:val="multilevel"/>
     <w:lvl w:ilvl="0">
       <w:numFmt w:val="bullet"/>
@@ -12075,10 +12081,10 @@
     </w:lvl>
   </w:abstractNum>
   <w:abstractNum w:abstractNumId="41">
-    <w:nsid w:val="03AF0706"/>
+    <w:nsid w:val="00AA1D3A"/>
     <w:multiLevelType w:val="multilevel"/>
     <w:lvl w:ilvl="0">
-      <w:start w:val="2"/>
+      <w:start w:val="1"/>
       <w:numFmt w:val="decimal"/>
       <w:lvlText w:val="%1."/>
       <w:lvlJc w:val="left"/>
@@ -12087,7 +12093,7 @@
       </w:pPr>
     </w:lvl>
     <w:lvl w:ilvl="1">
-      <w:start w:val="2"/>
+      <w:start w:val="1"/>
       <w:numFmt w:val="decimal"/>
       <w:lvlText w:val="%2."/>
       <w:lvlJc w:val="left"/>
@@ -12096,7 +12102,7 @@
       </w:pPr>
     </w:lvl>
     <w:lvl w:ilvl="2">
-      <w:start w:val="2"/>
+      <w:start w:val="1"/>
       <w:numFmt w:val="decimal"/>
       <w:lvlText w:val="%3."/>
       <w:lvlJc w:val="left"/>
@@ -12105,7 +12111,7 @@
       </w:pPr>
     </w:lvl>
     <w:lvl w:ilvl="3">
-      <w:start w:val="2"/>
+      <w:start w:val="1"/>
       <w:numFmt w:val="decimal"/>
       <w:lvlText w:val="%4."/>
       <w:lvlJc w:val="left"/>
@@ -12114,7 +12120,7 @@
       </w:pPr>
     </w:lvl>
     <w:lvl w:ilvl="4">
-      <w:start w:val="2"/>
+      <w:start w:val="1"/>
       <w:numFmt w:val="decimal"/>
       <w:lvlText w:val="%5."/>
       <w:lvlJc w:val="left"/>
@@ -12123,7 +12129,7 @@
       </w:pPr>
     </w:lvl>
     <w:lvl w:ilvl="5">
-      <w:start w:val="2"/>
+      <w:start w:val="1"/>
       <w:numFmt w:val="decimal"/>
       <w:lvlText w:val="%6."/>
       <w:lvlJc w:val="left"/>
@@ -12132,7 +12138,7 @@
       </w:pPr>
     </w:lvl>
     <w:lvl w:ilvl="6">
-      <w:start w:val="2"/>
+      <w:start w:val="1"/>
       <w:numFmt w:val="decimal"/>
       <w:lvlText w:val="%7."/>
       <w:lvlJc w:val="left"/>
@@ -12141,7 +12147,7 @@
       </w:pPr>
     </w:lvl>
     <w:lvl w:ilvl="7">
-      <w:start w:val="2"/>
+      <w:start w:val="1"/>
       <w:numFmt w:val="decimal"/>
       <w:lvlText w:val="%8."/>
       <w:lvlJc w:val="left"/>
@@ -12150,7 +12156,7 @@
       </w:pPr>
     </w:lvl>
     <w:lvl w:ilvl="8">
-      <w:start w:val="2"/>
+      <w:start w:val="1"/>
       <w:numFmt w:val="decimal"/>
       <w:lvlText w:val="%9."/>
       <w:lvlJc w:val="left"/>
@@ -12660,31 +12666,31 @@
   <w:num w:numId="47">
     <w:abstractNumId w:val="41"/>
     <w:lvlOverride w:ilvl="0">
-      <w:startOverride w:val="2"/>
+      <w:startOverride w:val="1"/>
     </w:lvlOverride>
     <w:lvlOverride w:ilvl="1">
-      <w:startOverride w:val="2"/>
+      <w:startOverride w:val="1"/>
     </w:lvlOverride>
     <w:lvlOverride w:ilvl="2">
-      <w:startOverride w:val="2"/>
+      <w:startOverride w:val="1"/>
     </w:lvlOverride>
     <w:lvlOverride w:ilvl="3">
-      <w:startOverride w:val="2"/>
+      <w:startOverride w:val="1"/>
     </w:lvlOverride>
     <w:lvlOverride w:ilvl="4">
-      <w:startOverride w:val="2"/>
+      <w:startOverride w:val="1"/>
     </w:lvlOverride>
     <w:lvlOverride w:ilvl="5">
-      <w:startOverride w:val="2"/>
+      <w:startOverride w:val="1"/>
     </w:lvlOverride>
     <w:lvlOverride w:ilvl="6">
-      <w:startOverride w:val="2"/>
+      <w:startOverride w:val="1"/>
     </w:lvlOverride>
     <w:lvlOverride w:ilvl="7">
-      <w:startOverride w:val="2"/>
+      <w:startOverride w:val="1"/>
     </w:lvlOverride>
     <w:lvlOverride w:ilvl="8">
-      <w:startOverride w:val="2"/>
+      <w:startOverride w:val="1"/>
     </w:lvlOverride>
   </w:num>
   <w:num w:numId="45" w16cid:durableId="2061784379">

--- a/SET_210.05-0/protocol_SET_210.05-0.docx
+++ b/SET_210.05-0/protocol_SET_210.05-0.docx
@@ -4987,7 +4987,7 @@
     <w:bookmarkEnd w:id="1"/>
     <w:p>
       <w:pPr>
-        <w:pStyle w:val="affff3"/>
+        <w:pStyle w:val="311"/>
       </w:pPr>
       <w:r>
         <w:t xml:space="preserve">Код заказа ИЧМ: _______________________________________________________________________</w:t>
@@ -5677,7 +5677,7 @@
     </w:p>
     <w:p>
       <w:pPr>
-        <w:pStyle w:val="affff3"/>
+        <w:pStyle w:val="311"/>
       </w:pPr>
       <w:r>
         <w:t xml:space="preserve">Результат проверки: _______________________________________________________</w:t>
@@ -5963,7 +5963,7 @@
     <w:bookmarkEnd w:id="11"/>
     <w:p>
       <w:pPr>
-        <w:pStyle w:val="affff3"/>
+        <w:pStyle w:val="311"/>
       </w:pPr>
       <w:r>
         <w:t xml:space="preserve">Результат проверки: _______________________________________________________</w:t>
@@ -6259,7 +6259,7 @@
     </w:p>
     <w:p>
       <w:pPr>
-        <w:pStyle w:val="affff3"/>
+        <w:pStyle w:val="311"/>
       </w:pPr>
       <w:r>
         <w:t xml:space="preserve">Результат проверки: _______________________________________________________</w:t>
@@ -6294,7 +6294,7 @@
     </w:p>
     <w:p>
       <w:pPr>
-        <w:pStyle w:val="affff3"/>
+        <w:pStyle w:val="311"/>
       </w:pPr>
       <w:r>
         <w:t xml:space="preserve">Конфигурация и уставки устройства соответствуют проектным: Да / Нет</w:t>
@@ -6347,7 +6347,7 @@
     </w:p>
     <w:p>
       <w:pPr>
-        <w:pStyle w:val="affff3"/>
+        <w:pStyle w:val="311"/>
       </w:pPr>
       <w:r>
         <w:t xml:space="preserve">Определение величин срабатывания и возврата реле тока и напряжения выполняется путем плавного изменения соответствующей величины тока или напряжения, а поиск времени срабатывания и возврата – путем изменения соответствующей величины скачком от нуля до значения удвоенной величины срабатывания и сброса этого значения до нуля.</w:t>
@@ -6648,7 +6648,7 @@
     <w:bookmarkEnd w:id="22"/>
     <w:p>
       <w:pPr>
-        <w:pStyle w:val="affff3"/>
+        <w:pStyle w:val="311"/>
       </w:pPr>
       <w:r>
         <w:t xml:space="preserve">Результат проверки:</w:t>
@@ -11978,7 +11978,7 @@
     </w:lvl>
   </w:abstractNum>
   <w:abstractNum w:abstractNumId="40">
-    <w:nsid w:val="001ADCD0"/>
+    <w:nsid w:val="04D46F83"/>
     <w:multiLevelType w:val="multilevel"/>
     <w:lvl w:ilvl="0">
       <w:numFmt w:val="bullet"/>
@@ -12081,7 +12081,7 @@
     </w:lvl>
   </w:abstractNum>
   <w:abstractNum w:abstractNumId="41">
-    <w:nsid w:val="00AA1D3A"/>
+    <w:nsid w:val="0205D8E0"/>
     <w:multiLevelType w:val="multilevel"/>
     <w:lvl w:ilvl="0">
       <w:start w:val="1"/>
